--- a/docs/deliverables/08-软件需求规格说明书SRS.docx
+++ b/docs/deliverables/08-软件需求规格说明书SRS.docx
@@ -12,7 +12,7 @@
           <w:rFonts w:eastAsia="宋体"/>
           <w:sz w:val="24"/>
         </w:rPr>
-        <w:t>ERP-G2-03    V1.0</w:t>
+        <w:t>YJGL-G2-03    V1.0</w:t>
       </w:r>
       <w:r>
         <w:rPr>
@@ -160,7 +160,7 @@
           <w:rFonts w:eastAsia="仿宋"/>
           <w:sz w:val="32"/>
         </w:rPr>
-        <w:t>编制单位：项目组三人组</w:t>
+        <w:t>编制单位：020202项目组</w:t>
       </w:r>
       <w:r>
         <w:rPr>
@@ -214,7 +214,7 @@
           <w:rFonts w:eastAsia="仿宋"/>
           <w:sz w:val="32"/>
         </w:rPr>
-        <w:t>批    准：【待人工确认】</w:t>
+        <w:t>批    准：李晓雷（教师模拟甲方代表）</w:t>
       </w:r>
       <w:r>
         <w:rPr>

--- a/docs/deliverables/08-软件需求规格说明书SRS.docx
+++ b/docs/deliverables/08-软件需求规格说明书SRS.docx
@@ -8,29 +8,7 @@
         <w:jc w:val="right"/>
       </w:pPr>
       <w:r>
-        <w:rPr>
-          <w:rFonts w:eastAsia="宋体"/>
-          <w:sz w:val="24"/>
-        </w:rPr>
-        <w:t>YJGL-G2-03    V1.0</w:t>
-      </w:r>
-      <w:r>
-        <w:rPr>
-          <w:rFonts w:eastAsia="宋体"/>
-          <w:sz w:val="24"/>
-        </w:rPr>
-      </w:r>
-      <w:r>
-        <w:rPr>
-          <w:rFonts w:eastAsia="宋体"/>
-          <w:sz w:val="24"/>
-        </w:rPr>
-      </w:r>
-      <w:r>
-        <w:rPr>
-          <w:rFonts w:eastAsia="宋体"/>
-          <w:sz w:val="24"/>
-        </w:rPr>
+        <w:t>YJGL-G2-03    V1.1</w:t>
       </w:r>
     </w:p>
     <w:p>
@@ -210,35 +188,7 @@
         <w:jc w:val="left"/>
       </w:pPr>
       <w:r>
-        <w:rPr>
-          <w:rFonts w:eastAsia="仿宋"/>
-          <w:sz w:val="32"/>
-        </w:rPr>
-        <w:t>批    准：李晓雷（教师模拟甲方代表）</w:t>
-      </w:r>
-      <w:r>
-        <w:rPr>
-          <w:rFonts w:eastAsia="仿宋"/>
-          <w:sz w:val="32"/>
-        </w:rPr>
-      </w:r>
-      <w:r>
-        <w:rPr>
-          <w:rFonts w:eastAsia="仿宋"/>
-          <w:sz w:val="32"/>
-        </w:rPr>
-      </w:r>
-      <w:r>
-        <w:rPr>
-          <w:rFonts w:eastAsia="仿宋"/>
-          <w:sz w:val="32"/>
-        </w:rPr>
-      </w:r>
-      <w:r>
-        <w:rPr>
-          <w:rFonts w:eastAsia="仿宋"/>
-          <w:sz w:val="32"/>
-        </w:rPr>
+        <w:t>批    准：【待人工确认】</w:t>
       </w:r>
     </w:p>
     <w:p>
@@ -248,47 +198,7 @@
         <w:jc w:val="left"/>
       </w:pPr>
       <w:r>
-        <w:rPr>
-          <w:rFonts w:eastAsia="仿宋"/>
-          <w:sz w:val="32"/>
-        </w:rPr>
-        <w:t>编制日期：2026 年 9 月 14 日</w:t>
-      </w:r>
-      <w:r>
-        <w:rPr>
-          <w:rFonts w:eastAsia="仿宋"/>
-          <w:sz w:val="32"/>
-        </w:rPr>
-      </w:r>
-      <w:r>
-        <w:rPr>
-          <w:rFonts w:eastAsia="仿宋"/>
-          <w:sz w:val="32"/>
-        </w:rPr>
-      </w:r>
-      <w:r>
-        <w:rPr>
-          <w:rFonts w:eastAsia="仿宋"/>
-          <w:sz w:val="32"/>
-        </w:rPr>
-      </w:r>
-      <w:r>
-        <w:rPr>
-          <w:rFonts w:eastAsia="仿宋"/>
-          <w:sz w:val="32"/>
-        </w:rPr>
-      </w:r>
-      <w:r>
-        <w:rPr>
-          <w:rFonts w:eastAsia="仿宋"/>
-          <w:sz w:val="32"/>
-        </w:rPr>
-      </w:r>
-      <w:r>
-        <w:rPr>
-          <w:rFonts w:eastAsia="仿宋"/>
-          <w:sz w:val="32"/>
-        </w:rPr>
+        <w:t>编制日期：2026 年 9 月 15 日</w:t>
       </w:r>
     </w:p>
     <w:p>
@@ -539,6 +449,103 @@
           </w:p>
         </w:tc>
       </w:tr>
+      <w:tr>
+        <w:tc>
+          <w:tcPr>
+            <w:tcW w:type="dxa" w:w="1468"/>
+            <w:vAlign w:val="center"/>
+          </w:tcPr>
+          <w:p>
+            <w:pPr>
+              <w:spacing w:before="0" w:after="0" w:line="240" w:lineRule="auto"/>
+            </w:pPr>
+            <w:r>
+              <w:rPr>
+                <w:rFonts w:ascii="宋体" w:hAnsi="宋体" w:eastAsia="宋体"/>
+                <w:b w:val="0"/>
+                <w:sz w:val="17"/>
+              </w:rPr>
+              <w:t>V1.1</w:t>
+            </w:r>
+          </w:p>
+        </w:tc>
+        <w:tc>
+          <w:tcPr>
+            <w:tcW w:type="dxa" w:w="1487"/>
+            <w:vAlign w:val="center"/>
+          </w:tcPr>
+          <w:p>
+            <w:pPr>
+              <w:spacing w:before="0" w:after="0" w:line="240" w:lineRule="auto"/>
+            </w:pPr>
+            <w:r>
+              <w:rPr>
+                <w:rFonts w:ascii="宋体" w:hAnsi="宋体" w:eastAsia="宋体"/>
+                <w:b w:val="0"/>
+                <w:sz w:val="17"/>
+              </w:rPr>
+              <w:t>2026-09-15</w:t>
+            </w:r>
+          </w:p>
+        </w:tc>
+        <w:tc>
+          <w:tcPr>
+            <w:tcW w:type="dxa" w:w="1464"/>
+            <w:vAlign w:val="center"/>
+          </w:tcPr>
+          <w:p>
+            <w:pPr>
+              <w:spacing w:before="0" w:after="0" w:line="240" w:lineRule="auto"/>
+            </w:pPr>
+            <w:r>
+              <w:rPr>
+                <w:rFonts w:ascii="宋体" w:hAnsi="宋体" w:eastAsia="宋体"/>
+                <w:b w:val="0"/>
+                <w:sz w:val="17"/>
+              </w:rPr>
+              <w:t>第3、5、6、10章</w:t>
+            </w:r>
+          </w:p>
+        </w:tc>
+        <w:tc>
+          <w:tcPr>
+            <w:tcW w:type="dxa" w:w="3178"/>
+            <w:vAlign w:val="center"/>
+          </w:tcPr>
+          <w:p>
+            <w:pPr>
+              <w:spacing w:before="0" w:after="0" w:line="240" w:lineRule="auto"/>
+            </w:pPr>
+            <w:r>
+              <w:rPr>
+                <w:rFonts w:ascii="宋体" w:hAnsi="宋体" w:eastAsia="宋体"/>
+                <w:b w:val="0"/>
+                <w:sz w:val="17"/>
+              </w:rPr>
+              <w:t>G2-R03深化核心流程、状态模型、字段字典与PE/NFR量化表，重建正式件并完成自动渲染QA。</w:t>
+            </w:r>
+          </w:p>
+        </w:tc>
+        <w:tc>
+          <w:tcPr>
+            <w:tcW w:type="dxa" w:w="1419"/>
+            <w:vAlign w:val="center"/>
+          </w:tcPr>
+          <w:p>
+            <w:pPr>
+              <w:spacing w:before="0" w:after="0" w:line="240" w:lineRule="auto"/>
+            </w:pPr>
+            <w:r>
+              <w:rPr>
+                <w:rFonts w:ascii="宋体" w:hAnsi="宋体" w:eastAsia="宋体"/>
+                <w:b w:val="0"/>
+                <w:sz w:val="17"/>
+              </w:rPr>
+              <w:t>何思源</w:t>
+            </w:r>
+          </w:p>
+        </w:tc>
+      </w:tr>
     </w:tbl>
     <w:p>
       <w:pPr>
@@ -546,11 +553,7 @@
         <w:jc w:val="left"/>
       </w:pPr>
       <w:r>
-        <w:rPr>
-          <w:rFonts w:eastAsia="宋体"/>
-          <w:sz w:val="18"/>
-        </w:rPr>
-        <w:t>注：业务内容以已完成复核的 G2-03 工作稿为准；教学样例仅用于承载结构和版式。</w:t>
+        <w:t>注：业务内容以 G2-R03 深化后的受控 SRS 工作稿为准；教学样例仅用于承载结构和版式。</w:t>
       </w:r>
     </w:p>
     <w:p>
@@ -5509,13 +5512,7 @@
     <w:p>
       <w:pPr/>
       <w:r>
-        <w:t xml:space="preserve">本说明书将第二关已确认的 29 条 MVP 功能需求整理为给人阅读、可评审、可验证的需求规格，为 </w:t>
-      </w:r>
-      <w:r>
-        <w:t>spec.md</w:t>
-      </w:r>
-      <w:r>
-        <w:t>、反向澄清、RTM、设计和测试提供统一输入。本文中的“验证”表示应形成可复核证据，不表示接口、环境或能力已经验收通过。</w:t>
+        <w:t>本说明书以39条受控功能需求为基础，形成可独立阅读、可评审、可验证的需求规格，为spec.md、反向澄清、RTM、设计和测试提供统一输入。本文中的“验证”表示应形成可复核证据，不表示接口、环境或能力已经验收通过。</w:t>
       </w:r>
     </w:p>
     <w:p>
@@ -5783,7 +5780,7 @@
     <w:p>
       <w:pPr/>
       <w:r>
-        <w:t>下表中的验收标准均为当前 v0.1 候选，供 G2-04 建立机器可读双镜像，并在 G2-05 澄清后受控修订。</w:t>
+        <w:t>下表保留39条受控功能需求及既有验收标准。G2-R03补充的流程、状态、字段和量化要求仅深化需求语义；影响AC的细化项明确列为G2-R05的spec/RTM待同步项。</w:t>
       </w:r>
     </w:p>
     <w:p>
@@ -5792,6 +5789,15 @@
       </w:pPr>
       <w:r>
         <w:t>3.1 MVP-1 数字预案与事件处置闭环</w:t>
+      </w:r>
+    </w:p>
+    <w:p>
+      <w:pPr>
+        <w:keepNext/>
+        <w:jc w:val="center"/>
+      </w:pPr>
+      <w:r>
+        <w:t>表 3-1 数字预案与事件处置功能需求</w:t>
       </w:r>
     </w:p>
     <w:tbl>
@@ -6658,766 +6664,13 @@
         <w:t>3.2 MVP-2 指挥态势 视频与定位联动</w:t>
       </w:r>
     </w:p>
-    <w:tbl>
-      <w:tblPr>
-        <w:tblW w:w="5000" w:type="pct"/>
-        <w:tblBorders>
-          <w:top w:val="single" w:sz="2" w:space="0" w:color="8A9BA8"/>
-          <w:left w:val="single" w:sz="2" w:space="0" w:color="8A9BA8"/>
-          <w:bottom w:val="single" w:sz="2" w:space="0" w:color="8A9BA8"/>
-          <w:right w:val="single" w:sz="2" w:space="0" w:color="8A9BA8"/>
-          <w:insideH w:val="single" w:sz="2" w:space="0" w:color="8A9BA8"/>
-          <w:insideV w:val="single" w:sz="2" w:space="0" w:color="8A9BA8"/>
-        </w:tblBorders>
-        <w:tblLayout w:type="fixed"/>
-        <w:tblCellMar>
-          <w:left w:w="10" w:type="dxa"/>
-          <w:right w:w="10" w:type="dxa"/>
-        </w:tblCellMar>
-        <w:tblLook w:val="04A0" w:firstRow="1" w:lastRow="0" w:firstColumn="1" w:lastColumn="0" w:noHBand="0" w:noVBand="1"/>
-      </w:tblPr>
-      <w:tblGrid>
-        <w:gridCol w:w="1050"/>
-        <w:gridCol w:w="1800"/>
-        <w:gridCol w:w="2850"/>
-        <w:gridCol w:w="3300"/>
-      </w:tblGrid>
-      <w:tr>
-        <w:trPr>
-          <w:tblHeader/>
-        </w:trPr>
-        <w:tc>
-          <w:tcPr>
-            <w:tcW w:w="1050" w:type="dxa"/>
-            <w:shd w:val="clear" w:color="auto" w:fill="DCE6F1"/>
-            <w:tcMar>
-              <w:top w:w="80" w:type="dxa"/>
-              <w:left w:w="100" w:type="dxa"/>
-              <w:bottom w:w="80" w:type="dxa"/>
-              <w:right w:w="100" w:type="dxa"/>
-            </w:tcMar>
-          </w:tcPr>
-          <w:p>
-            <w:pPr>
-              <w:spacing w:line="300" w:lineRule="auto"/>
-            </w:pPr>
-            <w:r/>
-            <w:r>
-              <w:rPr>
-                <w:rFonts w:eastAsia="宋体"/>
-                <w:b/>
-                <w:bCs/>
-                <w:sz w:val="24"/>
-                <w:szCs w:val="24"/>
-              </w:rPr>
-              <w:t>需求编号</w:t>
-            </w:r>
-          </w:p>
-        </w:tc>
-        <w:tc>
-          <w:tcPr>
-            <w:tcW w:w="1800" w:type="dxa"/>
-            <w:shd w:val="clear" w:color="auto" w:fill="DCE6F1"/>
-            <w:tcMar>
-              <w:top w:w="80" w:type="dxa"/>
-              <w:left w:w="100" w:type="dxa"/>
-              <w:bottom w:w="80" w:type="dxa"/>
-              <w:right w:w="100" w:type="dxa"/>
-            </w:tcMar>
-          </w:tcPr>
-          <w:p>
-            <w:pPr>
-              <w:spacing w:line="300" w:lineRule="auto"/>
-            </w:pPr>
-            <w:r/>
-            <w:r>
-              <w:rPr>
-                <w:rFonts w:eastAsia="宋体"/>
-                <w:b/>
-                <w:bCs/>
-                <w:sz w:val="24"/>
-                <w:szCs w:val="24"/>
-              </w:rPr>
-              <w:t>来源</w:t>
-            </w:r>
-          </w:p>
-        </w:tc>
-        <w:tc>
-          <w:tcPr>
-            <w:tcW w:w="2850" w:type="dxa"/>
-            <w:shd w:val="clear" w:color="auto" w:fill="DCE6F1"/>
-            <w:tcMar>
-              <w:top w:w="80" w:type="dxa"/>
-              <w:left w:w="100" w:type="dxa"/>
-              <w:bottom w:w="80" w:type="dxa"/>
-              <w:right w:w="100" w:type="dxa"/>
-            </w:tcMar>
-          </w:tcPr>
-          <w:p>
-            <w:pPr>
-              <w:spacing w:line="300" w:lineRule="auto"/>
-            </w:pPr>
-            <w:r/>
-            <w:r>
-              <w:rPr>
-                <w:rFonts w:eastAsia="宋体"/>
-                <w:b/>
-                <w:bCs/>
-                <w:sz w:val="24"/>
-                <w:szCs w:val="24"/>
-              </w:rPr>
-              <w:t>需求陈述</w:t>
-            </w:r>
-          </w:p>
-        </w:tc>
-        <w:tc>
-          <w:tcPr>
-            <w:tcW w:w="3300" w:type="dxa"/>
-            <w:shd w:val="clear" w:color="auto" w:fill="DCE6F1"/>
-            <w:tcMar>
-              <w:top w:w="80" w:type="dxa"/>
-              <w:left w:w="100" w:type="dxa"/>
-              <w:bottom w:w="80" w:type="dxa"/>
-              <w:right w:w="100" w:type="dxa"/>
-            </w:tcMar>
-          </w:tcPr>
-          <w:p>
-            <w:pPr>
-              <w:spacing w:line="300" w:lineRule="auto"/>
-            </w:pPr>
-            <w:r/>
-            <w:r>
-              <w:rPr>
-                <w:rFonts w:eastAsia="宋体"/>
-                <w:b/>
-                <w:bCs/>
-                <w:sz w:val="24"/>
-                <w:szCs w:val="24"/>
-              </w:rPr>
-              <w:t>验收标准</w:t>
-            </w:r>
-          </w:p>
-        </w:tc>
-      </w:tr>
-      <w:tr>
-        <w:tc>
-          <w:tcPr>
-            <w:tcW w:w="1050" w:type="dxa"/>
-            <w:tcMar>
-              <w:top w:w="80" w:type="dxa"/>
-              <w:left w:w="100" w:type="dxa"/>
-              <w:bottom w:w="80" w:type="dxa"/>
-              <w:right w:w="100" w:type="dxa"/>
-            </w:tcMar>
-          </w:tcPr>
-          <w:p>
-            <w:pPr>
-              <w:spacing w:line="300" w:lineRule="auto"/>
-            </w:pPr>
-            <w:r/>
-            <w:r>
-              <w:rPr>
-                <w:rFonts w:eastAsia="宋体"/>
-                <w:sz w:val="22"/>
-                <w:szCs w:val="22"/>
-              </w:rPr>
-              <w:t>G2-FR-004★</w:t>
-            </w:r>
-          </w:p>
-        </w:tc>
-        <w:tc>
-          <w:tcPr>
-            <w:tcW w:w="1800" w:type="dxa"/>
-            <w:tcMar>
-              <w:top w:w="80" w:type="dxa"/>
-              <w:left w:w="100" w:type="dxa"/>
-              <w:bottom w:w="80" w:type="dxa"/>
-              <w:right w:w="100" w:type="dxa"/>
-            </w:tcMar>
-          </w:tcPr>
-          <w:p>
-            <w:pPr>
-              <w:spacing w:line="300" w:lineRule="auto"/>
-            </w:pPr>
-            <w:r/>
-            <w:r>
-              <w:rPr>
-                <w:rFonts w:eastAsia="宋体"/>
-                <w:sz w:val="22"/>
-                <w:szCs w:val="22"/>
-              </w:rPr>
-              <w:t>FR-02.1；US-008；F-104</w:t>
-            </w:r>
-          </w:p>
-        </w:tc>
-        <w:tc>
-          <w:tcPr>
-            <w:tcW w:w="2850" w:type="dxa"/>
-            <w:tcMar>
-              <w:top w:w="80" w:type="dxa"/>
-              <w:left w:w="100" w:type="dxa"/>
-              <w:bottom w:w="80" w:type="dxa"/>
-              <w:right w:w="100" w:type="dxa"/>
-            </w:tcMar>
-          </w:tcPr>
-          <w:p>
-            <w:pPr>
-              <w:spacing w:line="300" w:lineRule="auto"/>
-            </w:pPr>
-            <w:r/>
-            <w:r>
-              <w:rPr>
-                <w:rFonts w:eastAsia="宋体"/>
-                <w:sz w:val="22"/>
-                <w:szCs w:val="22"/>
-              </w:rPr>
-              <w:t>系统应在统一事件视图中展示事件动态、续报、时间线、处置任务状态和处理人。</w:t>
-            </w:r>
-          </w:p>
-        </w:tc>
-        <w:tc>
-          <w:tcPr>
-            <w:tcW w:w="3300" w:type="dxa"/>
-            <w:tcMar>
-              <w:top w:w="80" w:type="dxa"/>
-              <w:left w:w="100" w:type="dxa"/>
-              <w:bottom w:w="80" w:type="dxa"/>
-              <w:right w:w="100" w:type="dxa"/>
-            </w:tcMar>
-          </w:tcPr>
-          <w:p>
-            <w:pPr>
-              <w:spacing w:line="300" w:lineRule="auto"/>
-            </w:pPr>
-            <w:r/>
-            <w:r>
-              <w:rPr>
-                <w:rFonts w:eastAsia="宋体"/>
-                <w:sz w:val="22"/>
-                <w:szCs w:val="22"/>
-              </w:rPr>
-              <w:t>AC-G2-FR-004-01 Given 事件存在续报和任务变化，When 指挥人员打开事件态势，Then 页面按时间顺序显示来源、业务时间、任务状态和处理人，刷新后不丢失历史。</w:t>
-            </w:r>
-          </w:p>
-        </w:tc>
-      </w:tr>
-      <w:tr>
-        <w:tc>
-          <w:tcPr>
-            <w:tcW w:w="1050" w:type="dxa"/>
-            <w:tcMar>
-              <w:top w:w="80" w:type="dxa"/>
-              <w:left w:w="100" w:type="dxa"/>
-              <w:bottom w:w="80" w:type="dxa"/>
-              <w:right w:w="100" w:type="dxa"/>
-            </w:tcMar>
-          </w:tcPr>
-          <w:p>
-            <w:pPr>
-              <w:spacing w:line="300" w:lineRule="auto"/>
-            </w:pPr>
-            <w:r/>
-            <w:r>
-              <w:rPr>
-                <w:rFonts w:eastAsia="宋体"/>
-                <w:sz w:val="22"/>
-                <w:szCs w:val="22"/>
-              </w:rPr>
-              <w:t>G2-FR-005★</w:t>
-            </w:r>
-          </w:p>
-        </w:tc>
-        <w:tc>
-          <w:tcPr>
-            <w:tcW w:w="1800" w:type="dxa"/>
-            <w:tcMar>
-              <w:top w:w="80" w:type="dxa"/>
-              <w:left w:w="100" w:type="dxa"/>
-              <w:bottom w:w="80" w:type="dxa"/>
-              <w:right w:w="100" w:type="dxa"/>
-            </w:tcMar>
-          </w:tcPr>
-          <w:p>
-            <w:pPr>
-              <w:spacing w:line="300" w:lineRule="auto"/>
-            </w:pPr>
-            <w:r/>
-            <w:r>
-              <w:rPr>
-                <w:rFonts w:eastAsia="宋体"/>
-                <w:sz w:val="22"/>
-                <w:szCs w:val="22"/>
-              </w:rPr>
-              <w:t>FR-02.2；US-009；F-105；KN-008、KN-009</w:t>
-            </w:r>
-          </w:p>
-        </w:tc>
-        <w:tc>
-          <w:tcPr>
-            <w:tcW w:w="2850" w:type="dxa"/>
-            <w:tcMar>
-              <w:top w:w="80" w:type="dxa"/>
-              <w:left w:w="100" w:type="dxa"/>
-              <w:bottom w:w="80" w:type="dxa"/>
-              <w:right w:w="100" w:type="dxa"/>
-            </w:tcMar>
-          </w:tcPr>
-          <w:p>
-            <w:pPr>
-              <w:spacing w:line="300" w:lineRule="auto"/>
-            </w:pPr>
-            <w:r/>
-            <w:r>
-              <w:rPr>
-                <w:rFonts w:eastAsia="宋体"/>
-                <w:sz w:val="22"/>
-                <w:szCs w:val="22"/>
-              </w:rPr>
-              <w:t>系统应展示人员位置、职责、就位状态、源时间和新鲜度；刷新不超过 2 秒/次且不得降低甲方亚米级源精度。</w:t>
-            </w:r>
-          </w:p>
-        </w:tc>
-        <w:tc>
-          <w:tcPr>
-            <w:tcW w:w="3300" w:type="dxa"/>
-            <w:tcMar>
-              <w:top w:w="80" w:type="dxa"/>
-              <w:left w:w="100" w:type="dxa"/>
-              <w:bottom w:w="80" w:type="dxa"/>
-              <w:right w:w="100" w:type="dxa"/>
-            </w:tcMar>
-          </w:tcPr>
-          <w:p>
-            <w:pPr>
-              <w:spacing w:line="300" w:lineRule="auto"/>
-            </w:pPr>
-            <w:r/>
-            <w:r>
-              <w:rPr>
-                <w:rFonts w:eastAsia="宋体"/>
-                <w:sz w:val="22"/>
-                <w:szCs w:val="22"/>
-              </w:rPr>
-              <w:t>AC-G2-FR-005-01 Given 甲方定位源正常，When 系统接收连续位置数据，Then 展示刷新间隔不超过 2 秒且输出精度不低于源精度。 AC-G2-FR-005-02 Given 位置过期或不可用，When 用户查看或发起调派，Then 系统显示最后有效时间并禁止自动形成邻近调派结论。</w:t>
-            </w:r>
-          </w:p>
-        </w:tc>
-      </w:tr>
-      <w:tr>
-        <w:tc>
-          <w:tcPr>
-            <w:tcW w:w="1050" w:type="dxa"/>
-            <w:tcMar>
-              <w:top w:w="80" w:type="dxa"/>
-              <w:left w:w="100" w:type="dxa"/>
-              <w:bottom w:w="80" w:type="dxa"/>
-              <w:right w:w="100" w:type="dxa"/>
-            </w:tcMar>
-          </w:tcPr>
-          <w:p>
-            <w:pPr>
-              <w:spacing w:line="300" w:lineRule="auto"/>
-            </w:pPr>
-            <w:r/>
-            <w:r>
-              <w:rPr>
-                <w:rFonts w:eastAsia="宋体"/>
-                <w:sz w:val="22"/>
-                <w:szCs w:val="22"/>
-              </w:rPr>
-              <w:t>G2-FR-006★</w:t>
-            </w:r>
-          </w:p>
-        </w:tc>
-        <w:tc>
-          <w:tcPr>
-            <w:tcW w:w="1800" w:type="dxa"/>
-            <w:tcMar>
-              <w:top w:w="80" w:type="dxa"/>
-              <w:left w:w="100" w:type="dxa"/>
-              <w:bottom w:w="80" w:type="dxa"/>
-              <w:right w:w="100" w:type="dxa"/>
-            </w:tcMar>
-          </w:tcPr>
-          <w:p>
-            <w:pPr>
-              <w:spacing w:line="300" w:lineRule="auto"/>
-            </w:pPr>
-            <w:r/>
-            <w:r>
-              <w:rPr>
-                <w:rFonts w:eastAsia="宋体"/>
-                <w:sz w:val="22"/>
-                <w:szCs w:val="22"/>
-              </w:rPr>
-              <w:t>FR-02.3；US-010；F-106；KN-010、KN-060</w:t>
-            </w:r>
-          </w:p>
-        </w:tc>
-        <w:tc>
-          <w:tcPr>
-            <w:tcW w:w="2850" w:type="dxa"/>
-            <w:tcMar>
-              <w:top w:w="80" w:type="dxa"/>
-              <w:left w:w="100" w:type="dxa"/>
-              <w:bottom w:w="80" w:type="dxa"/>
-              <w:right w:w="100" w:type="dxa"/>
-            </w:tcMar>
-          </w:tcPr>
-          <w:p>
-            <w:pPr>
-              <w:spacing w:line="300" w:lineRule="auto"/>
-            </w:pPr>
-            <w:r/>
-            <w:r>
-              <w:rPr>
-                <w:rFonts w:eastAsia="宋体"/>
-                <w:sz w:val="22"/>
-                <w:szCs w:val="22"/>
-              </w:rPr>
-              <w:t>系统应一键实时调阅既有视频，并通过既有接口支持历史录像检索和回放。</w:t>
-            </w:r>
-          </w:p>
-        </w:tc>
-        <w:tc>
-          <w:tcPr>
-            <w:tcW w:w="3300" w:type="dxa"/>
-            <w:tcMar>
-              <w:top w:w="80" w:type="dxa"/>
-              <w:left w:w="100" w:type="dxa"/>
-              <w:bottom w:w="80" w:type="dxa"/>
-              <w:right w:w="100" w:type="dxa"/>
-            </w:tcMar>
-          </w:tcPr>
-          <w:p>
-            <w:pPr>
-              <w:spacing w:line="300" w:lineRule="auto"/>
-            </w:pPr>
-            <w:r/>
-            <w:r>
-              <w:rPr>
-                <w:rFonts w:eastAsia="宋体"/>
-                <w:sz w:val="22"/>
-                <w:szCs w:val="22"/>
-              </w:rPr>
-              <w:t>AC-G2-FR-006-01 Given 既有视频接口、权限和通道正常，When 用户选择关联摄像机，Then 实时视频首帧不超过 3 秒。 AC-G2-FR-006-02 Given 既有系统保存不少于 30 天录像，When 用户按时间检索并回放，Then 系统返回对应录像或明确错误，不将存储责任转移给本系统。</w:t>
-            </w:r>
-          </w:p>
-        </w:tc>
-      </w:tr>
-      <w:tr>
-        <w:tc>
-          <w:tcPr>
-            <w:tcW w:w="1050" w:type="dxa"/>
-            <w:tcMar>
-              <w:top w:w="80" w:type="dxa"/>
-              <w:left w:w="100" w:type="dxa"/>
-              <w:bottom w:w="80" w:type="dxa"/>
-              <w:right w:w="100" w:type="dxa"/>
-            </w:tcMar>
-          </w:tcPr>
-          <w:p>
-            <w:pPr>
-              <w:spacing w:line="300" w:lineRule="auto"/>
-            </w:pPr>
-            <w:r/>
-            <w:r>
-              <w:rPr>
-                <w:rFonts w:eastAsia="宋体"/>
-                <w:sz w:val="22"/>
-                <w:szCs w:val="22"/>
-              </w:rPr>
-              <w:t>G2-FR-007</w:t>
-            </w:r>
-          </w:p>
-        </w:tc>
-        <w:tc>
-          <w:tcPr>
-            <w:tcW w:w="1800" w:type="dxa"/>
-            <w:tcMar>
-              <w:top w:w="80" w:type="dxa"/>
-              <w:left w:w="100" w:type="dxa"/>
-              <w:bottom w:w="80" w:type="dxa"/>
-              <w:right w:w="100" w:type="dxa"/>
-            </w:tcMar>
-          </w:tcPr>
-          <w:p>
-            <w:pPr>
-              <w:spacing w:line="300" w:lineRule="auto"/>
-            </w:pPr>
-            <w:r/>
-            <w:r>
-              <w:rPr>
-                <w:rFonts w:eastAsia="宋体"/>
-                <w:sz w:val="22"/>
-                <w:szCs w:val="22"/>
-              </w:rPr>
-              <w:t>FR-02.4；US-011；F-107；KN-023、KN-024</w:t>
-            </w:r>
-          </w:p>
-        </w:tc>
-        <w:tc>
-          <w:tcPr>
-            <w:tcW w:w="2850" w:type="dxa"/>
-            <w:tcMar>
-              <w:top w:w="80" w:type="dxa"/>
-              <w:left w:w="100" w:type="dxa"/>
-              <w:bottom w:w="80" w:type="dxa"/>
-              <w:right w:w="100" w:type="dxa"/>
-            </w:tcMar>
-          </w:tcPr>
-          <w:p>
-            <w:pPr>
-              <w:spacing w:line="300" w:lineRule="auto"/>
-            </w:pPr>
-            <w:r/>
-            <w:r>
-              <w:rPr>
-                <w:rFonts w:eastAsia="宋体"/>
-                <w:sz w:val="22"/>
-                <w:szCs w:val="22"/>
-              </w:rPr>
-              <w:t>系统应在地图展示物资站点，并支持钻取站点清单、数量和配置。</w:t>
-            </w:r>
-          </w:p>
-        </w:tc>
-        <w:tc>
-          <w:tcPr>
-            <w:tcW w:w="3300" w:type="dxa"/>
-            <w:tcMar>
-              <w:top w:w="80" w:type="dxa"/>
-              <w:left w:w="100" w:type="dxa"/>
-              <w:bottom w:w="80" w:type="dxa"/>
-              <w:right w:w="100" w:type="dxa"/>
-            </w:tcMar>
-          </w:tcPr>
-          <w:p>
-            <w:pPr>
-              <w:spacing w:line="300" w:lineRule="auto"/>
-            </w:pPr>
-            <w:r/>
-            <w:r>
-              <w:rPr>
-                <w:rFonts w:eastAsia="宋体"/>
-                <w:sz w:val="22"/>
-                <w:szCs w:val="22"/>
-              </w:rPr>
-              <w:t>AC-G2-FR-007-01 Given 已导入不少于 30 个站点和不少于 1000 项台账数据，When 用户在地图选择站点，Then 系统展示对应清单、数量和配置，结果与物资台账一致。</w:t>
-            </w:r>
-          </w:p>
-        </w:tc>
-      </w:tr>
-      <w:tr>
-        <w:tc>
-          <w:tcPr>
-            <w:tcW w:w="1050" w:type="dxa"/>
-            <w:tcMar>
-              <w:top w:w="80" w:type="dxa"/>
-              <w:left w:w="100" w:type="dxa"/>
-              <w:bottom w:w="80" w:type="dxa"/>
-              <w:right w:w="100" w:type="dxa"/>
-            </w:tcMar>
-          </w:tcPr>
-          <w:p>
-            <w:pPr>
-              <w:spacing w:line="300" w:lineRule="auto"/>
-            </w:pPr>
-            <w:r/>
-            <w:r>
-              <w:rPr>
-                <w:rFonts w:eastAsia="宋体"/>
-                <w:sz w:val="22"/>
-                <w:szCs w:val="22"/>
-              </w:rPr>
-              <w:t>G2-FR-026★</w:t>
-            </w:r>
-          </w:p>
-        </w:tc>
-        <w:tc>
-          <w:tcPr>
-            <w:tcW w:w="1800" w:type="dxa"/>
-            <w:tcMar>
-              <w:top w:w="80" w:type="dxa"/>
-              <w:left w:w="100" w:type="dxa"/>
-              <w:bottom w:w="80" w:type="dxa"/>
-              <w:right w:w="100" w:type="dxa"/>
-            </w:tcMar>
-          </w:tcPr>
-          <w:p>
-            <w:pPr>
-              <w:spacing w:line="300" w:lineRule="auto"/>
-            </w:pPr>
-            <w:r/>
-            <w:r>
-              <w:rPr>
-                <w:rFonts w:eastAsia="宋体"/>
-                <w:sz w:val="22"/>
-                <w:szCs w:val="22"/>
-              </w:rPr>
-              <w:t>FR-10.1；US-012；F-135；KN-016</w:t>
-            </w:r>
-          </w:p>
-        </w:tc>
-        <w:tc>
-          <w:tcPr>
-            <w:tcW w:w="2850" w:type="dxa"/>
-            <w:tcMar>
-              <w:top w:w="80" w:type="dxa"/>
-              <w:left w:w="100" w:type="dxa"/>
-              <w:bottom w:w="80" w:type="dxa"/>
-              <w:right w:w="100" w:type="dxa"/>
-            </w:tcMar>
-          </w:tcPr>
-          <w:p>
-            <w:pPr>
-              <w:spacing w:line="300" w:lineRule="auto"/>
-            </w:pPr>
-            <w:r/>
-            <w:r>
-              <w:rPr>
-                <w:rFonts w:eastAsia="宋体"/>
-                <w:sz w:val="22"/>
-                <w:szCs w:val="22"/>
-              </w:rPr>
-              <w:t>系统应展示安防终端在线/离线状态、告警统计、定位和外部系统跳转。</w:t>
-            </w:r>
-          </w:p>
-        </w:tc>
-        <w:tc>
-          <w:tcPr>
-            <w:tcW w:w="3300" w:type="dxa"/>
-            <w:tcMar>
-              <w:top w:w="80" w:type="dxa"/>
-              <w:left w:w="100" w:type="dxa"/>
-              <w:bottom w:w="80" w:type="dxa"/>
-              <w:right w:w="100" w:type="dxa"/>
-            </w:tcMar>
-          </w:tcPr>
-          <w:p>
-            <w:pPr>
-              <w:spacing w:line="300" w:lineRule="auto"/>
-            </w:pPr>
-            <w:r/>
-            <w:r>
-              <w:rPr>
-                <w:rFonts w:eastAsia="宋体"/>
-                <w:sz w:val="22"/>
-                <w:szCs w:val="22"/>
-              </w:rPr>
-              <w:t>AC-G2-FR-026-01 Given 安防数据源可用，When 用户打开综合安防视图，Then 在线状态、告警统计和定位数据在不超过 30 秒内刷新，并可按权限跳转；接口异常时显示数据时间和故障状态。</w:t>
-            </w:r>
-          </w:p>
-        </w:tc>
-      </w:tr>
-      <w:tr>
-        <w:tc>
-          <w:tcPr>
-            <w:tcW w:w="1050" w:type="dxa"/>
-            <w:tcMar>
-              <w:top w:w="80" w:type="dxa"/>
-              <w:left w:w="100" w:type="dxa"/>
-              <w:bottom w:w="80" w:type="dxa"/>
-              <w:right w:w="100" w:type="dxa"/>
-            </w:tcMar>
-          </w:tcPr>
-          <w:p>
-            <w:pPr>
-              <w:spacing w:line="300" w:lineRule="auto"/>
-            </w:pPr>
-            <w:r/>
-            <w:r>
-              <w:rPr>
-                <w:rFonts w:eastAsia="宋体"/>
-                <w:sz w:val="22"/>
-                <w:szCs w:val="22"/>
-              </w:rPr>
-              <w:t>G2-FR-029★</w:t>
-            </w:r>
-          </w:p>
-        </w:tc>
-        <w:tc>
-          <w:tcPr>
-            <w:tcW w:w="1800" w:type="dxa"/>
-            <w:tcMar>
-              <w:top w:w="80" w:type="dxa"/>
-              <w:left w:w="100" w:type="dxa"/>
-              <w:bottom w:w="80" w:type="dxa"/>
-              <w:right w:w="100" w:type="dxa"/>
-            </w:tcMar>
-          </w:tcPr>
-          <w:p>
-            <w:pPr>
-              <w:spacing w:line="300" w:lineRule="auto"/>
-            </w:pPr>
-            <w:r/>
-            <w:r>
-              <w:rPr>
-                <w:rFonts w:eastAsia="宋体"/>
-                <w:sz w:val="22"/>
-                <w:szCs w:val="22"/>
-              </w:rPr>
-              <w:t>FR-11.3；US-013、US-029；F-138</w:t>
-            </w:r>
-          </w:p>
-        </w:tc>
-        <w:tc>
-          <w:tcPr>
-            <w:tcW w:w="2850" w:type="dxa"/>
-            <w:tcMar>
-              <w:top w:w="80" w:type="dxa"/>
-              <w:left w:w="100" w:type="dxa"/>
-              <w:bottom w:w="80" w:type="dxa"/>
-              <w:right w:w="100" w:type="dxa"/>
-            </w:tcMar>
-          </w:tcPr>
-          <w:p>
-            <w:pPr>
-              <w:spacing w:line="300" w:lineRule="auto"/>
-            </w:pPr>
-            <w:r/>
-            <w:r>
-              <w:rPr>
-                <w:rFonts w:eastAsia="宋体"/>
-                <w:sz w:val="22"/>
-                <w:szCs w:val="22"/>
-              </w:rPr>
-              <w:t>系统应实现视频调阅/回放接口及受权、安全联锁的疏散门禁联动。</w:t>
-            </w:r>
-          </w:p>
-        </w:tc>
-        <w:tc>
-          <w:tcPr>
-            <w:tcW w:w="3300" w:type="dxa"/>
-            <w:tcMar>
-              <w:top w:w="80" w:type="dxa"/>
-              <w:left w:w="100" w:type="dxa"/>
-              <w:bottom w:w="80" w:type="dxa"/>
-              <w:right w:w="100" w:type="dxa"/>
-            </w:tcMar>
-          </w:tcPr>
-          <w:p>
-            <w:pPr>
-              <w:spacing w:line="300" w:lineRule="auto"/>
-            </w:pPr>
-            <w:r/>
-            <w:r>
-              <w:rPr>
-                <w:rFonts w:eastAsia="宋体"/>
-                <w:sz w:val="22"/>
-                <w:szCs w:val="22"/>
-              </w:rPr>
-              <w:t>AC-G2-FR-029-01 Given 用户具有控制权限且既有联锁允许，When 用户二次确认门禁动作，Then 系统下发一次指令并记录操作者、时间和结果。 AC-G2-FR-029-02 Given 联锁拒绝、超时或状态不明，When 控制失败，Then 系统告警并转人工处置，不绕过联锁或自动重复控制。</w:t>
-            </w:r>
-          </w:p>
-        </w:tc>
-      </w:tr>
-    </w:tbl>
     <w:p>
       <w:pPr>
-        <w:pStyle w:val="2"/>
+        <w:keepNext/>
+        <w:jc w:val="center"/>
       </w:pPr>
       <w:r>
-        <w:t>3.3 MVP-3 演练 移动执行与值班物资闭环</w:t>
+        <w:t>表 3-2 指挥态势、视频与定位功能需求</w:t>
       </w:r>
     </w:p>
     <w:tbl>
@@ -7583,6 +6836,777 @@
                 <w:sz w:val="22"/>
                 <w:szCs w:val="22"/>
               </w:rPr>
+              <w:t>G2-FR-004★</w:t>
+            </w:r>
+          </w:p>
+        </w:tc>
+        <w:tc>
+          <w:tcPr>
+            <w:tcW w:w="1800" w:type="dxa"/>
+            <w:tcMar>
+              <w:top w:w="80" w:type="dxa"/>
+              <w:left w:w="100" w:type="dxa"/>
+              <w:bottom w:w="80" w:type="dxa"/>
+              <w:right w:w="100" w:type="dxa"/>
+            </w:tcMar>
+          </w:tcPr>
+          <w:p>
+            <w:pPr>
+              <w:spacing w:line="300" w:lineRule="auto"/>
+            </w:pPr>
+            <w:r/>
+            <w:r>
+              <w:rPr>
+                <w:rFonts w:eastAsia="宋体"/>
+                <w:sz w:val="22"/>
+                <w:szCs w:val="22"/>
+              </w:rPr>
+              <w:t>FR-02.1；US-008；F-104</w:t>
+            </w:r>
+          </w:p>
+        </w:tc>
+        <w:tc>
+          <w:tcPr>
+            <w:tcW w:w="2850" w:type="dxa"/>
+            <w:tcMar>
+              <w:top w:w="80" w:type="dxa"/>
+              <w:left w:w="100" w:type="dxa"/>
+              <w:bottom w:w="80" w:type="dxa"/>
+              <w:right w:w="100" w:type="dxa"/>
+            </w:tcMar>
+          </w:tcPr>
+          <w:p>
+            <w:pPr>
+              <w:spacing w:line="300" w:lineRule="auto"/>
+            </w:pPr>
+            <w:r/>
+            <w:r>
+              <w:rPr>
+                <w:rFonts w:eastAsia="宋体"/>
+                <w:sz w:val="22"/>
+                <w:szCs w:val="22"/>
+              </w:rPr>
+              <w:t>系统应在统一事件视图中展示事件动态、续报、时间线、处置任务状态和处理人。</w:t>
+            </w:r>
+          </w:p>
+        </w:tc>
+        <w:tc>
+          <w:tcPr>
+            <w:tcW w:w="3300" w:type="dxa"/>
+            <w:tcMar>
+              <w:top w:w="80" w:type="dxa"/>
+              <w:left w:w="100" w:type="dxa"/>
+              <w:bottom w:w="80" w:type="dxa"/>
+              <w:right w:w="100" w:type="dxa"/>
+            </w:tcMar>
+          </w:tcPr>
+          <w:p>
+            <w:pPr>
+              <w:spacing w:line="300" w:lineRule="auto"/>
+            </w:pPr>
+            <w:r/>
+            <w:r>
+              <w:rPr>
+                <w:rFonts w:eastAsia="宋体"/>
+                <w:sz w:val="22"/>
+                <w:szCs w:val="22"/>
+              </w:rPr>
+              <w:t>AC-G2-FR-004-01 Given 事件存在续报和任务变化，When 指挥人员打开事件态势，Then 页面按时间顺序显示来源、业务时间、任务状态和处理人，刷新后不丢失历史。</w:t>
+            </w:r>
+          </w:p>
+        </w:tc>
+      </w:tr>
+      <w:tr>
+        <w:tc>
+          <w:tcPr>
+            <w:tcW w:w="1050" w:type="dxa"/>
+            <w:tcMar>
+              <w:top w:w="80" w:type="dxa"/>
+              <w:left w:w="100" w:type="dxa"/>
+              <w:bottom w:w="80" w:type="dxa"/>
+              <w:right w:w="100" w:type="dxa"/>
+            </w:tcMar>
+          </w:tcPr>
+          <w:p>
+            <w:pPr>
+              <w:spacing w:line="300" w:lineRule="auto"/>
+            </w:pPr>
+            <w:r/>
+            <w:r>
+              <w:rPr>
+                <w:rFonts w:eastAsia="宋体"/>
+                <w:sz w:val="22"/>
+                <w:szCs w:val="22"/>
+              </w:rPr>
+              <w:t>G2-FR-005★</w:t>
+            </w:r>
+          </w:p>
+        </w:tc>
+        <w:tc>
+          <w:tcPr>
+            <w:tcW w:w="1800" w:type="dxa"/>
+            <w:tcMar>
+              <w:top w:w="80" w:type="dxa"/>
+              <w:left w:w="100" w:type="dxa"/>
+              <w:bottom w:w="80" w:type="dxa"/>
+              <w:right w:w="100" w:type="dxa"/>
+            </w:tcMar>
+          </w:tcPr>
+          <w:p>
+            <w:pPr>
+              <w:spacing w:line="300" w:lineRule="auto"/>
+            </w:pPr>
+            <w:r/>
+            <w:r>
+              <w:rPr>
+                <w:rFonts w:eastAsia="宋体"/>
+                <w:sz w:val="22"/>
+                <w:szCs w:val="22"/>
+              </w:rPr>
+              <w:t>FR-02.2；US-009；F-105；KN-008、KN-009</w:t>
+            </w:r>
+          </w:p>
+        </w:tc>
+        <w:tc>
+          <w:tcPr>
+            <w:tcW w:w="2850" w:type="dxa"/>
+            <w:tcMar>
+              <w:top w:w="80" w:type="dxa"/>
+              <w:left w:w="100" w:type="dxa"/>
+              <w:bottom w:w="80" w:type="dxa"/>
+              <w:right w:w="100" w:type="dxa"/>
+            </w:tcMar>
+          </w:tcPr>
+          <w:p>
+            <w:pPr>
+              <w:spacing w:line="300" w:lineRule="auto"/>
+            </w:pPr>
+            <w:r/>
+            <w:r>
+              <w:rPr>
+                <w:rFonts w:eastAsia="宋体"/>
+                <w:sz w:val="22"/>
+                <w:szCs w:val="22"/>
+              </w:rPr>
+              <w:t>系统应展示人员位置、职责、就位状态、源时间和新鲜度；刷新不超过 2 秒/次且不得降低甲方亚米级源精度。</w:t>
+            </w:r>
+          </w:p>
+        </w:tc>
+        <w:tc>
+          <w:tcPr>
+            <w:tcW w:w="3300" w:type="dxa"/>
+            <w:tcMar>
+              <w:top w:w="80" w:type="dxa"/>
+              <w:left w:w="100" w:type="dxa"/>
+              <w:bottom w:w="80" w:type="dxa"/>
+              <w:right w:w="100" w:type="dxa"/>
+            </w:tcMar>
+          </w:tcPr>
+          <w:p>
+            <w:pPr>
+              <w:spacing w:line="300" w:lineRule="auto"/>
+            </w:pPr>
+            <w:r/>
+            <w:r>
+              <w:rPr>
+                <w:rFonts w:eastAsia="宋体"/>
+                <w:sz w:val="22"/>
+                <w:szCs w:val="22"/>
+              </w:rPr>
+              <w:t>AC-G2-FR-005-01 Given 甲方定位源正常，When 系统接收连续位置数据，Then 展示刷新间隔不超过 2 秒且输出精度不低于源精度。 AC-G2-FR-005-02 Given 位置过期或不可用，When 用户查看或发起调派，Then 系统显示最后有效时间并禁止自动形成邻近调派结论。</w:t>
+            </w:r>
+          </w:p>
+        </w:tc>
+      </w:tr>
+      <w:tr>
+        <w:tc>
+          <w:tcPr>
+            <w:tcW w:w="1050" w:type="dxa"/>
+            <w:tcMar>
+              <w:top w:w="80" w:type="dxa"/>
+              <w:left w:w="100" w:type="dxa"/>
+              <w:bottom w:w="80" w:type="dxa"/>
+              <w:right w:w="100" w:type="dxa"/>
+            </w:tcMar>
+          </w:tcPr>
+          <w:p>
+            <w:pPr>
+              <w:spacing w:line="300" w:lineRule="auto"/>
+            </w:pPr>
+            <w:r/>
+            <w:r>
+              <w:rPr>
+                <w:rFonts w:eastAsia="宋体"/>
+                <w:sz w:val="22"/>
+                <w:szCs w:val="22"/>
+              </w:rPr>
+              <w:t>G2-FR-006★</w:t>
+            </w:r>
+          </w:p>
+        </w:tc>
+        <w:tc>
+          <w:tcPr>
+            <w:tcW w:w="1800" w:type="dxa"/>
+            <w:tcMar>
+              <w:top w:w="80" w:type="dxa"/>
+              <w:left w:w="100" w:type="dxa"/>
+              <w:bottom w:w="80" w:type="dxa"/>
+              <w:right w:w="100" w:type="dxa"/>
+            </w:tcMar>
+          </w:tcPr>
+          <w:p>
+            <w:pPr>
+              <w:spacing w:line="300" w:lineRule="auto"/>
+            </w:pPr>
+            <w:r/>
+            <w:r>
+              <w:rPr>
+                <w:rFonts w:eastAsia="宋体"/>
+                <w:sz w:val="22"/>
+                <w:szCs w:val="22"/>
+              </w:rPr>
+              <w:t>FR-02.3；US-010；F-106；KN-010、KN-060</w:t>
+            </w:r>
+          </w:p>
+        </w:tc>
+        <w:tc>
+          <w:tcPr>
+            <w:tcW w:w="2850" w:type="dxa"/>
+            <w:tcMar>
+              <w:top w:w="80" w:type="dxa"/>
+              <w:left w:w="100" w:type="dxa"/>
+              <w:bottom w:w="80" w:type="dxa"/>
+              <w:right w:w="100" w:type="dxa"/>
+            </w:tcMar>
+          </w:tcPr>
+          <w:p>
+            <w:pPr>
+              <w:spacing w:line="300" w:lineRule="auto"/>
+            </w:pPr>
+            <w:r/>
+            <w:r>
+              <w:rPr>
+                <w:rFonts w:eastAsia="宋体"/>
+                <w:sz w:val="22"/>
+                <w:szCs w:val="22"/>
+              </w:rPr>
+              <w:t>系统应一键实时调阅既有视频，并通过既有接口支持历史录像检索和回放。</w:t>
+            </w:r>
+          </w:p>
+        </w:tc>
+        <w:tc>
+          <w:tcPr>
+            <w:tcW w:w="3300" w:type="dxa"/>
+            <w:tcMar>
+              <w:top w:w="80" w:type="dxa"/>
+              <w:left w:w="100" w:type="dxa"/>
+              <w:bottom w:w="80" w:type="dxa"/>
+              <w:right w:w="100" w:type="dxa"/>
+            </w:tcMar>
+          </w:tcPr>
+          <w:p>
+            <w:pPr>
+              <w:spacing w:line="300" w:lineRule="auto"/>
+            </w:pPr>
+            <w:r/>
+            <w:r>
+              <w:rPr>
+                <w:rFonts w:eastAsia="宋体"/>
+                <w:sz w:val="22"/>
+                <w:szCs w:val="22"/>
+              </w:rPr>
+              <w:t>AC-G2-FR-006-01 Given 既有视频接口、权限和通道正常，When 用户选择关联摄像机，Then 实时视频首帧不超过 3 秒。 AC-G2-FR-006-02 Given 既有系统保存不少于 30 天录像，When 用户按时间检索并回放，Then 系统返回对应录像或明确错误，不将存储责任转移给本系统。</w:t>
+            </w:r>
+          </w:p>
+        </w:tc>
+      </w:tr>
+      <w:tr>
+        <w:tc>
+          <w:tcPr>
+            <w:tcW w:w="1050" w:type="dxa"/>
+            <w:tcMar>
+              <w:top w:w="80" w:type="dxa"/>
+              <w:left w:w="100" w:type="dxa"/>
+              <w:bottom w:w="80" w:type="dxa"/>
+              <w:right w:w="100" w:type="dxa"/>
+            </w:tcMar>
+          </w:tcPr>
+          <w:p>
+            <w:pPr>
+              <w:spacing w:line="300" w:lineRule="auto"/>
+            </w:pPr>
+            <w:r/>
+            <w:r>
+              <w:rPr>
+                <w:rFonts w:eastAsia="宋体"/>
+                <w:sz w:val="22"/>
+                <w:szCs w:val="22"/>
+              </w:rPr>
+              <w:t>G2-FR-007</w:t>
+            </w:r>
+          </w:p>
+        </w:tc>
+        <w:tc>
+          <w:tcPr>
+            <w:tcW w:w="1800" w:type="dxa"/>
+            <w:tcMar>
+              <w:top w:w="80" w:type="dxa"/>
+              <w:left w:w="100" w:type="dxa"/>
+              <w:bottom w:w="80" w:type="dxa"/>
+              <w:right w:w="100" w:type="dxa"/>
+            </w:tcMar>
+          </w:tcPr>
+          <w:p>
+            <w:pPr>
+              <w:spacing w:line="300" w:lineRule="auto"/>
+            </w:pPr>
+            <w:r/>
+            <w:r>
+              <w:rPr>
+                <w:rFonts w:eastAsia="宋体"/>
+                <w:sz w:val="22"/>
+                <w:szCs w:val="22"/>
+              </w:rPr>
+              <w:t>FR-02.4；US-011；F-107；KN-023、KN-024</w:t>
+            </w:r>
+          </w:p>
+        </w:tc>
+        <w:tc>
+          <w:tcPr>
+            <w:tcW w:w="2850" w:type="dxa"/>
+            <w:tcMar>
+              <w:top w:w="80" w:type="dxa"/>
+              <w:left w:w="100" w:type="dxa"/>
+              <w:bottom w:w="80" w:type="dxa"/>
+              <w:right w:w="100" w:type="dxa"/>
+            </w:tcMar>
+          </w:tcPr>
+          <w:p>
+            <w:pPr>
+              <w:spacing w:line="300" w:lineRule="auto"/>
+            </w:pPr>
+            <w:r/>
+            <w:r>
+              <w:rPr>
+                <w:rFonts w:eastAsia="宋体"/>
+                <w:sz w:val="22"/>
+                <w:szCs w:val="22"/>
+              </w:rPr>
+              <w:t>系统应在地图展示物资站点，并支持钻取站点清单、数量和配置。</w:t>
+            </w:r>
+          </w:p>
+        </w:tc>
+        <w:tc>
+          <w:tcPr>
+            <w:tcW w:w="3300" w:type="dxa"/>
+            <w:tcMar>
+              <w:top w:w="80" w:type="dxa"/>
+              <w:left w:w="100" w:type="dxa"/>
+              <w:bottom w:w="80" w:type="dxa"/>
+              <w:right w:w="100" w:type="dxa"/>
+            </w:tcMar>
+          </w:tcPr>
+          <w:p>
+            <w:pPr>
+              <w:spacing w:line="300" w:lineRule="auto"/>
+            </w:pPr>
+            <w:r/>
+            <w:r>
+              <w:rPr>
+                <w:rFonts w:eastAsia="宋体"/>
+                <w:sz w:val="22"/>
+                <w:szCs w:val="22"/>
+              </w:rPr>
+              <w:t>AC-G2-FR-007-01 Given 已导入不少于 30 个站点和不少于 1000 项台账数据，When 用户在地图选择站点，Then 系统展示对应清单、数量和配置，结果与物资台账一致。</w:t>
+            </w:r>
+          </w:p>
+        </w:tc>
+      </w:tr>
+      <w:tr>
+        <w:tc>
+          <w:tcPr>
+            <w:tcW w:w="1050" w:type="dxa"/>
+            <w:tcMar>
+              <w:top w:w="80" w:type="dxa"/>
+              <w:left w:w="100" w:type="dxa"/>
+              <w:bottom w:w="80" w:type="dxa"/>
+              <w:right w:w="100" w:type="dxa"/>
+            </w:tcMar>
+          </w:tcPr>
+          <w:p>
+            <w:pPr>
+              <w:spacing w:line="300" w:lineRule="auto"/>
+            </w:pPr>
+            <w:r/>
+            <w:r>
+              <w:rPr>
+                <w:rFonts w:eastAsia="宋体"/>
+                <w:sz w:val="22"/>
+                <w:szCs w:val="22"/>
+              </w:rPr>
+              <w:t>G2-FR-026★</w:t>
+            </w:r>
+          </w:p>
+        </w:tc>
+        <w:tc>
+          <w:tcPr>
+            <w:tcW w:w="1800" w:type="dxa"/>
+            <w:tcMar>
+              <w:top w:w="80" w:type="dxa"/>
+              <w:left w:w="100" w:type="dxa"/>
+              <w:bottom w:w="80" w:type="dxa"/>
+              <w:right w:w="100" w:type="dxa"/>
+            </w:tcMar>
+          </w:tcPr>
+          <w:p>
+            <w:pPr>
+              <w:spacing w:line="300" w:lineRule="auto"/>
+            </w:pPr>
+            <w:r/>
+            <w:r>
+              <w:rPr>
+                <w:rFonts w:eastAsia="宋体"/>
+                <w:sz w:val="22"/>
+                <w:szCs w:val="22"/>
+              </w:rPr>
+              <w:t>FR-10.1；US-012；F-135；KN-016</w:t>
+            </w:r>
+          </w:p>
+        </w:tc>
+        <w:tc>
+          <w:tcPr>
+            <w:tcW w:w="2850" w:type="dxa"/>
+            <w:tcMar>
+              <w:top w:w="80" w:type="dxa"/>
+              <w:left w:w="100" w:type="dxa"/>
+              <w:bottom w:w="80" w:type="dxa"/>
+              <w:right w:w="100" w:type="dxa"/>
+            </w:tcMar>
+          </w:tcPr>
+          <w:p>
+            <w:pPr>
+              <w:spacing w:line="300" w:lineRule="auto"/>
+            </w:pPr>
+            <w:r/>
+            <w:r>
+              <w:rPr>
+                <w:rFonts w:eastAsia="宋体"/>
+                <w:sz w:val="22"/>
+                <w:szCs w:val="22"/>
+              </w:rPr>
+              <w:t>系统应展示安防终端在线/离线状态、告警统计、定位和外部系统跳转。</w:t>
+            </w:r>
+          </w:p>
+        </w:tc>
+        <w:tc>
+          <w:tcPr>
+            <w:tcW w:w="3300" w:type="dxa"/>
+            <w:tcMar>
+              <w:top w:w="80" w:type="dxa"/>
+              <w:left w:w="100" w:type="dxa"/>
+              <w:bottom w:w="80" w:type="dxa"/>
+              <w:right w:w="100" w:type="dxa"/>
+            </w:tcMar>
+          </w:tcPr>
+          <w:p>
+            <w:pPr>
+              <w:spacing w:line="300" w:lineRule="auto"/>
+            </w:pPr>
+            <w:r/>
+            <w:r>
+              <w:rPr>
+                <w:rFonts w:eastAsia="宋体"/>
+                <w:sz w:val="22"/>
+                <w:szCs w:val="22"/>
+              </w:rPr>
+              <w:t>AC-G2-FR-026-01 Given 安防数据源可用，When 用户打开综合安防视图，Then 在线状态、告警统计和定位数据在不超过 30 秒内刷新，并可按权限跳转；接口异常时显示数据时间和故障状态。</w:t>
+            </w:r>
+          </w:p>
+        </w:tc>
+      </w:tr>
+      <w:tr>
+        <w:tc>
+          <w:tcPr>
+            <w:tcW w:w="1050" w:type="dxa"/>
+            <w:tcMar>
+              <w:top w:w="80" w:type="dxa"/>
+              <w:left w:w="100" w:type="dxa"/>
+              <w:bottom w:w="80" w:type="dxa"/>
+              <w:right w:w="100" w:type="dxa"/>
+            </w:tcMar>
+          </w:tcPr>
+          <w:p>
+            <w:pPr>
+              <w:spacing w:line="300" w:lineRule="auto"/>
+            </w:pPr>
+            <w:r/>
+            <w:r>
+              <w:rPr>
+                <w:rFonts w:eastAsia="宋体"/>
+                <w:sz w:val="22"/>
+                <w:szCs w:val="22"/>
+              </w:rPr>
+              <w:t>G2-FR-029★</w:t>
+            </w:r>
+          </w:p>
+        </w:tc>
+        <w:tc>
+          <w:tcPr>
+            <w:tcW w:w="1800" w:type="dxa"/>
+            <w:tcMar>
+              <w:top w:w="80" w:type="dxa"/>
+              <w:left w:w="100" w:type="dxa"/>
+              <w:bottom w:w="80" w:type="dxa"/>
+              <w:right w:w="100" w:type="dxa"/>
+            </w:tcMar>
+          </w:tcPr>
+          <w:p>
+            <w:pPr>
+              <w:spacing w:line="300" w:lineRule="auto"/>
+            </w:pPr>
+            <w:r/>
+            <w:r>
+              <w:rPr>
+                <w:rFonts w:eastAsia="宋体"/>
+                <w:sz w:val="22"/>
+                <w:szCs w:val="22"/>
+              </w:rPr>
+              <w:t>FR-11.3；US-013、US-029；F-138</w:t>
+            </w:r>
+          </w:p>
+        </w:tc>
+        <w:tc>
+          <w:tcPr>
+            <w:tcW w:w="2850" w:type="dxa"/>
+            <w:tcMar>
+              <w:top w:w="80" w:type="dxa"/>
+              <w:left w:w="100" w:type="dxa"/>
+              <w:bottom w:w="80" w:type="dxa"/>
+              <w:right w:w="100" w:type="dxa"/>
+            </w:tcMar>
+          </w:tcPr>
+          <w:p>
+            <w:pPr>
+              <w:spacing w:line="300" w:lineRule="auto"/>
+            </w:pPr>
+            <w:r/>
+            <w:r>
+              <w:rPr>
+                <w:rFonts w:eastAsia="宋体"/>
+                <w:sz w:val="22"/>
+                <w:szCs w:val="22"/>
+              </w:rPr>
+              <w:t>系统应实现视频调阅/回放接口及受权、安全联锁的疏散门禁联动。</w:t>
+            </w:r>
+          </w:p>
+        </w:tc>
+        <w:tc>
+          <w:tcPr>
+            <w:tcW w:w="3300" w:type="dxa"/>
+            <w:tcMar>
+              <w:top w:w="80" w:type="dxa"/>
+              <w:left w:w="100" w:type="dxa"/>
+              <w:bottom w:w="80" w:type="dxa"/>
+              <w:right w:w="100" w:type="dxa"/>
+            </w:tcMar>
+          </w:tcPr>
+          <w:p>
+            <w:pPr>
+              <w:spacing w:line="300" w:lineRule="auto"/>
+            </w:pPr>
+            <w:r/>
+            <w:r>
+              <w:rPr>
+                <w:rFonts w:eastAsia="宋体"/>
+                <w:sz w:val="22"/>
+                <w:szCs w:val="22"/>
+              </w:rPr>
+              <w:t>AC-G2-FR-029-01 Given 用户具有控制权限且既有联锁允许，When 用户二次确认门禁动作，Then 系统下发一次指令并记录操作者、时间和结果。 AC-G2-FR-029-02 Given 联锁拒绝、超时或状态不明，When 控制失败，Then 系统告警并转人工处置，不绕过联锁或自动重复控制。</w:t>
+            </w:r>
+          </w:p>
+        </w:tc>
+      </w:tr>
+    </w:tbl>
+    <w:p>
+      <w:pPr>
+        <w:pStyle w:val="2"/>
+      </w:pPr>
+      <w:r>
+        <w:t>3.3 MVP-3 演练 移动执行与值班物资闭环</w:t>
+      </w:r>
+    </w:p>
+    <w:p>
+      <w:pPr>
+        <w:keepNext/>
+        <w:jc w:val="center"/>
+      </w:pPr>
+      <w:r>
+        <w:t>表 3-3 演练、移动执行与值班物资功能需求</w:t>
+      </w:r>
+    </w:p>
+    <w:tbl>
+      <w:tblPr>
+        <w:tblW w:w="5000" w:type="pct"/>
+        <w:tblBorders>
+          <w:top w:val="single" w:sz="2" w:space="0" w:color="8A9BA8"/>
+          <w:left w:val="single" w:sz="2" w:space="0" w:color="8A9BA8"/>
+          <w:bottom w:val="single" w:sz="2" w:space="0" w:color="8A9BA8"/>
+          <w:right w:val="single" w:sz="2" w:space="0" w:color="8A9BA8"/>
+          <w:insideH w:val="single" w:sz="2" w:space="0" w:color="8A9BA8"/>
+          <w:insideV w:val="single" w:sz="2" w:space="0" w:color="8A9BA8"/>
+        </w:tblBorders>
+        <w:tblLayout w:type="fixed"/>
+        <w:tblCellMar>
+          <w:left w:w="10" w:type="dxa"/>
+          <w:right w:w="10" w:type="dxa"/>
+        </w:tblCellMar>
+        <w:tblLook w:val="04A0" w:firstRow="1" w:lastRow="0" w:firstColumn="1" w:lastColumn="0" w:noHBand="0" w:noVBand="1"/>
+      </w:tblPr>
+      <w:tblGrid>
+        <w:gridCol w:w="1050"/>
+        <w:gridCol w:w="1800"/>
+        <w:gridCol w:w="2850"/>
+        <w:gridCol w:w="3300"/>
+      </w:tblGrid>
+      <w:tr>
+        <w:trPr>
+          <w:tblHeader/>
+        </w:trPr>
+        <w:tc>
+          <w:tcPr>
+            <w:tcW w:w="1050" w:type="dxa"/>
+            <w:shd w:val="clear" w:color="auto" w:fill="DCE6F1"/>
+            <w:tcMar>
+              <w:top w:w="80" w:type="dxa"/>
+              <w:left w:w="100" w:type="dxa"/>
+              <w:bottom w:w="80" w:type="dxa"/>
+              <w:right w:w="100" w:type="dxa"/>
+            </w:tcMar>
+          </w:tcPr>
+          <w:p>
+            <w:pPr>
+              <w:spacing w:line="300" w:lineRule="auto"/>
+            </w:pPr>
+            <w:r/>
+            <w:r>
+              <w:rPr>
+                <w:rFonts w:eastAsia="宋体"/>
+                <w:b/>
+                <w:bCs/>
+                <w:sz w:val="24"/>
+                <w:szCs w:val="24"/>
+              </w:rPr>
+              <w:t>需求编号</w:t>
+            </w:r>
+          </w:p>
+        </w:tc>
+        <w:tc>
+          <w:tcPr>
+            <w:tcW w:w="1800" w:type="dxa"/>
+            <w:shd w:val="clear" w:color="auto" w:fill="DCE6F1"/>
+            <w:tcMar>
+              <w:top w:w="80" w:type="dxa"/>
+              <w:left w:w="100" w:type="dxa"/>
+              <w:bottom w:w="80" w:type="dxa"/>
+              <w:right w:w="100" w:type="dxa"/>
+            </w:tcMar>
+          </w:tcPr>
+          <w:p>
+            <w:pPr>
+              <w:spacing w:line="300" w:lineRule="auto"/>
+            </w:pPr>
+            <w:r/>
+            <w:r>
+              <w:rPr>
+                <w:rFonts w:eastAsia="宋体"/>
+                <w:b/>
+                <w:bCs/>
+                <w:sz w:val="24"/>
+                <w:szCs w:val="24"/>
+              </w:rPr>
+              <w:t>来源</w:t>
+            </w:r>
+          </w:p>
+        </w:tc>
+        <w:tc>
+          <w:tcPr>
+            <w:tcW w:w="2850" w:type="dxa"/>
+            <w:shd w:val="clear" w:color="auto" w:fill="DCE6F1"/>
+            <w:tcMar>
+              <w:top w:w="80" w:type="dxa"/>
+              <w:left w:w="100" w:type="dxa"/>
+              <w:bottom w:w="80" w:type="dxa"/>
+              <w:right w:w="100" w:type="dxa"/>
+            </w:tcMar>
+          </w:tcPr>
+          <w:p>
+            <w:pPr>
+              <w:spacing w:line="300" w:lineRule="auto"/>
+            </w:pPr>
+            <w:r/>
+            <w:r>
+              <w:rPr>
+                <w:rFonts w:eastAsia="宋体"/>
+                <w:b/>
+                <w:bCs/>
+                <w:sz w:val="24"/>
+                <w:szCs w:val="24"/>
+              </w:rPr>
+              <w:t>需求陈述</w:t>
+            </w:r>
+          </w:p>
+        </w:tc>
+        <w:tc>
+          <w:tcPr>
+            <w:tcW w:w="3300" w:type="dxa"/>
+            <w:shd w:val="clear" w:color="auto" w:fill="DCE6F1"/>
+            <w:tcMar>
+              <w:top w:w="80" w:type="dxa"/>
+              <w:left w:w="100" w:type="dxa"/>
+              <w:bottom w:w="80" w:type="dxa"/>
+              <w:right w:w="100" w:type="dxa"/>
+            </w:tcMar>
+          </w:tcPr>
+          <w:p>
+            <w:pPr>
+              <w:spacing w:line="300" w:lineRule="auto"/>
+            </w:pPr>
+            <w:r/>
+            <w:r>
+              <w:rPr>
+                <w:rFonts w:eastAsia="宋体"/>
+                <w:b/>
+                <w:bCs/>
+                <w:sz w:val="24"/>
+                <w:szCs w:val="24"/>
+              </w:rPr>
+              <w:t>验收标准</w:t>
+            </w:r>
+          </w:p>
+        </w:tc>
+      </w:tr>
+      <w:tr>
+        <w:tc>
+          <w:tcPr>
+            <w:tcW w:w="1050" w:type="dxa"/>
+            <w:tcMar>
+              <w:top w:w="80" w:type="dxa"/>
+              <w:left w:w="100" w:type="dxa"/>
+              <w:bottom w:w="80" w:type="dxa"/>
+              <w:right w:w="100" w:type="dxa"/>
+            </w:tcMar>
+          </w:tcPr>
+          <w:p>
+            <w:pPr>
+              <w:spacing w:line="300" w:lineRule="auto"/>
+            </w:pPr>
+            <w:r/>
+            <w:r>
+              <w:rPr>
+                <w:rFonts w:eastAsia="宋体"/>
+                <w:sz w:val="22"/>
+                <w:szCs w:val="22"/>
+              </w:rPr>
               <w:t>G2-FR-008★</w:t>
             </w:r>
           </w:p>
@@ -8996,6 +9020,15 @@
       </w:pPr>
       <w:r>
         <w:t>3.4 MVP-4 外部联动与中台业务适配</w:t>
+      </w:r>
+    </w:p>
+    <w:p>
+      <w:pPr>
+        <w:keepNext/>
+        <w:jc w:val="center"/>
+      </w:pPr>
+      <w:r>
+        <w:t>表 3-4 外部联动与中台业务适配功能需求</w:t>
       </w:r>
     </w:p>
     <w:tbl>
@@ -9350,6 +9383,15 @@
         <w:t>下列 10 条不是本阶段 MVP Must，但仍属本期实施、测试与验收范围；其稳定编号为 G2-FR-030—039，优先级不因此改变。AC 均可在 spec.md 中找到等价 Given/When/Then。</w:t>
       </w:r>
     </w:p>
+    <w:p>
+      <w:pPr>
+        <w:keepNext/>
+        <w:jc w:val="center"/>
+      </w:pPr>
+      <w:r>
+        <w:t>表 3-5 非MVP、本期范围功能需求</w:t>
+      </w:r>
+    </w:p>
     <w:tbl>
       <w:tblPr>
         <w:tblW w:w="5027" w:type="pct"/>
@@ -10478,6 +10520,1173 @@
       </w:pPr>
       <w:r>
         <w:t>4 外部接口需求</w:t>
+      </w:r>
+    </w:p>
+    <w:p>
+      <w:pPr>
+        <w:pStyle w:val="2"/>
+      </w:pPr>
+      <w:r>
+        <w:t>3.6核心业务流程与异常路径。表3-6覆盖主路径及异常路径；其可观察规则将在G2-R05同步至spec.md和RTM。</w:t>
+      </w:r>
+    </w:p>
+    <w:p>
+      <w:pPr>
+        <w:keepNext/>
+        <w:jc w:val="center"/>
+      </w:pPr>
+      <w:r>
+        <w:t>表 3-6 核心业务流程及异常路径</w:t>
+      </w:r>
+    </w:p>
+    <w:tbl>
+      <w:tblPr>
+        <w:tblW w:type="auto" w:w="0"/>
+        <w:tblLayout w:type="fixed"/>
+        <w:tblLook w:firstColumn="1" w:firstRow="1" w:lastColumn="0" w:lastRow="0" w:noHBand="0" w:noVBand="1" w:val="04A0"/>
+      </w:tblPr>
+      <w:tblGrid>
+        <w:gridCol w:w="2256"/>
+        <w:gridCol w:w="2256"/>
+        <w:gridCol w:w="2256"/>
+        <w:gridCol w:w="2256"/>
+      </w:tblGrid>
+      <w:tr>
+        <w:trPr>
+          <w:tblHeader w:val="true"/>
+        </w:trPr>
+        <w:tc>
+          <w:tcPr>
+            <w:tcW w:type="dxa" w:w="1701"/>
+            <w:vAlign w:val="center"/>
+          </w:tcPr>
+          <w:p>
+            <w:pPr>
+              <w:spacing w:before="0" w:after="0" w:line="240" w:lineRule="auto"/>
+            </w:pPr>
+            <w:r>
+              <w:rPr>
+                <w:rFonts w:ascii="宋体" w:hAnsi="宋体" w:eastAsia="宋体"/>
+                <w:b/>
+                <w:sz w:val="17"/>
+              </w:rPr>
+              <w:t>流程</w:t>
+            </w:r>
+          </w:p>
+        </w:tc>
+        <w:tc>
+          <w:tcPr>
+            <w:tcW w:type="dxa" w:w="2835"/>
+            <w:vAlign w:val="center"/>
+          </w:tcPr>
+          <w:p>
+            <w:pPr>
+              <w:spacing w:before="0" w:after="0" w:line="240" w:lineRule="auto"/>
+            </w:pPr>
+            <w:r>
+              <w:rPr>
+                <w:rFonts w:ascii="宋体" w:hAnsi="宋体" w:eastAsia="宋体"/>
+                <w:b/>
+                <w:sz w:val="17"/>
+              </w:rPr>
+              <w:t>主路径</w:t>
+            </w:r>
+          </w:p>
+        </w:tc>
+        <w:tc>
+          <w:tcPr>
+            <w:tcW w:type="dxa" w:w="2835"/>
+            <w:vAlign w:val="center"/>
+          </w:tcPr>
+          <w:p>
+            <w:pPr>
+              <w:spacing w:before="0" w:after="0" w:line="240" w:lineRule="auto"/>
+            </w:pPr>
+            <w:r>
+              <w:rPr>
+                <w:rFonts w:ascii="宋体" w:hAnsi="宋体" w:eastAsia="宋体"/>
+                <w:b/>
+                <w:sz w:val="17"/>
+              </w:rPr>
+              <w:t>异常/边界路径</w:t>
+            </w:r>
+          </w:p>
+        </w:tc>
+        <w:tc>
+          <w:tcPr>
+            <w:tcW w:type="dxa" w:w="2268"/>
+            <w:vAlign w:val="center"/>
+          </w:tcPr>
+          <w:p>
+            <w:pPr>
+              <w:spacing w:before="0" w:after="0" w:line="240" w:lineRule="auto"/>
+            </w:pPr>
+            <w:r>
+              <w:rPr>
+                <w:rFonts w:ascii="宋体" w:hAnsi="宋体" w:eastAsia="宋体"/>
+                <w:b/>
+                <w:sz w:val="17"/>
+              </w:rPr>
+              <w:t>追踪与待同步</w:t>
+            </w:r>
+          </w:p>
+        </w:tc>
+      </w:tr>
+      <w:tr>
+        <w:tc>
+          <w:tcPr>
+            <w:tcW w:type="dxa" w:w="1701"/>
+            <w:vAlign w:val="center"/>
+          </w:tcPr>
+          <w:p>
+            <w:pPr>
+              <w:spacing w:before="0" w:after="0" w:line="240" w:lineRule="auto"/>
+            </w:pPr>
+            <w:r>
+              <w:rPr>
+                <w:rFonts w:ascii="宋体" w:hAnsi="宋体" w:eastAsia="宋体"/>
+                <w:b w:val="0"/>
+                <w:sz w:val="17"/>
+              </w:rPr>
+              <w:t>事件接报、核实与关闭</w:t>
+            </w:r>
+          </w:p>
+        </w:tc>
+        <w:tc>
+          <w:tcPr>
+            <w:tcW w:type="dxa" w:w="2835"/>
+            <w:vAlign w:val="center"/>
+          </w:tcPr>
+          <w:p>
+            <w:pPr>
+              <w:spacing w:before="0" w:after="0" w:line="240" w:lineRule="auto"/>
+            </w:pPr>
+            <w:r>
+              <w:rPr>
+                <w:rFonts w:ascii="宋体" w:hAnsi="宋体" w:eastAsia="宋体"/>
+                <w:b w:val="0"/>
+                <w:sz w:val="17"/>
+              </w:rPr>
+              <w:t>接报→创建/关联→人工核实→授权启动预案→任务→反馈/评估/调查/报告→关闭。</w:t>
+            </w:r>
+          </w:p>
+        </w:tc>
+        <w:tc>
+          <w:tcPr>
+            <w:tcW w:type="dxa" w:w="2835"/>
+            <w:vAlign w:val="center"/>
+          </w:tcPr>
+          <w:p>
+            <w:pPr>
+              <w:spacing w:before="0" w:after="0" w:line="240" w:lineRule="auto"/>
+            </w:pPr>
+            <w:r>
+              <w:rPr>
+                <w:rFonts w:ascii="宋体" w:hAnsi="宋体" w:eastAsia="宋体"/>
+                <w:b w:val="0"/>
+                <w:sz w:val="17"/>
+              </w:rPr>
+              <w:t>可靠ID重复接收仅更新/续报；无ID相似告警人工关联；核实超时不自动启动。</w:t>
+            </w:r>
+          </w:p>
+        </w:tc>
+        <w:tc>
+          <w:tcPr>
+            <w:tcW w:type="dxa" w:w="2268"/>
+            <w:vAlign w:val="center"/>
+          </w:tcPr>
+          <w:p>
+            <w:pPr>
+              <w:spacing w:before="0" w:after="0" w:line="240" w:lineRule="auto"/>
+            </w:pPr>
+            <w:r>
+              <w:rPr>
+                <w:rFonts w:ascii="宋体" w:hAnsi="宋体" w:eastAsia="宋体"/>
+                <w:b w:val="0"/>
+                <w:sz w:val="17"/>
+              </w:rPr>
+              <w:t>FR-013—016、027；RCLR-001、002、004、010；spec/RTM待同步</w:t>
+            </w:r>
+          </w:p>
+        </w:tc>
+      </w:tr>
+      <w:tr>
+        <w:tc>
+          <w:tcPr>
+            <w:tcW w:type="dxa" w:w="1701"/>
+            <w:vAlign w:val="center"/>
+          </w:tcPr>
+          <w:p>
+            <w:pPr>
+              <w:spacing w:before="0" w:after="0" w:line="240" w:lineRule="auto"/>
+            </w:pPr>
+            <w:r>
+              <w:rPr>
+                <w:rFonts w:ascii="宋体" w:hAnsi="宋体" w:eastAsia="宋体"/>
+                <w:b w:val="0"/>
+                <w:sz w:val="17"/>
+              </w:rPr>
+              <w:t>任务下发、执行与重指派</w:t>
+            </w:r>
+          </w:p>
+        </w:tc>
+        <w:tc>
+          <w:tcPr>
+            <w:tcW w:type="dxa" w:w="2835"/>
+            <w:vAlign w:val="center"/>
+          </w:tcPr>
+          <w:p>
+            <w:pPr>
+              <w:spacing w:before="0" w:after="0" w:line="240" w:lineRule="auto"/>
+            </w:pPr>
+            <w:r>
+              <w:rPr>
+                <w:rFonts w:ascii="宋体" w:hAnsi="宋体" w:eastAsia="宋体"/>
+                <w:b w:val="0"/>
+                <w:sz w:val="17"/>
+              </w:rPr>
+              <w:t>预案启动/临时创建→下发/接收→反馈、催办→完成→复核/归档。</w:t>
+            </w:r>
+          </w:p>
+        </w:tc>
+        <w:tc>
+          <w:tcPr>
+            <w:tcW w:type="dxa" w:w="2835"/>
+            <w:vAlign w:val="center"/>
+          </w:tcPr>
+          <w:p>
+            <w:pPr>
+              <w:spacing w:before="0" w:after="0" w:line="240" w:lineRule="auto"/>
+            </w:pPr>
+            <w:r>
+              <w:rPr>
+                <w:rFonts w:ascii="宋体" w:hAnsi="宋体" w:eastAsia="宋体"/>
+                <w:b w:val="0"/>
+                <w:sz w:val="17"/>
+              </w:rPr>
+              <w:t>重复请求不重复建任务；重指派和显式改期审计；消息异常不丢失确认状态。</w:t>
+            </w:r>
+          </w:p>
+        </w:tc>
+        <w:tc>
+          <w:tcPr>
+            <w:tcW w:type="dxa" w:w="2268"/>
+            <w:vAlign w:val="center"/>
+          </w:tcPr>
+          <w:p>
+            <w:pPr>
+              <w:spacing w:before="0" w:after="0" w:line="240" w:lineRule="auto"/>
+            </w:pPr>
+            <w:r>
+              <w:rPr>
+                <w:rFonts w:ascii="宋体" w:hAnsi="宋体" w:eastAsia="宋体"/>
+                <w:b w:val="0"/>
+                <w:sz w:val="17"/>
+              </w:rPr>
+              <w:t>FR-003、015、022；RCLR-003、008、010；spec/RTM待同步</w:t>
+            </w:r>
+          </w:p>
+        </w:tc>
+      </w:tr>
+      <w:tr>
+        <w:tc>
+          <w:tcPr>
+            <w:tcW w:type="dxa" w:w="1701"/>
+            <w:vAlign w:val="center"/>
+          </w:tcPr>
+          <w:p>
+            <w:pPr>
+              <w:spacing w:before="0" w:after="0" w:line="240" w:lineRule="auto"/>
+            </w:pPr>
+            <w:r>
+              <w:rPr>
+                <w:rFonts w:ascii="宋体" w:hAnsi="宋体" w:eastAsia="宋体"/>
+                <w:b w:val="0"/>
+                <w:sz w:val="17"/>
+              </w:rPr>
+              <w:t>演练与补演</w:t>
+            </w:r>
+          </w:p>
+        </w:tc>
+        <w:tc>
+          <w:tcPr>
+            <w:tcW w:type="dxa" w:w="2835"/>
+            <w:vAlign w:val="center"/>
+          </w:tcPr>
+          <w:p>
+            <w:pPr>
+              <w:spacing w:before="0" w:after="0" w:line="240" w:lineRule="auto"/>
+            </w:pPr>
+            <w:r>
+              <w:rPr>
+                <w:rFonts w:ascii="宋体" w:hAnsi="宋体" w:eastAsia="宋体"/>
+                <w:b w:val="0"/>
+                <w:sz w:val="17"/>
+              </w:rPr>
+              <w:t>发布计划→周期下发→执行取证→评估/整改→复核→统计。</w:t>
+            </w:r>
+          </w:p>
+        </w:tc>
+        <w:tc>
+          <w:tcPr>
+            <w:tcW w:type="dxa" w:w="2835"/>
+            <w:vAlign w:val="center"/>
+          </w:tcPr>
+          <w:p>
+            <w:pPr>
+              <w:spacing w:before="0" w:after="0" w:line="240" w:lineRule="auto"/>
+            </w:pPr>
+            <w:r>
+              <w:rPr>
+                <w:rFonts w:ascii="宋体" w:hAnsi="宋体" w:eastAsia="宋体"/>
+                <w:b w:val="0"/>
+                <w:sz w:val="17"/>
+              </w:rPr>
+              <w:t>取消/未完成不计完成；补演保留原计划和逾期历史。</w:t>
+            </w:r>
+          </w:p>
+        </w:tc>
+        <w:tc>
+          <w:tcPr>
+            <w:tcW w:type="dxa" w:w="2268"/>
+            <w:vAlign w:val="center"/>
+          </w:tcPr>
+          <w:p>
+            <w:pPr>
+              <w:spacing w:before="0" w:after="0" w:line="240" w:lineRule="auto"/>
+            </w:pPr>
+            <w:r>
+              <w:rPr>
+                <w:rFonts w:ascii="宋体" w:hAnsi="宋体" w:eastAsia="宋体"/>
+                <w:b w:val="0"/>
+                <w:sz w:val="17"/>
+              </w:rPr>
+              <w:t>FR-010—012、023；RCLR-007；spec/RTM待同步</w:t>
+            </w:r>
+          </w:p>
+        </w:tc>
+      </w:tr>
+      <w:tr>
+        <w:tc>
+          <w:tcPr>
+            <w:tcW w:type="dxa" w:w="1701"/>
+            <w:vAlign w:val="center"/>
+          </w:tcPr>
+          <w:p>
+            <w:pPr>
+              <w:spacing w:before="0" w:after="0" w:line="240" w:lineRule="auto"/>
+            </w:pPr>
+            <w:r>
+              <w:rPr>
+                <w:rFonts w:ascii="宋体" w:hAnsi="宋体" w:eastAsia="宋体"/>
+                <w:b w:val="0"/>
+                <w:sz w:val="17"/>
+              </w:rPr>
+              <w:t>盘点与物资调整</w:t>
+            </w:r>
+          </w:p>
+        </w:tc>
+        <w:tc>
+          <w:tcPr>
+            <w:tcW w:type="dxa" w:w="2835"/>
+            <w:vAlign w:val="center"/>
+          </w:tcPr>
+          <w:p>
+            <w:pPr>
+              <w:spacing w:before="0" w:after="0" w:line="240" w:lineRule="auto"/>
+            </w:pPr>
+            <w:r>
+              <w:rPr>
+                <w:rFonts w:ascii="宋体" w:hAnsi="宋体" w:eastAsia="宋体"/>
+                <w:b w:val="0"/>
+                <w:sz w:val="17"/>
+              </w:rPr>
+              <w:t>发布计划并形成快照→实盘→快照比对→复核期间变动→授权调整。</w:t>
+            </w:r>
+          </w:p>
+        </w:tc>
+        <w:tc>
+          <w:tcPr>
+            <w:tcW w:type="dxa" w:w="2835"/>
+            <w:vAlign w:val="center"/>
+          </w:tcPr>
+          <w:p>
+            <w:pPr>
+              <w:spacing w:before="0" w:after="0" w:line="240" w:lineRule="auto"/>
+            </w:pPr>
+            <w:r>
+              <w:rPr>
+                <w:rFonts w:ascii="宋体" w:hAnsi="宋体" w:eastAsia="宋体"/>
+                <w:b w:val="0"/>
+                <w:sz w:val="17"/>
+              </w:rPr>
+              <w:t>正常出入库独立记录；未复核不得形成最终调整。</w:t>
+            </w:r>
+          </w:p>
+        </w:tc>
+        <w:tc>
+          <w:tcPr>
+            <w:tcW w:type="dxa" w:w="2268"/>
+            <w:vAlign w:val="center"/>
+          </w:tcPr>
+          <w:p>
+            <w:pPr>
+              <w:spacing w:before="0" w:after="0" w:line="240" w:lineRule="auto"/>
+            </w:pPr>
+            <w:r>
+              <w:rPr>
+                <w:rFonts w:ascii="宋体" w:hAnsi="宋体" w:eastAsia="宋体"/>
+                <w:b w:val="0"/>
+                <w:sz w:val="17"/>
+              </w:rPr>
+              <w:t>FR-008、009、025；RCLR-006；spec/RTM待同步</w:t>
+            </w:r>
+          </w:p>
+        </w:tc>
+      </w:tr>
+      <w:tr>
+        <w:tc>
+          <w:tcPr>
+            <w:tcW w:type="dxa" w:w="1701"/>
+            <w:vAlign w:val="center"/>
+          </w:tcPr>
+          <w:p>
+            <w:pPr>
+              <w:spacing w:before="0" w:after="0" w:line="240" w:lineRule="auto"/>
+            </w:pPr>
+            <w:r>
+              <w:rPr>
+                <w:rFonts w:ascii="宋体" w:hAnsi="宋体" w:eastAsia="宋体"/>
+                <w:b w:val="0"/>
+                <w:sz w:val="17"/>
+              </w:rPr>
+              <w:t>值班打卡与告警</w:t>
+            </w:r>
+          </w:p>
+        </w:tc>
+        <w:tc>
+          <w:tcPr>
+            <w:tcW w:type="dxa" w:w="2835"/>
+            <w:vAlign w:val="center"/>
+          </w:tcPr>
+          <w:p>
+            <w:pPr>
+              <w:spacing w:before="0" w:after="0" w:line="240" w:lineRule="auto"/>
+            </w:pPr>
+            <w:r>
+              <w:rPr>
+                <w:rFonts w:ascii="宋体" w:hAnsi="宋体" w:eastAsia="宋体"/>
+                <w:b w:val="0"/>
+                <w:sz w:val="17"/>
+              </w:rPr>
+              <w:t>发布规则→扫码校验→有效记录→统计；缺卡/超时触发消息。</w:t>
+            </w:r>
+          </w:p>
+        </w:tc>
+        <w:tc>
+          <w:tcPr>
+            <w:tcW w:type="dxa" w:w="2835"/>
+            <w:vAlign w:val="center"/>
+          </w:tcPr>
+          <w:p>
+            <w:pPr>
+              <w:spacing w:before="0" w:after="0" w:line="240" w:lineRule="auto"/>
+            </w:pPr>
+            <w:r>
+              <w:rPr>
+                <w:rFonts w:ascii="宋体" w:hAnsi="宋体" w:eastAsia="宋体"/>
+                <w:b w:val="0"/>
+                <w:sz w:val="17"/>
+              </w:rPr>
+              <w:t>过期码拒绝；重复扫码幂等；超时、重试、降级和迟到回执历史保留。</w:t>
+            </w:r>
+          </w:p>
+        </w:tc>
+        <w:tc>
+          <w:tcPr>
+            <w:tcW w:type="dxa" w:w="2268"/>
+            <w:vAlign w:val="center"/>
+          </w:tcPr>
+          <w:p>
+            <w:pPr>
+              <w:spacing w:before="0" w:after="0" w:line="240" w:lineRule="auto"/>
+            </w:pPr>
+            <w:r>
+              <w:rPr>
+                <w:rFonts w:ascii="宋体" w:hAnsi="宋体" w:eastAsia="宋体"/>
+                <w:b w:val="0"/>
+                <w:sz w:val="17"/>
+              </w:rPr>
+              <w:t>FR-017—020、024、032；RCLR-005、008；spec/RTM待同步</w:t>
+            </w:r>
+          </w:p>
+        </w:tc>
+      </w:tr>
+      <w:tr>
+        <w:tc>
+          <w:tcPr>
+            <w:tcW w:type="dxa" w:w="1701"/>
+            <w:vAlign w:val="center"/>
+          </w:tcPr>
+          <w:p>
+            <w:pPr>
+              <w:spacing w:before="0" w:after="0" w:line="240" w:lineRule="auto"/>
+            </w:pPr>
+            <w:r>
+              <w:rPr>
+                <w:rFonts w:ascii="宋体" w:hAnsi="宋体" w:eastAsia="宋体"/>
+                <w:b w:val="0"/>
+                <w:sz w:val="17"/>
+              </w:rPr>
+              <w:t>位置态势与受权联动</w:t>
+            </w:r>
+          </w:p>
+        </w:tc>
+        <w:tc>
+          <w:tcPr>
+            <w:tcW w:type="dxa" w:w="2835"/>
+            <w:vAlign w:val="center"/>
+          </w:tcPr>
+          <w:p>
+            <w:pPr>
+              <w:spacing w:before="0" w:after="0" w:line="240" w:lineRule="auto"/>
+            </w:pPr>
+            <w:r>
+              <w:rPr>
+                <w:rFonts w:ascii="宋体" w:hAnsi="宋体" w:eastAsia="宋体"/>
+                <w:b w:val="0"/>
+                <w:sz w:val="17"/>
+              </w:rPr>
+              <w:t>接收位置→展示新鲜度→有效数据研判/调派；确认后门禁联锁执行。</w:t>
+            </w:r>
+          </w:p>
+        </w:tc>
+        <w:tc>
+          <w:tcPr>
+            <w:tcW w:type="dxa" w:w="2835"/>
+            <w:vAlign w:val="center"/>
+          </w:tcPr>
+          <w:p>
+            <w:pPr>
+              <w:spacing w:before="0" w:after="0" w:line="240" w:lineRule="auto"/>
+            </w:pPr>
+            <w:r>
+              <w:rPr>
+                <w:rFonts w:ascii="宋体" w:hAnsi="宋体" w:eastAsia="宋体"/>
+                <w:b w:val="0"/>
+                <w:sz w:val="17"/>
+              </w:rPr>
+              <w:t>过期仅显示最后有效位置；联锁失败告警并人工降级，不绕过或自动重试控制。</w:t>
+            </w:r>
+          </w:p>
+        </w:tc>
+        <w:tc>
+          <w:tcPr>
+            <w:tcW w:type="dxa" w:w="2268"/>
+            <w:vAlign w:val="center"/>
+          </w:tcPr>
+          <w:p>
+            <w:pPr>
+              <w:spacing w:before="0" w:after="0" w:line="240" w:lineRule="auto"/>
+            </w:pPr>
+            <w:r>
+              <w:rPr>
+                <w:rFonts w:ascii="宋体" w:hAnsi="宋体" w:eastAsia="宋体"/>
+                <w:b w:val="0"/>
+                <w:sz w:val="17"/>
+              </w:rPr>
+              <w:t>FR-005、029；RCLR-009；spec/RTM待同步</w:t>
+            </w:r>
+          </w:p>
+        </w:tc>
+      </w:tr>
+    </w:tbl>
+    <w:p>
+      <w:pPr>
+        <w:pStyle w:val="2"/>
+      </w:pPr>
+      <w:r>
+        <w:t>3.7核心状态模型。表3-7仅定义需求级可观察状态与迁移约束，不规定技术实现。</w:t>
+      </w:r>
+    </w:p>
+    <w:p>
+      <w:pPr>
+        <w:keepNext/>
+        <w:jc w:val="center"/>
+      </w:pPr>
+      <w:r>
+        <w:t>表 3-7 核心业务状态模型</w:t>
+      </w:r>
+    </w:p>
+    <w:tbl>
+      <w:tblPr>
+        <w:tblW w:type="auto" w:w="0"/>
+        <w:tblLayout w:type="fixed"/>
+        <w:tblLook w:firstColumn="1" w:firstRow="1" w:lastColumn="0" w:lastRow="0" w:noHBand="0" w:noVBand="1" w:val="04A0"/>
+      </w:tblPr>
+      <w:tblGrid>
+        <w:gridCol w:w="2256"/>
+        <w:gridCol w:w="2256"/>
+        <w:gridCol w:w="2256"/>
+        <w:gridCol w:w="2256"/>
+      </w:tblGrid>
+      <w:tr>
+        <w:trPr>
+          <w:tblHeader w:val="true"/>
+        </w:trPr>
+        <w:tc>
+          <w:tcPr>
+            <w:tcW w:type="dxa" w:w="1247"/>
+            <w:vAlign w:val="center"/>
+          </w:tcPr>
+          <w:p>
+            <w:pPr>
+              <w:spacing w:before="0" w:after="0" w:line="240" w:lineRule="auto"/>
+            </w:pPr>
+            <w:r>
+              <w:rPr>
+                <w:rFonts w:ascii="宋体" w:hAnsi="宋体" w:eastAsia="宋体"/>
+                <w:b/>
+                <w:sz w:val="17"/>
+              </w:rPr>
+              <w:t>对象</w:t>
+            </w:r>
+          </w:p>
+        </w:tc>
+        <w:tc>
+          <w:tcPr>
+            <w:tcW w:type="dxa" w:w="3061"/>
+            <w:vAlign w:val="center"/>
+          </w:tcPr>
+          <w:p>
+            <w:pPr>
+              <w:spacing w:before="0" w:after="0" w:line="240" w:lineRule="auto"/>
+            </w:pPr>
+            <w:r>
+              <w:rPr>
+                <w:rFonts w:ascii="宋体" w:hAnsi="宋体" w:eastAsia="宋体"/>
+                <w:b/>
+                <w:sz w:val="17"/>
+              </w:rPr>
+              <w:t>正常状态与迁移</w:t>
+            </w:r>
+          </w:p>
+        </w:tc>
+        <w:tc>
+          <w:tcPr>
+            <w:tcW w:type="dxa" w:w="3402"/>
+            <w:vAlign w:val="center"/>
+          </w:tcPr>
+          <w:p>
+            <w:pPr>
+              <w:spacing w:before="0" w:after="0" w:line="240" w:lineRule="auto"/>
+            </w:pPr>
+            <w:r>
+              <w:rPr>
+                <w:rFonts w:ascii="宋体" w:hAnsi="宋体" w:eastAsia="宋体"/>
+                <w:b/>
+                <w:sz w:val="17"/>
+              </w:rPr>
+              <w:t>异常/受限规则</w:t>
+            </w:r>
+          </w:p>
+        </w:tc>
+        <w:tc>
+          <w:tcPr>
+            <w:tcW w:type="dxa" w:w="2381"/>
+            <w:vAlign w:val="center"/>
+          </w:tcPr>
+          <w:p>
+            <w:pPr>
+              <w:spacing w:before="0" w:after="0" w:line="240" w:lineRule="auto"/>
+            </w:pPr>
+            <w:r>
+              <w:rPr>
+                <w:rFonts w:ascii="宋体" w:hAnsi="宋体" w:eastAsia="宋体"/>
+                <w:b/>
+                <w:sz w:val="17"/>
+              </w:rPr>
+              <w:t>来源</w:t>
+            </w:r>
+          </w:p>
+        </w:tc>
+      </w:tr>
+      <w:tr>
+        <w:tc>
+          <w:tcPr>
+            <w:tcW w:type="dxa" w:w="1247"/>
+            <w:vAlign w:val="center"/>
+          </w:tcPr>
+          <w:p>
+            <w:pPr>
+              <w:spacing w:before="0" w:after="0" w:line="240" w:lineRule="auto"/>
+            </w:pPr>
+            <w:r>
+              <w:rPr>
+                <w:rFonts w:ascii="宋体" w:hAnsi="宋体" w:eastAsia="宋体"/>
+                <w:b w:val="0"/>
+                <w:sz w:val="17"/>
+              </w:rPr>
+              <w:t>事件</w:t>
+            </w:r>
+          </w:p>
+        </w:tc>
+        <w:tc>
+          <w:tcPr>
+            <w:tcW w:type="dxa" w:w="3061"/>
+            <w:vAlign w:val="center"/>
+          </w:tcPr>
+          <w:p>
+            <w:pPr>
+              <w:spacing w:before="0" w:after="0" w:line="240" w:lineRule="auto"/>
+            </w:pPr>
+            <w:r>
+              <w:rPr>
+                <w:rFonts w:ascii="宋体" w:hAnsi="宋体" w:eastAsia="宋体"/>
+                <w:b w:val="0"/>
+                <w:sz w:val="17"/>
+              </w:rPr>
+              <w:t>已接报→待核实→已核实→处置中→待关闭→已关闭；驳回核实可标记无效并留痕。</w:t>
+            </w:r>
+          </w:p>
+        </w:tc>
+        <w:tc>
+          <w:tcPr>
+            <w:tcW w:type="dxa" w:w="3402"/>
+            <w:vAlign w:val="center"/>
+          </w:tcPr>
+          <w:p>
+            <w:pPr>
+              <w:spacing w:before="0" w:after="0" w:line="240" w:lineRule="auto"/>
+            </w:pPr>
+            <w:r>
+              <w:rPr>
+                <w:rFonts w:ascii="宋体" w:hAnsi="宋体" w:eastAsia="宋体"/>
+                <w:b w:val="0"/>
+                <w:sz w:val="17"/>
+              </w:rPr>
+              <w:t>核实超时仅提醒升级，不自动生效或启动；关闭前须完成强制评估、调查和报告。</w:t>
+            </w:r>
+          </w:p>
+        </w:tc>
+        <w:tc>
+          <w:tcPr>
+            <w:tcW w:type="dxa" w:w="2381"/>
+            <w:vAlign w:val="center"/>
+          </w:tcPr>
+          <w:p>
+            <w:pPr>
+              <w:spacing w:before="0" w:after="0" w:line="240" w:lineRule="auto"/>
+            </w:pPr>
+            <w:r>
+              <w:rPr>
+                <w:rFonts w:ascii="宋体" w:hAnsi="宋体" w:eastAsia="宋体"/>
+                <w:b w:val="0"/>
+                <w:sz w:val="17"/>
+              </w:rPr>
+              <w:t>FR-013—016；RCLR-001、002、004、010</w:t>
+            </w:r>
+          </w:p>
+        </w:tc>
+      </w:tr>
+      <w:tr>
+        <w:tc>
+          <w:tcPr>
+            <w:tcW w:type="dxa" w:w="1247"/>
+            <w:vAlign w:val="center"/>
+          </w:tcPr>
+          <w:p>
+            <w:pPr>
+              <w:spacing w:before="0" w:after="0" w:line="240" w:lineRule="auto"/>
+            </w:pPr>
+            <w:r>
+              <w:rPr>
+                <w:rFonts w:ascii="宋体" w:hAnsi="宋体" w:eastAsia="宋体"/>
+                <w:b w:val="0"/>
+                <w:sz w:val="17"/>
+              </w:rPr>
+              <w:t>处置任务</w:t>
+            </w:r>
+          </w:p>
+        </w:tc>
+        <w:tc>
+          <w:tcPr>
+            <w:tcW w:type="dxa" w:w="3061"/>
+            <w:vAlign w:val="center"/>
+          </w:tcPr>
+          <w:p>
+            <w:pPr>
+              <w:spacing w:before="0" w:after="0" w:line="240" w:lineRule="auto"/>
+            </w:pPr>
+            <w:r>
+              <w:rPr>
+                <w:rFonts w:ascii="宋体" w:hAnsi="宋体" w:eastAsia="宋体"/>
+                <w:b w:val="0"/>
+                <w:sz w:val="17"/>
+              </w:rPr>
+              <w:t>待下发→已下发→已接收→执行中→待复核→已完成/已归档。</w:t>
+            </w:r>
+          </w:p>
+        </w:tc>
+        <w:tc>
+          <w:tcPr>
+            <w:tcW w:type="dxa" w:w="3402"/>
+            <w:vAlign w:val="center"/>
+          </w:tcPr>
+          <w:p>
+            <w:pPr>
+              <w:spacing w:before="0" w:after="0" w:line="240" w:lineRule="auto"/>
+            </w:pPr>
+            <w:r>
+              <w:rPr>
+                <w:rFonts w:ascii="宋体" w:hAnsi="宋体" w:eastAsia="宋体"/>
+                <w:b w:val="0"/>
+                <w:sz w:val="17"/>
+              </w:rPr>
+              <w:t>重指派完整留痕且默认不改截止时间；逾期、下发失败、迟到回执可追溯。</w:t>
+            </w:r>
+          </w:p>
+        </w:tc>
+        <w:tc>
+          <w:tcPr>
+            <w:tcW w:type="dxa" w:w="2381"/>
+            <w:vAlign w:val="center"/>
+          </w:tcPr>
+          <w:p>
+            <w:pPr>
+              <w:spacing w:before="0" w:after="0" w:line="240" w:lineRule="auto"/>
+            </w:pPr>
+            <w:r>
+              <w:rPr>
+                <w:rFonts w:ascii="宋体" w:hAnsi="宋体" w:eastAsia="宋体"/>
+                <w:b w:val="0"/>
+                <w:sz w:val="17"/>
+              </w:rPr>
+              <w:t>FR-003、015、022；RCLR-003、008</w:t>
+            </w:r>
+          </w:p>
+        </w:tc>
+      </w:tr>
+      <w:tr>
+        <w:tc>
+          <w:tcPr>
+            <w:tcW w:type="dxa" w:w="1247"/>
+            <w:vAlign w:val="center"/>
+          </w:tcPr>
+          <w:p>
+            <w:pPr>
+              <w:spacing w:before="0" w:after="0" w:line="240" w:lineRule="auto"/>
+            </w:pPr>
+            <w:r>
+              <w:rPr>
+                <w:rFonts w:ascii="宋体" w:hAnsi="宋体" w:eastAsia="宋体"/>
+                <w:b w:val="0"/>
+                <w:sz w:val="17"/>
+              </w:rPr>
+              <w:t>演练</w:t>
+            </w:r>
+          </w:p>
+        </w:tc>
+        <w:tc>
+          <w:tcPr>
+            <w:tcW w:type="dxa" w:w="3061"/>
+            <w:vAlign w:val="center"/>
+          </w:tcPr>
+          <w:p>
+            <w:pPr>
+              <w:spacing w:before="0" w:after="0" w:line="240" w:lineRule="auto"/>
+            </w:pPr>
+            <w:r>
+              <w:rPr>
+                <w:rFonts w:ascii="宋体" w:hAnsi="宋体" w:eastAsia="宋体"/>
+                <w:b w:val="0"/>
+                <w:sz w:val="17"/>
+              </w:rPr>
+              <w:t>草稿→已发布→待执行→执行中→待评估→已完成；整改可待复核/关闭。</w:t>
+            </w:r>
+          </w:p>
+        </w:tc>
+        <w:tc>
+          <w:tcPr>
+            <w:tcW w:type="dxa" w:w="3402"/>
+            <w:vAlign w:val="center"/>
+          </w:tcPr>
+          <w:p>
+            <w:pPr>
+              <w:spacing w:before="0" w:after="0" w:line="240" w:lineRule="auto"/>
+            </w:pPr>
+            <w:r>
+              <w:rPr>
+                <w:rFonts w:ascii="宋体" w:hAnsi="宋体" w:eastAsia="宋体"/>
+                <w:b w:val="0"/>
+                <w:sz w:val="17"/>
+              </w:rPr>
+              <w:t>取消、逾期、未完成均不计完成；补演关联原计划并保留原异常。</w:t>
+            </w:r>
+          </w:p>
+        </w:tc>
+        <w:tc>
+          <w:tcPr>
+            <w:tcW w:type="dxa" w:w="2381"/>
+            <w:vAlign w:val="center"/>
+          </w:tcPr>
+          <w:p>
+            <w:pPr>
+              <w:spacing w:before="0" w:after="0" w:line="240" w:lineRule="auto"/>
+            </w:pPr>
+            <w:r>
+              <w:rPr>
+                <w:rFonts w:ascii="宋体" w:hAnsi="宋体" w:eastAsia="宋体"/>
+                <w:b w:val="0"/>
+                <w:sz w:val="17"/>
+              </w:rPr>
+              <w:t>FR-010—012、023；RCLR-007</w:t>
+            </w:r>
+          </w:p>
+        </w:tc>
+      </w:tr>
+      <w:tr>
+        <w:tc>
+          <w:tcPr>
+            <w:tcW w:type="dxa" w:w="1247"/>
+            <w:vAlign w:val="center"/>
+          </w:tcPr>
+          <w:p>
+            <w:pPr>
+              <w:spacing w:before="0" w:after="0" w:line="240" w:lineRule="auto"/>
+            </w:pPr>
+            <w:r>
+              <w:rPr>
+                <w:rFonts w:ascii="宋体" w:hAnsi="宋体" w:eastAsia="宋体"/>
+                <w:b w:val="0"/>
+                <w:sz w:val="17"/>
+              </w:rPr>
+              <w:t>盘点</w:t>
+            </w:r>
+          </w:p>
+        </w:tc>
+        <w:tc>
+          <w:tcPr>
+            <w:tcW w:type="dxa" w:w="3061"/>
+            <w:vAlign w:val="center"/>
+          </w:tcPr>
+          <w:p>
+            <w:pPr>
+              <w:spacing w:before="0" w:after="0" w:line="240" w:lineRule="auto"/>
+            </w:pPr>
+            <w:r>
+              <w:rPr>
+                <w:rFonts w:ascii="宋体" w:hAnsi="宋体" w:eastAsia="宋体"/>
+                <w:b w:val="0"/>
+                <w:sz w:val="17"/>
+              </w:rPr>
+              <w:t>草稿→已发布（快照形成）→盘点中→待复核→已确认/已调整。</w:t>
+            </w:r>
+          </w:p>
+        </w:tc>
+        <w:tc>
+          <w:tcPr>
+            <w:tcW w:type="dxa" w:w="3402"/>
+            <w:vAlign w:val="center"/>
+          </w:tcPr>
+          <w:p>
+            <w:pPr>
+              <w:spacing w:before="0" w:after="0" w:line="240" w:lineRule="auto"/>
+            </w:pPr>
+            <w:r>
+              <w:rPr>
+                <w:rFonts w:ascii="宋体" w:hAnsi="宋体" w:eastAsia="宋体"/>
+                <w:b w:val="0"/>
+                <w:sz w:val="17"/>
+              </w:rPr>
+              <w:t>期间变动独立记录；差异不得绕过复核直接调整。</w:t>
+            </w:r>
+          </w:p>
+        </w:tc>
+        <w:tc>
+          <w:tcPr>
+            <w:tcW w:type="dxa" w:w="2381"/>
+            <w:vAlign w:val="center"/>
+          </w:tcPr>
+          <w:p>
+            <w:pPr>
+              <w:spacing w:before="0" w:after="0" w:line="240" w:lineRule="auto"/>
+            </w:pPr>
+            <w:r>
+              <w:rPr>
+                <w:rFonts w:ascii="宋体" w:hAnsi="宋体" w:eastAsia="宋体"/>
+                <w:b w:val="0"/>
+                <w:sz w:val="17"/>
+              </w:rPr>
+              <w:t>FR-009、025；RCLR-006</w:t>
+            </w:r>
+          </w:p>
+        </w:tc>
+      </w:tr>
+      <w:tr>
+        <w:tc>
+          <w:tcPr>
+            <w:tcW w:type="dxa" w:w="1247"/>
+            <w:vAlign w:val="center"/>
+          </w:tcPr>
+          <w:p>
+            <w:pPr>
+              <w:spacing w:before="0" w:after="0" w:line="240" w:lineRule="auto"/>
+            </w:pPr>
+            <w:r>
+              <w:rPr>
+                <w:rFonts w:ascii="宋体" w:hAnsi="宋体" w:eastAsia="宋体"/>
+                <w:b w:val="0"/>
+                <w:sz w:val="17"/>
+              </w:rPr>
+              <w:t>打卡</w:t>
+            </w:r>
+          </w:p>
+        </w:tc>
+        <w:tc>
+          <w:tcPr>
+            <w:tcW w:type="dxa" w:w="3061"/>
+            <w:vAlign w:val="center"/>
+          </w:tcPr>
+          <w:p>
+            <w:pPr>
+              <w:spacing w:before="0" w:after="0" w:line="240" w:lineRule="auto"/>
+            </w:pPr>
+            <w:r>
+              <w:rPr>
+                <w:rFonts w:ascii="宋体" w:hAnsi="宋体" w:eastAsia="宋体"/>
+                <w:b w:val="0"/>
+                <w:sz w:val="17"/>
+              </w:rPr>
+              <w:t>规则草稿→已生效→待打卡→有效/无效打卡→统计归档。</w:t>
+            </w:r>
+          </w:p>
+        </w:tc>
+        <w:tc>
+          <w:tcPr>
+            <w:tcW w:type="dxa" w:w="3402"/>
+            <w:vAlign w:val="center"/>
+          </w:tcPr>
+          <w:p>
+            <w:pPr>
+              <w:spacing w:before="0" w:after="0" w:line="240" w:lineRule="auto"/>
+            </w:pPr>
+            <w:r>
+              <w:rPr>
+                <w:rFonts w:ascii="宋体" w:hAnsi="宋体" w:eastAsia="宋体"/>
+                <w:b w:val="0"/>
+                <w:sz w:val="17"/>
+              </w:rPr>
+              <w:t>过期或校验不符为无效；重复扫码幂等；缺卡与迟到回执历史保留。</w:t>
+            </w:r>
+          </w:p>
+        </w:tc>
+        <w:tc>
+          <w:tcPr>
+            <w:tcW w:type="dxa" w:w="2381"/>
+            <w:vAlign w:val="center"/>
+          </w:tcPr>
+          <w:p>
+            <w:pPr>
+              <w:spacing w:before="0" w:after="0" w:line="240" w:lineRule="auto"/>
+            </w:pPr>
+            <w:r>
+              <w:rPr>
+                <w:rFonts w:ascii="宋体" w:hAnsi="宋体" w:eastAsia="宋体"/>
+                <w:b w:val="0"/>
+                <w:sz w:val="17"/>
+              </w:rPr>
+              <w:t>FR-017—020、024、032；RCLR-005、008</w:t>
+            </w:r>
+          </w:p>
+        </w:tc>
+      </w:tr>
+      <w:tr>
+        <w:tc>
+          <w:tcPr>
+            <w:tcW w:type="dxa" w:w="1247"/>
+            <w:vAlign w:val="center"/>
+          </w:tcPr>
+          <w:p>
+            <w:pPr>
+              <w:spacing w:before="0" w:after="0" w:line="240" w:lineRule="auto"/>
+            </w:pPr>
+            <w:r>
+              <w:rPr>
+                <w:rFonts w:ascii="宋体" w:hAnsi="宋体" w:eastAsia="宋体"/>
+                <w:b w:val="0"/>
+                <w:sz w:val="17"/>
+              </w:rPr>
+              <w:t>位置与消息</w:t>
+            </w:r>
+          </w:p>
+        </w:tc>
+        <w:tc>
+          <w:tcPr>
+            <w:tcW w:type="dxa" w:w="3061"/>
+            <w:vAlign w:val="center"/>
+          </w:tcPr>
+          <w:p>
+            <w:pPr>
+              <w:spacing w:before="0" w:after="0" w:line="240" w:lineRule="auto"/>
+            </w:pPr>
+            <w:r>
+              <w:rPr>
+                <w:rFonts w:ascii="宋体" w:hAnsi="宋体" w:eastAsia="宋体"/>
+                <w:b w:val="0"/>
+                <w:sz w:val="17"/>
+              </w:rPr>
+              <w:t>位置：有效→过期→恢复有效；消息：待发送→已发送→已回执/失败/降级处置。</w:t>
+            </w:r>
+          </w:p>
+        </w:tc>
+        <w:tc>
+          <w:tcPr>
+            <w:tcW w:type="dxa" w:w="3402"/>
+            <w:vAlign w:val="center"/>
+          </w:tcPr>
+          <w:p>
+            <w:pPr>
+              <w:spacing w:before="0" w:after="0" w:line="240" w:lineRule="auto"/>
+            </w:pPr>
+            <w:r>
+              <w:rPr>
+                <w:rFonts w:ascii="宋体" w:hAnsi="宋体" w:eastAsia="宋体"/>
+                <w:b w:val="0"/>
+                <w:sz w:val="17"/>
+              </w:rPr>
+              <w:t>过期位置禁止自动调派；迟到回执更新最终送达但不删除过程历史。</w:t>
+            </w:r>
+          </w:p>
+        </w:tc>
+        <w:tc>
+          <w:tcPr>
+            <w:tcW w:type="dxa" w:w="2381"/>
+            <w:vAlign w:val="center"/>
+          </w:tcPr>
+          <w:p>
+            <w:pPr>
+              <w:spacing w:before="0" w:after="0" w:line="240" w:lineRule="auto"/>
+            </w:pPr>
+            <w:r>
+              <w:rPr>
+                <w:rFonts w:ascii="宋体" w:hAnsi="宋体" w:eastAsia="宋体"/>
+                <w:b w:val="0"/>
+                <w:sz w:val="17"/>
+              </w:rPr>
+              <w:t>FR-005、020、022；RCLR-008、009</w:t>
+            </w:r>
+          </w:p>
+        </w:tc>
+      </w:tr>
+    </w:tbl>
+    <w:p>
+      <w:pPr>
+        <w:keepNext/>
+        <w:jc w:val="center"/>
+      </w:pPr>
+      <w:r>
+        <w:t>表 4-1 外部接口需求</w:t>
       </w:r>
     </w:p>
     <w:tbl>
@@ -11369,9 +12578,1290 @@
         <w:pStyle w:val="2"/>
       </w:pPr>
       <w:r>
-        <w:t>5.2 数据质量与来源</w:t>
+        <w:t>5.3 数据质量与来源</w:t>
       </w:r>
     </w:p>
+    <w:p>
+      <w:pPr>
+        <w:pStyle w:val="2"/>
+      </w:pPr>
+      <w:r>
+        <w:t>5.2核心实体字段字典。表5-1为需求级语义字典，不是数据库ER或物理表设计。</w:t>
+      </w:r>
+    </w:p>
+    <w:p>
+      <w:pPr>
+        <w:keepNext/>
+        <w:jc w:val="center"/>
+      </w:pPr>
+      <w:r>
+        <w:t>表 5-1 核心实体字段字典</w:t>
+      </w:r>
+    </w:p>
+    <w:tbl>
+      <w:tblPr>
+        <w:tblW w:type="auto" w:w="0"/>
+        <w:tblLayout w:type="fixed"/>
+        <w:tblLook w:firstColumn="1" w:firstRow="1" w:lastColumn="0" w:lastRow="0" w:noHBand="0" w:noVBand="1" w:val="04A0"/>
+      </w:tblPr>
+      <w:tblGrid>
+        <w:gridCol w:w="2256"/>
+        <w:gridCol w:w="2256"/>
+        <w:gridCol w:w="2256"/>
+        <w:gridCol w:w="2256"/>
+      </w:tblGrid>
+      <w:tr>
+        <w:trPr>
+          <w:tblHeader w:val="true"/>
+        </w:trPr>
+        <w:tc>
+          <w:tcPr>
+            <w:tcW w:type="dxa" w:w="1701"/>
+            <w:vAlign w:val="center"/>
+          </w:tcPr>
+          <w:p>
+            <w:pPr>
+              <w:spacing w:before="0" w:after="0" w:line="240" w:lineRule="auto"/>
+            </w:pPr>
+            <w:r>
+              <w:rPr>
+                <w:rFonts w:ascii="宋体" w:hAnsi="宋体" w:eastAsia="宋体"/>
+                <w:b/>
+                <w:sz w:val="17"/>
+              </w:rPr>
+              <w:t>实体</w:t>
+            </w:r>
+          </w:p>
+        </w:tc>
+        <w:tc>
+          <w:tcPr>
+            <w:tcW w:type="dxa" w:w="3005"/>
+            <w:vAlign w:val="center"/>
+          </w:tcPr>
+          <w:p>
+            <w:pPr>
+              <w:spacing w:before="0" w:after="0" w:line="240" w:lineRule="auto"/>
+            </w:pPr>
+            <w:r>
+              <w:rPr>
+                <w:rFonts w:ascii="宋体" w:hAnsi="宋体" w:eastAsia="宋体"/>
+                <w:b/>
+                <w:sz w:val="17"/>
+              </w:rPr>
+              <w:t>核心字段（均含唯一标识）</w:t>
+            </w:r>
+          </w:p>
+        </w:tc>
+        <w:tc>
+          <w:tcPr>
+            <w:tcW w:type="dxa" w:w="3798"/>
+            <w:vAlign w:val="center"/>
+          </w:tcPr>
+          <w:p>
+            <w:pPr>
+              <w:spacing w:before="0" w:after="0" w:line="240" w:lineRule="auto"/>
+            </w:pPr>
+            <w:r>
+              <w:rPr>
+                <w:rFonts w:ascii="宋体" w:hAnsi="宋体" w:eastAsia="宋体"/>
+                <w:b/>
+                <w:sz w:val="17"/>
+              </w:rPr>
+              <w:t>业务含义与约束</w:t>
+            </w:r>
+          </w:p>
+        </w:tc>
+        <w:tc>
+          <w:tcPr>
+            <w:tcW w:type="dxa" w:w="2154"/>
+            <w:vAlign w:val="center"/>
+          </w:tcPr>
+          <w:p>
+            <w:pPr>
+              <w:spacing w:before="0" w:after="0" w:line="240" w:lineRule="auto"/>
+            </w:pPr>
+            <w:r>
+              <w:rPr>
+                <w:rFonts w:ascii="宋体" w:hAnsi="宋体" w:eastAsia="宋体"/>
+                <w:b/>
+                <w:sz w:val="17"/>
+              </w:rPr>
+              <w:t>来源</w:t>
+            </w:r>
+          </w:p>
+        </w:tc>
+      </w:tr>
+      <w:tr>
+        <w:tc>
+          <w:tcPr>
+            <w:tcW w:type="dxa" w:w="1701"/>
+            <w:vAlign w:val="center"/>
+          </w:tcPr>
+          <w:p>
+            <w:pPr>
+              <w:spacing w:before="0" w:after="0" w:line="240" w:lineRule="auto"/>
+            </w:pPr>
+            <w:r>
+              <w:rPr>
+                <w:rFonts w:ascii="宋体" w:hAnsi="宋体" w:eastAsia="宋体"/>
+                <w:b w:val="0"/>
+                <w:sz w:val="17"/>
+              </w:rPr>
+              <w:t>应急预案</w:t>
+            </w:r>
+          </w:p>
+        </w:tc>
+        <w:tc>
+          <w:tcPr>
+            <w:tcW w:type="dxa" w:w="3005"/>
+            <w:vAlign w:val="center"/>
+          </w:tcPr>
+          <w:p>
+            <w:pPr>
+              <w:spacing w:before="0" w:after="0" w:line="240" w:lineRule="auto"/>
+            </w:pPr>
+            <w:r>
+              <w:rPr>
+                <w:rFonts w:ascii="宋体" w:hAnsi="宋体" w:eastAsia="宋体"/>
+                <w:b w:val="0"/>
+                <w:sz w:val="17"/>
+              </w:rPr>
+              <w:t>planId、名称、状态、适用场景</w:t>
+            </w:r>
+          </w:p>
+        </w:tc>
+        <w:tc>
+          <w:tcPr>
+            <w:tcW w:type="dxa" w:w="3798"/>
+            <w:vAlign w:val="center"/>
+          </w:tcPr>
+          <w:p>
+            <w:pPr>
+              <w:spacing w:before="0" w:after="0" w:line="240" w:lineRule="auto"/>
+            </w:pPr>
+            <w:r>
+              <w:rPr>
+                <w:rFonts w:ascii="宋体" w:hAnsi="宋体" w:eastAsia="宋体"/>
+                <w:b w:val="0"/>
+                <w:sz w:val="17"/>
+              </w:rPr>
+              <w:t>草稿/已发布/停用；关联版本、模板和事件。</w:t>
+            </w:r>
+          </w:p>
+        </w:tc>
+        <w:tc>
+          <w:tcPr>
+            <w:tcW w:type="dxa" w:w="2154"/>
+            <w:vAlign w:val="center"/>
+          </w:tcPr>
+          <w:p>
+            <w:pPr>
+              <w:spacing w:before="0" w:after="0" w:line="240" w:lineRule="auto"/>
+            </w:pPr>
+            <w:r>
+              <w:rPr>
+                <w:rFonts w:ascii="宋体" w:hAnsi="宋体" w:eastAsia="宋体"/>
+                <w:b w:val="0"/>
+                <w:sz w:val="17"/>
+              </w:rPr>
+              <w:t>FR-001—003</w:t>
+            </w:r>
+          </w:p>
+        </w:tc>
+      </w:tr>
+      <w:tr>
+        <w:tc>
+          <w:tcPr>
+            <w:tcW w:type="dxa" w:w="1701"/>
+            <w:vAlign w:val="center"/>
+          </w:tcPr>
+          <w:p>
+            <w:pPr>
+              <w:spacing w:before="0" w:after="0" w:line="240" w:lineRule="auto"/>
+            </w:pPr>
+            <w:r>
+              <w:rPr>
+                <w:rFonts w:ascii="宋体" w:hAnsi="宋体" w:eastAsia="宋体"/>
+                <w:b w:val="0"/>
+                <w:sz w:val="17"/>
+              </w:rPr>
+              <w:t>预案版本</w:t>
+            </w:r>
+          </w:p>
+        </w:tc>
+        <w:tc>
+          <w:tcPr>
+            <w:tcW w:type="dxa" w:w="3005"/>
+            <w:vAlign w:val="center"/>
+          </w:tcPr>
+          <w:p>
+            <w:pPr>
+              <w:spacing w:before="0" w:after="0" w:line="240" w:lineRule="auto"/>
+            </w:pPr>
+            <w:r>
+              <w:rPr>
+                <w:rFonts w:ascii="宋体" w:hAnsi="宋体" w:eastAsia="宋体"/>
+                <w:b w:val="0"/>
+                <w:sz w:val="17"/>
+              </w:rPr>
+              <w:t>versionId、版本号、生效状态</w:t>
+            </w:r>
+          </w:p>
+        </w:tc>
+        <w:tc>
+          <w:tcPr>
+            <w:tcW w:type="dxa" w:w="3798"/>
+            <w:vAlign w:val="center"/>
+          </w:tcPr>
+          <w:p>
+            <w:pPr>
+              <w:spacing w:before="0" w:after="0" w:line="240" w:lineRule="auto"/>
+            </w:pPr>
+            <w:r>
+              <w:rPr>
+                <w:rFonts w:ascii="宋体" w:hAnsi="宋体" w:eastAsia="宋体"/>
+                <w:b w:val="0"/>
+                <w:sz w:val="17"/>
+              </w:rPr>
+              <w:t>发布后作为启动依据，可追溯。</w:t>
+            </w:r>
+          </w:p>
+        </w:tc>
+        <w:tc>
+          <w:tcPr>
+            <w:tcW w:type="dxa" w:w="2154"/>
+            <w:vAlign w:val="center"/>
+          </w:tcPr>
+          <w:p>
+            <w:pPr>
+              <w:spacing w:before="0" w:after="0" w:line="240" w:lineRule="auto"/>
+            </w:pPr>
+            <w:r>
+              <w:rPr>
+                <w:rFonts w:ascii="宋体" w:hAnsi="宋体" w:eastAsia="宋体"/>
+                <w:b w:val="0"/>
+                <w:sz w:val="17"/>
+              </w:rPr>
+              <w:t>FR-001</w:t>
+            </w:r>
+          </w:p>
+        </w:tc>
+      </w:tr>
+      <w:tr>
+        <w:tc>
+          <w:tcPr>
+            <w:tcW w:type="dxa" w:w="1701"/>
+            <w:vAlign w:val="center"/>
+          </w:tcPr>
+          <w:p>
+            <w:pPr>
+              <w:spacing w:before="0" w:after="0" w:line="240" w:lineRule="auto"/>
+            </w:pPr>
+            <w:r>
+              <w:rPr>
+                <w:rFonts w:ascii="宋体" w:hAnsi="宋体" w:eastAsia="宋体"/>
+                <w:b w:val="0"/>
+                <w:sz w:val="17"/>
+              </w:rPr>
+              <w:t>预案任务模板</w:t>
+            </w:r>
+          </w:p>
+        </w:tc>
+        <w:tc>
+          <w:tcPr>
+            <w:tcW w:type="dxa" w:w="3005"/>
+            <w:vAlign w:val="center"/>
+          </w:tcPr>
+          <w:p>
+            <w:pPr>
+              <w:spacing w:before="0" w:after="0" w:line="240" w:lineRule="auto"/>
+            </w:pPr>
+            <w:r>
+              <w:rPr>
+                <w:rFonts w:ascii="宋体" w:hAnsi="宋体" w:eastAsia="宋体"/>
+                <w:b w:val="0"/>
+                <w:sz w:val="17"/>
+              </w:rPr>
+              <w:t>templateId、任务名称、责任组、时限</w:t>
+            </w:r>
+          </w:p>
+        </w:tc>
+        <w:tc>
+          <w:tcPr>
+            <w:tcW w:type="dxa" w:w="3798"/>
+            <w:vAlign w:val="center"/>
+          </w:tcPr>
+          <w:p>
+            <w:pPr>
+              <w:spacing w:before="0" w:after="0" w:line="240" w:lineRule="auto"/>
+            </w:pPr>
+            <w:r>
+              <w:rPr>
+                <w:rFonts w:ascii="宋体" w:hAnsi="宋体" w:eastAsia="宋体"/>
+                <w:b w:val="0"/>
+                <w:sz w:val="17"/>
+              </w:rPr>
+              <w:t>缺关键关系不得发布，启动时生成任务。</w:t>
+            </w:r>
+          </w:p>
+        </w:tc>
+        <w:tc>
+          <w:tcPr>
+            <w:tcW w:type="dxa" w:w="2154"/>
+            <w:vAlign w:val="center"/>
+          </w:tcPr>
+          <w:p>
+            <w:pPr>
+              <w:spacing w:before="0" w:after="0" w:line="240" w:lineRule="auto"/>
+            </w:pPr>
+            <w:r>
+              <w:rPr>
+                <w:rFonts w:ascii="宋体" w:hAnsi="宋体" w:eastAsia="宋体"/>
+                <w:b w:val="0"/>
+                <w:sz w:val="17"/>
+              </w:rPr>
+              <w:t>FR-002、003</w:t>
+            </w:r>
+          </w:p>
+        </w:tc>
+      </w:tr>
+      <w:tr>
+        <w:tc>
+          <w:tcPr>
+            <w:tcW w:type="dxa" w:w="1701"/>
+            <w:vAlign w:val="center"/>
+          </w:tcPr>
+          <w:p>
+            <w:pPr>
+              <w:spacing w:before="0" w:after="0" w:line="240" w:lineRule="auto"/>
+            </w:pPr>
+            <w:r>
+              <w:rPr>
+                <w:rFonts w:ascii="宋体" w:hAnsi="宋体" w:eastAsia="宋体"/>
+                <w:b w:val="0"/>
+                <w:sz w:val="17"/>
+              </w:rPr>
+              <w:t>应急事件</w:t>
+            </w:r>
+          </w:p>
+        </w:tc>
+        <w:tc>
+          <w:tcPr>
+            <w:tcW w:type="dxa" w:w="3005"/>
+            <w:vAlign w:val="center"/>
+          </w:tcPr>
+          <w:p>
+            <w:pPr>
+              <w:spacing w:before="0" w:after="0" w:line="240" w:lineRule="auto"/>
+            </w:pPr>
+            <w:r>
+              <w:rPr>
+                <w:rFonts w:ascii="宋体" w:hAnsi="宋体" w:eastAsia="宋体"/>
+                <w:b w:val="0"/>
+                <w:sz w:val="17"/>
+              </w:rPr>
+              <w:t>incidentId、类型、状态、发生时间</w:t>
+            </w:r>
+          </w:p>
+        </w:tc>
+        <w:tc>
+          <w:tcPr>
+            <w:tcW w:type="dxa" w:w="3798"/>
+            <w:vAlign w:val="center"/>
+          </w:tcPr>
+          <w:p>
+            <w:pPr>
+              <w:spacing w:before="0" w:after="0" w:line="240" w:lineRule="auto"/>
+            </w:pPr>
+            <w:r>
+              <w:rPr>
+                <w:rFonts w:ascii="宋体" w:hAnsi="宋体" w:eastAsia="宋体"/>
+                <w:b w:val="0"/>
+                <w:sz w:val="17"/>
+              </w:rPr>
+              <w:t>含待核实/核实超时/处置/关闭；关联续报、任务、附件。</w:t>
+            </w:r>
+          </w:p>
+        </w:tc>
+        <w:tc>
+          <w:tcPr>
+            <w:tcW w:type="dxa" w:w="2154"/>
+            <w:vAlign w:val="center"/>
+          </w:tcPr>
+          <w:p>
+            <w:pPr>
+              <w:spacing w:before="0" w:after="0" w:line="240" w:lineRule="auto"/>
+            </w:pPr>
+            <w:r>
+              <w:rPr>
+                <w:rFonts w:ascii="宋体" w:hAnsi="宋体" w:eastAsia="宋体"/>
+                <w:b w:val="0"/>
+                <w:sz w:val="17"/>
+              </w:rPr>
+              <w:t>FR-013—016</w:t>
+            </w:r>
+          </w:p>
+        </w:tc>
+      </w:tr>
+      <w:tr>
+        <w:tc>
+          <w:tcPr>
+            <w:tcW w:type="dxa" w:w="1701"/>
+            <w:vAlign w:val="center"/>
+          </w:tcPr>
+          <w:p>
+            <w:pPr>
+              <w:spacing w:before="0" w:after="0" w:line="240" w:lineRule="auto"/>
+            </w:pPr>
+            <w:r>
+              <w:rPr>
+                <w:rFonts w:ascii="宋体" w:hAnsi="宋体" w:eastAsia="宋体"/>
+                <w:b w:val="0"/>
+                <w:sz w:val="17"/>
+              </w:rPr>
+              <w:t>事件续报</w:t>
+            </w:r>
+          </w:p>
+        </w:tc>
+        <w:tc>
+          <w:tcPr>
+            <w:tcW w:type="dxa" w:w="3005"/>
+            <w:vAlign w:val="center"/>
+          </w:tcPr>
+          <w:p>
+            <w:pPr>
+              <w:spacing w:before="0" w:after="0" w:line="240" w:lineRule="auto"/>
+            </w:pPr>
+            <w:r>
+              <w:rPr>
+                <w:rFonts w:ascii="宋体" w:hAnsi="宋体" w:eastAsia="宋体"/>
+                <w:b w:val="0"/>
+                <w:sz w:val="17"/>
+              </w:rPr>
+              <w:t>updateId、业务时间、接收时间、内容</w:t>
+            </w:r>
+          </w:p>
+        </w:tc>
+        <w:tc>
+          <w:tcPr>
+            <w:tcW w:type="dxa" w:w="3798"/>
+            <w:vAlign w:val="center"/>
+          </w:tcPr>
+          <w:p>
+            <w:pPr>
+              <w:spacing w:before="0" w:after="0" w:line="240" w:lineRule="auto"/>
+            </w:pPr>
+            <w:r>
+              <w:rPr>
+                <w:rFonts w:ascii="宋体" w:hAnsi="宋体" w:eastAsia="宋体"/>
+                <w:b w:val="0"/>
+                <w:sz w:val="17"/>
+              </w:rPr>
+              <w:t>迟到标识且不覆盖历史。</w:t>
+            </w:r>
+          </w:p>
+        </w:tc>
+        <w:tc>
+          <w:tcPr>
+            <w:tcW w:type="dxa" w:w="2154"/>
+            <w:vAlign w:val="center"/>
+          </w:tcPr>
+          <w:p>
+            <w:pPr>
+              <w:spacing w:before="0" w:after="0" w:line="240" w:lineRule="auto"/>
+            </w:pPr>
+            <w:r>
+              <w:rPr>
+                <w:rFonts w:ascii="宋体" w:hAnsi="宋体" w:eastAsia="宋体"/>
+                <w:b w:val="0"/>
+                <w:sz w:val="17"/>
+              </w:rPr>
+              <w:t>RCLR-001、004</w:t>
+            </w:r>
+          </w:p>
+        </w:tc>
+      </w:tr>
+      <w:tr>
+        <w:tc>
+          <w:tcPr>
+            <w:tcW w:type="dxa" w:w="1701"/>
+            <w:vAlign w:val="center"/>
+          </w:tcPr>
+          <w:p>
+            <w:pPr>
+              <w:spacing w:before="0" w:after="0" w:line="240" w:lineRule="auto"/>
+            </w:pPr>
+            <w:r>
+              <w:rPr>
+                <w:rFonts w:ascii="宋体" w:hAnsi="宋体" w:eastAsia="宋体"/>
+                <w:b w:val="0"/>
+                <w:sz w:val="17"/>
+              </w:rPr>
+              <w:t>处置任务</w:t>
+            </w:r>
+          </w:p>
+        </w:tc>
+        <w:tc>
+          <w:tcPr>
+            <w:tcW w:type="dxa" w:w="3005"/>
+            <w:vAlign w:val="center"/>
+          </w:tcPr>
+          <w:p>
+            <w:pPr>
+              <w:spacing w:before="0" w:after="0" w:line="240" w:lineRule="auto"/>
+            </w:pPr>
+            <w:r>
+              <w:rPr>
+                <w:rFonts w:ascii="宋体" w:hAnsi="宋体" w:eastAsia="宋体"/>
+                <w:b w:val="0"/>
+                <w:sz w:val="17"/>
+              </w:rPr>
+              <w:t>taskId、当前责任人、状态、截止时间</w:t>
+            </w:r>
+          </w:p>
+        </w:tc>
+        <w:tc>
+          <w:tcPr>
+            <w:tcW w:type="dxa" w:w="3798"/>
+            <w:vAlign w:val="center"/>
+          </w:tcPr>
+          <w:p>
+            <w:pPr>
+              <w:spacing w:before="0" w:after="0" w:line="240" w:lineRule="auto"/>
+            </w:pPr>
+            <w:r>
+              <w:rPr>
+                <w:rFonts w:ascii="宋体" w:hAnsi="宋体" w:eastAsia="宋体"/>
+                <w:b w:val="0"/>
+                <w:sz w:val="17"/>
+              </w:rPr>
+              <w:t>重指派留痕，改期显式审计。</w:t>
+            </w:r>
+          </w:p>
+        </w:tc>
+        <w:tc>
+          <w:tcPr>
+            <w:tcW w:type="dxa" w:w="2154"/>
+            <w:vAlign w:val="center"/>
+          </w:tcPr>
+          <w:p>
+            <w:pPr>
+              <w:spacing w:before="0" w:after="0" w:line="240" w:lineRule="auto"/>
+            </w:pPr>
+            <w:r>
+              <w:rPr>
+                <w:rFonts w:ascii="宋体" w:hAnsi="宋体" w:eastAsia="宋体"/>
+                <w:b w:val="0"/>
+                <w:sz w:val="17"/>
+              </w:rPr>
+              <w:t>FR-015；RCLR-003</w:t>
+            </w:r>
+          </w:p>
+        </w:tc>
+      </w:tr>
+      <w:tr>
+        <w:tc>
+          <w:tcPr>
+            <w:tcW w:type="dxa" w:w="1701"/>
+            <w:vAlign w:val="center"/>
+          </w:tcPr>
+          <w:p>
+            <w:pPr>
+              <w:spacing w:before="0" w:after="0" w:line="240" w:lineRule="auto"/>
+            </w:pPr>
+            <w:r>
+              <w:rPr>
+                <w:rFonts w:ascii="宋体" w:hAnsi="宋体" w:eastAsia="宋体"/>
+                <w:b w:val="0"/>
+                <w:sz w:val="17"/>
+              </w:rPr>
+              <w:t>任务反馈</w:t>
+            </w:r>
+          </w:p>
+        </w:tc>
+        <w:tc>
+          <w:tcPr>
+            <w:tcW w:type="dxa" w:w="3005"/>
+            <w:vAlign w:val="center"/>
+          </w:tcPr>
+          <w:p>
+            <w:pPr>
+              <w:spacing w:before="0" w:after="0" w:line="240" w:lineRule="auto"/>
+            </w:pPr>
+            <w:r>
+              <w:rPr>
+                <w:rFonts w:ascii="宋体" w:hAnsi="宋体" w:eastAsia="宋体"/>
+                <w:b w:val="0"/>
+                <w:sz w:val="17"/>
+              </w:rPr>
+              <w:t>feedbackId、内容、反馈时间</w:t>
+            </w:r>
+          </w:p>
+        </w:tc>
+        <w:tc>
+          <w:tcPr>
+            <w:tcW w:type="dxa" w:w="3798"/>
+            <w:vAlign w:val="center"/>
+          </w:tcPr>
+          <w:p>
+            <w:pPr>
+              <w:spacing w:before="0" w:after="0" w:line="240" w:lineRule="auto"/>
+            </w:pPr>
+            <w:r>
+              <w:rPr>
+                <w:rFonts w:ascii="宋体" w:hAnsi="宋体" w:eastAsia="宋体"/>
+                <w:b w:val="0"/>
+                <w:sz w:val="17"/>
+              </w:rPr>
+              <w:t>接收、反馈、催办和完成证据。</w:t>
+            </w:r>
+          </w:p>
+        </w:tc>
+        <w:tc>
+          <w:tcPr>
+            <w:tcW w:type="dxa" w:w="2154"/>
+            <w:vAlign w:val="center"/>
+          </w:tcPr>
+          <w:p>
+            <w:pPr>
+              <w:spacing w:before="0" w:after="0" w:line="240" w:lineRule="auto"/>
+            </w:pPr>
+            <w:r>
+              <w:rPr>
+                <w:rFonts w:ascii="宋体" w:hAnsi="宋体" w:eastAsia="宋体"/>
+                <w:b w:val="0"/>
+                <w:sz w:val="17"/>
+              </w:rPr>
+              <w:t>FR-015</w:t>
+            </w:r>
+          </w:p>
+        </w:tc>
+      </w:tr>
+      <w:tr>
+        <w:tc>
+          <w:tcPr>
+            <w:tcW w:type="dxa" w:w="1701"/>
+            <w:vAlign w:val="center"/>
+          </w:tcPr>
+          <w:p>
+            <w:pPr>
+              <w:spacing w:before="0" w:after="0" w:line="240" w:lineRule="auto"/>
+            </w:pPr>
+            <w:r>
+              <w:rPr>
+                <w:rFonts w:ascii="宋体" w:hAnsi="宋体" w:eastAsia="宋体"/>
+                <w:b w:val="0"/>
+                <w:sz w:val="17"/>
+              </w:rPr>
+              <w:t>人员/值班</w:t>
+            </w:r>
+          </w:p>
+        </w:tc>
+        <w:tc>
+          <w:tcPr>
+            <w:tcW w:type="dxa" w:w="3005"/>
+            <w:vAlign w:val="center"/>
+          </w:tcPr>
+          <w:p>
+            <w:pPr>
+              <w:spacing w:before="0" w:after="0" w:line="240" w:lineRule="auto"/>
+            </w:pPr>
+            <w:r>
+              <w:rPr>
+                <w:rFonts w:ascii="宋体" w:hAnsi="宋体" w:eastAsia="宋体"/>
+                <w:b w:val="0"/>
+                <w:sz w:val="17"/>
+              </w:rPr>
+              <w:t>personId、职责、值班时段</w:t>
+            </w:r>
+          </w:p>
+        </w:tc>
+        <w:tc>
+          <w:tcPr>
+            <w:tcW w:type="dxa" w:w="3798"/>
+            <w:vAlign w:val="center"/>
+          </w:tcPr>
+          <w:p>
+            <w:pPr>
+              <w:spacing w:before="0" w:after="0" w:line="240" w:lineRule="auto"/>
+            </w:pPr>
+            <w:r>
+              <w:rPr>
+                <w:rFonts w:ascii="宋体" w:hAnsi="宋体" w:eastAsia="宋体"/>
+                <w:b w:val="0"/>
+                <w:sz w:val="17"/>
+              </w:rPr>
+              <w:t>人员、职责、当前值班关联。</w:t>
+            </w:r>
+          </w:p>
+        </w:tc>
+        <w:tc>
+          <w:tcPr>
+            <w:tcW w:type="dxa" w:w="2154"/>
+            <w:vAlign w:val="center"/>
+          </w:tcPr>
+          <w:p>
+            <w:pPr>
+              <w:spacing w:before="0" w:after="0" w:line="240" w:lineRule="auto"/>
+            </w:pPr>
+            <w:r>
+              <w:rPr>
+                <w:rFonts w:ascii="宋体" w:hAnsi="宋体" w:eastAsia="宋体"/>
+                <w:b w:val="0"/>
+                <w:sz w:val="17"/>
+              </w:rPr>
+              <w:t>FR-017、018</w:t>
+            </w:r>
+          </w:p>
+        </w:tc>
+      </w:tr>
+      <w:tr>
+        <w:tc>
+          <w:tcPr>
+            <w:tcW w:type="dxa" w:w="1701"/>
+            <w:vAlign w:val="center"/>
+          </w:tcPr>
+          <w:p>
+            <w:pPr>
+              <w:spacing w:before="0" w:after="0" w:line="240" w:lineRule="auto"/>
+            </w:pPr>
+            <w:r>
+              <w:rPr>
+                <w:rFonts w:ascii="宋体" w:hAnsi="宋体" w:eastAsia="宋体"/>
+                <w:b w:val="0"/>
+                <w:sz w:val="17"/>
+              </w:rPr>
+              <w:t>位置状态</w:t>
+            </w:r>
+          </w:p>
+        </w:tc>
+        <w:tc>
+          <w:tcPr>
+            <w:tcW w:type="dxa" w:w="3005"/>
+            <w:vAlign w:val="center"/>
+          </w:tcPr>
+          <w:p>
+            <w:pPr>
+              <w:spacing w:before="0" w:after="0" w:line="240" w:lineRule="auto"/>
+            </w:pPr>
+            <w:r>
+              <w:rPr>
+                <w:rFonts w:ascii="宋体" w:hAnsi="宋体" w:eastAsia="宋体"/>
+                <w:b w:val="0"/>
+                <w:sz w:val="17"/>
+              </w:rPr>
+              <w:t>personId、坐标、源时间、新鲜度</w:t>
+            </w:r>
+          </w:p>
+        </w:tc>
+        <w:tc>
+          <w:tcPr>
+            <w:tcW w:type="dxa" w:w="3798"/>
+            <w:vAlign w:val="center"/>
+          </w:tcPr>
+          <w:p>
+            <w:pPr>
+              <w:spacing w:before="0" w:after="0" w:line="240" w:lineRule="auto"/>
+            </w:pPr>
+            <w:r>
+              <w:rPr>
+                <w:rFonts w:ascii="宋体" w:hAnsi="宋体" w:eastAsia="宋体"/>
+                <w:b w:val="0"/>
+                <w:sz w:val="17"/>
+              </w:rPr>
+              <w:t>过期阈值可配置，过期禁自动调派。</w:t>
+            </w:r>
+          </w:p>
+        </w:tc>
+        <w:tc>
+          <w:tcPr>
+            <w:tcW w:type="dxa" w:w="2154"/>
+            <w:vAlign w:val="center"/>
+          </w:tcPr>
+          <w:p>
+            <w:pPr>
+              <w:spacing w:before="0" w:after="0" w:line="240" w:lineRule="auto"/>
+            </w:pPr>
+            <w:r>
+              <w:rPr>
+                <w:rFonts w:ascii="宋体" w:hAnsi="宋体" w:eastAsia="宋体"/>
+                <w:b w:val="0"/>
+                <w:sz w:val="17"/>
+              </w:rPr>
+              <w:t>FR-005；RCLR-009</w:t>
+            </w:r>
+          </w:p>
+        </w:tc>
+      </w:tr>
+      <w:tr>
+        <w:tc>
+          <w:tcPr>
+            <w:tcW w:type="dxa" w:w="1701"/>
+            <w:vAlign w:val="center"/>
+          </w:tcPr>
+          <w:p>
+            <w:pPr>
+              <w:spacing w:before="0" w:after="0" w:line="240" w:lineRule="auto"/>
+            </w:pPr>
+            <w:r>
+              <w:rPr>
+                <w:rFonts w:ascii="宋体" w:hAnsi="宋体" w:eastAsia="宋体"/>
+                <w:b w:val="0"/>
+                <w:sz w:val="17"/>
+              </w:rPr>
+              <w:t>物资站点/条目</w:t>
+            </w:r>
+          </w:p>
+        </w:tc>
+        <w:tc>
+          <w:tcPr>
+            <w:tcW w:type="dxa" w:w="3005"/>
+            <w:vAlign w:val="center"/>
+          </w:tcPr>
+          <w:p>
+            <w:pPr>
+              <w:spacing w:before="0" w:after="0" w:line="240" w:lineRule="auto"/>
+            </w:pPr>
+            <w:r>
+              <w:rPr>
+                <w:rFonts w:ascii="宋体" w:hAnsi="宋体" w:eastAsia="宋体"/>
+                <w:b w:val="0"/>
+                <w:sz w:val="17"/>
+              </w:rPr>
+              <w:t>siteId、itemId、数量、有效期</w:t>
+            </w:r>
+          </w:p>
+        </w:tc>
+        <w:tc>
+          <w:tcPr>
+            <w:tcW w:type="dxa" w:w="3798"/>
+            <w:vAlign w:val="center"/>
+          </w:tcPr>
+          <w:p>
+            <w:pPr>
+              <w:spacing w:before="0" w:after="0" w:line="240" w:lineRule="auto"/>
+            </w:pPr>
+            <w:r>
+              <w:rPr>
+                <w:rFonts w:ascii="宋体" w:hAnsi="宋体" w:eastAsia="宋体"/>
+                <w:b w:val="0"/>
+                <w:sz w:val="17"/>
+              </w:rPr>
+              <w:t>台账、站点与临期状态。</w:t>
+            </w:r>
+          </w:p>
+        </w:tc>
+        <w:tc>
+          <w:tcPr>
+            <w:tcW w:type="dxa" w:w="2154"/>
+            <w:vAlign w:val="center"/>
+          </w:tcPr>
+          <w:p>
+            <w:pPr>
+              <w:spacing w:before="0" w:after="0" w:line="240" w:lineRule="auto"/>
+            </w:pPr>
+            <w:r>
+              <w:rPr>
+                <w:rFonts w:ascii="宋体" w:hAnsi="宋体" w:eastAsia="宋体"/>
+                <w:b w:val="0"/>
+                <w:sz w:val="17"/>
+              </w:rPr>
+              <w:t>FR-007—009</w:t>
+            </w:r>
+          </w:p>
+        </w:tc>
+      </w:tr>
+      <w:tr>
+        <w:tc>
+          <w:tcPr>
+            <w:tcW w:type="dxa" w:w="1701"/>
+            <w:vAlign w:val="center"/>
+          </w:tcPr>
+          <w:p>
+            <w:pPr>
+              <w:spacing w:before="0" w:after="0" w:line="240" w:lineRule="auto"/>
+            </w:pPr>
+            <w:r>
+              <w:rPr>
+                <w:rFonts w:ascii="宋体" w:hAnsi="宋体" w:eastAsia="宋体"/>
+                <w:b w:val="0"/>
+                <w:sz w:val="17"/>
+              </w:rPr>
+              <w:t>盘点计划/快照/记录</w:t>
+            </w:r>
+          </w:p>
+        </w:tc>
+        <w:tc>
+          <w:tcPr>
+            <w:tcW w:type="dxa" w:w="3005"/>
+            <w:vAlign w:val="center"/>
+          </w:tcPr>
+          <w:p>
+            <w:pPr>
+              <w:spacing w:before="0" w:after="0" w:line="240" w:lineRule="auto"/>
+            </w:pPr>
+            <w:r>
+              <w:rPr>
+                <w:rFonts w:ascii="宋体" w:hAnsi="宋体" w:eastAsia="宋体"/>
+                <w:b w:val="0"/>
+                <w:sz w:val="17"/>
+              </w:rPr>
+              <w:t>planId、快照数量、实盘数量、复核状态</w:t>
+            </w:r>
+          </w:p>
+        </w:tc>
+        <w:tc>
+          <w:tcPr>
+            <w:tcW w:type="dxa" w:w="3798"/>
+            <w:vAlign w:val="center"/>
+          </w:tcPr>
+          <w:p>
+            <w:pPr>
+              <w:spacing w:before="0" w:after="0" w:line="240" w:lineRule="auto"/>
+            </w:pPr>
+            <w:r>
+              <w:rPr>
+                <w:rFonts w:ascii="宋体" w:hAnsi="宋体" w:eastAsia="宋体"/>
+                <w:b w:val="0"/>
+                <w:sz w:val="17"/>
+              </w:rPr>
+              <w:t>快照为基准，期间变动单独记录。</w:t>
+            </w:r>
+          </w:p>
+        </w:tc>
+        <w:tc>
+          <w:tcPr>
+            <w:tcW w:type="dxa" w:w="2154"/>
+            <w:vAlign w:val="center"/>
+          </w:tcPr>
+          <w:p>
+            <w:pPr>
+              <w:spacing w:before="0" w:after="0" w:line="240" w:lineRule="auto"/>
+            </w:pPr>
+            <w:r>
+              <w:rPr>
+                <w:rFonts w:ascii="宋体" w:hAnsi="宋体" w:eastAsia="宋体"/>
+                <w:b w:val="0"/>
+                <w:sz w:val="17"/>
+              </w:rPr>
+              <w:t>FR-009；RCLR-006</w:t>
+            </w:r>
+          </w:p>
+        </w:tc>
+      </w:tr>
+      <w:tr>
+        <w:tc>
+          <w:tcPr>
+            <w:tcW w:type="dxa" w:w="1701"/>
+            <w:vAlign w:val="center"/>
+          </w:tcPr>
+          <w:p>
+            <w:pPr>
+              <w:spacing w:before="0" w:after="0" w:line="240" w:lineRule="auto"/>
+            </w:pPr>
+            <w:r>
+              <w:rPr>
+                <w:rFonts w:ascii="宋体" w:hAnsi="宋体" w:eastAsia="宋体"/>
+                <w:b w:val="0"/>
+                <w:sz w:val="17"/>
+              </w:rPr>
+              <w:t>演练计划/执行/评估</w:t>
+            </w:r>
+          </w:p>
+        </w:tc>
+        <w:tc>
+          <w:tcPr>
+            <w:tcW w:type="dxa" w:w="3005"/>
+            <w:vAlign w:val="center"/>
+          </w:tcPr>
+          <w:p>
+            <w:pPr>
+              <w:spacing w:before="0" w:after="0" w:line="240" w:lineRule="auto"/>
+            </w:pPr>
+            <w:r>
+              <w:rPr>
+                <w:rFonts w:ascii="宋体" w:hAnsi="宋体" w:eastAsia="宋体"/>
+                <w:b w:val="0"/>
+                <w:sz w:val="17"/>
+              </w:rPr>
+              <w:t>drillId、计划时间、实际完成、状态</w:t>
+            </w:r>
+          </w:p>
+        </w:tc>
+        <w:tc>
+          <w:tcPr>
+            <w:tcW w:type="dxa" w:w="3798"/>
+            <w:vAlign w:val="center"/>
+          </w:tcPr>
+          <w:p>
+            <w:pPr>
+              <w:spacing w:before="0" w:after="0" w:line="240" w:lineRule="auto"/>
+            </w:pPr>
+            <w:r>
+              <w:rPr>
+                <w:rFonts w:ascii="宋体" w:hAnsi="宋体" w:eastAsia="宋体"/>
+                <w:b w:val="0"/>
+                <w:sz w:val="17"/>
+              </w:rPr>
+              <w:t>取消/逾期不计完成，补演关联原计划。</w:t>
+            </w:r>
+          </w:p>
+        </w:tc>
+        <w:tc>
+          <w:tcPr>
+            <w:tcW w:type="dxa" w:w="2154"/>
+            <w:vAlign w:val="center"/>
+          </w:tcPr>
+          <w:p>
+            <w:pPr>
+              <w:spacing w:before="0" w:after="0" w:line="240" w:lineRule="auto"/>
+            </w:pPr>
+            <w:r>
+              <w:rPr>
+                <w:rFonts w:ascii="宋体" w:hAnsi="宋体" w:eastAsia="宋体"/>
+                <w:b w:val="0"/>
+                <w:sz w:val="17"/>
+              </w:rPr>
+              <w:t>FR-010—012；RCLR-007</w:t>
+            </w:r>
+          </w:p>
+        </w:tc>
+      </w:tr>
+      <w:tr>
+        <w:tc>
+          <w:tcPr>
+            <w:tcW w:type="dxa" w:w="1701"/>
+            <w:vAlign w:val="center"/>
+          </w:tcPr>
+          <w:p>
+            <w:pPr>
+              <w:spacing w:before="0" w:after="0" w:line="240" w:lineRule="auto"/>
+            </w:pPr>
+            <w:r>
+              <w:rPr>
+                <w:rFonts w:ascii="宋体" w:hAnsi="宋体" w:eastAsia="宋体"/>
+                <w:b w:val="0"/>
+                <w:sz w:val="17"/>
+              </w:rPr>
+              <w:t>打卡点/记录</w:t>
+            </w:r>
+          </w:p>
+        </w:tc>
+        <w:tc>
+          <w:tcPr>
+            <w:tcW w:type="dxa" w:w="3005"/>
+            <w:vAlign w:val="center"/>
+          </w:tcPr>
+          <w:p>
+            <w:pPr>
+              <w:spacing w:before="0" w:after="0" w:line="240" w:lineRule="auto"/>
+            </w:pPr>
+            <w:r>
+              <w:rPr>
+                <w:rFonts w:ascii="宋体" w:hAnsi="宋体" w:eastAsia="宋体"/>
+                <w:b w:val="0"/>
+                <w:sz w:val="17"/>
+              </w:rPr>
+              <w:t>pointId、taskId、扫码时间、结果</w:t>
+            </w:r>
+          </w:p>
+        </w:tc>
+        <w:tc>
+          <w:tcPr>
+            <w:tcW w:type="dxa" w:w="3798"/>
+            <w:vAlign w:val="center"/>
+          </w:tcPr>
+          <w:p>
+            <w:pPr>
+              <w:spacing w:before="0" w:after="0" w:line="240" w:lineRule="auto"/>
+            </w:pPr>
+            <w:r>
+              <w:rPr>
+                <w:rFonts w:ascii="宋体" w:hAnsi="宋体" w:eastAsia="宋体"/>
+                <w:b w:val="0"/>
+                <w:sz w:val="17"/>
+              </w:rPr>
+              <w:t>任务/点位/时段绑定，重复扫码幂等。</w:t>
+            </w:r>
+          </w:p>
+        </w:tc>
+        <w:tc>
+          <w:tcPr>
+            <w:tcW w:type="dxa" w:w="2154"/>
+            <w:vAlign w:val="center"/>
+          </w:tcPr>
+          <w:p>
+            <w:pPr>
+              <w:spacing w:before="0" w:after="0" w:line="240" w:lineRule="auto"/>
+            </w:pPr>
+            <w:r>
+              <w:rPr>
+                <w:rFonts w:ascii="宋体" w:hAnsi="宋体" w:eastAsia="宋体"/>
+                <w:b w:val="0"/>
+                <w:sz w:val="17"/>
+              </w:rPr>
+              <w:t>FR-017—020；RCLR-005</w:t>
+            </w:r>
+          </w:p>
+        </w:tc>
+      </w:tr>
+      <w:tr>
+        <w:tc>
+          <w:tcPr>
+            <w:tcW w:type="dxa" w:w="1701"/>
+            <w:vAlign w:val="center"/>
+          </w:tcPr>
+          <w:p>
+            <w:pPr>
+              <w:spacing w:before="0" w:after="0" w:line="240" w:lineRule="auto"/>
+            </w:pPr>
+            <w:r>
+              <w:rPr>
+                <w:rFonts w:ascii="宋体" w:hAnsi="宋体" w:eastAsia="宋体"/>
+                <w:b w:val="0"/>
+                <w:sz w:val="17"/>
+              </w:rPr>
+              <w:t>消息发送/外部调用</w:t>
+            </w:r>
+          </w:p>
+        </w:tc>
+        <w:tc>
+          <w:tcPr>
+            <w:tcW w:type="dxa" w:w="3005"/>
+            <w:vAlign w:val="center"/>
+          </w:tcPr>
+          <w:p>
+            <w:pPr>
+              <w:spacing w:before="0" w:after="0" w:line="240" w:lineRule="auto"/>
+            </w:pPr>
+            <w:r>
+              <w:rPr>
+                <w:rFonts w:ascii="宋体" w:hAnsi="宋体" w:eastAsia="宋体"/>
+                <w:b w:val="0"/>
+                <w:sz w:val="17"/>
+              </w:rPr>
+              <w:t>messageId、尝试序号、最终状态、回执时间</w:t>
+            </w:r>
+          </w:p>
+        </w:tc>
+        <w:tc>
+          <w:tcPr>
+            <w:tcW w:type="dxa" w:w="3798"/>
+            <w:vAlign w:val="center"/>
+          </w:tcPr>
+          <w:p>
+            <w:pPr>
+              <w:spacing w:before="0" w:after="0" w:line="240" w:lineRule="auto"/>
+            </w:pPr>
+            <w:r>
+              <w:rPr>
+                <w:rFonts w:ascii="宋体" w:hAnsi="宋体" w:eastAsia="宋体"/>
+                <w:b w:val="0"/>
+                <w:sz w:val="17"/>
+              </w:rPr>
+              <w:t>保留超时/重试/降级历史，重复回执幂等。</w:t>
+            </w:r>
+          </w:p>
+        </w:tc>
+        <w:tc>
+          <w:tcPr>
+            <w:tcW w:type="dxa" w:w="2154"/>
+            <w:vAlign w:val="center"/>
+          </w:tcPr>
+          <w:p>
+            <w:pPr>
+              <w:spacing w:before="0" w:after="0" w:line="240" w:lineRule="auto"/>
+            </w:pPr>
+            <w:r>
+              <w:rPr>
+                <w:rFonts w:ascii="宋体" w:hAnsi="宋体" w:eastAsia="宋体"/>
+                <w:b w:val="0"/>
+                <w:sz w:val="17"/>
+              </w:rPr>
+              <w:t>FR-020、022；RCLR-008</w:t>
+            </w:r>
+          </w:p>
+        </w:tc>
+      </w:tr>
+      <w:tr>
+        <w:tc>
+          <w:tcPr>
+            <w:tcW w:type="dxa" w:w="1701"/>
+            <w:vAlign w:val="center"/>
+          </w:tcPr>
+          <w:p>
+            <w:pPr>
+              <w:spacing w:before="0" w:after="0" w:line="240" w:lineRule="auto"/>
+            </w:pPr>
+            <w:r>
+              <w:rPr>
+                <w:rFonts w:ascii="宋体" w:hAnsi="宋体" w:eastAsia="宋体"/>
+                <w:b w:val="0"/>
+                <w:sz w:val="17"/>
+              </w:rPr>
+              <w:t>附件/审计记录</w:t>
+            </w:r>
+          </w:p>
+        </w:tc>
+        <w:tc>
+          <w:tcPr>
+            <w:tcW w:type="dxa" w:w="3005"/>
+            <w:vAlign w:val="center"/>
+          </w:tcPr>
+          <w:p>
+            <w:pPr>
+              <w:spacing w:before="0" w:after="0" w:line="240" w:lineRule="auto"/>
+            </w:pPr>
+            <w:r>
+              <w:rPr>
+                <w:rFonts w:ascii="宋体" w:hAnsi="宋体" w:eastAsia="宋体"/>
+                <w:b w:val="0"/>
+                <w:sz w:val="17"/>
+              </w:rPr>
+              <w:t>attachmentId、关联对象、删除状态、操作者</w:t>
+            </w:r>
+          </w:p>
+        </w:tc>
+        <w:tc>
+          <w:tcPr>
+            <w:tcW w:type="dxa" w:w="3798"/>
+            <w:vAlign w:val="center"/>
+          </w:tcPr>
+          <w:p>
+            <w:pPr>
+              <w:spacing w:before="0" w:after="0" w:line="240" w:lineRule="auto"/>
+            </w:pPr>
+            <w:r>
+              <w:rPr>
+                <w:rFonts w:ascii="宋体" w:hAnsi="宋体" w:eastAsia="宋体"/>
+                <w:b w:val="0"/>
+                <w:sz w:val="17"/>
+              </w:rPr>
+              <w:t>逻辑删除、归档引用保护和删除审计。</w:t>
+            </w:r>
+          </w:p>
+        </w:tc>
+        <w:tc>
+          <w:tcPr>
+            <w:tcW w:type="dxa" w:w="2154"/>
+            <w:vAlign w:val="center"/>
+          </w:tcPr>
+          <w:p>
+            <w:pPr>
+              <w:spacing w:before="0" w:after="0" w:line="240" w:lineRule="auto"/>
+            </w:pPr>
+            <w:r>
+              <w:rPr>
+                <w:rFonts w:ascii="宋体" w:hAnsi="宋体" w:eastAsia="宋体"/>
+                <w:b w:val="0"/>
+                <w:sz w:val="17"/>
+              </w:rPr>
+              <w:t>FR-013、016；RCLR-010</w:t>
+            </w:r>
+          </w:p>
+        </w:tc>
+      </w:tr>
+    </w:tbl>
     <w:p>
       <w:pPr/>
       <w:r>
@@ -11383,7 +13873,7 @@
         <w:pStyle w:val="2"/>
       </w:pPr>
       <w:r>
-        <w:t>5.3 数据安全与审计</w:t>
+        <w:t>5.4 数据安全与审计</w:t>
       </w:r>
     </w:p>
     <w:p>
@@ -11405,59 +13895,48 @@
         <w:pStyle w:val="2"/>
       </w:pPr>
       <w:r>
-        <w:t>6.1 性能与容量</w:t>
+        <w:t>6.1 PE性能指标与容量</w:t>
+      </w:r>
+    </w:p>
+    <w:p>
+      <w:pPr>
+        <w:keepNext/>
+        <w:jc w:val="center"/>
+      </w:pPr>
+      <w:r>
+        <w:t>表 6-1 PE-01—PE-12性能指标</w:t>
       </w:r>
     </w:p>
     <w:tbl>
       <w:tblPr>
-        <w:tblW w:w="5073" w:type="pct"/>
-        <w:tblBorders>
-          <w:top w:val="single" w:sz="2" w:space="0" w:color="8A9BA8"/>
-          <w:left w:val="single" w:sz="2" w:space="0" w:color="8A9BA8"/>
-          <w:bottom w:val="single" w:sz="2" w:space="0" w:color="8A9BA8"/>
-          <w:right w:val="single" w:sz="2" w:space="0" w:color="8A9BA8"/>
-          <w:insideH w:val="single" w:sz="2" w:space="0" w:color="8A9BA8"/>
-          <w:insideV w:val="single" w:sz="2" w:space="0" w:color="8A9BA8"/>
-        </w:tblBorders>
+        <w:tblW w:type="auto" w:w="0"/>
         <w:tblLayout w:type="fixed"/>
-        <w:tblCellMar>
-          <w:left w:w="10" w:type="dxa"/>
-          <w:right w:w="10" w:type="dxa"/>
-        </w:tblCellMar>
-        <w:tblLook w:val="04A0" w:firstRow="1" w:lastRow="0" w:firstColumn="1" w:lastColumn="0" w:noHBand="0" w:noVBand="1"/>
+        <w:tblLook w:firstColumn="1" w:firstRow="1" w:lastColumn="0" w:lastRow="0" w:noHBand="0" w:noVBand="1" w:val="04A0"/>
       </w:tblPr>
       <w:tblGrid>
-        <w:gridCol w:w="1500"/>
-        <w:gridCol w:w="4000"/>
-        <w:gridCol w:w="3500"/>
+        <w:gridCol w:w="2256"/>
+        <w:gridCol w:w="2256"/>
+        <w:gridCol w:w="2256"/>
+        <w:gridCol w:w="2256"/>
       </w:tblGrid>
       <w:tr>
         <w:trPr>
-          <w:tblHeader/>
+          <w:tblHeader w:val="true"/>
         </w:trPr>
         <w:tc>
           <w:tcPr>
-            <w:tcW w:w="1500" w:type="dxa"/>
-            <w:shd w:val="clear" w:color="auto" w:fill="DCE6F1"/>
-            <w:tcMar>
-              <w:top w:w="80" w:type="dxa"/>
-              <w:left w:w="100" w:type="dxa"/>
-              <w:bottom w:w="80" w:type="dxa"/>
-              <w:right w:w="100" w:type="dxa"/>
-            </w:tcMar>
-          </w:tcPr>
-          <w:p>
-            <w:pPr>
-              <w:spacing w:line="300" w:lineRule="auto"/>
-            </w:pPr>
-            <w:r/>
-            <w:r>
-              <w:rPr>
-                <w:rFonts w:eastAsia="宋体"/>
-                <w:b/>
-                <w:bCs/>
-                <w:sz w:val="24"/>
-                <w:szCs w:val="24"/>
+            <w:tcW w:type="dxa" w:w="964"/>
+            <w:vAlign w:val="center"/>
+          </w:tcPr>
+          <w:p>
+            <w:pPr>
+              <w:spacing w:before="0" w:after="0" w:line="240" w:lineRule="auto"/>
+            </w:pPr>
+            <w:r>
+              <w:rPr>
+                <w:rFonts w:ascii="宋体" w:hAnsi="宋体" w:eastAsia="宋体"/>
+                <w:b/>
+                <w:sz w:val="17"/>
               </w:rPr>
               <w:t>编号</w:t>
             </w:r>
@@ -11465,57 +13944,58 @@
         </w:tc>
         <w:tc>
           <w:tcPr>
-            <w:tcW w:w="4000" w:type="dxa"/>
-            <w:shd w:val="clear" w:color="auto" w:fill="DCE6F1"/>
-            <w:tcMar>
-              <w:top w:w="80" w:type="dxa"/>
-              <w:left w:w="100" w:type="dxa"/>
-              <w:bottom w:w="80" w:type="dxa"/>
-              <w:right w:w="100" w:type="dxa"/>
-            </w:tcMar>
-          </w:tcPr>
-          <w:p>
-            <w:pPr>
-              <w:spacing w:line="300" w:lineRule="auto"/>
-            </w:pPr>
-            <w:r/>
-            <w:r>
-              <w:rPr>
-                <w:rFonts w:eastAsia="宋体"/>
-                <w:b/>
-                <w:bCs/>
-                <w:sz w:val="24"/>
-                <w:szCs w:val="24"/>
-              </w:rPr>
-              <w:t>要求</w:t>
-            </w:r>
-          </w:p>
-        </w:tc>
-        <w:tc>
-          <w:tcPr>
-            <w:tcW w:w="3500" w:type="dxa"/>
-            <w:shd w:val="clear" w:color="auto" w:fill="DCE6F1"/>
-            <w:tcMar>
-              <w:top w:w="80" w:type="dxa"/>
-              <w:left w:w="100" w:type="dxa"/>
-              <w:bottom w:w="80" w:type="dxa"/>
-              <w:right w:w="100" w:type="dxa"/>
-            </w:tcMar>
-          </w:tcPr>
-          <w:p>
-            <w:pPr>
-              <w:spacing w:line="300" w:lineRule="auto"/>
-            </w:pPr>
-            <w:r/>
-            <w:r>
-              <w:rPr>
-                <w:rFonts w:eastAsia="宋体"/>
-                <w:b/>
-                <w:bCs/>
-                <w:sz w:val="24"/>
-                <w:szCs w:val="24"/>
-              </w:rPr>
-              <w:t>验证方式</w:t>
+            <w:tcW w:type="dxa" w:w="3402"/>
+            <w:vAlign w:val="center"/>
+          </w:tcPr>
+          <w:p>
+            <w:pPr>
+              <w:spacing w:before="0" w:after="0" w:line="240" w:lineRule="auto"/>
+            </w:pPr>
+            <w:r>
+              <w:rPr>
+                <w:rFonts w:ascii="宋体" w:hAnsi="宋体" w:eastAsia="宋体"/>
+                <w:b/>
+                <w:sz w:val="17"/>
+              </w:rPr>
+              <w:t>量化要求</w:t>
+            </w:r>
+          </w:p>
+        </w:tc>
+        <w:tc>
+          <w:tcPr>
+            <w:tcW w:type="dxa" w:w="3969"/>
+            <w:vAlign w:val="center"/>
+          </w:tcPr>
+          <w:p>
+            <w:pPr>
+              <w:spacing w:before="0" w:after="0" w:line="240" w:lineRule="auto"/>
+            </w:pPr>
+            <w:r>
+              <w:rPr>
+                <w:rFonts w:ascii="宋体" w:hAnsi="宋体" w:eastAsia="宋体"/>
+                <w:b/>
+                <w:sz w:val="17"/>
+              </w:rPr>
+              <w:t>验证口径</w:t>
+            </w:r>
+          </w:p>
+        </w:tc>
+        <w:tc>
+          <w:tcPr>
+            <w:tcW w:type="dxa" w:w="1304"/>
+            <w:vAlign w:val="center"/>
+          </w:tcPr>
+          <w:p>
+            <w:pPr>
+              <w:spacing w:before="0" w:after="0" w:line="240" w:lineRule="auto"/>
+            </w:pPr>
+            <w:r>
+              <w:rPr>
+                <w:rFonts w:ascii="宋体" w:hAnsi="宋体" w:eastAsia="宋体"/>
+                <w:b/>
+                <w:sz w:val="17"/>
+              </w:rPr>
+              <w:t>来源</w:t>
             </w:r>
           </w:p>
         </w:tc>
@@ -11523,76 +14003,77 @@
       <w:tr>
         <w:tc>
           <w:tcPr>
-            <w:tcW w:w="1500" w:type="dxa"/>
-            <w:tcMar>
-              <w:top w:w="80" w:type="dxa"/>
-              <w:left w:w="100" w:type="dxa"/>
-              <w:bottom w:w="80" w:type="dxa"/>
-              <w:right w:w="100" w:type="dxa"/>
-            </w:tcMar>
-          </w:tcPr>
-          <w:p>
-            <w:pPr>
-              <w:spacing w:line="300" w:lineRule="auto"/>
-            </w:pPr>
-            <w:r/>
-            <w:r>
-              <w:rPr>
-                <w:rFonts w:eastAsia="宋体"/>
-                <w:sz w:val="22"/>
-                <w:szCs w:val="22"/>
-              </w:rPr>
-              <w:t>NFR-PERF-01</w:t>
-            </w:r>
-          </w:p>
-        </w:tc>
-        <w:tc>
-          <w:tcPr>
-            <w:tcW w:w="4000" w:type="dxa"/>
-            <w:tcMar>
-              <w:top w:w="80" w:type="dxa"/>
-              <w:left w:w="100" w:type="dxa"/>
-              <w:bottom w:w="80" w:type="dxa"/>
-              <w:right w:w="100" w:type="dxa"/>
-            </w:tcMar>
-          </w:tcPr>
-          <w:p>
-            <w:pPr>
-              <w:spacing w:line="300" w:lineRule="auto"/>
-            </w:pPr>
-            <w:r/>
-            <w:r>
-              <w:rPr>
-                <w:rFonts w:eastAsia="宋体"/>
-                <w:sz w:val="22"/>
-                <w:szCs w:val="22"/>
-              </w:rPr>
-              <w:t>预案启动通知和任务下发≤3秒；告警接入≤2秒；任务下达≤3分钟。</w:t>
-            </w:r>
-          </w:p>
-        </w:tc>
-        <w:tc>
-          <w:tcPr>
-            <w:tcW w:w="3500" w:type="dxa"/>
-            <w:tcMar>
-              <w:top w:w="80" w:type="dxa"/>
-              <w:left w:w="100" w:type="dxa"/>
-              <w:bottom w:w="80" w:type="dxa"/>
-              <w:right w:w="100" w:type="dxa"/>
-            </w:tcMar>
-          </w:tcPr>
-          <w:p>
-            <w:pPr>
-              <w:spacing w:line="300" w:lineRule="auto"/>
-            </w:pPr>
-            <w:r/>
-            <w:r>
-              <w:rPr>
-                <w:rFonts w:eastAsia="宋体"/>
-                <w:sz w:val="22"/>
-                <w:szCs w:val="22"/>
-              </w:rPr>
-              <w:t>端到端时间戳与目标环境实测</w:t>
+            <w:tcW w:type="dxa" w:w="964"/>
+            <w:vAlign w:val="center"/>
+          </w:tcPr>
+          <w:p>
+            <w:pPr>
+              <w:spacing w:before="0" w:after="0" w:line="240" w:lineRule="auto"/>
+            </w:pPr>
+            <w:r>
+              <w:rPr>
+                <w:rFonts w:ascii="宋体" w:hAnsi="宋体" w:eastAsia="宋体"/>
+                <w:b w:val="0"/>
+                <w:sz w:val="17"/>
+              </w:rPr>
+              <w:t>PE-01</w:t>
+            </w:r>
+          </w:p>
+        </w:tc>
+        <w:tc>
+          <w:tcPr>
+            <w:tcW w:type="dxa" w:w="3402"/>
+            <w:vAlign w:val="center"/>
+          </w:tcPr>
+          <w:p>
+            <w:pPr>
+              <w:spacing w:before="0" w:after="0" w:line="240" w:lineRule="auto"/>
+            </w:pPr>
+            <w:r>
+              <w:rPr>
+                <w:rFonts w:ascii="宋体" w:hAnsi="宋体" w:eastAsia="宋体"/>
+                <w:b w:val="0"/>
+                <w:sz w:val="17"/>
+              </w:rPr>
+              <w:t>预案启动通知与任务下发≤3秒。</w:t>
+            </w:r>
+          </w:p>
+        </w:tc>
+        <w:tc>
+          <w:tcPr>
+            <w:tcW w:type="dxa" w:w="3969"/>
+            <w:vAlign w:val="center"/>
+          </w:tcPr>
+          <w:p>
+            <w:pPr>
+              <w:spacing w:before="0" w:after="0" w:line="240" w:lineRule="auto"/>
+            </w:pPr>
+            <w:r>
+              <w:rPr>
+                <w:rFonts w:ascii="宋体" w:hAnsi="宋体" w:eastAsia="宋体"/>
+                <w:b w:val="0"/>
+                <w:sz w:val="17"/>
+              </w:rPr>
+              <w:t>授权启动至产生可追踪下发记录的端到端时间戳。</w:t>
+            </w:r>
+          </w:p>
+        </w:tc>
+        <w:tc>
+          <w:tcPr>
+            <w:tcW w:type="dxa" w:w="1304"/>
+            <w:vAlign w:val="center"/>
+          </w:tcPr>
+          <w:p>
+            <w:pPr>
+              <w:spacing w:before="0" w:after="0" w:line="240" w:lineRule="auto"/>
+            </w:pPr>
+            <w:r>
+              <w:rPr>
+                <w:rFonts w:ascii="宋体" w:hAnsi="宋体" w:eastAsia="宋体"/>
+                <w:b w:val="0"/>
+                <w:sz w:val="17"/>
+              </w:rPr>
+              <w:t>KN-003</w:t>
             </w:r>
           </w:p>
         </w:tc>
@@ -11600,76 +14081,77 @@
       <w:tr>
         <w:tc>
           <w:tcPr>
-            <w:tcW w:w="1500" w:type="dxa"/>
-            <w:tcMar>
-              <w:top w:w="80" w:type="dxa"/>
-              <w:left w:w="100" w:type="dxa"/>
-              <w:bottom w:w="80" w:type="dxa"/>
-              <w:right w:w="100" w:type="dxa"/>
-            </w:tcMar>
-          </w:tcPr>
-          <w:p>
-            <w:pPr>
-              <w:spacing w:line="300" w:lineRule="auto"/>
-            </w:pPr>
-            <w:r/>
-            <w:r>
-              <w:rPr>
-                <w:rFonts w:eastAsia="宋体"/>
-                <w:sz w:val="22"/>
-                <w:szCs w:val="22"/>
-              </w:rPr>
-              <w:t>NFR-PERF-02</w:t>
-            </w:r>
-          </w:p>
-        </w:tc>
-        <w:tc>
-          <w:tcPr>
-            <w:tcW w:w="4000" w:type="dxa"/>
-            <w:tcMar>
-              <w:top w:w="80" w:type="dxa"/>
-              <w:left w:w="100" w:type="dxa"/>
-              <w:bottom w:w="80" w:type="dxa"/>
-              <w:right w:w="100" w:type="dxa"/>
-            </w:tcMar>
-          </w:tcPr>
-          <w:p>
-            <w:pPr>
-              <w:spacing w:line="300" w:lineRule="auto"/>
-            </w:pPr>
-            <w:r/>
-            <w:r>
-              <w:rPr>
-                <w:rFonts w:eastAsia="宋体"/>
-                <w:sz w:val="22"/>
-                <w:szCs w:val="22"/>
-              </w:rPr>
-              <w:t>统一消息并行≥20路，正常甲方通道到达率≥99%。</w:t>
-            </w:r>
-          </w:p>
-        </w:tc>
-        <w:tc>
-          <w:tcPr>
-            <w:tcW w:w="3500" w:type="dxa"/>
-            <w:tcMar>
-              <w:top w:w="80" w:type="dxa"/>
-              <w:left w:w="100" w:type="dxa"/>
-              <w:bottom w:w="80" w:type="dxa"/>
-              <w:right w:w="100" w:type="dxa"/>
-            </w:tcMar>
-          </w:tcPr>
-          <w:p>
-            <w:pPr>
-              <w:spacing w:line="300" w:lineRule="auto"/>
-            </w:pPr>
-            <w:r/>
-            <w:r>
-              <w:rPr>
-                <w:rFonts w:eastAsia="宋体"/>
-                <w:sz w:val="22"/>
-                <w:szCs w:val="22"/>
-              </w:rPr>
-              <w:t>正常通道批量发送、回执和失败统计</w:t>
+            <w:tcW w:type="dxa" w:w="964"/>
+            <w:vAlign w:val="center"/>
+          </w:tcPr>
+          <w:p>
+            <w:pPr>
+              <w:spacing w:before="0" w:after="0" w:line="240" w:lineRule="auto"/>
+            </w:pPr>
+            <w:r>
+              <w:rPr>
+                <w:rFonts w:ascii="宋体" w:hAnsi="宋体" w:eastAsia="宋体"/>
+                <w:b w:val="0"/>
+                <w:sz w:val="17"/>
+              </w:rPr>
+              <w:t>PE-02</w:t>
+            </w:r>
+          </w:p>
+        </w:tc>
+        <w:tc>
+          <w:tcPr>
+            <w:tcW w:type="dxa" w:w="3402"/>
+            <w:vAlign w:val="center"/>
+          </w:tcPr>
+          <w:p>
+            <w:pPr>
+              <w:spacing w:before="0" w:after="0" w:line="240" w:lineRule="auto"/>
+            </w:pPr>
+            <w:r>
+              <w:rPr>
+                <w:rFonts w:ascii="宋体" w:hAnsi="宋体" w:eastAsia="宋体"/>
+                <w:b w:val="0"/>
+                <w:sz w:val="17"/>
+              </w:rPr>
+              <w:t>告警接入响应≤2秒。</w:t>
+            </w:r>
+          </w:p>
+        </w:tc>
+        <w:tc>
+          <w:tcPr>
+            <w:tcW w:type="dxa" w:w="3969"/>
+            <w:vAlign w:val="center"/>
+          </w:tcPr>
+          <w:p>
+            <w:pPr>
+              <w:spacing w:before="0" w:after="0" w:line="240" w:lineRule="auto"/>
+            </w:pPr>
+            <w:r>
+              <w:rPr>
+                <w:rFonts w:ascii="宋体" w:hAnsi="宋体" w:eastAsia="宋体"/>
+                <w:b w:val="0"/>
+                <w:sz w:val="17"/>
+              </w:rPr>
+              <w:t>外部告警至本系统接收/记录时间戳。</w:t>
+            </w:r>
+          </w:p>
+        </w:tc>
+        <w:tc>
+          <w:tcPr>
+            <w:tcW w:type="dxa" w:w="1304"/>
+            <w:vAlign w:val="center"/>
+          </w:tcPr>
+          <w:p>
+            <w:pPr>
+              <w:spacing w:before="0" w:after="0" w:line="240" w:lineRule="auto"/>
+            </w:pPr>
+            <w:r>
+              <w:rPr>
+                <w:rFonts w:ascii="宋体" w:hAnsi="宋体" w:eastAsia="宋体"/>
+                <w:b w:val="0"/>
+                <w:sz w:val="17"/>
+              </w:rPr>
+              <w:t>KN-011</w:t>
             </w:r>
           </w:p>
         </w:tc>
@@ -11677,76 +14159,77 @@
       <w:tr>
         <w:tc>
           <w:tcPr>
-            <w:tcW w:w="1500" w:type="dxa"/>
-            <w:tcMar>
-              <w:top w:w="80" w:type="dxa"/>
-              <w:left w:w="100" w:type="dxa"/>
-              <w:bottom w:w="80" w:type="dxa"/>
-              <w:right w:w="100" w:type="dxa"/>
-            </w:tcMar>
-          </w:tcPr>
-          <w:p>
-            <w:pPr>
-              <w:spacing w:line="300" w:lineRule="auto"/>
-            </w:pPr>
-            <w:r/>
-            <w:r>
-              <w:rPr>
-                <w:rFonts w:eastAsia="宋体"/>
-                <w:sz w:val="22"/>
-                <w:szCs w:val="22"/>
-              </w:rPr>
-              <w:t>NFR-PERF-03</w:t>
-            </w:r>
-          </w:p>
-        </w:tc>
-        <w:tc>
-          <w:tcPr>
-            <w:tcW w:w="4000" w:type="dxa"/>
-            <w:tcMar>
-              <w:top w:w="80" w:type="dxa"/>
-              <w:left w:w="100" w:type="dxa"/>
-              <w:bottom w:w="80" w:type="dxa"/>
-              <w:right w:w="100" w:type="dxa"/>
-            </w:tcMar>
-          </w:tcPr>
-          <w:p>
-            <w:pPr>
-              <w:spacing w:line="300" w:lineRule="auto"/>
-            </w:pPr>
-            <w:r/>
-            <w:r>
-              <w:rPr>
-                <w:rFonts w:eastAsia="宋体"/>
-                <w:sz w:val="22"/>
-                <w:szCs w:val="22"/>
-              </w:rPr>
-              <w:t>定位刷新≤2秒/次且不降低亚米级源精度；视频首帧≤3秒；综合安防刷新≤30秒。</w:t>
-            </w:r>
-          </w:p>
-        </w:tc>
-        <w:tc>
-          <w:tcPr>
-            <w:tcW w:w="3500" w:type="dxa"/>
-            <w:tcMar>
-              <w:top w:w="80" w:type="dxa"/>
-              <w:left w:w="100" w:type="dxa"/>
-              <w:bottom w:w="80" w:type="dxa"/>
-              <w:right w:w="100" w:type="dxa"/>
-            </w:tcMar>
-          </w:tcPr>
-          <w:p>
-            <w:pPr>
-              <w:spacing w:line="300" w:lineRule="auto"/>
-            </w:pPr>
-            <w:r/>
-            <w:r>
-              <w:rPr>
-                <w:rFonts w:eastAsia="宋体"/>
-                <w:sz w:val="22"/>
-                <w:szCs w:val="22"/>
-              </w:rPr>
-              <w:t>源/接收/展示时间戳及精度、首帧、刷新实测</w:t>
+            <w:tcW w:type="dxa" w:w="964"/>
+            <w:vAlign w:val="center"/>
+          </w:tcPr>
+          <w:p>
+            <w:pPr>
+              <w:spacing w:before="0" w:after="0" w:line="240" w:lineRule="auto"/>
+            </w:pPr>
+            <w:r>
+              <w:rPr>
+                <w:rFonts w:ascii="宋体" w:hAnsi="宋体" w:eastAsia="宋体"/>
+                <w:b w:val="0"/>
+                <w:sz w:val="17"/>
+              </w:rPr>
+              <w:t>PE-03</w:t>
+            </w:r>
+          </w:p>
+        </w:tc>
+        <w:tc>
+          <w:tcPr>
+            <w:tcW w:type="dxa" w:w="3402"/>
+            <w:vAlign w:val="center"/>
+          </w:tcPr>
+          <w:p>
+            <w:pPr>
+              <w:spacing w:before="0" w:after="0" w:line="240" w:lineRule="auto"/>
+            </w:pPr>
+            <w:r>
+              <w:rPr>
+                <w:rFonts w:ascii="宋体" w:hAnsi="宋体" w:eastAsia="宋体"/>
+                <w:b w:val="0"/>
+                <w:sz w:val="17"/>
+              </w:rPr>
+              <w:t>事件确认至任务下达≤3分钟。</w:t>
+            </w:r>
+          </w:p>
+        </w:tc>
+        <w:tc>
+          <w:tcPr>
+            <w:tcW w:type="dxa" w:w="3969"/>
+            <w:vAlign w:val="center"/>
+          </w:tcPr>
+          <w:p>
+            <w:pPr>
+              <w:spacing w:before="0" w:after="0" w:line="240" w:lineRule="auto"/>
+            </w:pPr>
+            <w:r>
+              <w:rPr>
+                <w:rFonts w:ascii="宋体" w:hAnsi="宋体" w:eastAsia="宋体"/>
+                <w:b w:val="0"/>
+                <w:sz w:val="17"/>
+              </w:rPr>
+              <w:t>核实通过至处置任务下发记录时间戳。</w:t>
+            </w:r>
+          </w:p>
+        </w:tc>
+        <w:tc>
+          <w:tcPr>
+            <w:tcW w:type="dxa" w:w="1304"/>
+            <w:vAlign w:val="center"/>
+          </w:tcPr>
+          <w:p>
+            <w:pPr>
+              <w:spacing w:before="0" w:after="0" w:line="240" w:lineRule="auto"/>
+            </w:pPr>
+            <w:r>
+              <w:rPr>
+                <w:rFonts w:ascii="宋体" w:hAnsi="宋体" w:eastAsia="宋体"/>
+                <w:b w:val="0"/>
+                <w:sz w:val="17"/>
+              </w:rPr>
+              <w:t>KN-012</w:t>
             </w:r>
           </w:p>
         </w:tc>
@@ -11754,76 +14237,77 @@
       <w:tr>
         <w:tc>
           <w:tcPr>
-            <w:tcW w:w="1500" w:type="dxa"/>
-            <w:tcMar>
-              <w:top w:w="80" w:type="dxa"/>
-              <w:left w:w="100" w:type="dxa"/>
-              <w:bottom w:w="80" w:type="dxa"/>
-              <w:right w:w="100" w:type="dxa"/>
-            </w:tcMar>
-          </w:tcPr>
-          <w:p>
-            <w:pPr>
-              <w:spacing w:line="300" w:lineRule="auto"/>
-            </w:pPr>
-            <w:r/>
-            <w:r>
-              <w:rPr>
-                <w:rFonts w:eastAsia="宋体"/>
-                <w:sz w:val="22"/>
-                <w:szCs w:val="22"/>
-              </w:rPr>
-              <w:t>NFR-PERF-04</w:t>
-            </w:r>
-          </w:p>
-        </w:tc>
-        <w:tc>
-          <w:tcPr>
-            <w:tcW w:w="4000" w:type="dxa"/>
-            <w:tcMar>
-              <w:top w:w="80" w:type="dxa"/>
-              <w:left w:w="100" w:type="dxa"/>
-              <w:bottom w:w="80" w:type="dxa"/>
-              <w:right w:w="100" w:type="dxa"/>
-            </w:tcMar>
-          </w:tcPr>
-          <w:p>
-            <w:pPr>
-              <w:spacing w:line="300" w:lineRule="auto"/>
-            </w:pPr>
-            <w:r/>
-            <w:r>
-              <w:rPr>
-                <w:rFonts w:eastAsia="宋体"/>
-                <w:sz w:val="22"/>
-                <w:szCs w:val="22"/>
-              </w:rPr>
-              <w:t>95%页面请求≤3秒，地图加载≤2秒，扫码打卡≤1秒，报表生成≤5秒。</w:t>
-            </w:r>
-          </w:p>
-        </w:tc>
-        <w:tc>
-          <w:tcPr>
-            <w:tcW w:w="3500" w:type="dxa"/>
-            <w:tcMar>
-              <w:top w:w="80" w:type="dxa"/>
-              <w:left w:w="100" w:type="dxa"/>
-              <w:bottom w:w="80" w:type="dxa"/>
-              <w:right w:w="100" w:type="dxa"/>
-            </w:tcMar>
-          </w:tcPr>
-          <w:p>
-            <w:pPr>
-              <w:spacing w:line="300" w:lineRule="auto"/>
-            </w:pPr>
-            <w:r/>
-            <w:r>
-              <w:rPr>
-                <w:rFonts w:eastAsia="宋体"/>
-                <w:sz w:val="22"/>
-                <w:szCs w:val="22"/>
-              </w:rPr>
-              <w:t>目标数据规模下统计分位值</w:t>
+            <w:tcW w:type="dxa" w:w="964"/>
+            <w:vAlign w:val="center"/>
+          </w:tcPr>
+          <w:p>
+            <w:pPr>
+              <w:spacing w:before="0" w:after="0" w:line="240" w:lineRule="auto"/>
+            </w:pPr>
+            <w:r>
+              <w:rPr>
+                <w:rFonts w:ascii="宋体" w:hAnsi="宋体" w:eastAsia="宋体"/>
+                <w:b w:val="0"/>
+                <w:sz w:val="17"/>
+              </w:rPr>
+              <w:t>PE-04</w:t>
+            </w:r>
+          </w:p>
+        </w:tc>
+        <w:tc>
+          <w:tcPr>
+            <w:tcW w:type="dxa" w:w="3402"/>
+            <w:vAlign w:val="center"/>
+          </w:tcPr>
+          <w:p>
+            <w:pPr>
+              <w:spacing w:before="0" w:after="0" w:line="240" w:lineRule="auto"/>
+            </w:pPr>
+            <w:r>
+              <w:rPr>
+                <w:rFonts w:ascii="宋体" w:hAnsi="宋体" w:eastAsia="宋体"/>
+                <w:b w:val="0"/>
+                <w:sz w:val="17"/>
+              </w:rPr>
+              <w:t>消息并行≥20路、正常通道到达率≥99%。</w:t>
+            </w:r>
+          </w:p>
+        </w:tc>
+        <w:tc>
+          <w:tcPr>
+            <w:tcW w:type="dxa" w:w="3969"/>
+            <w:vAlign w:val="center"/>
+          </w:tcPr>
+          <w:p>
+            <w:pPr>
+              <w:spacing w:before="0" w:after="0" w:line="240" w:lineRule="auto"/>
+            </w:pPr>
+            <w:r>
+              <w:rPr>
+                <w:rFonts w:ascii="宋体" w:hAnsi="宋体" w:eastAsia="宋体"/>
+                <w:b w:val="0"/>
+                <w:sz w:val="17"/>
+              </w:rPr>
+              <w:t>发送、尝试、回执、失败与重复回执统计。</w:t>
+            </w:r>
+          </w:p>
+        </w:tc>
+        <w:tc>
+          <w:tcPr>
+            <w:tcW w:type="dxa" w:w="1304"/>
+            <w:vAlign w:val="center"/>
+          </w:tcPr>
+          <w:p>
+            <w:pPr>
+              <w:spacing w:before="0" w:after="0" w:line="240" w:lineRule="auto"/>
+            </w:pPr>
+            <w:r>
+              <w:rPr>
+                <w:rFonts w:ascii="宋体" w:hAnsi="宋体" w:eastAsia="宋体"/>
+                <w:b w:val="0"/>
+                <w:sz w:val="17"/>
+              </w:rPr>
+              <w:t>KN-006、007</w:t>
             </w:r>
           </w:p>
         </w:tc>
@@ -11831,24 +14315,725 @@
       <w:tr>
         <w:tc>
           <w:tcPr>
-            <w:tcW w:w="1500" w:type="dxa"/>
-            <w:tcMar>
-              <w:top w:w="80" w:type="dxa"/>
-              <w:left w:w="100" w:type="dxa"/>
-              <w:bottom w:w="80" w:type="dxa"/>
-              <w:right w:w="100" w:type="dxa"/>
-            </w:tcMar>
-          </w:tcPr>
-          <w:p>
-            <w:pPr>
-              <w:spacing w:line="300" w:lineRule="auto"/>
-            </w:pPr>
-            <w:r/>
-            <w:r>
-              <w:rPr>
-                <w:rFonts w:eastAsia="宋体"/>
-                <w:sz w:val="22"/>
-                <w:szCs w:val="22"/>
+            <w:tcW w:type="dxa" w:w="964"/>
+            <w:vAlign w:val="center"/>
+          </w:tcPr>
+          <w:p>
+            <w:pPr>
+              <w:spacing w:before="0" w:after="0" w:line="240" w:lineRule="auto"/>
+            </w:pPr>
+            <w:r>
+              <w:rPr>
+                <w:rFonts w:ascii="宋体" w:hAnsi="宋体" w:eastAsia="宋体"/>
+                <w:b w:val="0"/>
+                <w:sz w:val="17"/>
+              </w:rPr>
+              <w:t>PE-05</w:t>
+            </w:r>
+          </w:p>
+        </w:tc>
+        <w:tc>
+          <w:tcPr>
+            <w:tcW w:type="dxa" w:w="3402"/>
+            <w:vAlign w:val="center"/>
+          </w:tcPr>
+          <w:p>
+            <w:pPr>
+              <w:spacing w:before="0" w:after="0" w:line="240" w:lineRule="auto"/>
+            </w:pPr>
+            <w:r>
+              <w:rPr>
+                <w:rFonts w:ascii="宋体" w:hAnsi="宋体" w:eastAsia="宋体"/>
+                <w:b w:val="0"/>
+                <w:sz w:val="17"/>
+              </w:rPr>
+              <w:t>位置刷新≤2秒/次且精度不低于甲方亚米级源精度。</w:t>
+            </w:r>
+          </w:p>
+        </w:tc>
+        <w:tc>
+          <w:tcPr>
+            <w:tcW w:type="dxa" w:w="3969"/>
+            <w:vAlign w:val="center"/>
+          </w:tcPr>
+          <w:p>
+            <w:pPr>
+              <w:spacing w:before="0" w:after="0" w:line="240" w:lineRule="auto"/>
+            </w:pPr>
+            <w:r>
+              <w:rPr>
+                <w:rFonts w:ascii="宋体" w:hAnsi="宋体" w:eastAsia="宋体"/>
+                <w:b w:val="0"/>
+                <w:sz w:val="17"/>
+              </w:rPr>
+              <w:t>源、接收、展示时间戳及精度；过期阈值可配置。</w:t>
+            </w:r>
+          </w:p>
+        </w:tc>
+        <w:tc>
+          <w:tcPr>
+            <w:tcW w:type="dxa" w:w="1304"/>
+            <w:vAlign w:val="center"/>
+          </w:tcPr>
+          <w:p>
+            <w:pPr>
+              <w:spacing w:before="0" w:after="0" w:line="240" w:lineRule="auto"/>
+            </w:pPr>
+            <w:r>
+              <w:rPr>
+                <w:rFonts w:ascii="宋体" w:hAnsi="宋体" w:eastAsia="宋体"/>
+                <w:b w:val="0"/>
+                <w:sz w:val="17"/>
+              </w:rPr>
+              <w:t>KN-008、009</w:t>
+            </w:r>
+          </w:p>
+        </w:tc>
+      </w:tr>
+      <w:tr>
+        <w:tc>
+          <w:tcPr>
+            <w:tcW w:type="dxa" w:w="964"/>
+            <w:vAlign w:val="center"/>
+          </w:tcPr>
+          <w:p>
+            <w:pPr>
+              <w:spacing w:before="0" w:after="0" w:line="240" w:lineRule="auto"/>
+            </w:pPr>
+            <w:r>
+              <w:rPr>
+                <w:rFonts w:ascii="宋体" w:hAnsi="宋体" w:eastAsia="宋体"/>
+                <w:b w:val="0"/>
+                <w:sz w:val="17"/>
+              </w:rPr>
+              <w:t>PE-06</w:t>
+            </w:r>
+          </w:p>
+        </w:tc>
+        <w:tc>
+          <w:tcPr>
+            <w:tcW w:type="dxa" w:w="3402"/>
+            <w:vAlign w:val="center"/>
+          </w:tcPr>
+          <w:p>
+            <w:pPr>
+              <w:spacing w:before="0" w:after="0" w:line="240" w:lineRule="auto"/>
+            </w:pPr>
+            <w:r>
+              <w:rPr>
+                <w:rFonts w:ascii="宋体" w:hAnsi="宋体" w:eastAsia="宋体"/>
+                <w:b w:val="0"/>
+                <w:sz w:val="17"/>
+              </w:rPr>
+              <w:t>实时视频首帧≤3秒；既有系统保存录像≥30天。</w:t>
+            </w:r>
+          </w:p>
+        </w:tc>
+        <w:tc>
+          <w:tcPr>
+            <w:tcW w:type="dxa" w:w="3969"/>
+            <w:vAlign w:val="center"/>
+          </w:tcPr>
+          <w:p>
+            <w:pPr>
+              <w:spacing w:before="0" w:after="0" w:line="240" w:lineRule="auto"/>
+            </w:pPr>
+            <w:r>
+              <w:rPr>
+                <w:rFonts w:ascii="宋体" w:hAnsi="宋体" w:eastAsia="宋体"/>
+                <w:b w:val="0"/>
+                <w:sz w:val="17"/>
+              </w:rPr>
+              <w:t>受权首帧计时和既有系统保存责任证据。</w:t>
+            </w:r>
+          </w:p>
+        </w:tc>
+        <w:tc>
+          <w:tcPr>
+            <w:tcW w:type="dxa" w:w="1304"/>
+            <w:vAlign w:val="center"/>
+          </w:tcPr>
+          <w:p>
+            <w:pPr>
+              <w:spacing w:before="0" w:after="0" w:line="240" w:lineRule="auto"/>
+            </w:pPr>
+            <w:r>
+              <w:rPr>
+                <w:rFonts w:ascii="宋体" w:hAnsi="宋体" w:eastAsia="宋体"/>
+                <w:b w:val="0"/>
+                <w:sz w:val="17"/>
+              </w:rPr>
+              <w:t>KN-010、060</w:t>
+            </w:r>
+          </w:p>
+        </w:tc>
+      </w:tr>
+      <w:tr>
+        <w:tc>
+          <w:tcPr>
+            <w:tcW w:type="dxa" w:w="964"/>
+            <w:vAlign w:val="center"/>
+          </w:tcPr>
+          <w:p>
+            <w:pPr>
+              <w:spacing w:before="0" w:after="0" w:line="240" w:lineRule="auto"/>
+            </w:pPr>
+            <w:r>
+              <w:rPr>
+                <w:rFonts w:ascii="宋体" w:hAnsi="宋体" w:eastAsia="宋体"/>
+                <w:b w:val="0"/>
+                <w:sz w:val="17"/>
+              </w:rPr>
+              <w:t>PE-07</w:t>
+            </w:r>
+          </w:p>
+        </w:tc>
+        <w:tc>
+          <w:tcPr>
+            <w:tcW w:type="dxa" w:w="3402"/>
+            <w:vAlign w:val="center"/>
+          </w:tcPr>
+          <w:p>
+            <w:pPr>
+              <w:spacing w:before="0" w:after="0" w:line="240" w:lineRule="auto"/>
+            </w:pPr>
+            <w:r>
+              <w:rPr>
+                <w:rFonts w:ascii="宋体" w:hAnsi="宋体" w:eastAsia="宋体"/>
+                <w:b w:val="0"/>
+                <w:sz w:val="17"/>
+              </w:rPr>
+              <w:t>Web普通页面95%请求≤3秒。</w:t>
+            </w:r>
+          </w:p>
+        </w:tc>
+        <w:tc>
+          <w:tcPr>
+            <w:tcW w:type="dxa" w:w="3969"/>
+            <w:vAlign w:val="center"/>
+          </w:tcPr>
+          <w:p>
+            <w:pPr>
+              <w:spacing w:before="0" w:after="0" w:line="240" w:lineRule="auto"/>
+            </w:pPr>
+            <w:r>
+              <w:rPr>
+                <w:rFonts w:ascii="宋体" w:hAnsi="宋体" w:eastAsia="宋体"/>
+                <w:b w:val="0"/>
+                <w:sz w:val="17"/>
+              </w:rPr>
+              <w:t>目标数据规模与指定浏览器中的分位统计。</w:t>
+            </w:r>
+          </w:p>
+        </w:tc>
+        <w:tc>
+          <w:tcPr>
+            <w:tcW w:type="dxa" w:w="1304"/>
+            <w:vAlign w:val="center"/>
+          </w:tcPr>
+          <w:p>
+            <w:pPr>
+              <w:spacing w:before="0" w:after="0" w:line="240" w:lineRule="auto"/>
+            </w:pPr>
+            <w:r>
+              <w:rPr>
+                <w:rFonts w:ascii="宋体" w:hAnsi="宋体" w:eastAsia="宋体"/>
+                <w:b w:val="0"/>
+                <w:sz w:val="17"/>
+              </w:rPr>
+              <w:t>KN-034</w:t>
+            </w:r>
+          </w:p>
+        </w:tc>
+      </w:tr>
+      <w:tr>
+        <w:tc>
+          <w:tcPr>
+            <w:tcW w:type="dxa" w:w="964"/>
+            <w:vAlign w:val="center"/>
+          </w:tcPr>
+          <w:p>
+            <w:pPr>
+              <w:spacing w:before="0" w:after="0" w:line="240" w:lineRule="auto"/>
+            </w:pPr>
+            <w:r>
+              <w:rPr>
+                <w:rFonts w:ascii="宋体" w:hAnsi="宋体" w:eastAsia="宋体"/>
+                <w:b w:val="0"/>
+                <w:sz w:val="17"/>
+              </w:rPr>
+              <w:t>PE-08</w:t>
+            </w:r>
+          </w:p>
+        </w:tc>
+        <w:tc>
+          <w:tcPr>
+            <w:tcW w:type="dxa" w:w="3402"/>
+            <w:vAlign w:val="center"/>
+          </w:tcPr>
+          <w:p>
+            <w:pPr>
+              <w:spacing w:before="0" w:after="0" w:line="240" w:lineRule="auto"/>
+            </w:pPr>
+            <w:r>
+              <w:rPr>
+                <w:rFonts w:ascii="宋体" w:hAnsi="宋体" w:eastAsia="宋体"/>
+                <w:b w:val="0"/>
+                <w:sz w:val="17"/>
+              </w:rPr>
+              <w:t>地图常规操作≤2秒。</w:t>
+            </w:r>
+          </w:p>
+        </w:tc>
+        <w:tc>
+          <w:tcPr>
+            <w:tcW w:type="dxa" w:w="3969"/>
+            <w:vAlign w:val="center"/>
+          </w:tcPr>
+          <w:p>
+            <w:pPr>
+              <w:spacing w:before="0" w:after="0" w:line="240" w:lineRule="auto"/>
+            </w:pPr>
+            <w:r>
+              <w:rPr>
+                <w:rFonts w:ascii="宋体" w:hAnsi="宋体" w:eastAsia="宋体"/>
+                <w:b w:val="0"/>
+                <w:sz w:val="17"/>
+              </w:rPr>
+              <w:t>合法地图服务、典型点位加载/操作计时。</w:t>
+            </w:r>
+          </w:p>
+        </w:tc>
+        <w:tc>
+          <w:tcPr>
+            <w:tcW w:type="dxa" w:w="1304"/>
+            <w:vAlign w:val="center"/>
+          </w:tcPr>
+          <w:p>
+            <w:pPr>
+              <w:spacing w:before="0" w:after="0" w:line="240" w:lineRule="auto"/>
+            </w:pPr>
+            <w:r>
+              <w:rPr>
+                <w:rFonts w:ascii="宋体" w:hAnsi="宋体" w:eastAsia="宋体"/>
+                <w:b w:val="0"/>
+                <w:sz w:val="17"/>
+              </w:rPr>
+              <w:t>KN-035</w:t>
+            </w:r>
+          </w:p>
+        </w:tc>
+      </w:tr>
+      <w:tr>
+        <w:tc>
+          <w:tcPr>
+            <w:tcW w:type="dxa" w:w="964"/>
+            <w:vAlign w:val="center"/>
+          </w:tcPr>
+          <w:p>
+            <w:pPr>
+              <w:spacing w:before="0" w:after="0" w:line="240" w:lineRule="auto"/>
+            </w:pPr>
+            <w:r>
+              <w:rPr>
+                <w:rFonts w:ascii="宋体" w:hAnsi="宋体" w:eastAsia="宋体"/>
+                <w:b w:val="0"/>
+                <w:sz w:val="17"/>
+              </w:rPr>
+              <w:t>PE-09</w:t>
+            </w:r>
+          </w:p>
+        </w:tc>
+        <w:tc>
+          <w:tcPr>
+            <w:tcW w:type="dxa" w:w="3402"/>
+            <w:vAlign w:val="center"/>
+          </w:tcPr>
+          <w:p>
+            <w:pPr>
+              <w:spacing w:before="0" w:after="0" w:line="240" w:lineRule="auto"/>
+            </w:pPr>
+            <w:r>
+              <w:rPr>
+                <w:rFonts w:ascii="宋体" w:hAnsi="宋体" w:eastAsia="宋体"/>
+                <w:b w:val="0"/>
+                <w:sz w:val="17"/>
+              </w:rPr>
+              <w:t>扫码打卡写入/回传≤1秒。</w:t>
+            </w:r>
+          </w:p>
+        </w:tc>
+        <w:tc>
+          <w:tcPr>
+            <w:tcW w:type="dxa" w:w="3969"/>
+            <w:vAlign w:val="center"/>
+          </w:tcPr>
+          <w:p>
+            <w:pPr>
+              <w:spacing w:before="0" w:after="0" w:line="240" w:lineRule="auto"/>
+            </w:pPr>
+            <w:r>
+              <w:rPr>
+                <w:rFonts w:ascii="宋体" w:hAnsi="宋体" w:eastAsia="宋体"/>
+                <w:b w:val="0"/>
+                <w:sz w:val="17"/>
+              </w:rPr>
+              <w:t>有效与无效扫码均记录响应及校验结果。</w:t>
+            </w:r>
+          </w:p>
+        </w:tc>
+        <w:tc>
+          <w:tcPr>
+            <w:tcW w:type="dxa" w:w="1304"/>
+            <w:vAlign w:val="center"/>
+          </w:tcPr>
+          <w:p>
+            <w:pPr>
+              <w:spacing w:before="0" w:after="0" w:line="240" w:lineRule="auto"/>
+            </w:pPr>
+            <w:r>
+              <w:rPr>
+                <w:rFonts w:ascii="宋体" w:hAnsi="宋体" w:eastAsia="宋体"/>
+                <w:b w:val="0"/>
+                <w:sz w:val="17"/>
+              </w:rPr>
+              <w:t>KN-036</w:t>
+            </w:r>
+          </w:p>
+        </w:tc>
+      </w:tr>
+      <w:tr>
+        <w:tc>
+          <w:tcPr>
+            <w:tcW w:type="dxa" w:w="964"/>
+            <w:vAlign w:val="center"/>
+          </w:tcPr>
+          <w:p>
+            <w:pPr>
+              <w:spacing w:before="0" w:after="0" w:line="240" w:lineRule="auto"/>
+            </w:pPr>
+            <w:r>
+              <w:rPr>
+                <w:rFonts w:ascii="宋体" w:hAnsi="宋体" w:eastAsia="宋体"/>
+                <w:b w:val="0"/>
+                <w:sz w:val="17"/>
+              </w:rPr>
+              <w:t>PE-10</w:t>
+            </w:r>
+          </w:p>
+        </w:tc>
+        <w:tc>
+          <w:tcPr>
+            <w:tcW w:type="dxa" w:w="3402"/>
+            <w:vAlign w:val="center"/>
+          </w:tcPr>
+          <w:p>
+            <w:pPr>
+              <w:spacing w:before="0" w:after="0" w:line="240" w:lineRule="auto"/>
+            </w:pPr>
+            <w:r>
+              <w:rPr>
+                <w:rFonts w:ascii="宋体" w:hAnsi="宋体" w:eastAsia="宋体"/>
+                <w:b w:val="0"/>
+                <w:sz w:val="17"/>
+              </w:rPr>
+              <w:t>综合安防刷新≤30秒；应急信息默认刷新≤60秒。</w:t>
+            </w:r>
+          </w:p>
+        </w:tc>
+        <w:tc>
+          <w:tcPr>
+            <w:tcW w:type="dxa" w:w="3969"/>
+            <w:vAlign w:val="center"/>
+          </w:tcPr>
+          <w:p>
+            <w:pPr>
+              <w:spacing w:before="0" w:after="0" w:line="240" w:lineRule="auto"/>
+            </w:pPr>
+            <w:r>
+              <w:rPr>
+                <w:rFonts w:ascii="宋体" w:hAnsi="宋体" w:eastAsia="宋体"/>
+                <w:b w:val="0"/>
+                <w:sz w:val="17"/>
+              </w:rPr>
+              <w:t>刷新配置与实际时间戳。</w:t>
+            </w:r>
+          </w:p>
+        </w:tc>
+        <w:tc>
+          <w:tcPr>
+            <w:tcW w:type="dxa" w:w="1304"/>
+            <w:vAlign w:val="center"/>
+          </w:tcPr>
+          <w:p>
+            <w:pPr>
+              <w:spacing w:before="0" w:after="0" w:line="240" w:lineRule="auto"/>
+            </w:pPr>
+            <w:r>
+              <w:rPr>
+                <w:rFonts w:ascii="宋体" w:hAnsi="宋体" w:eastAsia="宋体"/>
+                <w:b w:val="0"/>
+                <w:sz w:val="17"/>
+              </w:rPr>
+              <w:t>KN-016、017</w:t>
+            </w:r>
+          </w:p>
+        </w:tc>
+      </w:tr>
+      <w:tr>
+        <w:tc>
+          <w:tcPr>
+            <w:tcW w:type="dxa" w:w="964"/>
+            <w:vAlign w:val="center"/>
+          </w:tcPr>
+          <w:p>
+            <w:pPr>
+              <w:spacing w:before="0" w:after="0" w:line="240" w:lineRule="auto"/>
+            </w:pPr>
+            <w:r>
+              <w:rPr>
+                <w:rFonts w:ascii="宋体" w:hAnsi="宋体" w:eastAsia="宋体"/>
+                <w:b w:val="0"/>
+                <w:sz w:val="17"/>
+              </w:rPr>
+              <w:t>PE-11</w:t>
+            </w:r>
+          </w:p>
+        </w:tc>
+        <w:tc>
+          <w:tcPr>
+            <w:tcW w:type="dxa" w:w="3402"/>
+            <w:vAlign w:val="center"/>
+          </w:tcPr>
+          <w:p>
+            <w:pPr>
+              <w:spacing w:before="0" w:after="0" w:line="240" w:lineRule="auto"/>
+            </w:pPr>
+            <w:r>
+              <w:rPr>
+                <w:rFonts w:ascii="宋体" w:hAnsi="宋体" w:eastAsia="宋体"/>
+                <w:b w:val="0"/>
+                <w:sz w:val="17"/>
+              </w:rPr>
+              <w:t>应急峰值在线用户≥100人。</w:t>
+            </w:r>
+          </w:p>
+        </w:tc>
+        <w:tc>
+          <w:tcPr>
+            <w:tcW w:type="dxa" w:w="3969"/>
+            <w:vAlign w:val="center"/>
+          </w:tcPr>
+          <w:p>
+            <w:pPr>
+              <w:spacing w:before="0" w:after="0" w:line="240" w:lineRule="auto"/>
+            </w:pPr>
+            <w:r>
+              <w:rPr>
+                <w:rFonts w:ascii="宋体" w:hAnsi="宋体" w:eastAsia="宋体"/>
+                <w:b w:val="0"/>
+                <w:sz w:val="17"/>
+              </w:rPr>
+              <w:t>目标环境并发压测，记录成功率、响应和资源。</w:t>
+            </w:r>
+          </w:p>
+        </w:tc>
+        <w:tc>
+          <w:tcPr>
+            <w:tcW w:type="dxa" w:w="1304"/>
+            <w:vAlign w:val="center"/>
+          </w:tcPr>
+          <w:p>
+            <w:pPr>
+              <w:spacing w:before="0" w:after="0" w:line="240" w:lineRule="auto"/>
+            </w:pPr>
+            <w:r>
+              <w:rPr>
+                <w:rFonts w:ascii="宋体" w:hAnsi="宋体" w:eastAsia="宋体"/>
+                <w:b w:val="0"/>
+                <w:sz w:val="17"/>
+              </w:rPr>
+              <w:t>KN-028</w:t>
+            </w:r>
+          </w:p>
+        </w:tc>
+      </w:tr>
+      <w:tr>
+        <w:tc>
+          <w:tcPr>
+            <w:tcW w:type="dxa" w:w="964"/>
+            <w:vAlign w:val="center"/>
+          </w:tcPr>
+          <w:p>
+            <w:pPr>
+              <w:spacing w:before="0" w:after="0" w:line="240" w:lineRule="auto"/>
+            </w:pPr>
+            <w:r>
+              <w:rPr>
+                <w:rFonts w:ascii="宋体" w:hAnsi="宋体" w:eastAsia="宋体"/>
+                <w:b w:val="0"/>
+                <w:sz w:val="17"/>
+              </w:rPr>
+              <w:t>PE-12</w:t>
+            </w:r>
+          </w:p>
+        </w:tc>
+        <w:tc>
+          <w:tcPr>
+            <w:tcW w:type="dxa" w:w="3402"/>
+            <w:vAlign w:val="center"/>
+          </w:tcPr>
+          <w:p>
+            <w:pPr>
+              <w:spacing w:before="0" w:after="0" w:line="240" w:lineRule="auto"/>
+            </w:pPr>
+            <w:r>
+              <w:rPr>
+                <w:rFonts w:ascii="宋体" w:hAnsi="宋体" w:eastAsia="宋体"/>
+                <w:b w:val="0"/>
+                <w:sz w:val="17"/>
+              </w:rPr>
+              <w:t>一年期统计报表生成≤5秒。</w:t>
+            </w:r>
+          </w:p>
+        </w:tc>
+        <w:tc>
+          <w:tcPr>
+            <w:tcW w:type="dxa" w:w="3969"/>
+            <w:vAlign w:val="center"/>
+          </w:tcPr>
+          <w:p>
+            <w:pPr>
+              <w:spacing w:before="0" w:after="0" w:line="240" w:lineRule="auto"/>
+            </w:pPr>
+            <w:r>
+              <w:rPr>
+                <w:rFonts w:ascii="宋体" w:hAnsi="宋体" w:eastAsia="宋体"/>
+                <w:b w:val="0"/>
+                <w:sz w:val="17"/>
+              </w:rPr>
+              <w:t>授权范围内一年期数据的统计用时。</w:t>
+            </w:r>
+          </w:p>
+        </w:tc>
+        <w:tc>
+          <w:tcPr>
+            <w:tcW w:type="dxa" w:w="1304"/>
+            <w:vAlign w:val="center"/>
+          </w:tcPr>
+          <w:p>
+            <w:pPr>
+              <w:spacing w:before="0" w:after="0" w:line="240" w:lineRule="auto"/>
+            </w:pPr>
+            <w:r>
+              <w:rPr>
+                <w:rFonts w:ascii="宋体" w:hAnsi="宋体" w:eastAsia="宋体"/>
+                <w:b w:val="0"/>
+                <w:sz w:val="17"/>
+              </w:rPr>
+              <w:t>KN-037</w:t>
+            </w:r>
+          </w:p>
+        </w:tc>
+      </w:tr>
+    </w:tbl>
+    <w:p>
+      <w:pPr>
+        <w:keepNext/>
+        <w:jc w:val="center"/>
+      </w:pPr>
+      <w:r>
+        <w:t>表 6-2 容量要求</w:t>
+      </w:r>
+    </w:p>
+    <w:tbl>
+      <w:tblPr>
+        <w:tblW w:type="auto" w:w="0"/>
+        <w:tblLayout w:type="fixed"/>
+        <w:tblLook w:firstColumn="1" w:firstRow="1" w:lastColumn="0" w:lastRow="0" w:noHBand="0" w:noVBand="1" w:val="04A0"/>
+      </w:tblPr>
+      <w:tblGrid>
+        <w:gridCol w:w="3009"/>
+        <w:gridCol w:w="3009"/>
+        <w:gridCol w:w="3009"/>
+      </w:tblGrid>
+      <w:tr>
+        <w:trPr>
+          <w:tblHeader w:val="true"/>
+        </w:trPr>
+        <w:tc>
+          <w:tcPr>
+            <w:tcW w:type="dxa" w:w="1701"/>
+            <w:vAlign w:val="center"/>
+          </w:tcPr>
+          <w:p>
+            <w:pPr>
+              <w:spacing w:before="0" w:after="0" w:line="240" w:lineRule="auto"/>
+            </w:pPr>
+            <w:r>
+              <w:rPr>
+                <w:rFonts w:ascii="宋体" w:hAnsi="宋体" w:eastAsia="宋体"/>
+                <w:b/>
+                <w:sz w:val="17"/>
+              </w:rPr>
+              <w:t>编号</w:t>
+            </w:r>
+          </w:p>
+        </w:tc>
+        <w:tc>
+          <w:tcPr>
+            <w:tcW w:type="dxa" w:w="5102"/>
+            <w:vAlign w:val="center"/>
+          </w:tcPr>
+          <w:p>
+            <w:pPr>
+              <w:spacing w:before="0" w:after="0" w:line="240" w:lineRule="auto"/>
+            </w:pPr>
+            <w:r>
+              <w:rPr>
+                <w:rFonts w:ascii="宋体" w:hAnsi="宋体" w:eastAsia="宋体"/>
+                <w:b/>
+                <w:sz w:val="17"/>
+              </w:rPr>
+              <w:t>量化要求</w:t>
+            </w:r>
+          </w:p>
+        </w:tc>
+        <w:tc>
+          <w:tcPr>
+            <w:tcW w:type="dxa" w:w="2835"/>
+            <w:vAlign w:val="center"/>
+          </w:tcPr>
+          <w:p>
+            <w:pPr>
+              <w:spacing w:before="0" w:after="0" w:line="240" w:lineRule="auto"/>
+            </w:pPr>
+            <w:r>
+              <w:rPr>
+                <w:rFonts w:ascii="宋体" w:hAnsi="宋体" w:eastAsia="宋体"/>
+                <w:b/>
+                <w:sz w:val="17"/>
+              </w:rPr>
+              <w:t>验证口径</w:t>
+            </w:r>
+          </w:p>
+        </w:tc>
+      </w:tr>
+      <w:tr>
+        <w:tc>
+          <w:tcPr>
+            <w:tcW w:type="dxa" w:w="1701"/>
+            <w:vAlign w:val="center"/>
+          </w:tcPr>
+          <w:p>
+            <w:pPr>
+              <w:spacing w:before="0" w:after="0" w:line="240" w:lineRule="auto"/>
+            </w:pPr>
+            <w:r>
+              <w:rPr>
+                <w:rFonts w:ascii="宋体" w:hAnsi="宋体" w:eastAsia="宋体"/>
+                <w:b w:val="0"/>
+                <w:sz w:val="17"/>
               </w:rPr>
               <w:t>NFR-CAP-01</w:t>
             </w:r>
@@ -11856,51 +15041,216 @@
         </w:tc>
         <w:tc>
           <w:tcPr>
-            <w:tcW w:w="4000" w:type="dxa"/>
-            <w:tcMar>
-              <w:top w:w="80" w:type="dxa"/>
-              <w:left w:w="100" w:type="dxa"/>
-              <w:bottom w:w="80" w:type="dxa"/>
-              <w:right w:w="100" w:type="dxa"/>
-            </w:tcMar>
-          </w:tcPr>
-          <w:p>
-            <w:pPr>
-              <w:spacing w:line="300" w:lineRule="auto"/>
-            </w:pPr>
-            <w:r/>
-            <w:r>
-              <w:rPr>
-                <w:rFonts w:eastAsia="宋体"/>
-                <w:sz w:val="22"/>
-                <w:szCs w:val="22"/>
-              </w:rPr>
-              <w:t>支持峰值不少于100人；不少于30个物资站点和1000项物资台账。</w:t>
-            </w:r>
-          </w:p>
-        </w:tc>
-        <w:tc>
-          <w:tcPr>
-            <w:tcW w:w="3500" w:type="dxa"/>
-            <w:tcMar>
-              <w:top w:w="80" w:type="dxa"/>
-              <w:left w:w="100" w:type="dxa"/>
-              <w:bottom w:w="80" w:type="dxa"/>
-              <w:right w:w="100" w:type="dxa"/>
-            </w:tcMar>
-          </w:tcPr>
-          <w:p>
-            <w:pPr>
-              <w:spacing w:line="300" w:lineRule="auto"/>
-            </w:pPr>
-            <w:r/>
-            <w:r>
-              <w:rPr>
-                <w:rFonts w:eastAsia="宋体"/>
-                <w:sz w:val="22"/>
-                <w:szCs w:val="22"/>
-              </w:rPr>
-              <w:t>并发压测与数据规模用例</w:t>
+            <w:tcW w:type="dxa" w:w="5102"/>
+            <w:vAlign w:val="center"/>
+          </w:tcPr>
+          <w:p>
+            <w:pPr>
+              <w:spacing w:before="0" w:after="0" w:line="240" w:lineRule="auto"/>
+            </w:pPr>
+            <w:r>
+              <w:rPr>
+                <w:rFonts w:ascii="宋体" w:hAnsi="宋体" w:eastAsia="宋体"/>
+                <w:b w:val="0"/>
+                <w:sz w:val="17"/>
+              </w:rPr>
+              <w:t>预案≥50个、模板≥200条、应急人员≥300人。</w:t>
+            </w:r>
+          </w:p>
+        </w:tc>
+        <w:tc>
+          <w:tcPr>
+            <w:tcW w:type="dxa" w:w="2835"/>
+            <w:vAlign w:val="center"/>
+          </w:tcPr>
+          <w:p>
+            <w:pPr>
+              <w:spacing w:before="0" w:after="0" w:line="240" w:lineRule="auto"/>
+            </w:pPr>
+            <w:r>
+              <w:rPr>
+                <w:rFonts w:ascii="宋体" w:hAnsi="宋体" w:eastAsia="宋体"/>
+                <w:b w:val="0"/>
+                <w:sz w:val="17"/>
+              </w:rPr>
+              <w:t>初始化/导入后的查询与配置用例。</w:t>
+            </w:r>
+          </w:p>
+        </w:tc>
+      </w:tr>
+      <w:tr>
+        <w:tc>
+          <w:tcPr>
+            <w:tcW w:type="dxa" w:w="1701"/>
+            <w:vAlign w:val="center"/>
+          </w:tcPr>
+          <w:p>
+            <w:pPr>
+              <w:spacing w:before="0" w:after="0" w:line="240" w:lineRule="auto"/>
+            </w:pPr>
+            <w:r>
+              <w:rPr>
+                <w:rFonts w:ascii="宋体" w:hAnsi="宋体" w:eastAsia="宋体"/>
+                <w:b w:val="0"/>
+                <w:sz w:val="17"/>
+              </w:rPr>
+              <w:t>NFR-CAP-02</w:t>
+            </w:r>
+          </w:p>
+        </w:tc>
+        <w:tc>
+          <w:tcPr>
+            <w:tcW w:type="dxa" w:w="5102"/>
+            <w:vAlign w:val="center"/>
+          </w:tcPr>
+          <w:p>
+            <w:pPr>
+              <w:spacing w:before="0" w:after="0" w:line="240" w:lineRule="auto"/>
+            </w:pPr>
+            <w:r>
+              <w:rPr>
+                <w:rFonts w:ascii="宋体" w:hAnsi="宋体" w:eastAsia="宋体"/>
+                <w:b w:val="0"/>
+                <w:sz w:val="17"/>
+              </w:rPr>
+              <w:t>年均事件约200起、平均10任务/起；在线≥10年、事件≥2万、任务≥20万。</w:t>
+            </w:r>
+          </w:p>
+        </w:tc>
+        <w:tc>
+          <w:tcPr>
+            <w:tcW w:type="dxa" w:w="2835"/>
+            <w:vAlign w:val="center"/>
+          </w:tcPr>
+          <w:p>
+            <w:pPr>
+              <w:spacing w:before="0" w:after="0" w:line="240" w:lineRule="auto"/>
+            </w:pPr>
+            <w:r>
+              <w:rPr>
+                <w:rFonts w:ascii="宋体" w:hAnsi="宋体" w:eastAsia="宋体"/>
+                <w:b w:val="0"/>
+                <w:sz w:val="17"/>
+              </w:rPr>
+              <w:t>受控测试数据的导入、查询与保存验证。</w:t>
+            </w:r>
+          </w:p>
+        </w:tc>
+      </w:tr>
+      <w:tr>
+        <w:tc>
+          <w:tcPr>
+            <w:tcW w:type="dxa" w:w="1701"/>
+            <w:vAlign w:val="center"/>
+          </w:tcPr>
+          <w:p>
+            <w:pPr>
+              <w:spacing w:before="0" w:after="0" w:line="240" w:lineRule="auto"/>
+            </w:pPr>
+            <w:r>
+              <w:rPr>
+                <w:rFonts w:ascii="宋体" w:hAnsi="宋体" w:eastAsia="宋体"/>
+                <w:b w:val="0"/>
+                <w:sz w:val="17"/>
+              </w:rPr>
+              <w:t>NFR-CAP-03</w:t>
+            </w:r>
+          </w:p>
+        </w:tc>
+        <w:tc>
+          <w:tcPr>
+            <w:tcW w:type="dxa" w:w="5102"/>
+            <w:vAlign w:val="center"/>
+          </w:tcPr>
+          <w:p>
+            <w:pPr>
+              <w:spacing w:before="0" w:after="0" w:line="240" w:lineRule="auto"/>
+            </w:pPr>
+            <w:r>
+              <w:rPr>
+                <w:rFonts w:ascii="宋体" w:hAnsi="宋体" w:eastAsia="宋体"/>
+                <w:b w:val="0"/>
+                <w:sz w:val="17"/>
+              </w:rPr>
+              <w:t>物资站点≥30个、台账≥1000项、打卡点≥100个。</w:t>
+            </w:r>
+          </w:p>
+        </w:tc>
+        <w:tc>
+          <w:tcPr>
+            <w:tcW w:type="dxa" w:w="2835"/>
+            <w:vAlign w:val="center"/>
+          </w:tcPr>
+          <w:p>
+            <w:pPr>
+              <w:spacing w:before="0" w:after="0" w:line="240" w:lineRule="auto"/>
+            </w:pPr>
+            <w:r>
+              <w:rPr>
+                <w:rFonts w:ascii="宋体" w:hAnsi="宋体" w:eastAsia="宋体"/>
+                <w:b w:val="0"/>
+                <w:sz w:val="17"/>
+              </w:rPr>
+              <w:t>目标数据规模下的配置、检索和关联用例。</w:t>
+            </w:r>
+          </w:p>
+        </w:tc>
+      </w:tr>
+      <w:tr>
+        <w:tc>
+          <w:tcPr>
+            <w:tcW w:type="dxa" w:w="1701"/>
+            <w:vAlign w:val="center"/>
+          </w:tcPr>
+          <w:p>
+            <w:pPr>
+              <w:spacing w:before="0" w:after="0" w:line="240" w:lineRule="auto"/>
+            </w:pPr>
+            <w:r>
+              <w:rPr>
+                <w:rFonts w:ascii="宋体" w:hAnsi="宋体" w:eastAsia="宋体"/>
+                <w:b w:val="0"/>
+                <w:sz w:val="17"/>
+              </w:rPr>
+              <w:t>NFR-CAP-04</w:t>
+            </w:r>
+          </w:p>
+        </w:tc>
+        <w:tc>
+          <w:tcPr>
+            <w:tcW w:type="dxa" w:w="5102"/>
+            <w:vAlign w:val="center"/>
+          </w:tcPr>
+          <w:p>
+            <w:pPr>
+              <w:spacing w:before="0" w:after="0" w:line="240" w:lineRule="auto"/>
+            </w:pPr>
+            <w:r>
+              <w:rPr>
+                <w:rFonts w:ascii="宋体" w:hAnsi="宋体" w:eastAsia="宋体"/>
+                <w:b w:val="0"/>
+                <w:sz w:val="17"/>
+              </w:rPr>
+              <w:t>日打卡约200人次、年约7.3万，在线保存≥3年。</w:t>
+            </w:r>
+          </w:p>
+        </w:tc>
+        <w:tc>
+          <w:tcPr>
+            <w:tcW w:type="dxa" w:w="2835"/>
+            <w:vAlign w:val="center"/>
+          </w:tcPr>
+          <w:p>
+            <w:pPr>
+              <w:spacing w:before="0" w:after="0" w:line="240" w:lineRule="auto"/>
+            </w:pPr>
+            <w:r>
+              <w:rPr>
+                <w:rFonts w:ascii="宋体" w:hAnsi="宋体" w:eastAsia="宋体"/>
+                <w:b w:val="0"/>
+                <w:sz w:val="17"/>
+              </w:rPr>
+              <w:t>保留期和典型统计查询验证。</w:t>
             </w:r>
           </w:p>
         </w:tc>
@@ -11915,9 +15265,269 @@
       </w:r>
     </w:p>
     <w:p>
+      <w:pPr>
+        <w:keepNext/>
+        <w:jc w:val="center"/>
+      </w:pPr>
+      <w:r>
+        <w:t>表 6-3 可用性、可靠性与恢复要求</w:t>
+      </w:r>
+    </w:p>
+    <w:tbl>
+      <w:tblPr>
+        <w:tblW w:type="auto" w:w="0"/>
+        <w:tblLayout w:type="fixed"/>
+        <w:tblLook w:firstColumn="1" w:firstRow="1" w:lastColumn="0" w:lastRow="0" w:noHBand="0" w:noVBand="1" w:val="04A0"/>
+      </w:tblPr>
+      <w:tblGrid>
+        <w:gridCol w:w="3009"/>
+        <w:gridCol w:w="3009"/>
+        <w:gridCol w:w="3009"/>
+      </w:tblGrid>
+      <w:tr>
+        <w:trPr>
+          <w:tblHeader w:val="true"/>
+        </w:trPr>
+        <w:tc>
+          <w:tcPr>
+            <w:tcW w:type="dxa" w:w="1701"/>
+            <w:vAlign w:val="center"/>
+          </w:tcPr>
+          <w:p>
+            <w:pPr>
+              <w:spacing w:before="0" w:after="0" w:line="240" w:lineRule="auto"/>
+            </w:pPr>
+            <w:r>
+              <w:rPr>
+                <w:rFonts w:ascii="宋体" w:hAnsi="宋体" w:eastAsia="宋体"/>
+                <w:b/>
+                <w:sz w:val="17"/>
+              </w:rPr>
+              <w:t>编号</w:t>
+            </w:r>
+          </w:p>
+        </w:tc>
+        <w:tc>
+          <w:tcPr>
+            <w:tcW w:type="dxa" w:w="5102"/>
+            <w:vAlign w:val="center"/>
+          </w:tcPr>
+          <w:p>
+            <w:pPr>
+              <w:spacing w:before="0" w:after="0" w:line="240" w:lineRule="auto"/>
+            </w:pPr>
+            <w:r>
+              <w:rPr>
+                <w:rFonts w:ascii="宋体" w:hAnsi="宋体" w:eastAsia="宋体"/>
+                <w:b/>
+                <w:sz w:val="17"/>
+              </w:rPr>
+              <w:t>量化/可验证要求</w:t>
+            </w:r>
+          </w:p>
+        </w:tc>
+        <w:tc>
+          <w:tcPr>
+            <w:tcW w:type="dxa" w:w="2835"/>
+            <w:vAlign w:val="center"/>
+          </w:tcPr>
+          <w:p>
+            <w:pPr>
+              <w:spacing w:before="0" w:after="0" w:line="240" w:lineRule="auto"/>
+            </w:pPr>
+            <w:r>
+              <w:rPr>
+                <w:rFonts w:ascii="宋体" w:hAnsi="宋体" w:eastAsia="宋体"/>
+                <w:b/>
+                <w:sz w:val="17"/>
+              </w:rPr>
+              <w:t>验证口径</w:t>
+            </w:r>
+          </w:p>
+        </w:tc>
+      </w:tr>
+      <w:tr>
+        <w:tc>
+          <w:tcPr>
+            <w:tcW w:type="dxa" w:w="1701"/>
+            <w:vAlign w:val="center"/>
+          </w:tcPr>
+          <w:p>
+            <w:pPr>
+              <w:spacing w:before="0" w:after="0" w:line="240" w:lineRule="auto"/>
+            </w:pPr>
+            <w:r>
+              <w:rPr>
+                <w:rFonts w:ascii="宋体" w:hAnsi="宋体" w:eastAsia="宋体"/>
+                <w:b w:val="0"/>
+                <w:sz w:val="17"/>
+              </w:rPr>
+              <w:t>NFR-REL-01</w:t>
+            </w:r>
+          </w:p>
+        </w:tc>
+        <w:tc>
+          <w:tcPr>
+            <w:tcW w:type="dxa" w:w="5102"/>
+            <w:vAlign w:val="center"/>
+          </w:tcPr>
+          <w:p>
+            <w:pPr>
+              <w:spacing w:before="0" w:after="0" w:line="240" w:lineRule="auto"/>
+            </w:pPr>
+            <w:r>
+              <w:rPr>
+                <w:rFonts w:ascii="宋体" w:hAnsi="宋体" w:eastAsia="宋体"/>
+                <w:b w:val="0"/>
+                <w:sz w:val="17"/>
+              </w:rPr>
+              <w:t>7×24运行，试运行可用率≥99.5%（计划维护除外）。</w:t>
+            </w:r>
+          </w:p>
+        </w:tc>
+        <w:tc>
+          <w:tcPr>
+            <w:tcW w:type="dxa" w:w="2835"/>
+            <w:vAlign w:val="center"/>
+          </w:tcPr>
+          <w:p>
+            <w:pPr>
+              <w:spacing w:before="0" w:after="0" w:line="240" w:lineRule="auto"/>
+            </w:pPr>
+            <w:r>
+              <w:rPr>
+                <w:rFonts w:ascii="宋体" w:hAnsi="宋体" w:eastAsia="宋体"/>
+                <w:b w:val="0"/>
+                <w:sz w:val="17"/>
+              </w:rPr>
+              <w:t>试运行监控、维护与不可用时段记录。</w:t>
+            </w:r>
+          </w:p>
+        </w:tc>
+      </w:tr>
+      <w:tr>
+        <w:tc>
+          <w:tcPr>
+            <w:tcW w:type="dxa" w:w="1701"/>
+            <w:vAlign w:val="center"/>
+          </w:tcPr>
+          <w:p>
+            <w:pPr>
+              <w:spacing w:before="0" w:after="0" w:line="240" w:lineRule="auto"/>
+            </w:pPr>
+            <w:r>
+              <w:rPr>
+                <w:rFonts w:ascii="宋体" w:hAnsi="宋体" w:eastAsia="宋体"/>
+                <w:b w:val="0"/>
+                <w:sz w:val="17"/>
+              </w:rPr>
+              <w:t>NFR-REL-02</w:t>
+            </w:r>
+          </w:p>
+        </w:tc>
+        <w:tc>
+          <w:tcPr>
+            <w:tcW w:type="dxa" w:w="5102"/>
+            <w:vAlign w:val="center"/>
+          </w:tcPr>
+          <w:p>
+            <w:pPr>
+              <w:spacing w:before="0" w:after="0" w:line="240" w:lineRule="auto"/>
+            </w:pPr>
+            <w:r>
+              <w:rPr>
+                <w:rFonts w:ascii="宋体" w:hAnsi="宋体" w:eastAsia="宋体"/>
+                <w:b w:val="0"/>
+                <w:sz w:val="17"/>
+              </w:rPr>
+              <w:t>单点故障MTTR≤2小时；未完成任务重启后可恢复。</w:t>
+            </w:r>
+          </w:p>
+        </w:tc>
+        <w:tc>
+          <w:tcPr>
+            <w:tcW w:type="dxa" w:w="2835"/>
+            <w:vAlign w:val="center"/>
+          </w:tcPr>
+          <w:p>
+            <w:pPr>
+              <w:spacing w:before="0" w:after="0" w:line="240" w:lineRule="auto"/>
+            </w:pPr>
+            <w:r>
+              <w:rPr>
+                <w:rFonts w:ascii="宋体" w:hAnsi="宋体" w:eastAsia="宋体"/>
+                <w:b w:val="0"/>
+                <w:sz w:val="17"/>
+              </w:rPr>
+              <w:t>故障演练与恢复记录。</w:t>
+            </w:r>
+          </w:p>
+        </w:tc>
+      </w:tr>
+      <w:tr>
+        <w:tc>
+          <w:tcPr>
+            <w:tcW w:type="dxa" w:w="1701"/>
+            <w:vAlign w:val="center"/>
+          </w:tcPr>
+          <w:p>
+            <w:pPr>
+              <w:spacing w:before="0" w:after="0" w:line="240" w:lineRule="auto"/>
+            </w:pPr>
+            <w:r>
+              <w:rPr>
+                <w:rFonts w:ascii="宋体" w:hAnsi="宋体" w:eastAsia="宋体"/>
+                <w:b w:val="0"/>
+                <w:sz w:val="17"/>
+              </w:rPr>
+              <w:t>NFR-REL-03</w:t>
+            </w:r>
+          </w:p>
+        </w:tc>
+        <w:tc>
+          <w:tcPr>
+            <w:tcW w:type="dxa" w:w="5102"/>
+            <w:vAlign w:val="center"/>
+          </w:tcPr>
+          <w:p>
+            <w:pPr>
+              <w:spacing w:before="0" w:after="0" w:line="240" w:lineRule="auto"/>
+            </w:pPr>
+            <w:r>
+              <w:rPr>
+                <w:rFonts w:ascii="宋体" w:hAnsi="宋体" w:eastAsia="宋体"/>
+                <w:b w:val="0"/>
+                <w:sz w:val="17"/>
+              </w:rPr>
+              <w:t>日增量、周全量备份；过程数据≥3年，审计日志≥180天。</w:t>
+            </w:r>
+          </w:p>
+        </w:tc>
+        <w:tc>
+          <w:tcPr>
+            <w:tcW w:type="dxa" w:w="2835"/>
+            <w:vAlign w:val="center"/>
+          </w:tcPr>
+          <w:p>
+            <w:pPr>
+              <w:spacing w:before="0" w:after="0" w:line="240" w:lineRule="auto"/>
+            </w:pPr>
+            <w:r>
+              <w:rPr>
+                <w:rFonts w:ascii="宋体" w:hAnsi="宋体" w:eastAsia="宋体"/>
+                <w:b w:val="0"/>
+                <w:sz w:val="17"/>
+              </w:rPr>
+              <w:t>备份计划、恢复演练和保留期审计。</w:t>
+            </w:r>
+          </w:p>
+        </w:tc>
+      </w:tr>
+    </w:tbl>
+    <w:p>
       <w:pPr/>
       <w:r>
-        <w:t>系统应支持 7×24 运行，目标可用率不低于 99.5%；关键状态应先持久化，重启后可恢复未完成任务。外部依赖异常应独立超时、熔断、告警和降级，不得静默阻断核心事件流程。备份、恢复时间和数据一致性按冻结要求通过演练验证。</w:t>
+        <w:t>系统对外部依赖应独立超时、告警和降级，不得静默阻断核心事件流程；控制类动作及不可证明幂等的调用不得自动重放。具体量化要求见表6-3。</w:t>
       </w:r>
     </w:p>
     <w:p>
@@ -11929,9 +15539,210 @@
       </w:r>
     </w:p>
     <w:p>
+      <w:pPr>
+        <w:keepNext/>
+        <w:jc w:val="center"/>
+      </w:pPr>
+      <w:r>
+        <w:t>表 6-4 安全要求</w:t>
+      </w:r>
+    </w:p>
+    <w:tbl>
+      <w:tblPr>
+        <w:tblW w:type="auto" w:w="0"/>
+        <w:tblLayout w:type="fixed"/>
+        <w:tblLook w:firstColumn="1" w:firstRow="1" w:lastColumn="0" w:lastRow="0" w:noHBand="0" w:noVBand="1" w:val="04A0"/>
+      </w:tblPr>
+      <w:tblGrid>
+        <w:gridCol w:w="3009"/>
+        <w:gridCol w:w="3009"/>
+        <w:gridCol w:w="3009"/>
+      </w:tblGrid>
+      <w:tr>
+        <w:trPr>
+          <w:tblHeader w:val="true"/>
+        </w:trPr>
+        <w:tc>
+          <w:tcPr>
+            <w:tcW w:type="dxa" w:w="1701"/>
+            <w:vAlign w:val="center"/>
+          </w:tcPr>
+          <w:p>
+            <w:pPr>
+              <w:spacing w:before="0" w:after="0" w:line="240" w:lineRule="auto"/>
+            </w:pPr>
+            <w:r>
+              <w:rPr>
+                <w:rFonts w:ascii="宋体" w:hAnsi="宋体" w:eastAsia="宋体"/>
+                <w:b/>
+                <w:sz w:val="17"/>
+              </w:rPr>
+              <w:t>编号</w:t>
+            </w:r>
+          </w:p>
+        </w:tc>
+        <w:tc>
+          <w:tcPr>
+            <w:tcW w:type="dxa" w:w="5102"/>
+            <w:vAlign w:val="center"/>
+          </w:tcPr>
+          <w:p>
+            <w:pPr>
+              <w:spacing w:before="0" w:after="0" w:line="240" w:lineRule="auto"/>
+            </w:pPr>
+            <w:r>
+              <w:rPr>
+                <w:rFonts w:ascii="宋体" w:hAnsi="宋体" w:eastAsia="宋体"/>
+                <w:b/>
+                <w:sz w:val="17"/>
+              </w:rPr>
+              <w:t>量化/可验证要求</w:t>
+            </w:r>
+          </w:p>
+        </w:tc>
+        <w:tc>
+          <w:tcPr>
+            <w:tcW w:type="dxa" w:w="2835"/>
+            <w:vAlign w:val="center"/>
+          </w:tcPr>
+          <w:p>
+            <w:pPr>
+              <w:spacing w:before="0" w:after="0" w:line="240" w:lineRule="auto"/>
+            </w:pPr>
+            <w:r>
+              <w:rPr>
+                <w:rFonts w:ascii="宋体" w:hAnsi="宋体" w:eastAsia="宋体"/>
+                <w:b/>
+                <w:sz w:val="17"/>
+              </w:rPr>
+              <w:t>验证口径</w:t>
+            </w:r>
+          </w:p>
+        </w:tc>
+      </w:tr>
+      <w:tr>
+        <w:tc>
+          <w:tcPr>
+            <w:tcW w:type="dxa" w:w="1701"/>
+            <w:vAlign w:val="center"/>
+          </w:tcPr>
+          <w:p>
+            <w:pPr>
+              <w:spacing w:before="0" w:after="0" w:line="240" w:lineRule="auto"/>
+            </w:pPr>
+            <w:r>
+              <w:rPr>
+                <w:rFonts w:ascii="宋体" w:hAnsi="宋体" w:eastAsia="宋体"/>
+                <w:b w:val="0"/>
+                <w:sz w:val="17"/>
+              </w:rPr>
+              <w:t>NFR-SEC-01</w:t>
+            </w:r>
+          </w:p>
+        </w:tc>
+        <w:tc>
+          <w:tcPr>
+            <w:tcW w:type="dxa" w:w="5102"/>
+            <w:vAlign w:val="center"/>
+          </w:tcPr>
+          <w:p>
+            <w:pPr>
+              <w:spacing w:before="0" w:after="0" w:line="240" w:lineRule="auto"/>
+            </w:pPr>
+            <w:r>
+              <w:rPr>
+                <w:rFonts w:ascii="宋体" w:hAnsi="宋体" w:eastAsia="宋体"/>
+                <w:b w:val="0"/>
+                <w:sz w:val="17"/>
+              </w:rPr>
+              <w:t>应用安全不低于等保二级中与应用软件直接相关条款；交付前高危漏洞为0。</w:t>
+            </w:r>
+          </w:p>
+        </w:tc>
+        <w:tc>
+          <w:tcPr>
+            <w:tcW w:type="dxa" w:w="2835"/>
+            <w:vAlign w:val="center"/>
+          </w:tcPr>
+          <w:p>
+            <w:pPr>
+              <w:spacing w:before="0" w:after="0" w:line="240" w:lineRule="auto"/>
+            </w:pPr>
+            <w:r>
+              <w:rPr>
+                <w:rFonts w:ascii="宋体" w:hAnsi="宋体" w:eastAsia="宋体"/>
+                <w:b w:val="0"/>
+                <w:sz w:val="17"/>
+              </w:rPr>
+              <w:t>应用侧SCA、漏洞扫描、Web渗透复测证据。</w:t>
+            </w:r>
+          </w:p>
+        </w:tc>
+      </w:tr>
+      <w:tr>
+        <w:tc>
+          <w:tcPr>
+            <w:tcW w:type="dxa" w:w="1701"/>
+            <w:vAlign w:val="center"/>
+          </w:tcPr>
+          <w:p>
+            <w:pPr>
+              <w:spacing w:before="0" w:after="0" w:line="240" w:lineRule="auto"/>
+            </w:pPr>
+            <w:r>
+              <w:rPr>
+                <w:rFonts w:ascii="宋体" w:hAnsi="宋体" w:eastAsia="宋体"/>
+                <w:b w:val="0"/>
+                <w:sz w:val="17"/>
+              </w:rPr>
+              <w:t>NFR-SEC-02</w:t>
+            </w:r>
+          </w:p>
+        </w:tc>
+        <w:tc>
+          <w:tcPr>
+            <w:tcW w:type="dxa" w:w="5102"/>
+            <w:vAlign w:val="center"/>
+          </w:tcPr>
+          <w:p>
+            <w:pPr>
+              <w:spacing w:before="0" w:after="0" w:line="240" w:lineRule="auto"/>
+            </w:pPr>
+            <w:r>
+              <w:rPr>
+                <w:rFonts w:ascii="宋体" w:hAnsi="宋体" w:eastAsia="宋体"/>
+                <w:b w:val="0"/>
+                <w:sz w:val="17"/>
+              </w:rPr>
+              <w:t>口令长度≥8位；敏感数据按角色与数据范围控制，导出留痕。</w:t>
+            </w:r>
+          </w:p>
+        </w:tc>
+        <w:tc>
+          <w:tcPr>
+            <w:tcW w:type="dxa" w:w="2835"/>
+            <w:vAlign w:val="center"/>
+          </w:tcPr>
+          <w:p>
+            <w:pPr>
+              <w:spacing w:before="0" w:after="0" w:line="240" w:lineRule="auto"/>
+            </w:pPr>
+            <w:r>
+              <w:rPr>
+                <w:rFonts w:ascii="宋体" w:hAnsi="宋体" w:eastAsia="宋体"/>
+                <w:b w:val="0"/>
+                <w:sz w:val="17"/>
+              </w:rPr>
+              <w:t>身份、权限、导出和审计用例。</w:t>
+            </w:r>
+          </w:p>
+        </w:tc>
+      </w:tr>
+    </w:tbl>
+    <w:p>
       <w:pPr/>
       <w:r>
-        <w:t>系统应实施认证、授权、最小权限、数据范围、输入校验、传输与敏感存储保护、安全审计、依赖治理和漏洞处置。交付前高危漏洞必须为 0；应用侧 SCA、漏洞扫描和 Web 渗透复测形成证据。正式定级备案、基础环境合规和正式第三方等保测评由甲方组织。</w:t>
+        <w:t>安全要求见表6-4。正式定级备案、基础环境合规和正式第三方等保测评由甲方组织；本要求不宣称上述活动已完成。</w:t>
       </w:r>
     </w:p>
     <w:p>
@@ -11943,9 +15754,210 @@
       </w:r>
     </w:p>
     <w:p>
+      <w:pPr>
+        <w:keepNext/>
+        <w:jc w:val="center"/>
+      </w:pPr>
+      <w:r>
+        <w:t>表 6-5 易用性与兼容性要求</w:t>
+      </w:r>
+    </w:p>
+    <w:tbl>
+      <w:tblPr>
+        <w:tblW w:type="auto" w:w="0"/>
+        <w:tblLayout w:type="fixed"/>
+        <w:tblLook w:firstColumn="1" w:firstRow="1" w:lastColumn="0" w:lastRow="0" w:noHBand="0" w:noVBand="1" w:val="04A0"/>
+      </w:tblPr>
+      <w:tblGrid>
+        <w:gridCol w:w="3009"/>
+        <w:gridCol w:w="3009"/>
+        <w:gridCol w:w="3009"/>
+      </w:tblGrid>
+      <w:tr>
+        <w:trPr>
+          <w:tblHeader w:val="true"/>
+        </w:trPr>
+        <w:tc>
+          <w:tcPr>
+            <w:tcW w:type="dxa" w:w="1701"/>
+            <w:vAlign w:val="center"/>
+          </w:tcPr>
+          <w:p>
+            <w:pPr>
+              <w:spacing w:before="0" w:after="0" w:line="240" w:lineRule="auto"/>
+            </w:pPr>
+            <w:r>
+              <w:rPr>
+                <w:rFonts w:ascii="宋体" w:hAnsi="宋体" w:eastAsia="宋体"/>
+                <w:b/>
+                <w:sz w:val="17"/>
+              </w:rPr>
+              <w:t>编号</w:t>
+            </w:r>
+          </w:p>
+        </w:tc>
+        <w:tc>
+          <w:tcPr>
+            <w:tcW w:type="dxa" w:w="5102"/>
+            <w:vAlign w:val="center"/>
+          </w:tcPr>
+          <w:p>
+            <w:pPr>
+              <w:spacing w:before="0" w:after="0" w:line="240" w:lineRule="auto"/>
+            </w:pPr>
+            <w:r>
+              <w:rPr>
+                <w:rFonts w:ascii="宋体" w:hAnsi="宋体" w:eastAsia="宋体"/>
+                <w:b/>
+                <w:sz w:val="17"/>
+              </w:rPr>
+              <w:t>量化/可验证要求</w:t>
+            </w:r>
+          </w:p>
+        </w:tc>
+        <w:tc>
+          <w:tcPr>
+            <w:tcW w:type="dxa" w:w="2835"/>
+            <w:vAlign w:val="center"/>
+          </w:tcPr>
+          <w:p>
+            <w:pPr>
+              <w:spacing w:before="0" w:after="0" w:line="240" w:lineRule="auto"/>
+            </w:pPr>
+            <w:r>
+              <w:rPr>
+                <w:rFonts w:ascii="宋体" w:hAnsi="宋体" w:eastAsia="宋体"/>
+                <w:b/>
+                <w:sz w:val="17"/>
+              </w:rPr>
+              <w:t>验证口径</w:t>
+            </w:r>
+          </w:p>
+        </w:tc>
+      </w:tr>
+      <w:tr>
+        <w:tc>
+          <w:tcPr>
+            <w:tcW w:type="dxa" w:w="1701"/>
+            <w:vAlign w:val="center"/>
+          </w:tcPr>
+          <w:p>
+            <w:pPr>
+              <w:spacing w:before="0" w:after="0" w:line="240" w:lineRule="auto"/>
+            </w:pPr>
+            <w:r>
+              <w:rPr>
+                <w:rFonts w:ascii="宋体" w:hAnsi="宋体" w:eastAsia="宋体"/>
+                <w:b w:val="0"/>
+                <w:sz w:val="17"/>
+              </w:rPr>
+              <w:t>NFR-USE-01</w:t>
+            </w:r>
+          </w:p>
+        </w:tc>
+        <w:tc>
+          <w:tcPr>
+            <w:tcW w:type="dxa" w:w="5102"/>
+            <w:vAlign w:val="center"/>
+          </w:tcPr>
+          <w:p>
+            <w:pPr>
+              <w:spacing w:before="0" w:after="0" w:line="240" w:lineRule="auto"/>
+            </w:pPr>
+            <w:r>
+              <w:rPr>
+                <w:rFonts w:ascii="宋体" w:hAnsi="宋体" w:eastAsia="宋体"/>
+                <w:b w:val="0"/>
+                <w:sz w:val="17"/>
+              </w:rPr>
+              <w:t>关键操作≤3个页面跳转；新用户≤2小时完成完整上报处置学习目标。</w:t>
+            </w:r>
+          </w:p>
+        </w:tc>
+        <w:tc>
+          <w:tcPr>
+            <w:tcW w:type="dxa" w:w="2835"/>
+            <w:vAlign w:val="center"/>
+          </w:tcPr>
+          <w:p>
+            <w:pPr>
+              <w:spacing w:before="0" w:after="0" w:line="240" w:lineRule="auto"/>
+            </w:pPr>
+            <w:r>
+              <w:rPr>
+                <w:rFonts w:ascii="宋体" w:hAnsi="宋体" w:eastAsia="宋体"/>
+                <w:b w:val="0"/>
+                <w:sz w:val="17"/>
+              </w:rPr>
+              <w:t>可用性走查与培训考核记录。</w:t>
+            </w:r>
+          </w:p>
+        </w:tc>
+      </w:tr>
+      <w:tr>
+        <w:tc>
+          <w:tcPr>
+            <w:tcW w:type="dxa" w:w="1701"/>
+            <w:vAlign w:val="center"/>
+          </w:tcPr>
+          <w:p>
+            <w:pPr>
+              <w:spacing w:before="0" w:after="0" w:line="240" w:lineRule="auto"/>
+            </w:pPr>
+            <w:r>
+              <w:rPr>
+                <w:rFonts w:ascii="宋体" w:hAnsi="宋体" w:eastAsia="宋体"/>
+                <w:b w:val="0"/>
+                <w:sz w:val="17"/>
+              </w:rPr>
+              <w:t>NFR-COMP-01</w:t>
+            </w:r>
+          </w:p>
+        </w:tc>
+        <w:tc>
+          <w:tcPr>
+            <w:tcW w:type="dxa" w:w="5102"/>
+            <w:vAlign w:val="center"/>
+          </w:tcPr>
+          <w:p>
+            <w:pPr>
+              <w:spacing w:before="0" w:after="0" w:line="240" w:lineRule="auto"/>
+            </w:pPr>
+            <w:r>
+              <w:rPr>
+                <w:rFonts w:ascii="宋体" w:hAnsi="宋体" w:eastAsia="宋体"/>
+                <w:b w:val="0"/>
+                <w:sz w:val="17"/>
+              </w:rPr>
+              <w:t>Chrome/Edge最新2个稳定版本；H5嵌入既有宿主APP。</w:t>
+            </w:r>
+          </w:p>
+        </w:tc>
+        <w:tc>
+          <w:tcPr>
+            <w:tcW w:type="dxa" w:w="2835"/>
+            <w:vAlign w:val="center"/>
+          </w:tcPr>
+          <w:p>
+            <w:pPr>
+              <w:spacing w:before="0" w:after="0" w:line="240" w:lineRule="auto"/>
+            </w:pPr>
+            <w:r>
+              <w:rPr>
+                <w:rFonts w:ascii="宋体" w:hAnsi="宋体" w:eastAsia="宋体"/>
+                <w:b w:val="0"/>
+                <w:sz w:val="17"/>
+              </w:rPr>
+              <w:t>甲方确认的终端/宿主矩阵与兼容测试。</w:t>
+            </w:r>
+          </w:p>
+        </w:tc>
+      </w:tr>
+    </w:tbl>
+    <w:p>
       <w:pPr/>
       <w:r>
-        <w:t>Web、H5、宿主 APP、浏览器和终端兼容组合应在 M2 由甲方确认后冻结。关键操作应提供明确状态、失败原因和下一步；状态不得只靠颜色表达；主要业务流程不超过既定页面和响应约束。H5 不得被表述为独立原生 APP。</w:t>
+        <w:t>关键操作不超过3个页面跳转；新用户应在≤2小时完成完整上报处置学习目标。兼容Chrome/Edge最新2个稳定版本；H5嵌入甲方既有宿主APP，不交付独立原生APP。关键操作应提供明确状态、失败原因和下一步，状态不得只靠颜色表达。</w:t>
       </w:r>
     </w:p>
     <w:p>
@@ -11957,9 +15969,210 @@
       </w:r>
     </w:p>
     <w:p>
+      <w:pPr>
+        <w:keepNext/>
+        <w:jc w:val="center"/>
+      </w:pPr>
+      <w:r>
+        <w:t>表 6-6 可维护性与可测试性要求</w:t>
+      </w:r>
+    </w:p>
+    <w:tbl>
+      <w:tblPr>
+        <w:tblW w:type="auto" w:w="0"/>
+        <w:tblLayout w:type="fixed"/>
+        <w:tblLook w:firstColumn="1" w:firstRow="1" w:lastColumn="0" w:lastRow="0" w:noHBand="0" w:noVBand="1" w:val="04A0"/>
+      </w:tblPr>
+      <w:tblGrid>
+        <w:gridCol w:w="3009"/>
+        <w:gridCol w:w="3009"/>
+        <w:gridCol w:w="3009"/>
+      </w:tblGrid>
+      <w:tr>
+        <w:trPr>
+          <w:tblHeader w:val="true"/>
+        </w:trPr>
+        <w:tc>
+          <w:tcPr>
+            <w:tcW w:type="dxa" w:w="1701"/>
+            <w:vAlign w:val="center"/>
+          </w:tcPr>
+          <w:p>
+            <w:pPr>
+              <w:spacing w:before="0" w:after="0" w:line="240" w:lineRule="auto"/>
+            </w:pPr>
+            <w:r>
+              <w:rPr>
+                <w:rFonts w:ascii="宋体" w:hAnsi="宋体" w:eastAsia="宋体"/>
+                <w:b/>
+                <w:sz w:val="17"/>
+              </w:rPr>
+              <w:t>编号</w:t>
+            </w:r>
+          </w:p>
+        </w:tc>
+        <w:tc>
+          <w:tcPr>
+            <w:tcW w:type="dxa" w:w="5102"/>
+            <w:vAlign w:val="center"/>
+          </w:tcPr>
+          <w:p>
+            <w:pPr>
+              <w:spacing w:before="0" w:after="0" w:line="240" w:lineRule="auto"/>
+            </w:pPr>
+            <w:r>
+              <w:rPr>
+                <w:rFonts w:ascii="宋体" w:hAnsi="宋体" w:eastAsia="宋体"/>
+                <w:b/>
+                <w:sz w:val="17"/>
+              </w:rPr>
+              <w:t>量化/可验证要求</w:t>
+            </w:r>
+          </w:p>
+        </w:tc>
+        <w:tc>
+          <w:tcPr>
+            <w:tcW w:type="dxa" w:w="2835"/>
+            <w:vAlign w:val="center"/>
+          </w:tcPr>
+          <w:p>
+            <w:pPr>
+              <w:spacing w:before="0" w:after="0" w:line="240" w:lineRule="auto"/>
+            </w:pPr>
+            <w:r>
+              <w:rPr>
+                <w:rFonts w:ascii="宋体" w:hAnsi="宋体" w:eastAsia="宋体"/>
+                <w:b/>
+                <w:sz w:val="17"/>
+              </w:rPr>
+              <w:t>验证口径</w:t>
+            </w:r>
+          </w:p>
+        </w:tc>
+      </w:tr>
+      <w:tr>
+        <w:tc>
+          <w:tcPr>
+            <w:tcW w:type="dxa" w:w="1701"/>
+            <w:vAlign w:val="center"/>
+          </w:tcPr>
+          <w:p>
+            <w:pPr>
+              <w:spacing w:before="0" w:after="0" w:line="240" w:lineRule="auto"/>
+            </w:pPr>
+            <w:r>
+              <w:rPr>
+                <w:rFonts w:ascii="宋体" w:hAnsi="宋体" w:eastAsia="宋体"/>
+                <w:b w:val="0"/>
+                <w:sz w:val="17"/>
+              </w:rPr>
+              <w:t>NFR-MNT-01</w:t>
+            </w:r>
+          </w:p>
+        </w:tc>
+        <w:tc>
+          <w:tcPr>
+            <w:tcW w:type="dxa" w:w="5102"/>
+            <w:vAlign w:val="center"/>
+          </w:tcPr>
+          <w:p>
+            <w:pPr>
+              <w:spacing w:before="0" w:after="0" w:line="240" w:lineRule="auto"/>
+            </w:pPr>
+            <w:r>
+              <w:rPr>
+                <w:rFonts w:ascii="宋体" w:hAnsi="宋体" w:eastAsia="宋体"/>
+                <w:b w:val="0"/>
+                <w:sz w:val="17"/>
+              </w:rPr>
+              <w:t>核心模块单元测试覆盖率≥70%；39条FR功能覆盖率与验收用例通过率均为100%。</w:t>
+            </w:r>
+          </w:p>
+        </w:tc>
+        <w:tc>
+          <w:tcPr>
+            <w:tcW w:type="dxa" w:w="2835"/>
+            <w:vAlign w:val="center"/>
+          </w:tcPr>
+          <w:p>
+            <w:pPr>
+              <w:spacing w:before="0" w:after="0" w:line="240" w:lineRule="auto"/>
+            </w:pPr>
+            <w:r>
+              <w:rPr>
+                <w:rFonts w:ascii="宋体" w:hAnsi="宋体" w:eastAsia="宋体"/>
+                <w:b w:val="0"/>
+                <w:sz w:val="17"/>
+              </w:rPr>
+              <w:t>测试报告与RTM双向追踪。</w:t>
+            </w:r>
+          </w:p>
+        </w:tc>
+      </w:tr>
+      <w:tr>
+        <w:tc>
+          <w:tcPr>
+            <w:tcW w:type="dxa" w:w="1701"/>
+            <w:vAlign w:val="center"/>
+          </w:tcPr>
+          <w:p>
+            <w:pPr>
+              <w:spacing w:before="0" w:after="0" w:line="240" w:lineRule="auto"/>
+            </w:pPr>
+            <w:r>
+              <w:rPr>
+                <w:rFonts w:ascii="宋体" w:hAnsi="宋体" w:eastAsia="宋体"/>
+                <w:b w:val="0"/>
+                <w:sz w:val="17"/>
+              </w:rPr>
+              <w:t>NFR-MNT-02</w:t>
+            </w:r>
+          </w:p>
+        </w:tc>
+        <w:tc>
+          <w:tcPr>
+            <w:tcW w:type="dxa" w:w="5102"/>
+            <w:vAlign w:val="center"/>
+          </w:tcPr>
+          <w:p>
+            <w:pPr>
+              <w:spacing w:before="0" w:after="0" w:line="240" w:lineRule="auto"/>
+            </w:pPr>
+            <w:r>
+              <w:rPr>
+                <w:rFonts w:ascii="宋体" w:hAnsi="宋体" w:eastAsia="宋体"/>
+                <w:b w:val="0"/>
+                <w:sz w:val="17"/>
+              </w:rPr>
+              <w:t>非乙方人员按手册在干净环境一次部署成功，用时≤2小时。</w:t>
+            </w:r>
+          </w:p>
+        </w:tc>
+        <w:tc>
+          <w:tcPr>
+            <w:tcW w:type="dxa" w:w="2835"/>
+            <w:vAlign w:val="center"/>
+          </w:tcPr>
+          <w:p>
+            <w:pPr>
+              <w:spacing w:before="0" w:after="0" w:line="240" w:lineRule="auto"/>
+            </w:pPr>
+            <w:r>
+              <w:rPr>
+                <w:rFonts w:ascii="宋体" w:hAnsi="宋体" w:eastAsia="宋体"/>
+                <w:b w:val="0"/>
+                <w:sz w:val="17"/>
+              </w:rPr>
+              <w:t>独立部署验收记录。</w:t>
+            </w:r>
+          </w:p>
+        </w:tc>
+      </w:tr>
+    </w:tbl>
+    <w:p>
       <w:pPr/>
       <w:r>
-        <w:t>接口、错误码、配置、部署、恢复和运维操作应形成文档；核心模块单元测试覆盖率不低于 70%。每条功能需求均应有可重复执行的用例，全部 39 条 FR 的功能覆盖率与通过率均为 100%。</w:t>
+        <w:t>接口、错误码、配置、部署、恢复和运维操作应形成文档；核心模块单元测试覆盖率≥70%，39条FR功能覆盖率与验收用例通过率均为100%。非乙方人员按手册在干净环境一次部署成功，用时≤2小时。</w:t>
       </w:r>
     </w:p>
     <w:p>
@@ -12035,25 +16248,7 @@
     <w:p>
       <w:pPr/>
       <w:r>
-        <w:t xml:space="preserve">G2-04 应在 </w:t>
-      </w:r>
-      <w:r>
-        <w:t>spec.md</w:t>
-      </w:r>
-      <w:r>
-        <w:t xml:space="preserve"> 中使用本文件相同的 </w:t>
-      </w:r>
-      <w:r>
-        <w:t>G2-FR</w:t>
-      </w:r>
-      <w:r>
-        <w:t xml:space="preserve"> 和 </w:t>
-      </w:r>
-      <w:r>
-        <w:t>AC</w:t>
-      </w:r>
-      <w:r>
-        <w:t xml:space="preserve"> 编号，并把每条验收标准表达为等价 Given/When/Then。G2-06 RTM 至少追踪原始 FR、G2-FR、用户故事、AC，并预留设计、实现、测试和结果列。任何编号、范围或验收语义差异均阻断 M2 准出。</w:t>
+        <w:t>G2-R05应在spec.md中使用本文件相同的G2-FR和AC编号，并将本轮标记为“spec/RTM待同步”的可观察规则补入双镜像。RTM至少追踪原始FR、G2-FR、用户故事、AC、G2-RCLR、设计、实现、测试和结果；任何编号、范围或验收语义差异均阻断M2返工准出。</w:t>
       </w:r>
     </w:p>
     <w:p>
@@ -12153,6 +16348,344 @@
         <w:t>2. 视频、消息、定位、门禁、物联网、中台、性能、容量、安全和部署能力形成实际验证证据。</w:t>
       </w:r>
     </w:p>
+    <w:p>
+      <w:pPr>
+        <w:pStyle w:val="1"/>
+        <w:pageBreakBefore/>
+      </w:pPr>
+      <w:r>
+        <w:t>10 G2规格化阶段补充业务规则（课程项目人工决策）</w:t>
+      </w:r>
+    </w:p>
+    <w:p>
+      <w:r>
+        <w:t>本节继承项目负责人2026-09-15对G2-RCLR-001—010的课程项目人工决策，不是甲方正式法律文件或现实现场验收结论；不改变既有FR、★属性、量化指标或责任边界。表10-1是正文直接可读的规则索引，完整选项和裁决证据见ai_reverse_clarifications.md。</w:t>
+      </w:r>
+    </w:p>
+    <w:p>
+      <w:r>
+        <w:t>逐项继承：G2-RCLR-001、G2-RCLR-002、G2-RCLR-003、G2-RCLR-004、G2-RCLR-005、G2-RCLR-006、G2-RCLR-007、G2-RCLR-008、G2-RCLR-009、G2-RCLR-010。完整选项、来源与验证见 ai_reverse_clarifications.md。</w:t>
+      </w:r>
+    </w:p>
+    <w:p>
+      <w:pPr>
+        <w:keepNext/>
+        <w:jc w:val="center"/>
+      </w:pPr>
+      <w:r>
+        <w:t>表 10-1 G2-RCLR补充业务规则索引</w:t>
+      </w:r>
+    </w:p>
+    <w:tbl>
+      <w:tblPr>
+        <w:tblW w:type="auto" w:w="0"/>
+        <w:tblLayout w:type="fixed"/>
+        <w:tblLook w:firstColumn="1" w:firstRow="1" w:lastColumn="0" w:lastRow="0" w:noHBand="0" w:noVBand="1" w:val="04A0"/>
+      </w:tblPr>
+      <w:tblGrid>
+        <w:gridCol w:w="3009"/>
+        <w:gridCol w:w="3009"/>
+        <w:gridCol w:w="3009"/>
+      </w:tblGrid>
+      <w:tr>
+        <w:trPr>
+          <w:tblHeader w:val="true"/>
+        </w:trPr>
+        <w:tc>
+          <w:tcPr>
+            <w:tcW w:type="dxa" w:w="1701"/>
+            <w:vAlign w:val="center"/>
+          </w:tcPr>
+          <w:p>
+            <w:pPr>
+              <w:spacing w:before="0" w:after="0" w:line="240" w:lineRule="auto"/>
+            </w:pPr>
+            <w:r>
+              <w:rPr>
+                <w:rFonts w:ascii="宋体" w:hAnsi="宋体" w:eastAsia="宋体"/>
+                <w:b/>
+                <w:sz w:val="15"/>
+              </w:rPr>
+              <w:t>规则域</w:t>
+            </w:r>
+          </w:p>
+        </w:tc>
+        <w:tc>
+          <w:tcPr>
+            <w:tcW w:type="dxa" w:w="6803"/>
+            <w:vAlign w:val="center"/>
+          </w:tcPr>
+          <w:p>
+            <w:pPr>
+              <w:spacing w:before="0" w:after="0" w:line="240" w:lineRule="auto"/>
+            </w:pPr>
+            <w:r>
+              <w:rPr>
+                <w:rFonts w:ascii="宋体" w:hAnsi="宋体" w:eastAsia="宋体"/>
+                <w:b/>
+                <w:sz w:val="15"/>
+              </w:rPr>
+              <w:t>可直接实施理解</w:t>
+            </w:r>
+          </w:p>
+        </w:tc>
+        <w:tc>
+          <w:tcPr>
+            <w:tcW w:type="dxa" w:w="1134"/>
+            <w:vAlign w:val="center"/>
+          </w:tcPr>
+          <w:p>
+            <w:pPr>
+              <w:spacing w:before="0" w:after="0" w:line="240" w:lineRule="auto"/>
+            </w:pPr>
+            <w:r>
+              <w:rPr>
+                <w:rFonts w:ascii="宋体" w:hAnsi="宋体" w:eastAsia="宋体"/>
+                <w:b/>
+                <w:sz w:val="15"/>
+              </w:rPr>
+              <w:t>来源</w:t>
+            </w:r>
+          </w:p>
+        </w:tc>
+      </w:tr>
+      <w:tr>
+        <w:tc>
+          <w:tcPr>
+            <w:tcW w:type="dxa" w:w="1701"/>
+            <w:vAlign w:val="center"/>
+          </w:tcPr>
+          <w:p>
+            <w:pPr>
+              <w:spacing w:before="0" w:after="0" w:line="240" w:lineRule="auto"/>
+            </w:pPr>
+            <w:r>
+              <w:rPr>
+                <w:rFonts w:ascii="宋体" w:hAnsi="宋体" w:eastAsia="宋体"/>
+                <w:b w:val="0"/>
+                <w:sz w:val="15"/>
+              </w:rPr>
+              <w:t>事件与告警</w:t>
+            </w:r>
+          </w:p>
+        </w:tc>
+        <w:tc>
+          <w:tcPr>
+            <w:tcW w:type="dxa" w:w="6803"/>
+            <w:vAlign w:val="center"/>
+          </w:tcPr>
+          <w:p>
+            <w:pPr>
+              <w:spacing w:before="0" w:after="0" w:line="240" w:lineRule="auto"/>
+            </w:pPr>
+            <w:r>
+              <w:rPr>
+                <w:rFonts w:ascii="宋体" w:hAnsi="宋体" w:eastAsia="宋体"/>
+                <w:b w:val="0"/>
+                <w:sz w:val="15"/>
+              </w:rPr>
+              <w:t>可靠外部告警ID幂等；无可靠ID不自动合并；核实超时仅升级提醒，时间线优先业务时间，迟到不覆盖历史。</w:t>
+            </w:r>
+          </w:p>
+        </w:tc>
+        <w:tc>
+          <w:tcPr>
+            <w:tcW w:type="dxa" w:w="1134"/>
+            <w:vAlign w:val="center"/>
+          </w:tcPr>
+          <w:p>
+            <w:pPr>
+              <w:spacing w:before="0" w:after="0" w:line="240" w:lineRule="auto"/>
+            </w:pPr>
+            <w:r>
+              <w:rPr>
+                <w:rFonts w:ascii="宋体" w:hAnsi="宋体" w:eastAsia="宋体"/>
+                <w:b w:val="0"/>
+                <w:sz w:val="15"/>
+              </w:rPr>
+              <w:t>RCLR-001、002、004</w:t>
+            </w:r>
+          </w:p>
+        </w:tc>
+      </w:tr>
+      <w:tr>
+        <w:tc>
+          <w:tcPr>
+            <w:tcW w:type="dxa" w:w="1701"/>
+            <w:vAlign w:val="center"/>
+          </w:tcPr>
+          <w:p>
+            <w:pPr>
+              <w:spacing w:before="0" w:after="0" w:line="240" w:lineRule="auto"/>
+            </w:pPr>
+            <w:r>
+              <w:rPr>
+                <w:rFonts w:ascii="宋体" w:hAnsi="宋体" w:eastAsia="宋体"/>
+                <w:b w:val="0"/>
+                <w:sz w:val="15"/>
+              </w:rPr>
+              <w:t>任务与消息</w:t>
+            </w:r>
+          </w:p>
+        </w:tc>
+        <w:tc>
+          <w:tcPr>
+            <w:tcW w:type="dxa" w:w="6803"/>
+            <w:vAlign w:val="center"/>
+          </w:tcPr>
+          <w:p>
+            <w:pPr>
+              <w:spacing w:before="0" w:after="0" w:line="240" w:lineRule="auto"/>
+            </w:pPr>
+            <w:r>
+              <w:rPr>
+                <w:rFonts w:ascii="宋体" w:hAnsi="宋体" w:eastAsia="宋体"/>
+                <w:b w:val="0"/>
+                <w:sz w:val="15"/>
+              </w:rPr>
+              <w:t>重指派完整留痕、默认不改截止时间；迟到/重复回执幂等并保留超时、重试、降级和人工历史。</w:t>
+            </w:r>
+          </w:p>
+        </w:tc>
+        <w:tc>
+          <w:tcPr>
+            <w:tcW w:type="dxa" w:w="1134"/>
+            <w:vAlign w:val="center"/>
+          </w:tcPr>
+          <w:p>
+            <w:pPr>
+              <w:spacing w:before="0" w:after="0" w:line="240" w:lineRule="auto"/>
+            </w:pPr>
+            <w:r>
+              <w:rPr>
+                <w:rFonts w:ascii="宋体" w:hAnsi="宋体" w:eastAsia="宋体"/>
+                <w:b w:val="0"/>
+                <w:sz w:val="15"/>
+              </w:rPr>
+              <w:t>RCLR-003、008</w:t>
+            </w:r>
+          </w:p>
+        </w:tc>
+      </w:tr>
+      <w:tr>
+        <w:tc>
+          <w:tcPr>
+            <w:tcW w:type="dxa" w:w="1701"/>
+            <w:vAlign w:val="center"/>
+          </w:tcPr>
+          <w:p>
+            <w:pPr>
+              <w:spacing w:before="0" w:after="0" w:line="240" w:lineRule="auto"/>
+            </w:pPr>
+            <w:r>
+              <w:rPr>
+                <w:rFonts w:ascii="宋体" w:hAnsi="宋体" w:eastAsia="宋体"/>
+                <w:b w:val="0"/>
+                <w:sz w:val="15"/>
+              </w:rPr>
+              <w:t>打卡、位置与盘点</w:t>
+            </w:r>
+          </w:p>
+        </w:tc>
+        <w:tc>
+          <w:tcPr>
+            <w:tcW w:type="dxa" w:w="6803"/>
+            <w:vAlign w:val="center"/>
+          </w:tcPr>
+          <w:p>
+            <w:pPr>
+              <w:spacing w:before="0" w:after="0" w:line="240" w:lineRule="auto"/>
+            </w:pPr>
+            <w:r>
+              <w:rPr>
+                <w:rFonts w:ascii="宋体" w:hAnsi="宋体" w:eastAsia="宋体"/>
+                <w:b w:val="0"/>
+                <w:sz w:val="15"/>
+              </w:rPr>
+              <w:t>码绑定任务/点位/时段，过期无效、重复扫码幂等；位置过期禁自动调派；盘点以快照比对并纳入期间变动复核。</w:t>
+            </w:r>
+          </w:p>
+        </w:tc>
+        <w:tc>
+          <w:tcPr>
+            <w:tcW w:type="dxa" w:w="1134"/>
+            <w:vAlign w:val="center"/>
+          </w:tcPr>
+          <w:p>
+            <w:pPr>
+              <w:spacing w:before="0" w:after="0" w:line="240" w:lineRule="auto"/>
+            </w:pPr>
+            <w:r>
+              <w:rPr>
+                <w:rFonts w:ascii="宋体" w:hAnsi="宋体" w:eastAsia="宋体"/>
+                <w:b w:val="0"/>
+                <w:sz w:val="15"/>
+              </w:rPr>
+              <w:t>RCLR-005、006、009</w:t>
+            </w:r>
+          </w:p>
+        </w:tc>
+      </w:tr>
+      <w:tr>
+        <w:tc>
+          <w:tcPr>
+            <w:tcW w:type="dxa" w:w="1701"/>
+            <w:vAlign w:val="center"/>
+          </w:tcPr>
+          <w:p>
+            <w:pPr>
+              <w:spacing w:before="0" w:after="0" w:line="240" w:lineRule="auto"/>
+            </w:pPr>
+            <w:r>
+              <w:rPr>
+                <w:rFonts w:ascii="宋体" w:hAnsi="宋体" w:eastAsia="宋体"/>
+                <w:b w:val="0"/>
+                <w:sz w:val="15"/>
+              </w:rPr>
+              <w:t>演练与附件</w:t>
+            </w:r>
+          </w:p>
+        </w:tc>
+        <w:tc>
+          <w:tcPr>
+            <w:tcW w:type="dxa" w:w="6803"/>
+            <w:vAlign w:val="center"/>
+          </w:tcPr>
+          <w:p>
+            <w:pPr>
+              <w:spacing w:before="0" w:after="0" w:line="240" w:lineRule="auto"/>
+            </w:pPr>
+            <w:r>
+              <w:rPr>
+                <w:rFonts w:ascii="宋体" w:hAnsi="宋体" w:eastAsia="宋体"/>
+                <w:b w:val="0"/>
+                <w:sz w:val="15"/>
+              </w:rPr>
+              <w:t>取消/未完成不计完成，补演不消除原异常；附件逻辑删除、审计保留、归档引用受保护。</w:t>
+            </w:r>
+          </w:p>
+        </w:tc>
+        <w:tc>
+          <w:tcPr>
+            <w:tcW w:type="dxa" w:w="1134"/>
+            <w:vAlign w:val="center"/>
+          </w:tcPr>
+          <w:p>
+            <w:pPr>
+              <w:spacing w:before="0" w:after="0" w:line="240" w:lineRule="auto"/>
+            </w:pPr>
+            <w:r>
+              <w:rPr>
+                <w:rFonts w:ascii="宋体" w:hAnsi="宋体" w:eastAsia="宋体"/>
+                <w:b w:val="0"/>
+                <w:sz w:val="15"/>
+              </w:rPr>
+              <w:t>RCLR-007、010</w:t>
+            </w:r>
+          </w:p>
+        </w:tc>
+      </w:tr>
+    </w:tbl>
     <w:sectPr>
       <w:pgSz w:w="11906" w:h="16838"/>
       <w:pgMar w:top="1440" w:right="1440" w:bottom="1440" w:left="1440" w:header="708" w:footer="708" w:gutter="0"/>

--- a/docs/deliverables/08-软件需求规格说明书SRS.docx
+++ b/docs/deliverables/08-软件需求规格说明书SRS.docx
@@ -558,4929 +558,12 @@
     </w:p>
     <w:p>
       <w:pPr>
-        <w:sectPr>
-          <w:footerReference w:type="default" r:id="rId8"/>
-          <w:pgSz w:w="11906" w:h="16838"/>
-          <w:pgMar w:top="1440" w:right="1440" w:bottom="1440" w:left="1440" w:header="708" w:footer="708" w:gutter="0"/>
-          <w:pgNumType w:start="1"/>
-          <w:cols w:space="720"/>
-          <w:titlePg/>
-          <w:docGrid w:linePitch="360"/>
-        </w:sectPr>
+        <w:jc w:val="center"/>
       </w:pPr>
       <w:r>
-        <w:br w:type="page"/>
+        <w:t>目 录</w:t>
       </w:r>
     </w:p>
-    <w:sdt>
-      <w:sdtPr>
-        <w:rPr>
-          <w:rFonts w:ascii="Times New Roman" w:eastAsiaTheme="minorEastAsia" w:hAnsi="Times New Roman" w:cs="Times New Roman"/>
-          <w:color w:val="auto"/>
-          <w:sz w:val="20"/>
-          <w:szCs w:val="20"/>
-          <w:lang w:val="zh-CN"/>
-        </w:rPr>
-        <w:id w:val="-1072894471"/>
-        <w:docPartObj>
-          <w:docPartGallery w:val="Table of Contents"/>
-          <w:docPartUnique/>
-        </w:docPartObj>
-      </w:sdtPr>
-      <w:sdtEndPr>
-        <w:rPr>
-          <w:b/>
-          <w:bCs/>
-        </w:rPr>
-      </w:sdtEndPr>
-      <w:sdtContent>
-        <w:p>
-          <w:pPr>
-            <w:pStyle w:val="TOC"/>
-            <w:jc w:val="center"/>
-            <w:rPr>
-              <w:color w:val="auto"/>
-            </w:rPr>
-          </w:pPr>
-          <w:r>
-            <w:rPr>
-              <w:color w:val="auto"/>
-              <w:lang w:val="zh-CN"/>
-            </w:rPr>
-            <w:t>目</w:t>
-          </w:r>
-          <w:r>
-            <w:rPr>
-              <w:rFonts w:hint="eastAsia"/>
-              <w:color w:val="auto"/>
-              <w:lang w:val="zh-CN"/>
-            </w:rPr>
-            <w:t xml:space="preserve"> </w:t>
-          </w:r>
-          <w:r>
-            <w:rPr>
-              <w:color w:val="auto"/>
-              <w:lang w:val="zh-CN"/>
-            </w:rPr>
-            <w:t xml:space="preserve"> 录</w:t>
-          </w:r>
-        </w:p>
-        <w:p>
-          <w:pPr>
-            <w:pStyle w:val="TOC1"/>
-            <w:tabs>
-              <w:tab w:val="right" w:leader="dot" w:pos="9016"/>
-            </w:tabs>
-            <w:rPr>
-              <w:noProof/>
-            </w:rPr>
-          </w:pPr>
-          <w:r>
-            <w:fldChar w:fldCharType="begin"/>
-          </w:r>
-          <w:r>
-            <w:instrText xml:space="preserve"> TOC \o "1-3" \h \z \u </w:instrText>
-          </w:r>
-          <w:r>
-            <w:fldChar w:fldCharType="separate"/>
-          </w:r>
-          <w:hyperlink w:anchor="_Toc239598283" w:history="1">
-            <w:r>
-              <w:rPr>
-                <w:rStyle w:val="a5"/>
-                <w:rFonts w:eastAsia="黑体"/>
-                <w:b/>
-                <w:bCs/>
-                <w:noProof/>
-                <w:color w:val="auto"/>
-              </w:rPr>
-              <w:t xml:space="preserve">1 </w:t>
-            </w:r>
-            <w:r>
-              <w:rPr>
-                <w:rStyle w:val="a5"/>
-                <w:rFonts w:eastAsia="黑体"/>
-                <w:b/>
-                <w:bCs/>
-                <w:noProof/>
-                <w:color w:val="auto"/>
-              </w:rPr>
-              <w:t>引言</w:t>
-            </w:r>
-            <w:r>
-              <w:rPr>
-                <w:noProof/>
-                <w:webHidden/>
-              </w:rPr>
-              <w:tab/>
-            </w:r>
-            <w:r>
-              <w:rPr>
-                <w:noProof/>
-                <w:webHidden/>
-              </w:rPr>
-              <w:fldChar w:fldCharType="begin"/>
-            </w:r>
-            <w:r>
-              <w:rPr>
-                <w:noProof/>
-                <w:webHidden/>
-              </w:rPr>
-              <w:instrText xml:space="preserve"> PAGEREF _Toc239598283 \h </w:instrText>
-            </w:r>
-            <w:r>
-              <w:rPr>
-                <w:noProof/>
-                <w:webHidden/>
-              </w:rPr>
-            </w:r>
-            <w:r>
-              <w:rPr>
-                <w:noProof/>
-                <w:webHidden/>
-              </w:rPr>
-              <w:fldChar w:fldCharType="separate"/>
-            </w:r>
-            <w:r>
-              <w:rPr>
-                <w:noProof/>
-                <w:webHidden/>
-              </w:rPr>
-              <w:t>3</w:t>
-            </w:r>
-            <w:r>
-              <w:rPr>
-                <w:noProof/>
-                <w:webHidden/>
-              </w:rPr>
-              <w:fldChar w:fldCharType="end"/>
-            </w:r>
-          </w:hyperlink>
-        </w:p>
-        <w:p>
-          <w:pPr>
-            <w:pStyle w:val="TOC2"/>
-            <w:tabs>
-              <w:tab w:val="right" w:leader="dot" w:pos="9016"/>
-            </w:tabs>
-            <w:ind w:left="400"/>
-            <w:rPr>
-              <w:noProof/>
-            </w:rPr>
-          </w:pPr>
-          <w:hyperlink w:anchor="_Toc239598284" w:history="1">
-            <w:r>
-              <w:rPr>
-                <w:rStyle w:val="a5"/>
-                <w:rFonts w:eastAsia="黑体"/>
-                <w:b/>
-                <w:bCs/>
-                <w:noProof/>
-                <w:color w:val="auto"/>
-              </w:rPr>
-              <w:t xml:space="preserve">1.1 </w:t>
-            </w:r>
-            <w:r>
-              <w:rPr>
-                <w:rStyle w:val="a5"/>
-                <w:rFonts w:eastAsia="黑体"/>
-                <w:b/>
-                <w:bCs/>
-                <w:noProof/>
-                <w:color w:val="auto"/>
-              </w:rPr>
-              <w:t>编写目的</w:t>
-            </w:r>
-            <w:r>
-              <w:rPr>
-                <w:noProof/>
-                <w:webHidden/>
-              </w:rPr>
-              <w:tab/>
-            </w:r>
-            <w:r>
-              <w:rPr>
-                <w:noProof/>
-                <w:webHidden/>
-              </w:rPr>
-              <w:fldChar w:fldCharType="begin"/>
-            </w:r>
-            <w:r>
-              <w:rPr>
-                <w:noProof/>
-                <w:webHidden/>
-              </w:rPr>
-              <w:instrText xml:space="preserve"> PAGEREF _Toc239598284 \h </w:instrText>
-            </w:r>
-            <w:r>
-              <w:rPr>
-                <w:noProof/>
-                <w:webHidden/>
-              </w:rPr>
-            </w:r>
-            <w:r>
-              <w:rPr>
-                <w:noProof/>
-                <w:webHidden/>
-              </w:rPr>
-              <w:fldChar w:fldCharType="separate"/>
-            </w:r>
-            <w:r>
-              <w:rPr>
-                <w:noProof/>
-                <w:webHidden/>
-              </w:rPr>
-              <w:t>3</w:t>
-            </w:r>
-            <w:r>
-              <w:rPr>
-                <w:noProof/>
-                <w:webHidden/>
-              </w:rPr>
-              <w:fldChar w:fldCharType="end"/>
-            </w:r>
-          </w:hyperlink>
-        </w:p>
-        <w:p>
-          <w:pPr>
-            <w:pStyle w:val="TOC2"/>
-            <w:tabs>
-              <w:tab w:val="right" w:leader="dot" w:pos="9016"/>
-            </w:tabs>
-            <w:ind w:left="400"/>
-            <w:rPr>
-              <w:noProof/>
-            </w:rPr>
-          </w:pPr>
-          <w:hyperlink w:anchor="_Toc239598285" w:history="1">
-            <w:r>
-              <w:rPr>
-                <w:rStyle w:val="a5"/>
-                <w:rFonts w:eastAsia="黑体"/>
-                <w:b/>
-                <w:bCs/>
-                <w:noProof/>
-                <w:color w:val="auto"/>
-              </w:rPr>
-              <w:t xml:space="preserve">1.2 </w:t>
-            </w:r>
-            <w:r>
-              <w:rPr>
-                <w:rStyle w:val="a5"/>
-                <w:rFonts w:eastAsia="黑体"/>
-                <w:b/>
-                <w:bCs/>
-                <w:noProof/>
-                <w:color w:val="auto"/>
-              </w:rPr>
-              <w:t>项目背景</w:t>
-            </w:r>
-            <w:r>
-              <w:rPr>
-                <w:noProof/>
-                <w:webHidden/>
-              </w:rPr>
-              <w:tab/>
-            </w:r>
-            <w:r>
-              <w:rPr>
-                <w:noProof/>
-                <w:webHidden/>
-              </w:rPr>
-              <w:fldChar w:fldCharType="begin"/>
-            </w:r>
-            <w:r>
-              <w:rPr>
-                <w:noProof/>
-                <w:webHidden/>
-              </w:rPr>
-              <w:instrText xml:space="preserve"> PAGEREF _Toc239598285 \h </w:instrText>
-            </w:r>
-            <w:r>
-              <w:rPr>
-                <w:noProof/>
-                <w:webHidden/>
-              </w:rPr>
-            </w:r>
-            <w:r>
-              <w:rPr>
-                <w:noProof/>
-                <w:webHidden/>
-              </w:rPr>
-              <w:fldChar w:fldCharType="separate"/>
-            </w:r>
-            <w:r>
-              <w:rPr>
-                <w:noProof/>
-                <w:webHidden/>
-              </w:rPr>
-              <w:t>3</w:t>
-            </w:r>
-            <w:r>
-              <w:rPr>
-                <w:noProof/>
-                <w:webHidden/>
-              </w:rPr>
-              <w:fldChar w:fldCharType="end"/>
-            </w:r>
-          </w:hyperlink>
-        </w:p>
-        <w:p>
-          <w:pPr>
-            <w:pStyle w:val="TOC2"/>
-            <w:tabs>
-              <w:tab w:val="right" w:leader="dot" w:pos="9016"/>
-            </w:tabs>
-            <w:ind w:left="400"/>
-            <w:rPr>
-              <w:noProof/>
-            </w:rPr>
-          </w:pPr>
-          <w:hyperlink w:anchor="_Toc239598286" w:history="1">
-            <w:r>
-              <w:rPr>
-                <w:rStyle w:val="a5"/>
-                <w:rFonts w:eastAsia="黑体"/>
-                <w:b/>
-                <w:bCs/>
-                <w:noProof/>
-                <w:color w:val="auto"/>
-              </w:rPr>
-              <w:t xml:space="preserve">1.3 </w:t>
-            </w:r>
-            <w:r>
-              <w:rPr>
-                <w:rStyle w:val="a5"/>
-                <w:rFonts w:eastAsia="黑体"/>
-                <w:b/>
-                <w:bCs/>
-                <w:noProof/>
-                <w:color w:val="auto"/>
-              </w:rPr>
-              <w:t>定义与缩略语</w:t>
-            </w:r>
-            <w:r>
-              <w:rPr>
-                <w:noProof/>
-                <w:webHidden/>
-              </w:rPr>
-              <w:tab/>
-            </w:r>
-            <w:r>
-              <w:rPr>
-                <w:noProof/>
-                <w:webHidden/>
-              </w:rPr>
-              <w:fldChar w:fldCharType="begin"/>
-            </w:r>
-            <w:r>
-              <w:rPr>
-                <w:noProof/>
-                <w:webHidden/>
-              </w:rPr>
-              <w:instrText xml:space="preserve"> PAGEREF _Toc239598286 \h </w:instrText>
-            </w:r>
-            <w:r>
-              <w:rPr>
-                <w:noProof/>
-                <w:webHidden/>
-              </w:rPr>
-            </w:r>
-            <w:r>
-              <w:rPr>
-                <w:noProof/>
-                <w:webHidden/>
-              </w:rPr>
-              <w:fldChar w:fldCharType="separate"/>
-            </w:r>
-            <w:r>
-              <w:rPr>
-                <w:noProof/>
-                <w:webHidden/>
-              </w:rPr>
-              <w:t>3</w:t>
-            </w:r>
-            <w:r>
-              <w:rPr>
-                <w:noProof/>
-                <w:webHidden/>
-              </w:rPr>
-              <w:fldChar w:fldCharType="end"/>
-            </w:r>
-          </w:hyperlink>
-        </w:p>
-        <w:p>
-          <w:pPr>
-            <w:pStyle w:val="TOC2"/>
-            <w:tabs>
-              <w:tab w:val="right" w:leader="dot" w:pos="9016"/>
-            </w:tabs>
-            <w:ind w:left="400"/>
-            <w:rPr>
-              <w:noProof/>
-            </w:rPr>
-          </w:pPr>
-          <w:hyperlink w:anchor="_Toc239598287" w:history="1">
-            <w:r>
-              <w:rPr>
-                <w:rStyle w:val="a5"/>
-                <w:rFonts w:eastAsia="黑体"/>
-                <w:b/>
-                <w:bCs/>
-                <w:noProof/>
-                <w:color w:val="auto"/>
-              </w:rPr>
-              <w:t xml:space="preserve">1.4 </w:t>
-            </w:r>
-            <w:r>
-              <w:rPr>
-                <w:rStyle w:val="a5"/>
-                <w:rFonts w:eastAsia="黑体"/>
-                <w:b/>
-                <w:bCs/>
-                <w:noProof/>
-                <w:color w:val="auto"/>
-              </w:rPr>
-              <w:t>参考资料</w:t>
-            </w:r>
-            <w:r>
-              <w:rPr>
-                <w:noProof/>
-                <w:webHidden/>
-              </w:rPr>
-              <w:tab/>
-            </w:r>
-            <w:r>
-              <w:rPr>
-                <w:noProof/>
-                <w:webHidden/>
-              </w:rPr>
-              <w:fldChar w:fldCharType="begin"/>
-            </w:r>
-            <w:r>
-              <w:rPr>
-                <w:noProof/>
-                <w:webHidden/>
-              </w:rPr>
-              <w:instrText xml:space="preserve"> PAGEREF _Toc239598287 \h </w:instrText>
-            </w:r>
-            <w:r>
-              <w:rPr>
-                <w:noProof/>
-                <w:webHidden/>
-              </w:rPr>
-            </w:r>
-            <w:r>
-              <w:rPr>
-                <w:noProof/>
-                <w:webHidden/>
-              </w:rPr>
-              <w:fldChar w:fldCharType="separate"/>
-            </w:r>
-            <w:r>
-              <w:rPr>
-                <w:noProof/>
-                <w:webHidden/>
-              </w:rPr>
-              <w:t>4</w:t>
-            </w:r>
-            <w:r>
-              <w:rPr>
-                <w:noProof/>
-                <w:webHidden/>
-              </w:rPr>
-              <w:fldChar w:fldCharType="end"/>
-            </w:r>
-          </w:hyperlink>
-        </w:p>
-        <w:p>
-          <w:pPr>
-            <w:pStyle w:val="TOC1"/>
-            <w:tabs>
-              <w:tab w:val="right" w:leader="dot" w:pos="9016"/>
-            </w:tabs>
-            <w:rPr>
-              <w:noProof/>
-            </w:rPr>
-          </w:pPr>
-          <w:hyperlink w:anchor="_Toc239598288" w:history="1">
-            <w:r>
-              <w:rPr>
-                <w:rStyle w:val="a5"/>
-                <w:rFonts w:eastAsia="黑体"/>
-                <w:b/>
-                <w:bCs/>
-                <w:noProof/>
-                <w:color w:val="auto"/>
-              </w:rPr>
-              <w:t xml:space="preserve">2 </w:t>
-            </w:r>
-            <w:r>
-              <w:rPr>
-                <w:rStyle w:val="a5"/>
-                <w:rFonts w:eastAsia="黑体"/>
-                <w:b/>
-                <w:bCs/>
-                <w:noProof/>
-                <w:color w:val="auto"/>
-              </w:rPr>
-              <w:t>任务概述</w:t>
-            </w:r>
-            <w:r>
-              <w:rPr>
-                <w:noProof/>
-                <w:webHidden/>
-              </w:rPr>
-              <w:tab/>
-            </w:r>
-            <w:r>
-              <w:rPr>
-                <w:noProof/>
-                <w:webHidden/>
-              </w:rPr>
-              <w:fldChar w:fldCharType="begin"/>
-            </w:r>
-            <w:r>
-              <w:rPr>
-                <w:noProof/>
-                <w:webHidden/>
-              </w:rPr>
-              <w:instrText xml:space="preserve"> PAGEREF _Toc239598288 \h </w:instrText>
-            </w:r>
-            <w:r>
-              <w:rPr>
-                <w:noProof/>
-                <w:webHidden/>
-              </w:rPr>
-            </w:r>
-            <w:r>
-              <w:rPr>
-                <w:noProof/>
-                <w:webHidden/>
-              </w:rPr>
-              <w:fldChar w:fldCharType="separate"/>
-            </w:r>
-            <w:r>
-              <w:rPr>
-                <w:noProof/>
-                <w:webHidden/>
-              </w:rPr>
-              <w:t>4</w:t>
-            </w:r>
-            <w:r>
-              <w:rPr>
-                <w:noProof/>
-                <w:webHidden/>
-              </w:rPr>
-              <w:fldChar w:fldCharType="end"/>
-            </w:r>
-          </w:hyperlink>
-        </w:p>
-        <w:p>
-          <w:pPr>
-            <w:pStyle w:val="TOC2"/>
-            <w:tabs>
-              <w:tab w:val="right" w:leader="dot" w:pos="9016"/>
-            </w:tabs>
-            <w:ind w:left="400"/>
-            <w:rPr>
-              <w:noProof/>
-            </w:rPr>
-          </w:pPr>
-          <w:hyperlink w:anchor="_Toc239598289" w:history="1">
-            <w:r>
-              <w:rPr>
-                <w:rStyle w:val="a5"/>
-                <w:rFonts w:eastAsia="黑体"/>
-                <w:b/>
-                <w:bCs/>
-                <w:noProof/>
-                <w:color w:val="auto"/>
-              </w:rPr>
-              <w:t xml:space="preserve">2.1 </w:t>
-            </w:r>
-            <w:r>
-              <w:rPr>
-                <w:rStyle w:val="a5"/>
-                <w:rFonts w:eastAsia="黑体"/>
-                <w:b/>
-                <w:bCs/>
-                <w:noProof/>
-                <w:color w:val="auto"/>
-              </w:rPr>
-              <w:t>目标</w:t>
-            </w:r>
-            <w:r>
-              <w:rPr>
-                <w:noProof/>
-                <w:webHidden/>
-              </w:rPr>
-              <w:tab/>
-            </w:r>
-            <w:r>
-              <w:rPr>
-                <w:noProof/>
-                <w:webHidden/>
-              </w:rPr>
-              <w:fldChar w:fldCharType="begin"/>
-            </w:r>
-            <w:r>
-              <w:rPr>
-                <w:noProof/>
-                <w:webHidden/>
-              </w:rPr>
-              <w:instrText xml:space="preserve"> PAGEREF _Toc239598289 \h </w:instrText>
-            </w:r>
-            <w:r>
-              <w:rPr>
-                <w:noProof/>
-                <w:webHidden/>
-              </w:rPr>
-            </w:r>
-            <w:r>
-              <w:rPr>
-                <w:noProof/>
-                <w:webHidden/>
-              </w:rPr>
-              <w:fldChar w:fldCharType="separate"/>
-            </w:r>
-            <w:r>
-              <w:rPr>
-                <w:noProof/>
-                <w:webHidden/>
-              </w:rPr>
-              <w:t>4</w:t>
-            </w:r>
-            <w:r>
-              <w:rPr>
-                <w:noProof/>
-                <w:webHidden/>
-              </w:rPr>
-              <w:fldChar w:fldCharType="end"/>
-            </w:r>
-          </w:hyperlink>
-        </w:p>
-        <w:p>
-          <w:pPr>
-            <w:pStyle w:val="TOC2"/>
-            <w:tabs>
-              <w:tab w:val="right" w:leader="dot" w:pos="9016"/>
-            </w:tabs>
-            <w:ind w:left="400"/>
-            <w:rPr>
-              <w:noProof/>
-            </w:rPr>
-          </w:pPr>
-          <w:hyperlink w:anchor="_Toc239598290" w:history="1">
-            <w:r>
-              <w:rPr>
-                <w:rStyle w:val="a5"/>
-                <w:rFonts w:eastAsia="黑体"/>
-                <w:b/>
-                <w:bCs/>
-                <w:noProof/>
-                <w:color w:val="auto"/>
-              </w:rPr>
-              <w:t xml:space="preserve">2.2 </w:t>
-            </w:r>
-            <w:r>
-              <w:rPr>
-                <w:rStyle w:val="a5"/>
-                <w:rFonts w:eastAsia="黑体"/>
-                <w:b/>
-                <w:bCs/>
-                <w:noProof/>
-                <w:color w:val="auto"/>
-              </w:rPr>
-              <w:t>用户特点</w:t>
-            </w:r>
-            <w:r>
-              <w:rPr>
-                <w:noProof/>
-                <w:webHidden/>
-              </w:rPr>
-              <w:tab/>
-            </w:r>
-            <w:r>
-              <w:rPr>
-                <w:noProof/>
-                <w:webHidden/>
-              </w:rPr>
-              <w:fldChar w:fldCharType="begin"/>
-            </w:r>
-            <w:r>
-              <w:rPr>
-                <w:noProof/>
-                <w:webHidden/>
-              </w:rPr>
-              <w:instrText xml:space="preserve"> PAGEREF _Toc239598290 \h </w:instrText>
-            </w:r>
-            <w:r>
-              <w:rPr>
-                <w:noProof/>
-                <w:webHidden/>
-              </w:rPr>
-            </w:r>
-            <w:r>
-              <w:rPr>
-                <w:noProof/>
-                <w:webHidden/>
-              </w:rPr>
-              <w:fldChar w:fldCharType="separate"/>
-            </w:r>
-            <w:r>
-              <w:rPr>
-                <w:noProof/>
-                <w:webHidden/>
-              </w:rPr>
-              <w:t>5</w:t>
-            </w:r>
-            <w:r>
-              <w:rPr>
-                <w:noProof/>
-                <w:webHidden/>
-              </w:rPr>
-              <w:fldChar w:fldCharType="end"/>
-            </w:r>
-          </w:hyperlink>
-        </w:p>
-        <w:p>
-          <w:pPr>
-            <w:pStyle w:val="TOC2"/>
-            <w:tabs>
-              <w:tab w:val="right" w:leader="dot" w:pos="9016"/>
-            </w:tabs>
-            <w:ind w:left="400"/>
-            <w:rPr>
-              <w:noProof/>
-            </w:rPr>
-          </w:pPr>
-          <w:hyperlink w:anchor="_Toc239598291" w:history="1">
-            <w:r>
-              <w:rPr>
-                <w:rStyle w:val="a5"/>
-                <w:rFonts w:eastAsia="黑体"/>
-                <w:b/>
-                <w:bCs/>
-                <w:noProof/>
-                <w:color w:val="auto"/>
-              </w:rPr>
-              <w:t xml:space="preserve">2.3 </w:t>
-            </w:r>
-            <w:r>
-              <w:rPr>
-                <w:rStyle w:val="a5"/>
-                <w:rFonts w:eastAsia="黑体"/>
-                <w:b/>
-                <w:bCs/>
-                <w:noProof/>
-                <w:color w:val="auto"/>
-              </w:rPr>
-              <w:t>假定与约束</w:t>
-            </w:r>
-            <w:r>
-              <w:rPr>
-                <w:noProof/>
-                <w:webHidden/>
-              </w:rPr>
-              <w:tab/>
-            </w:r>
-            <w:r>
-              <w:rPr>
-                <w:noProof/>
-                <w:webHidden/>
-              </w:rPr>
-              <w:fldChar w:fldCharType="begin"/>
-            </w:r>
-            <w:r>
-              <w:rPr>
-                <w:noProof/>
-                <w:webHidden/>
-              </w:rPr>
-              <w:instrText xml:space="preserve"> PAGEREF _Toc239598291 \h </w:instrText>
-            </w:r>
-            <w:r>
-              <w:rPr>
-                <w:noProof/>
-                <w:webHidden/>
-              </w:rPr>
-            </w:r>
-            <w:r>
-              <w:rPr>
-                <w:noProof/>
-                <w:webHidden/>
-              </w:rPr>
-              <w:fldChar w:fldCharType="separate"/>
-            </w:r>
-            <w:r>
-              <w:rPr>
-                <w:noProof/>
-                <w:webHidden/>
-              </w:rPr>
-              <w:t>5</w:t>
-            </w:r>
-            <w:r>
-              <w:rPr>
-                <w:noProof/>
-                <w:webHidden/>
-              </w:rPr>
-              <w:fldChar w:fldCharType="end"/>
-            </w:r>
-          </w:hyperlink>
-        </w:p>
-        <w:p>
-          <w:pPr>
-            <w:pStyle w:val="TOC1"/>
-            <w:tabs>
-              <w:tab w:val="right" w:leader="dot" w:pos="9016"/>
-            </w:tabs>
-            <w:rPr>
-              <w:noProof/>
-            </w:rPr>
-          </w:pPr>
-          <w:hyperlink w:anchor="_Toc239598292" w:history="1">
-            <w:r>
-              <w:rPr>
-                <w:rStyle w:val="a5"/>
-                <w:rFonts w:eastAsia="黑体"/>
-                <w:b/>
-                <w:bCs/>
-                <w:noProof/>
-                <w:color w:val="auto"/>
-              </w:rPr>
-              <w:t xml:space="preserve">3 </w:t>
-            </w:r>
-            <w:r>
-              <w:rPr>
-                <w:rStyle w:val="a5"/>
-                <w:rFonts w:eastAsia="黑体"/>
-                <w:b/>
-                <w:bCs/>
-                <w:noProof/>
-                <w:color w:val="auto"/>
-              </w:rPr>
-              <w:t>需求规定</w:t>
-            </w:r>
-            <w:r>
-              <w:rPr>
-                <w:noProof/>
-                <w:webHidden/>
-              </w:rPr>
-              <w:tab/>
-            </w:r>
-            <w:r>
-              <w:rPr>
-                <w:noProof/>
-                <w:webHidden/>
-              </w:rPr>
-              <w:fldChar w:fldCharType="begin"/>
-            </w:r>
-            <w:r>
-              <w:rPr>
-                <w:noProof/>
-                <w:webHidden/>
-              </w:rPr>
-              <w:instrText xml:space="preserve"> PAGEREF _Toc239598292 \h </w:instrText>
-            </w:r>
-            <w:r>
-              <w:rPr>
-                <w:noProof/>
-                <w:webHidden/>
-              </w:rPr>
-            </w:r>
-            <w:r>
-              <w:rPr>
-                <w:noProof/>
-                <w:webHidden/>
-              </w:rPr>
-              <w:fldChar w:fldCharType="separate"/>
-            </w:r>
-            <w:r>
-              <w:rPr>
-                <w:noProof/>
-                <w:webHidden/>
-              </w:rPr>
-              <w:t>6</w:t>
-            </w:r>
-            <w:r>
-              <w:rPr>
-                <w:noProof/>
-                <w:webHidden/>
-              </w:rPr>
-              <w:fldChar w:fldCharType="end"/>
-            </w:r>
-          </w:hyperlink>
-        </w:p>
-        <w:p>
-          <w:pPr>
-            <w:pStyle w:val="TOC2"/>
-            <w:tabs>
-              <w:tab w:val="right" w:leader="dot" w:pos="9016"/>
-            </w:tabs>
-            <w:ind w:left="400"/>
-            <w:rPr>
-              <w:noProof/>
-            </w:rPr>
-          </w:pPr>
-          <w:hyperlink w:anchor="_Toc239598293" w:history="1">
-            <w:r>
-              <w:rPr>
-                <w:rStyle w:val="a5"/>
-                <w:rFonts w:eastAsia="黑体"/>
-                <w:b/>
-                <w:bCs/>
-                <w:noProof/>
-                <w:color w:val="auto"/>
-              </w:rPr>
-              <w:t xml:space="preserve">3.1 </w:t>
-            </w:r>
-            <w:r>
-              <w:rPr>
-                <w:rStyle w:val="a5"/>
-                <w:rFonts w:eastAsia="黑体"/>
-                <w:b/>
-                <w:bCs/>
-                <w:noProof/>
-                <w:color w:val="auto"/>
-              </w:rPr>
-              <w:t>功能需求总表</w:t>
-            </w:r>
-            <w:r>
-              <w:rPr>
-                <w:noProof/>
-                <w:webHidden/>
-              </w:rPr>
-              <w:tab/>
-            </w:r>
-            <w:r>
-              <w:rPr>
-                <w:noProof/>
-                <w:webHidden/>
-              </w:rPr>
-              <w:fldChar w:fldCharType="begin"/>
-            </w:r>
-            <w:r>
-              <w:rPr>
-                <w:noProof/>
-                <w:webHidden/>
-              </w:rPr>
-              <w:instrText xml:space="preserve"> PAGEREF _Toc239598293 \h </w:instrText>
-            </w:r>
-            <w:r>
-              <w:rPr>
-                <w:noProof/>
-                <w:webHidden/>
-              </w:rPr>
-            </w:r>
-            <w:r>
-              <w:rPr>
-                <w:noProof/>
-                <w:webHidden/>
-              </w:rPr>
-              <w:fldChar w:fldCharType="separate"/>
-            </w:r>
-            <w:r>
-              <w:rPr>
-                <w:noProof/>
-                <w:webHidden/>
-              </w:rPr>
-              <w:t>6</w:t>
-            </w:r>
-            <w:r>
-              <w:rPr>
-                <w:noProof/>
-                <w:webHidden/>
-              </w:rPr>
-              <w:fldChar w:fldCharType="end"/>
-            </w:r>
-          </w:hyperlink>
-        </w:p>
-        <w:p>
-          <w:pPr>
-            <w:pStyle w:val="TOC2"/>
-            <w:tabs>
-              <w:tab w:val="right" w:leader="dot" w:pos="9016"/>
-            </w:tabs>
-            <w:ind w:left="400"/>
-            <w:rPr>
-              <w:noProof/>
-            </w:rPr>
-          </w:pPr>
-          <w:hyperlink w:anchor="_Toc239598294" w:history="1">
-            <w:r>
-              <w:rPr>
-                <w:rStyle w:val="a5"/>
-                <w:rFonts w:eastAsia="黑体"/>
-                <w:b/>
-                <w:bCs/>
-                <w:noProof/>
-                <w:color w:val="auto"/>
-              </w:rPr>
-              <w:t xml:space="preserve">3.2 M-01 </w:t>
-            </w:r>
-            <w:r>
-              <w:rPr>
-                <w:rStyle w:val="a5"/>
-                <w:rFonts w:eastAsia="黑体"/>
-                <w:b/>
-                <w:bCs/>
-                <w:noProof/>
-                <w:color w:val="auto"/>
-              </w:rPr>
-              <w:t>项目与会话管理</w:t>
-            </w:r>
-            <w:r>
-              <w:rPr>
-                <w:noProof/>
-                <w:webHidden/>
-              </w:rPr>
-              <w:tab/>
-            </w:r>
-            <w:r>
-              <w:rPr>
-                <w:noProof/>
-                <w:webHidden/>
-              </w:rPr>
-              <w:fldChar w:fldCharType="begin"/>
-            </w:r>
-            <w:r>
-              <w:rPr>
-                <w:noProof/>
-                <w:webHidden/>
-              </w:rPr>
-              <w:instrText xml:space="preserve"> PAGEREF _Toc239598294 \h </w:instrText>
-            </w:r>
-            <w:r>
-              <w:rPr>
-                <w:noProof/>
-                <w:webHidden/>
-              </w:rPr>
-            </w:r>
-            <w:r>
-              <w:rPr>
-                <w:noProof/>
-                <w:webHidden/>
-              </w:rPr>
-              <w:fldChar w:fldCharType="separate"/>
-            </w:r>
-            <w:r>
-              <w:rPr>
-                <w:noProof/>
-                <w:webHidden/>
-              </w:rPr>
-              <w:t>8</w:t>
-            </w:r>
-            <w:r>
-              <w:rPr>
-                <w:noProof/>
-                <w:webHidden/>
-              </w:rPr>
-              <w:fldChar w:fldCharType="end"/>
-            </w:r>
-          </w:hyperlink>
-        </w:p>
-        <w:p>
-          <w:pPr>
-            <w:pStyle w:val="TOC3"/>
-            <w:tabs>
-              <w:tab w:val="right" w:leader="dot" w:pos="9016"/>
-            </w:tabs>
-            <w:ind w:left="800"/>
-            <w:rPr>
-              <w:noProof/>
-            </w:rPr>
-          </w:pPr>
-          <w:hyperlink w:anchor="_Toc239598295" w:history="1">
-            <w:r>
-              <w:rPr>
-                <w:rStyle w:val="a5"/>
-                <w:rFonts w:eastAsia="黑体"/>
-                <w:b/>
-                <w:bCs/>
-                <w:noProof/>
-                <w:color w:val="auto"/>
-              </w:rPr>
-              <w:t xml:space="preserve">3.2.1 FR-01.1 </w:t>
-            </w:r>
-            <w:r>
-              <w:rPr>
-                <w:rStyle w:val="a5"/>
-                <w:rFonts w:eastAsia="黑体"/>
-                <w:b/>
-                <w:bCs/>
-                <w:noProof/>
-                <w:color w:val="auto"/>
-              </w:rPr>
-              <w:t>项目创建与持久化</w:t>
-            </w:r>
-            <w:r>
-              <w:rPr>
-                <w:noProof/>
-                <w:webHidden/>
-              </w:rPr>
-              <w:tab/>
-            </w:r>
-            <w:r>
-              <w:rPr>
-                <w:noProof/>
-                <w:webHidden/>
-              </w:rPr>
-              <w:fldChar w:fldCharType="begin"/>
-            </w:r>
-            <w:r>
-              <w:rPr>
-                <w:noProof/>
-                <w:webHidden/>
-              </w:rPr>
-              <w:instrText xml:space="preserve"> PAGEREF _Toc239598295 \h </w:instrText>
-            </w:r>
-            <w:r>
-              <w:rPr>
-                <w:noProof/>
-                <w:webHidden/>
-              </w:rPr>
-            </w:r>
-            <w:r>
-              <w:rPr>
-                <w:noProof/>
-                <w:webHidden/>
-              </w:rPr>
-              <w:fldChar w:fldCharType="separate"/>
-            </w:r>
-            <w:r>
-              <w:rPr>
-                <w:noProof/>
-                <w:webHidden/>
-              </w:rPr>
-              <w:t>8</w:t>
-            </w:r>
-            <w:r>
-              <w:rPr>
-                <w:noProof/>
-                <w:webHidden/>
-              </w:rPr>
-              <w:fldChar w:fldCharType="end"/>
-            </w:r>
-          </w:hyperlink>
-        </w:p>
-        <w:p>
-          <w:pPr>
-            <w:pStyle w:val="TOC3"/>
-            <w:tabs>
-              <w:tab w:val="right" w:leader="dot" w:pos="9016"/>
-            </w:tabs>
-            <w:ind w:left="800"/>
-            <w:rPr>
-              <w:noProof/>
-            </w:rPr>
-          </w:pPr>
-          <w:hyperlink w:anchor="_Toc239598296" w:history="1">
-            <w:r>
-              <w:rPr>
-                <w:rStyle w:val="a5"/>
-                <w:rFonts w:eastAsia="黑体"/>
-                <w:b/>
-                <w:bCs/>
-                <w:noProof/>
-                <w:color w:val="auto"/>
-              </w:rPr>
-              <w:t xml:space="preserve">3.2.2 FR-01.2 </w:t>
-            </w:r>
-            <w:r>
-              <w:rPr>
-                <w:rStyle w:val="a5"/>
-                <w:rFonts w:eastAsia="黑体"/>
-                <w:b/>
-                <w:bCs/>
-                <w:noProof/>
-                <w:color w:val="auto"/>
-              </w:rPr>
-              <w:t>项目信息查询与操作历史</w:t>
-            </w:r>
-            <w:r>
-              <w:rPr>
-                <w:noProof/>
-                <w:webHidden/>
-              </w:rPr>
-              <w:tab/>
-            </w:r>
-            <w:r>
-              <w:rPr>
-                <w:noProof/>
-                <w:webHidden/>
-              </w:rPr>
-              <w:fldChar w:fldCharType="begin"/>
-            </w:r>
-            <w:r>
-              <w:rPr>
-                <w:noProof/>
-                <w:webHidden/>
-              </w:rPr>
-              <w:instrText xml:space="preserve"> PAGEREF _Toc239598296 \h </w:instrText>
-            </w:r>
-            <w:r>
-              <w:rPr>
-                <w:noProof/>
-                <w:webHidden/>
-              </w:rPr>
-            </w:r>
-            <w:r>
-              <w:rPr>
-                <w:noProof/>
-                <w:webHidden/>
-              </w:rPr>
-              <w:fldChar w:fldCharType="separate"/>
-            </w:r>
-            <w:r>
-              <w:rPr>
-                <w:noProof/>
-                <w:webHidden/>
-              </w:rPr>
-              <w:t>8</w:t>
-            </w:r>
-            <w:r>
-              <w:rPr>
-                <w:noProof/>
-                <w:webHidden/>
-              </w:rPr>
-              <w:fldChar w:fldCharType="end"/>
-            </w:r>
-          </w:hyperlink>
-        </w:p>
-        <w:p>
-          <w:pPr>
-            <w:pStyle w:val="TOC3"/>
-            <w:tabs>
-              <w:tab w:val="right" w:leader="dot" w:pos="9016"/>
-            </w:tabs>
-            <w:ind w:left="800"/>
-            <w:rPr>
-              <w:noProof/>
-            </w:rPr>
-          </w:pPr>
-          <w:hyperlink w:anchor="_Toc239598297" w:history="1">
-            <w:r>
-              <w:rPr>
-                <w:rStyle w:val="a5"/>
-                <w:rFonts w:eastAsia="黑体"/>
-                <w:b/>
-                <w:bCs/>
-                <w:noProof/>
-                <w:color w:val="auto"/>
-              </w:rPr>
-              <w:t xml:space="preserve">3.2.3 FR-01.3 </w:t>
-            </w:r>
-            <w:r>
-              <w:rPr>
-                <w:rStyle w:val="a5"/>
-                <w:rFonts w:eastAsia="黑体"/>
-                <w:b/>
-                <w:bCs/>
-                <w:noProof/>
-                <w:color w:val="auto"/>
-              </w:rPr>
-              <w:t>撤销与重做</w:t>
-            </w:r>
-            <w:r>
-              <w:rPr>
-                <w:noProof/>
-                <w:webHidden/>
-              </w:rPr>
-              <w:tab/>
-            </w:r>
-            <w:r>
-              <w:rPr>
-                <w:noProof/>
-                <w:webHidden/>
-              </w:rPr>
-              <w:fldChar w:fldCharType="begin"/>
-            </w:r>
-            <w:r>
-              <w:rPr>
-                <w:noProof/>
-                <w:webHidden/>
-              </w:rPr>
-              <w:instrText xml:space="preserve"> PAGEREF _Toc239598297 \h </w:instrText>
-            </w:r>
-            <w:r>
-              <w:rPr>
-                <w:noProof/>
-                <w:webHidden/>
-              </w:rPr>
-            </w:r>
-            <w:r>
-              <w:rPr>
-                <w:noProof/>
-                <w:webHidden/>
-              </w:rPr>
-              <w:fldChar w:fldCharType="separate"/>
-            </w:r>
-            <w:r>
-              <w:rPr>
-                <w:noProof/>
-                <w:webHidden/>
-              </w:rPr>
-              <w:t>9</w:t>
-            </w:r>
-            <w:r>
-              <w:rPr>
-                <w:noProof/>
-                <w:webHidden/>
-              </w:rPr>
-              <w:fldChar w:fldCharType="end"/>
-            </w:r>
-          </w:hyperlink>
-        </w:p>
-        <w:p>
-          <w:pPr>
-            <w:pStyle w:val="TOC3"/>
-            <w:tabs>
-              <w:tab w:val="right" w:leader="dot" w:pos="9016"/>
-            </w:tabs>
-            <w:ind w:left="800"/>
-            <w:rPr>
-              <w:noProof/>
-            </w:rPr>
-          </w:pPr>
-          <w:hyperlink w:anchor="_Toc239598298" w:history="1">
-            <w:r>
-              <w:rPr>
-                <w:rStyle w:val="a5"/>
-                <w:rFonts w:eastAsia="黑体"/>
-                <w:b/>
-                <w:bCs/>
-                <w:noProof/>
-                <w:color w:val="auto"/>
-              </w:rPr>
-              <w:t xml:space="preserve">3.2.4 FR-01.4 </w:t>
-            </w:r>
-            <w:r>
-              <w:rPr>
-                <w:rStyle w:val="a5"/>
-                <w:rFonts w:eastAsia="黑体"/>
-                <w:b/>
-                <w:bCs/>
-                <w:noProof/>
-                <w:color w:val="auto"/>
-              </w:rPr>
-              <w:t>会话持久化与恢复</w:t>
-            </w:r>
-            <w:r>
-              <w:rPr>
-                <w:noProof/>
-                <w:webHidden/>
-              </w:rPr>
-              <w:tab/>
-            </w:r>
-            <w:r>
-              <w:rPr>
-                <w:noProof/>
-                <w:webHidden/>
-              </w:rPr>
-              <w:fldChar w:fldCharType="begin"/>
-            </w:r>
-            <w:r>
-              <w:rPr>
-                <w:noProof/>
-                <w:webHidden/>
-              </w:rPr>
-              <w:instrText xml:space="preserve"> PAGEREF _Toc239598298 \h </w:instrText>
-            </w:r>
-            <w:r>
-              <w:rPr>
-                <w:noProof/>
-                <w:webHidden/>
-              </w:rPr>
-            </w:r>
-            <w:r>
-              <w:rPr>
-                <w:noProof/>
-                <w:webHidden/>
-              </w:rPr>
-              <w:fldChar w:fldCharType="separate"/>
-            </w:r>
-            <w:r>
-              <w:rPr>
-                <w:noProof/>
-                <w:webHidden/>
-              </w:rPr>
-              <w:t>9</w:t>
-            </w:r>
-            <w:r>
-              <w:rPr>
-                <w:noProof/>
-                <w:webHidden/>
-              </w:rPr>
-              <w:fldChar w:fldCharType="end"/>
-            </w:r>
-          </w:hyperlink>
-        </w:p>
-        <w:p>
-          <w:pPr>
-            <w:pStyle w:val="TOC2"/>
-            <w:tabs>
-              <w:tab w:val="right" w:leader="dot" w:pos="9016"/>
-            </w:tabs>
-            <w:ind w:left="400"/>
-            <w:rPr>
-              <w:noProof/>
-            </w:rPr>
-          </w:pPr>
-          <w:hyperlink w:anchor="_Toc239598299" w:history="1">
-            <w:r>
-              <w:rPr>
-                <w:rStyle w:val="a5"/>
-                <w:rFonts w:eastAsia="黑体"/>
-                <w:b/>
-                <w:bCs/>
-                <w:noProof/>
-                <w:color w:val="auto"/>
-              </w:rPr>
-              <w:t xml:space="preserve">3.3 M-02 </w:t>
-            </w:r>
-            <w:r>
-              <w:rPr>
-                <w:rStyle w:val="a5"/>
-                <w:rFonts w:eastAsia="黑体"/>
-                <w:b/>
-                <w:bCs/>
-                <w:noProof/>
-                <w:color w:val="auto"/>
-              </w:rPr>
-              <w:t>影像数据接入</w:t>
-            </w:r>
-            <w:r>
-              <w:rPr>
-                <w:noProof/>
-                <w:webHidden/>
-              </w:rPr>
-              <w:tab/>
-            </w:r>
-            <w:r>
-              <w:rPr>
-                <w:noProof/>
-                <w:webHidden/>
-              </w:rPr>
-              <w:fldChar w:fldCharType="begin"/>
-            </w:r>
-            <w:r>
-              <w:rPr>
-                <w:noProof/>
-                <w:webHidden/>
-              </w:rPr>
-              <w:instrText xml:space="preserve"> PAGEREF _Toc239598299 \h </w:instrText>
-            </w:r>
-            <w:r>
-              <w:rPr>
-                <w:noProof/>
-                <w:webHidden/>
-              </w:rPr>
-            </w:r>
-            <w:r>
-              <w:rPr>
-                <w:noProof/>
-                <w:webHidden/>
-              </w:rPr>
-              <w:fldChar w:fldCharType="separate"/>
-            </w:r>
-            <w:r>
-              <w:rPr>
-                <w:noProof/>
-                <w:webHidden/>
-              </w:rPr>
-              <w:t>9</w:t>
-            </w:r>
-            <w:r>
-              <w:rPr>
-                <w:noProof/>
-                <w:webHidden/>
-              </w:rPr>
-              <w:fldChar w:fldCharType="end"/>
-            </w:r>
-          </w:hyperlink>
-        </w:p>
-        <w:p>
-          <w:pPr>
-            <w:pStyle w:val="TOC3"/>
-            <w:tabs>
-              <w:tab w:val="right" w:leader="dot" w:pos="9016"/>
-            </w:tabs>
-            <w:ind w:left="800"/>
-            <w:rPr>
-              <w:noProof/>
-            </w:rPr>
-          </w:pPr>
-          <w:hyperlink w:anchor="_Toc239598300" w:history="1">
-            <w:r>
-              <w:rPr>
-                <w:rStyle w:val="a5"/>
-                <w:rFonts w:eastAsia="黑体"/>
-                <w:b/>
-                <w:bCs/>
-                <w:noProof/>
-                <w:color w:val="auto"/>
-              </w:rPr>
-              <w:t xml:space="preserve">3.3.1 FR-02.1 </w:t>
-            </w:r>
-            <w:r>
-              <w:rPr>
-                <w:rStyle w:val="a5"/>
-                <w:rFonts w:eastAsia="黑体"/>
-                <w:b/>
-                <w:bCs/>
-                <w:noProof/>
-                <w:color w:val="auto"/>
-              </w:rPr>
-              <w:t>栅格元数据核验</w:t>
-            </w:r>
-            <w:r>
-              <w:rPr>
-                <w:rStyle w:val="a5"/>
-                <w:rFonts w:eastAsia="黑体"/>
-                <w:b/>
-                <w:bCs/>
-                <w:noProof/>
-                <w:color w:val="auto"/>
-              </w:rPr>
-              <w:t xml:space="preserve"> </w:t>
-            </w:r>
-            <w:r>
-              <w:rPr>
-                <w:rStyle w:val="a5"/>
-                <w:rFonts w:ascii="Segoe UI Symbol" w:eastAsia="黑体" w:hAnsi="Segoe UI Symbol" w:cs="Segoe UI Symbol"/>
-                <w:b/>
-                <w:bCs/>
-                <w:noProof/>
-                <w:color w:val="auto"/>
-              </w:rPr>
-              <w:t>★</w:t>
-            </w:r>
-            <w:r>
-              <w:rPr>
-                <w:noProof/>
-                <w:webHidden/>
-              </w:rPr>
-              <w:tab/>
-            </w:r>
-            <w:r>
-              <w:rPr>
-                <w:noProof/>
-                <w:webHidden/>
-              </w:rPr>
-              <w:fldChar w:fldCharType="begin"/>
-            </w:r>
-            <w:r>
-              <w:rPr>
-                <w:noProof/>
-                <w:webHidden/>
-              </w:rPr>
-              <w:instrText xml:space="preserve"> PAGEREF _Toc239598300 \h </w:instrText>
-            </w:r>
-            <w:r>
-              <w:rPr>
-                <w:noProof/>
-                <w:webHidden/>
-              </w:rPr>
-            </w:r>
-            <w:r>
-              <w:rPr>
-                <w:noProof/>
-                <w:webHidden/>
-              </w:rPr>
-              <w:fldChar w:fldCharType="separate"/>
-            </w:r>
-            <w:r>
-              <w:rPr>
-                <w:noProof/>
-                <w:webHidden/>
-              </w:rPr>
-              <w:t>9</w:t>
-            </w:r>
-            <w:r>
-              <w:rPr>
-                <w:noProof/>
-                <w:webHidden/>
-              </w:rPr>
-              <w:fldChar w:fldCharType="end"/>
-            </w:r>
-          </w:hyperlink>
-        </w:p>
-        <w:p>
-          <w:pPr>
-            <w:pStyle w:val="TOC3"/>
-            <w:tabs>
-              <w:tab w:val="right" w:leader="dot" w:pos="9016"/>
-            </w:tabs>
-            <w:ind w:left="800"/>
-            <w:rPr>
-              <w:noProof/>
-            </w:rPr>
-          </w:pPr>
-          <w:hyperlink w:anchor="_Toc239598301" w:history="1">
-            <w:r>
-              <w:rPr>
-                <w:rStyle w:val="a5"/>
-                <w:rFonts w:eastAsia="黑体"/>
-                <w:b/>
-                <w:bCs/>
-                <w:noProof/>
-                <w:color w:val="auto"/>
-              </w:rPr>
-              <w:t xml:space="preserve">3.3.2 FR-02.2 </w:t>
-            </w:r>
-            <w:r>
-              <w:rPr>
-                <w:rStyle w:val="a5"/>
-                <w:rFonts w:eastAsia="黑体"/>
-                <w:b/>
-                <w:bCs/>
-                <w:noProof/>
-                <w:color w:val="auto"/>
-              </w:rPr>
-              <w:t>在线瓦片下载与影像合成</w:t>
-            </w:r>
-            <w:r>
-              <w:rPr>
-                <w:noProof/>
-                <w:webHidden/>
-              </w:rPr>
-              <w:tab/>
-            </w:r>
-            <w:r>
-              <w:rPr>
-                <w:noProof/>
-                <w:webHidden/>
-              </w:rPr>
-              <w:fldChar w:fldCharType="begin"/>
-            </w:r>
-            <w:r>
-              <w:rPr>
-                <w:noProof/>
-                <w:webHidden/>
-              </w:rPr>
-              <w:instrText xml:space="preserve"> PAGEREF _Toc239598301 \h </w:instrText>
-            </w:r>
-            <w:r>
-              <w:rPr>
-                <w:noProof/>
-                <w:webHidden/>
-              </w:rPr>
-            </w:r>
-            <w:r>
-              <w:rPr>
-                <w:noProof/>
-                <w:webHidden/>
-              </w:rPr>
-              <w:fldChar w:fldCharType="separate"/>
-            </w:r>
-            <w:r>
-              <w:rPr>
-                <w:noProof/>
-                <w:webHidden/>
-              </w:rPr>
-              <w:t>10</w:t>
-            </w:r>
-            <w:r>
-              <w:rPr>
-                <w:noProof/>
-                <w:webHidden/>
-              </w:rPr>
-              <w:fldChar w:fldCharType="end"/>
-            </w:r>
-          </w:hyperlink>
-        </w:p>
-        <w:p>
-          <w:pPr>
-            <w:pStyle w:val="TOC3"/>
-            <w:tabs>
-              <w:tab w:val="right" w:leader="dot" w:pos="9016"/>
-            </w:tabs>
-            <w:ind w:left="800"/>
-            <w:rPr>
-              <w:noProof/>
-            </w:rPr>
-          </w:pPr>
-          <w:hyperlink w:anchor="_Toc239598302" w:history="1">
-            <w:r>
-              <w:rPr>
-                <w:rStyle w:val="a5"/>
-                <w:rFonts w:eastAsia="黑体"/>
-                <w:b/>
-                <w:bCs/>
-                <w:noProof/>
-                <w:color w:val="auto"/>
-              </w:rPr>
-              <w:t xml:space="preserve">3.3.3 FR-02.3 </w:t>
-            </w:r>
-            <w:r>
-              <w:rPr>
-                <w:rStyle w:val="a5"/>
-                <w:rFonts w:eastAsia="黑体"/>
-                <w:b/>
-                <w:bCs/>
-                <w:noProof/>
-                <w:color w:val="auto"/>
-              </w:rPr>
-              <w:t>坐标参考系重投影</w:t>
-            </w:r>
-            <w:r>
-              <w:rPr>
-                <w:noProof/>
-                <w:webHidden/>
-              </w:rPr>
-              <w:tab/>
-            </w:r>
-            <w:r>
-              <w:rPr>
-                <w:noProof/>
-                <w:webHidden/>
-              </w:rPr>
-              <w:fldChar w:fldCharType="begin"/>
-            </w:r>
-            <w:r>
-              <w:rPr>
-                <w:noProof/>
-                <w:webHidden/>
-              </w:rPr>
-              <w:instrText xml:space="preserve"> PAGEREF _Toc239598302 \h </w:instrText>
-            </w:r>
-            <w:r>
-              <w:rPr>
-                <w:noProof/>
-                <w:webHidden/>
-              </w:rPr>
-            </w:r>
-            <w:r>
-              <w:rPr>
-                <w:noProof/>
-                <w:webHidden/>
-              </w:rPr>
-              <w:fldChar w:fldCharType="separate"/>
-            </w:r>
-            <w:r>
-              <w:rPr>
-                <w:noProof/>
-                <w:webHidden/>
-              </w:rPr>
-              <w:t>10</w:t>
-            </w:r>
-            <w:r>
-              <w:rPr>
-                <w:noProof/>
-                <w:webHidden/>
-              </w:rPr>
-              <w:fldChar w:fldCharType="end"/>
-            </w:r>
-          </w:hyperlink>
-        </w:p>
-        <w:p>
-          <w:pPr>
-            <w:pStyle w:val="TOC3"/>
-            <w:tabs>
-              <w:tab w:val="right" w:leader="dot" w:pos="9016"/>
-            </w:tabs>
-            <w:ind w:left="800"/>
-            <w:rPr>
-              <w:noProof/>
-            </w:rPr>
-          </w:pPr>
-          <w:hyperlink w:anchor="_Toc239598303" w:history="1">
-            <w:r>
-              <w:rPr>
-                <w:rStyle w:val="a5"/>
-                <w:rFonts w:eastAsia="黑体"/>
-                <w:b/>
-                <w:bCs/>
-                <w:noProof/>
-                <w:color w:val="auto"/>
-              </w:rPr>
-              <w:t xml:space="preserve">3.3.4 FR-02.4 </w:t>
-            </w:r>
-            <w:r>
-              <w:rPr>
-                <w:rStyle w:val="a5"/>
-                <w:rFonts w:eastAsia="黑体"/>
-                <w:b/>
-                <w:bCs/>
-                <w:noProof/>
-                <w:color w:val="auto"/>
-              </w:rPr>
-              <w:t>大影像分块切片</w:t>
-            </w:r>
-            <w:r>
-              <w:rPr>
-                <w:noProof/>
-                <w:webHidden/>
-              </w:rPr>
-              <w:tab/>
-            </w:r>
-            <w:r>
-              <w:rPr>
-                <w:noProof/>
-                <w:webHidden/>
-              </w:rPr>
-              <w:fldChar w:fldCharType="begin"/>
-            </w:r>
-            <w:r>
-              <w:rPr>
-                <w:noProof/>
-                <w:webHidden/>
-              </w:rPr>
-              <w:instrText xml:space="preserve"> PAGEREF _Toc239598303 \h </w:instrText>
-            </w:r>
-            <w:r>
-              <w:rPr>
-                <w:noProof/>
-                <w:webHidden/>
-              </w:rPr>
-            </w:r>
-            <w:r>
-              <w:rPr>
-                <w:noProof/>
-                <w:webHidden/>
-              </w:rPr>
-              <w:fldChar w:fldCharType="separate"/>
-            </w:r>
-            <w:r>
-              <w:rPr>
-                <w:noProof/>
-                <w:webHidden/>
-              </w:rPr>
-              <w:t>10</w:t>
-            </w:r>
-            <w:r>
-              <w:rPr>
-                <w:noProof/>
-                <w:webHidden/>
-              </w:rPr>
-              <w:fldChar w:fldCharType="end"/>
-            </w:r>
-          </w:hyperlink>
-        </w:p>
-        <w:p>
-          <w:pPr>
-            <w:pStyle w:val="TOC3"/>
-            <w:tabs>
-              <w:tab w:val="right" w:leader="dot" w:pos="9016"/>
-            </w:tabs>
-            <w:ind w:left="800"/>
-            <w:rPr>
-              <w:noProof/>
-            </w:rPr>
-          </w:pPr>
-          <w:hyperlink w:anchor="_Toc239598304" w:history="1">
-            <w:r>
-              <w:rPr>
-                <w:rStyle w:val="a5"/>
-                <w:rFonts w:eastAsia="黑体"/>
-                <w:b/>
-                <w:bCs/>
-                <w:noProof/>
-                <w:color w:val="auto"/>
-              </w:rPr>
-              <w:t xml:space="preserve">3.3.5 FR-02.5 COG </w:t>
-            </w:r>
-            <w:r>
-              <w:rPr>
-                <w:rStyle w:val="a5"/>
-                <w:rFonts w:eastAsia="黑体"/>
-                <w:b/>
-                <w:bCs/>
-                <w:noProof/>
-                <w:color w:val="auto"/>
-              </w:rPr>
-              <w:t>转换与底图清单</w:t>
-            </w:r>
-            <w:r>
-              <w:rPr>
-                <w:noProof/>
-                <w:webHidden/>
-              </w:rPr>
-              <w:tab/>
-            </w:r>
-            <w:r>
-              <w:rPr>
-                <w:noProof/>
-                <w:webHidden/>
-              </w:rPr>
-              <w:fldChar w:fldCharType="begin"/>
-            </w:r>
-            <w:r>
-              <w:rPr>
-                <w:noProof/>
-                <w:webHidden/>
-              </w:rPr>
-              <w:instrText xml:space="preserve"> PAGEREF _Toc239598304 \h </w:instrText>
-            </w:r>
-            <w:r>
-              <w:rPr>
-                <w:noProof/>
-                <w:webHidden/>
-              </w:rPr>
-            </w:r>
-            <w:r>
-              <w:rPr>
-                <w:noProof/>
-                <w:webHidden/>
-              </w:rPr>
-              <w:fldChar w:fldCharType="separate"/>
-            </w:r>
-            <w:r>
-              <w:rPr>
-                <w:noProof/>
-                <w:webHidden/>
-              </w:rPr>
-              <w:t>10</w:t>
-            </w:r>
-            <w:r>
-              <w:rPr>
-                <w:noProof/>
-                <w:webHidden/>
-              </w:rPr>
-              <w:fldChar w:fldCharType="end"/>
-            </w:r>
-          </w:hyperlink>
-        </w:p>
-        <w:p>
-          <w:pPr>
-            <w:pStyle w:val="TOC2"/>
-            <w:tabs>
-              <w:tab w:val="right" w:leader="dot" w:pos="9016"/>
-            </w:tabs>
-            <w:ind w:left="400"/>
-            <w:rPr>
-              <w:noProof/>
-            </w:rPr>
-          </w:pPr>
-          <w:hyperlink w:anchor="_Toc239598305" w:history="1">
-            <w:r>
-              <w:rPr>
-                <w:rStyle w:val="a5"/>
-                <w:rFonts w:eastAsia="黑体"/>
-                <w:b/>
-                <w:bCs/>
-                <w:noProof/>
-                <w:color w:val="auto"/>
-              </w:rPr>
-              <w:t xml:space="preserve">3.4 M-03 </w:t>
-            </w:r>
-            <w:r>
-              <w:rPr>
-                <w:rStyle w:val="a5"/>
-                <w:rFonts w:eastAsia="黑体"/>
-                <w:b/>
-                <w:bCs/>
-                <w:noProof/>
-                <w:color w:val="auto"/>
-              </w:rPr>
-              <w:t>模型注册与管理</w:t>
-            </w:r>
-            <w:r>
-              <w:rPr>
-                <w:noProof/>
-                <w:webHidden/>
-              </w:rPr>
-              <w:tab/>
-            </w:r>
-            <w:r>
-              <w:rPr>
-                <w:noProof/>
-                <w:webHidden/>
-              </w:rPr>
-              <w:fldChar w:fldCharType="begin"/>
-            </w:r>
-            <w:r>
-              <w:rPr>
-                <w:noProof/>
-                <w:webHidden/>
-              </w:rPr>
-              <w:instrText xml:space="preserve"> PAGEREF _Toc239598305 \h </w:instrText>
-            </w:r>
-            <w:r>
-              <w:rPr>
-                <w:noProof/>
-                <w:webHidden/>
-              </w:rPr>
-            </w:r>
-            <w:r>
-              <w:rPr>
-                <w:noProof/>
-                <w:webHidden/>
-              </w:rPr>
-              <w:fldChar w:fldCharType="separate"/>
-            </w:r>
-            <w:r>
-              <w:rPr>
-                <w:noProof/>
-                <w:webHidden/>
-              </w:rPr>
-              <w:t>11</w:t>
-            </w:r>
-            <w:r>
-              <w:rPr>
-                <w:noProof/>
-                <w:webHidden/>
-              </w:rPr>
-              <w:fldChar w:fldCharType="end"/>
-            </w:r>
-          </w:hyperlink>
-        </w:p>
-        <w:p>
-          <w:pPr>
-            <w:pStyle w:val="TOC3"/>
-            <w:tabs>
-              <w:tab w:val="right" w:leader="dot" w:pos="9016"/>
-            </w:tabs>
-            <w:ind w:left="800"/>
-            <w:rPr>
-              <w:noProof/>
-            </w:rPr>
-          </w:pPr>
-          <w:hyperlink w:anchor="_Toc239598306" w:history="1">
-            <w:r>
-              <w:rPr>
-                <w:rStyle w:val="a5"/>
-                <w:rFonts w:eastAsia="黑体"/>
-                <w:b/>
-                <w:bCs/>
-                <w:noProof/>
-                <w:color w:val="auto"/>
-              </w:rPr>
-              <w:t xml:space="preserve">3.4.1 FR-03.1 </w:t>
-            </w:r>
-            <w:r>
-              <w:rPr>
-                <w:rStyle w:val="a5"/>
-                <w:rFonts w:eastAsia="黑体"/>
-                <w:b/>
-                <w:bCs/>
-                <w:noProof/>
-                <w:color w:val="auto"/>
-              </w:rPr>
-              <w:t>多模型支持与注册表</w:t>
-            </w:r>
-            <w:r>
-              <w:rPr>
-                <w:rStyle w:val="a5"/>
-                <w:rFonts w:eastAsia="黑体"/>
-                <w:b/>
-                <w:bCs/>
-                <w:noProof/>
-                <w:color w:val="auto"/>
-              </w:rPr>
-              <w:t xml:space="preserve"> </w:t>
-            </w:r>
-            <w:r>
-              <w:rPr>
-                <w:rStyle w:val="a5"/>
-                <w:rFonts w:ascii="Segoe UI Symbol" w:eastAsia="黑体" w:hAnsi="Segoe UI Symbol" w:cs="Segoe UI Symbol"/>
-                <w:b/>
-                <w:bCs/>
-                <w:noProof/>
-                <w:color w:val="auto"/>
-              </w:rPr>
-              <w:t>★</w:t>
-            </w:r>
-            <w:r>
-              <w:rPr>
-                <w:noProof/>
-                <w:webHidden/>
-              </w:rPr>
-              <w:tab/>
-            </w:r>
-            <w:r>
-              <w:rPr>
-                <w:noProof/>
-                <w:webHidden/>
-              </w:rPr>
-              <w:fldChar w:fldCharType="begin"/>
-            </w:r>
-            <w:r>
-              <w:rPr>
-                <w:noProof/>
-                <w:webHidden/>
-              </w:rPr>
-              <w:instrText xml:space="preserve"> PAGEREF _Toc239598306 \h </w:instrText>
-            </w:r>
-            <w:r>
-              <w:rPr>
-                <w:noProof/>
-                <w:webHidden/>
-              </w:rPr>
-            </w:r>
-            <w:r>
-              <w:rPr>
-                <w:noProof/>
-                <w:webHidden/>
-              </w:rPr>
-              <w:fldChar w:fldCharType="separate"/>
-            </w:r>
-            <w:r>
-              <w:rPr>
-                <w:noProof/>
-                <w:webHidden/>
-              </w:rPr>
-              <w:t>11</w:t>
-            </w:r>
-            <w:r>
-              <w:rPr>
-                <w:noProof/>
-                <w:webHidden/>
-              </w:rPr>
-              <w:fldChar w:fldCharType="end"/>
-            </w:r>
-          </w:hyperlink>
-        </w:p>
-        <w:p>
-          <w:pPr>
-            <w:pStyle w:val="TOC3"/>
-            <w:tabs>
-              <w:tab w:val="right" w:leader="dot" w:pos="9016"/>
-            </w:tabs>
-            <w:ind w:left="800"/>
-            <w:rPr>
-              <w:noProof/>
-            </w:rPr>
-          </w:pPr>
-          <w:hyperlink w:anchor="_Toc239598307" w:history="1">
-            <w:r>
-              <w:rPr>
-                <w:rStyle w:val="a5"/>
-                <w:rFonts w:eastAsia="黑体"/>
-                <w:b/>
-                <w:bCs/>
-                <w:noProof/>
-                <w:color w:val="auto"/>
-              </w:rPr>
-              <w:t xml:space="preserve">3.4.2 FR-03.2 </w:t>
-            </w:r>
-            <w:r>
-              <w:rPr>
-                <w:rStyle w:val="a5"/>
-                <w:rFonts w:eastAsia="黑体"/>
-                <w:b/>
-                <w:bCs/>
-                <w:noProof/>
-                <w:color w:val="auto"/>
-              </w:rPr>
-              <w:t>模型详情与默认版本</w:t>
-            </w:r>
-            <w:r>
-              <w:rPr>
-                <w:noProof/>
-                <w:webHidden/>
-              </w:rPr>
-              <w:tab/>
-            </w:r>
-            <w:r>
-              <w:rPr>
-                <w:noProof/>
-                <w:webHidden/>
-              </w:rPr>
-              <w:fldChar w:fldCharType="begin"/>
-            </w:r>
-            <w:r>
-              <w:rPr>
-                <w:noProof/>
-                <w:webHidden/>
-              </w:rPr>
-              <w:instrText xml:space="preserve"> PAGEREF _Toc239598307 \h </w:instrText>
-            </w:r>
-            <w:r>
-              <w:rPr>
-                <w:noProof/>
-                <w:webHidden/>
-              </w:rPr>
-            </w:r>
-            <w:r>
-              <w:rPr>
-                <w:noProof/>
-                <w:webHidden/>
-              </w:rPr>
-              <w:fldChar w:fldCharType="separate"/>
-            </w:r>
-            <w:r>
-              <w:rPr>
-                <w:noProof/>
-                <w:webHidden/>
-              </w:rPr>
-              <w:t>11</w:t>
-            </w:r>
-            <w:r>
-              <w:rPr>
-                <w:noProof/>
-                <w:webHidden/>
-              </w:rPr>
-              <w:fldChar w:fldCharType="end"/>
-            </w:r>
-          </w:hyperlink>
-        </w:p>
-        <w:p>
-          <w:pPr>
-            <w:pStyle w:val="TOC3"/>
-            <w:tabs>
-              <w:tab w:val="right" w:leader="dot" w:pos="9016"/>
-            </w:tabs>
-            <w:ind w:left="800"/>
-            <w:rPr>
-              <w:noProof/>
-            </w:rPr>
-          </w:pPr>
-          <w:hyperlink w:anchor="_Toc239598308" w:history="1">
-            <w:r>
-              <w:rPr>
-                <w:rStyle w:val="a5"/>
-                <w:rFonts w:eastAsia="黑体"/>
-                <w:b/>
-                <w:bCs/>
-                <w:noProof/>
-                <w:color w:val="auto"/>
-              </w:rPr>
-              <w:t xml:space="preserve">3.4.3 FR-03.3 </w:t>
-            </w:r>
-            <w:r>
-              <w:rPr>
-                <w:rStyle w:val="a5"/>
-                <w:rFonts w:eastAsia="黑体"/>
-                <w:b/>
-                <w:bCs/>
-                <w:noProof/>
-                <w:color w:val="auto"/>
-              </w:rPr>
-              <w:t>模型可用性检查与依赖提示</w:t>
-            </w:r>
-            <w:r>
-              <w:rPr>
-                <w:noProof/>
-                <w:webHidden/>
-              </w:rPr>
-              <w:tab/>
-            </w:r>
-            <w:r>
-              <w:rPr>
-                <w:noProof/>
-                <w:webHidden/>
-              </w:rPr>
-              <w:fldChar w:fldCharType="begin"/>
-            </w:r>
-            <w:r>
-              <w:rPr>
-                <w:noProof/>
-                <w:webHidden/>
-              </w:rPr>
-              <w:instrText xml:space="preserve"> PAGEREF _Toc239598308 \h </w:instrText>
-            </w:r>
-            <w:r>
-              <w:rPr>
-                <w:noProof/>
-                <w:webHidden/>
-              </w:rPr>
-            </w:r>
-            <w:r>
-              <w:rPr>
-                <w:noProof/>
-                <w:webHidden/>
-              </w:rPr>
-              <w:fldChar w:fldCharType="separate"/>
-            </w:r>
-            <w:r>
-              <w:rPr>
-                <w:noProof/>
-                <w:webHidden/>
-              </w:rPr>
-              <w:t>11</w:t>
-            </w:r>
-            <w:r>
-              <w:rPr>
-                <w:noProof/>
-                <w:webHidden/>
-              </w:rPr>
-              <w:fldChar w:fldCharType="end"/>
-            </w:r>
-          </w:hyperlink>
-        </w:p>
-        <w:p>
-          <w:pPr>
-            <w:pStyle w:val="TOC2"/>
-            <w:tabs>
-              <w:tab w:val="right" w:leader="dot" w:pos="9016"/>
-            </w:tabs>
-            <w:ind w:left="400"/>
-            <w:rPr>
-              <w:noProof/>
-            </w:rPr>
-          </w:pPr>
-          <w:hyperlink w:anchor="_Toc239598309" w:history="1">
-            <w:r>
-              <w:rPr>
-                <w:rStyle w:val="a5"/>
-                <w:rFonts w:eastAsia="黑体"/>
-                <w:b/>
-                <w:bCs/>
-                <w:noProof/>
-                <w:color w:val="auto"/>
-              </w:rPr>
-              <w:t xml:space="preserve">3.5 M-04 </w:t>
-            </w:r>
-            <w:r>
-              <w:rPr>
-                <w:rStyle w:val="a5"/>
-                <w:rFonts w:eastAsia="黑体"/>
-                <w:b/>
-                <w:bCs/>
-                <w:noProof/>
-                <w:color w:val="auto"/>
-              </w:rPr>
-              <w:t>分割执行</w:t>
-            </w:r>
-            <w:r>
-              <w:rPr>
-                <w:noProof/>
-                <w:webHidden/>
-              </w:rPr>
-              <w:tab/>
-            </w:r>
-            <w:r>
-              <w:rPr>
-                <w:noProof/>
-                <w:webHidden/>
-              </w:rPr>
-              <w:fldChar w:fldCharType="begin"/>
-            </w:r>
-            <w:r>
-              <w:rPr>
-                <w:noProof/>
-                <w:webHidden/>
-              </w:rPr>
-              <w:instrText xml:space="preserve"> PAGEREF _Toc239598309 \h </w:instrText>
-            </w:r>
-            <w:r>
-              <w:rPr>
-                <w:noProof/>
-                <w:webHidden/>
-              </w:rPr>
-            </w:r>
-            <w:r>
-              <w:rPr>
-                <w:noProof/>
-                <w:webHidden/>
-              </w:rPr>
-              <w:fldChar w:fldCharType="separate"/>
-            </w:r>
-            <w:r>
-              <w:rPr>
-                <w:noProof/>
-                <w:webHidden/>
-              </w:rPr>
-              <w:t>12</w:t>
-            </w:r>
-            <w:r>
-              <w:rPr>
-                <w:noProof/>
-                <w:webHidden/>
-              </w:rPr>
-              <w:fldChar w:fldCharType="end"/>
-            </w:r>
-          </w:hyperlink>
-        </w:p>
-        <w:p>
-          <w:pPr>
-            <w:pStyle w:val="TOC3"/>
-            <w:tabs>
-              <w:tab w:val="right" w:leader="dot" w:pos="9016"/>
-            </w:tabs>
-            <w:ind w:left="800"/>
-            <w:rPr>
-              <w:noProof/>
-            </w:rPr>
-          </w:pPr>
-          <w:hyperlink w:anchor="_Toc239598310" w:history="1">
-            <w:r>
-              <w:rPr>
-                <w:rStyle w:val="a5"/>
-                <w:rFonts w:eastAsia="黑体"/>
-                <w:b/>
-                <w:bCs/>
-                <w:noProof/>
-                <w:color w:val="auto"/>
-              </w:rPr>
-              <w:t xml:space="preserve">3.5.1 FR-04.1 </w:t>
-            </w:r>
-            <w:r>
-              <w:rPr>
-                <w:rStyle w:val="a5"/>
-                <w:rFonts w:eastAsia="黑体"/>
-                <w:b/>
-                <w:bCs/>
-                <w:noProof/>
-                <w:color w:val="auto"/>
-              </w:rPr>
-              <w:t>全自动分割</w:t>
-            </w:r>
-            <w:r>
-              <w:rPr>
-                <w:rStyle w:val="a5"/>
-                <w:rFonts w:eastAsia="黑体"/>
-                <w:b/>
-                <w:bCs/>
-                <w:noProof/>
-                <w:color w:val="auto"/>
-              </w:rPr>
-              <w:t xml:space="preserve"> </w:t>
-            </w:r>
-            <w:r>
-              <w:rPr>
-                <w:rStyle w:val="a5"/>
-                <w:rFonts w:ascii="Segoe UI Symbol" w:eastAsia="黑体" w:hAnsi="Segoe UI Symbol" w:cs="Segoe UI Symbol"/>
-                <w:b/>
-                <w:bCs/>
-                <w:noProof/>
-                <w:color w:val="auto"/>
-              </w:rPr>
-              <w:t>★</w:t>
-            </w:r>
-            <w:r>
-              <w:rPr>
-                <w:noProof/>
-                <w:webHidden/>
-              </w:rPr>
-              <w:tab/>
-            </w:r>
-            <w:r>
-              <w:rPr>
-                <w:noProof/>
-                <w:webHidden/>
-              </w:rPr>
-              <w:fldChar w:fldCharType="begin"/>
-            </w:r>
-            <w:r>
-              <w:rPr>
-                <w:noProof/>
-                <w:webHidden/>
-              </w:rPr>
-              <w:instrText xml:space="preserve"> PAGEREF _Toc239598310 \h </w:instrText>
-            </w:r>
-            <w:r>
-              <w:rPr>
-                <w:noProof/>
-                <w:webHidden/>
-              </w:rPr>
-            </w:r>
-            <w:r>
-              <w:rPr>
-                <w:noProof/>
-                <w:webHidden/>
-              </w:rPr>
-              <w:fldChar w:fldCharType="separate"/>
-            </w:r>
-            <w:r>
-              <w:rPr>
-                <w:noProof/>
-                <w:webHidden/>
-              </w:rPr>
-              <w:t>12</w:t>
-            </w:r>
-            <w:r>
-              <w:rPr>
-                <w:noProof/>
-                <w:webHidden/>
-              </w:rPr>
-              <w:fldChar w:fldCharType="end"/>
-            </w:r>
-          </w:hyperlink>
-        </w:p>
-        <w:p>
-          <w:pPr>
-            <w:pStyle w:val="TOC3"/>
-            <w:tabs>
-              <w:tab w:val="right" w:leader="dot" w:pos="9016"/>
-            </w:tabs>
-            <w:ind w:left="800"/>
-            <w:rPr>
-              <w:noProof/>
-            </w:rPr>
-          </w:pPr>
-          <w:hyperlink w:anchor="_Toc239598311" w:history="1">
-            <w:r>
-              <w:rPr>
-                <w:rStyle w:val="a5"/>
-                <w:rFonts w:eastAsia="黑体"/>
-                <w:b/>
-                <w:bCs/>
-                <w:noProof/>
-                <w:color w:val="auto"/>
-              </w:rPr>
-              <w:t xml:space="preserve">3.5.2 FR-04.2 </w:t>
-            </w:r>
-            <w:r>
-              <w:rPr>
-                <w:rStyle w:val="a5"/>
-                <w:rFonts w:eastAsia="黑体"/>
-                <w:b/>
-                <w:bCs/>
-                <w:noProof/>
-                <w:color w:val="auto"/>
-              </w:rPr>
-              <w:t>点提示分割</w:t>
-            </w:r>
-            <w:r>
-              <w:rPr>
-                <w:rStyle w:val="a5"/>
-                <w:rFonts w:eastAsia="黑体"/>
-                <w:b/>
-                <w:bCs/>
-                <w:noProof/>
-                <w:color w:val="auto"/>
-              </w:rPr>
-              <w:t xml:space="preserve"> </w:t>
-            </w:r>
-            <w:r>
-              <w:rPr>
-                <w:rStyle w:val="a5"/>
-                <w:rFonts w:ascii="Segoe UI Symbol" w:eastAsia="黑体" w:hAnsi="Segoe UI Symbol" w:cs="Segoe UI Symbol"/>
-                <w:b/>
-                <w:bCs/>
-                <w:noProof/>
-                <w:color w:val="auto"/>
-              </w:rPr>
-              <w:t>★</w:t>
-            </w:r>
-            <w:r>
-              <w:rPr>
-                <w:noProof/>
-                <w:webHidden/>
-              </w:rPr>
-              <w:tab/>
-            </w:r>
-            <w:r>
-              <w:rPr>
-                <w:noProof/>
-                <w:webHidden/>
-              </w:rPr>
-              <w:fldChar w:fldCharType="begin"/>
-            </w:r>
-            <w:r>
-              <w:rPr>
-                <w:noProof/>
-                <w:webHidden/>
-              </w:rPr>
-              <w:instrText xml:space="preserve"> PAGEREF _Toc239598311 \h </w:instrText>
-            </w:r>
-            <w:r>
-              <w:rPr>
-                <w:noProof/>
-                <w:webHidden/>
-              </w:rPr>
-            </w:r>
-            <w:r>
-              <w:rPr>
-                <w:noProof/>
-                <w:webHidden/>
-              </w:rPr>
-              <w:fldChar w:fldCharType="separate"/>
-            </w:r>
-            <w:r>
-              <w:rPr>
-                <w:noProof/>
-                <w:webHidden/>
-              </w:rPr>
-              <w:t>13</w:t>
-            </w:r>
-            <w:r>
-              <w:rPr>
-                <w:noProof/>
-                <w:webHidden/>
-              </w:rPr>
-              <w:fldChar w:fldCharType="end"/>
-            </w:r>
-          </w:hyperlink>
-        </w:p>
-        <w:p>
-          <w:pPr>
-            <w:pStyle w:val="TOC3"/>
-            <w:tabs>
-              <w:tab w:val="right" w:leader="dot" w:pos="9016"/>
-            </w:tabs>
-            <w:ind w:left="800"/>
-            <w:rPr>
-              <w:noProof/>
-            </w:rPr>
-          </w:pPr>
-          <w:hyperlink w:anchor="_Toc239598312" w:history="1">
-            <w:r>
-              <w:rPr>
-                <w:rStyle w:val="a5"/>
-                <w:rFonts w:eastAsia="黑体"/>
-                <w:b/>
-                <w:bCs/>
-                <w:noProof/>
-                <w:color w:val="auto"/>
-              </w:rPr>
-              <w:t xml:space="preserve">3.5.3 FR-04.3 </w:t>
-            </w:r>
-            <w:r>
-              <w:rPr>
-                <w:rStyle w:val="a5"/>
-                <w:rFonts w:eastAsia="黑体"/>
-                <w:b/>
-                <w:bCs/>
-                <w:noProof/>
-                <w:color w:val="auto"/>
-              </w:rPr>
-              <w:t>框提示分割</w:t>
-            </w:r>
-            <w:r>
-              <w:rPr>
-                <w:noProof/>
-                <w:webHidden/>
-              </w:rPr>
-              <w:tab/>
-            </w:r>
-            <w:r>
-              <w:rPr>
-                <w:noProof/>
-                <w:webHidden/>
-              </w:rPr>
-              <w:fldChar w:fldCharType="begin"/>
-            </w:r>
-            <w:r>
-              <w:rPr>
-                <w:noProof/>
-                <w:webHidden/>
-              </w:rPr>
-              <w:instrText xml:space="preserve"> PAGEREF _Toc239598312 \h </w:instrText>
-            </w:r>
-            <w:r>
-              <w:rPr>
-                <w:noProof/>
-                <w:webHidden/>
-              </w:rPr>
-            </w:r>
-            <w:r>
-              <w:rPr>
-                <w:noProof/>
-                <w:webHidden/>
-              </w:rPr>
-              <w:fldChar w:fldCharType="separate"/>
-            </w:r>
-            <w:r>
-              <w:rPr>
-                <w:noProof/>
-                <w:webHidden/>
-              </w:rPr>
-              <w:t>13</w:t>
-            </w:r>
-            <w:r>
-              <w:rPr>
-                <w:noProof/>
-                <w:webHidden/>
-              </w:rPr>
-              <w:fldChar w:fldCharType="end"/>
-            </w:r>
-          </w:hyperlink>
-        </w:p>
-        <w:p>
-          <w:pPr>
-            <w:pStyle w:val="TOC3"/>
-            <w:tabs>
-              <w:tab w:val="right" w:leader="dot" w:pos="9016"/>
-            </w:tabs>
-            <w:ind w:left="800"/>
-            <w:rPr>
-              <w:noProof/>
-            </w:rPr>
-          </w:pPr>
-          <w:hyperlink w:anchor="_Toc239598313" w:history="1">
-            <w:r>
-              <w:rPr>
-                <w:rStyle w:val="a5"/>
-                <w:rFonts w:eastAsia="黑体"/>
-                <w:b/>
-                <w:bCs/>
-                <w:noProof/>
-                <w:color w:val="auto"/>
-              </w:rPr>
-              <w:t xml:space="preserve">3.5.4 FR-04.4 </w:t>
-            </w:r>
-            <w:r>
-              <w:rPr>
-                <w:rStyle w:val="a5"/>
-                <w:rFonts w:eastAsia="黑体"/>
-                <w:b/>
-                <w:bCs/>
-                <w:noProof/>
-                <w:color w:val="auto"/>
-              </w:rPr>
-              <w:t>文本提示分割</w:t>
-            </w:r>
-            <w:r>
-              <w:rPr>
-                <w:rStyle w:val="a5"/>
-                <w:rFonts w:eastAsia="黑体"/>
-                <w:b/>
-                <w:bCs/>
-                <w:noProof/>
-                <w:color w:val="auto"/>
-              </w:rPr>
-              <w:t xml:space="preserve"> </w:t>
-            </w:r>
-            <w:r>
-              <w:rPr>
-                <w:rStyle w:val="a5"/>
-                <w:rFonts w:ascii="Segoe UI Symbol" w:eastAsia="黑体" w:hAnsi="Segoe UI Symbol" w:cs="Segoe UI Symbol"/>
-                <w:b/>
-                <w:bCs/>
-                <w:noProof/>
-                <w:color w:val="auto"/>
-              </w:rPr>
-              <w:t>★</w:t>
-            </w:r>
-            <w:r>
-              <w:rPr>
-                <w:noProof/>
-                <w:webHidden/>
-              </w:rPr>
-              <w:tab/>
-            </w:r>
-            <w:r>
-              <w:rPr>
-                <w:noProof/>
-                <w:webHidden/>
-              </w:rPr>
-              <w:fldChar w:fldCharType="begin"/>
-            </w:r>
-            <w:r>
-              <w:rPr>
-                <w:noProof/>
-                <w:webHidden/>
-              </w:rPr>
-              <w:instrText xml:space="preserve"> PAGEREF _Toc239598313 \h </w:instrText>
-            </w:r>
-            <w:r>
-              <w:rPr>
-                <w:noProof/>
-                <w:webHidden/>
-              </w:rPr>
-            </w:r>
-            <w:r>
-              <w:rPr>
-                <w:noProof/>
-                <w:webHidden/>
-              </w:rPr>
-              <w:fldChar w:fldCharType="separate"/>
-            </w:r>
-            <w:r>
-              <w:rPr>
-                <w:noProof/>
-                <w:webHidden/>
-              </w:rPr>
-              <w:t>13</w:t>
-            </w:r>
-            <w:r>
-              <w:rPr>
-                <w:noProof/>
-                <w:webHidden/>
-              </w:rPr>
-              <w:fldChar w:fldCharType="end"/>
-            </w:r>
-          </w:hyperlink>
-        </w:p>
-        <w:p>
-          <w:pPr>
-            <w:pStyle w:val="TOC2"/>
-            <w:tabs>
-              <w:tab w:val="right" w:leader="dot" w:pos="9016"/>
-            </w:tabs>
-            <w:ind w:left="400"/>
-            <w:rPr>
-              <w:noProof/>
-            </w:rPr>
-          </w:pPr>
-          <w:hyperlink w:anchor="_Toc239598314" w:history="1">
-            <w:r>
-              <w:rPr>
-                <w:rStyle w:val="a5"/>
-                <w:rFonts w:eastAsia="黑体"/>
-                <w:b/>
-                <w:bCs/>
-                <w:noProof/>
-                <w:color w:val="auto"/>
-              </w:rPr>
-              <w:t xml:space="preserve">3.6 M-05 </w:t>
-            </w:r>
-            <w:r>
-              <w:rPr>
-                <w:rStyle w:val="a5"/>
-                <w:rFonts w:eastAsia="黑体"/>
-                <w:b/>
-                <w:bCs/>
-                <w:noProof/>
-                <w:color w:val="auto"/>
-              </w:rPr>
-              <w:t>矢量化与图斑处理</w:t>
-            </w:r>
-            <w:r>
-              <w:rPr>
-                <w:noProof/>
-                <w:webHidden/>
-              </w:rPr>
-              <w:tab/>
-            </w:r>
-            <w:r>
-              <w:rPr>
-                <w:noProof/>
-                <w:webHidden/>
-              </w:rPr>
-              <w:fldChar w:fldCharType="begin"/>
-            </w:r>
-            <w:r>
-              <w:rPr>
-                <w:noProof/>
-                <w:webHidden/>
-              </w:rPr>
-              <w:instrText xml:space="preserve"> PAGEREF _Toc239598314 \h </w:instrText>
-            </w:r>
-            <w:r>
-              <w:rPr>
-                <w:noProof/>
-                <w:webHidden/>
-              </w:rPr>
-            </w:r>
-            <w:r>
-              <w:rPr>
-                <w:noProof/>
-                <w:webHidden/>
-              </w:rPr>
-              <w:fldChar w:fldCharType="separate"/>
-            </w:r>
-            <w:r>
-              <w:rPr>
-                <w:noProof/>
-                <w:webHidden/>
-              </w:rPr>
-              <w:t>14</w:t>
-            </w:r>
-            <w:r>
-              <w:rPr>
-                <w:noProof/>
-                <w:webHidden/>
-              </w:rPr>
-              <w:fldChar w:fldCharType="end"/>
-            </w:r>
-          </w:hyperlink>
-        </w:p>
-        <w:p>
-          <w:pPr>
-            <w:pStyle w:val="TOC3"/>
-            <w:tabs>
-              <w:tab w:val="right" w:leader="dot" w:pos="9016"/>
-            </w:tabs>
-            <w:ind w:left="800"/>
-            <w:rPr>
-              <w:noProof/>
-            </w:rPr>
-          </w:pPr>
-          <w:hyperlink w:anchor="_Toc239598315" w:history="1">
-            <w:r>
-              <w:rPr>
-                <w:rStyle w:val="a5"/>
-                <w:rFonts w:eastAsia="黑体"/>
-                <w:b/>
-                <w:bCs/>
-                <w:noProof/>
-                <w:color w:val="auto"/>
-              </w:rPr>
-              <w:t xml:space="preserve">3.6.1 FR-05.1 </w:t>
-            </w:r>
-            <w:r>
-              <w:rPr>
-                <w:rStyle w:val="a5"/>
-                <w:rFonts w:eastAsia="黑体"/>
-                <w:b/>
-                <w:bCs/>
-                <w:noProof/>
-                <w:color w:val="auto"/>
-              </w:rPr>
-              <w:t>掩膜栅格转矢量</w:t>
-            </w:r>
-            <w:r>
-              <w:rPr>
-                <w:rStyle w:val="a5"/>
-                <w:rFonts w:eastAsia="黑体"/>
-                <w:b/>
-                <w:bCs/>
-                <w:noProof/>
-                <w:color w:val="auto"/>
-              </w:rPr>
-              <w:t xml:space="preserve"> </w:t>
-            </w:r>
-            <w:r>
-              <w:rPr>
-                <w:rStyle w:val="a5"/>
-                <w:rFonts w:ascii="Segoe UI Symbol" w:eastAsia="黑体" w:hAnsi="Segoe UI Symbol" w:cs="Segoe UI Symbol"/>
-                <w:b/>
-                <w:bCs/>
-                <w:noProof/>
-                <w:color w:val="auto"/>
-              </w:rPr>
-              <w:t>★</w:t>
-            </w:r>
-            <w:r>
-              <w:rPr>
-                <w:noProof/>
-                <w:webHidden/>
-              </w:rPr>
-              <w:tab/>
-            </w:r>
-            <w:r>
-              <w:rPr>
-                <w:noProof/>
-                <w:webHidden/>
-              </w:rPr>
-              <w:fldChar w:fldCharType="begin"/>
-            </w:r>
-            <w:r>
-              <w:rPr>
-                <w:noProof/>
-                <w:webHidden/>
-              </w:rPr>
-              <w:instrText xml:space="preserve"> PAGEREF _Toc239598315 \h </w:instrText>
-            </w:r>
-            <w:r>
-              <w:rPr>
-                <w:noProof/>
-                <w:webHidden/>
-              </w:rPr>
-            </w:r>
-            <w:r>
-              <w:rPr>
-                <w:noProof/>
-                <w:webHidden/>
-              </w:rPr>
-              <w:fldChar w:fldCharType="separate"/>
-            </w:r>
-            <w:r>
-              <w:rPr>
-                <w:noProof/>
-                <w:webHidden/>
-              </w:rPr>
-              <w:t>14</w:t>
-            </w:r>
-            <w:r>
-              <w:rPr>
-                <w:noProof/>
-                <w:webHidden/>
-              </w:rPr>
-              <w:fldChar w:fldCharType="end"/>
-            </w:r>
-          </w:hyperlink>
-        </w:p>
-        <w:p>
-          <w:pPr>
-            <w:pStyle w:val="TOC3"/>
-            <w:tabs>
-              <w:tab w:val="right" w:leader="dot" w:pos="9016"/>
-            </w:tabs>
-            <w:ind w:left="800"/>
-            <w:rPr>
-              <w:noProof/>
-            </w:rPr>
-          </w:pPr>
-          <w:hyperlink w:anchor="_Toc239598316" w:history="1">
-            <w:r>
-              <w:rPr>
-                <w:rStyle w:val="a5"/>
-                <w:rFonts w:eastAsia="黑体"/>
-                <w:b/>
-                <w:bCs/>
-                <w:noProof/>
-                <w:color w:val="auto"/>
-              </w:rPr>
-              <w:t xml:space="preserve">3.6.2 FR-05.2 </w:t>
-            </w:r>
-            <w:r>
-              <w:rPr>
-                <w:rStyle w:val="a5"/>
-                <w:rFonts w:eastAsia="黑体"/>
-                <w:b/>
-                <w:bCs/>
-                <w:noProof/>
-                <w:color w:val="auto"/>
-              </w:rPr>
-              <w:t>矢量成果信息查询</w:t>
-            </w:r>
-            <w:r>
-              <w:rPr>
-                <w:noProof/>
-                <w:webHidden/>
-              </w:rPr>
-              <w:tab/>
-            </w:r>
-            <w:r>
-              <w:rPr>
-                <w:noProof/>
-                <w:webHidden/>
-              </w:rPr>
-              <w:fldChar w:fldCharType="begin"/>
-            </w:r>
-            <w:r>
-              <w:rPr>
-                <w:noProof/>
-                <w:webHidden/>
-              </w:rPr>
-              <w:instrText xml:space="preserve"> PAGEREF _Toc239598316 \h </w:instrText>
-            </w:r>
-            <w:r>
-              <w:rPr>
-                <w:noProof/>
-                <w:webHidden/>
-              </w:rPr>
-            </w:r>
-            <w:r>
-              <w:rPr>
-                <w:noProof/>
-                <w:webHidden/>
-              </w:rPr>
-              <w:fldChar w:fldCharType="separate"/>
-            </w:r>
-            <w:r>
-              <w:rPr>
-                <w:noProof/>
-                <w:webHidden/>
-              </w:rPr>
-              <w:t>14</w:t>
-            </w:r>
-            <w:r>
-              <w:rPr>
-                <w:noProof/>
-                <w:webHidden/>
-              </w:rPr>
-              <w:fldChar w:fldCharType="end"/>
-            </w:r>
-          </w:hyperlink>
-        </w:p>
-        <w:p>
-          <w:pPr>
-            <w:pStyle w:val="TOC3"/>
-            <w:tabs>
-              <w:tab w:val="right" w:leader="dot" w:pos="9016"/>
-            </w:tabs>
-            <w:ind w:left="800"/>
-            <w:rPr>
-              <w:noProof/>
-            </w:rPr>
-          </w:pPr>
-          <w:hyperlink w:anchor="_Toc239598317" w:history="1">
-            <w:r>
-              <w:rPr>
-                <w:rStyle w:val="a5"/>
-                <w:rFonts w:eastAsia="黑体"/>
-                <w:b/>
-                <w:bCs/>
-                <w:noProof/>
-                <w:color w:val="auto"/>
-              </w:rPr>
-              <w:t xml:space="preserve">3.6.3 FR-05.3 </w:t>
-            </w:r>
-            <w:r>
-              <w:rPr>
-                <w:rStyle w:val="a5"/>
-                <w:rFonts w:eastAsia="黑体"/>
-                <w:b/>
-                <w:bCs/>
-                <w:noProof/>
-                <w:color w:val="auto"/>
-              </w:rPr>
-              <w:t>图斑过滤</w:t>
-            </w:r>
-            <w:r>
-              <w:rPr>
-                <w:noProof/>
-                <w:webHidden/>
-              </w:rPr>
-              <w:tab/>
-            </w:r>
-            <w:r>
-              <w:rPr>
-                <w:noProof/>
-                <w:webHidden/>
-              </w:rPr>
-              <w:fldChar w:fldCharType="begin"/>
-            </w:r>
-            <w:r>
-              <w:rPr>
-                <w:noProof/>
-                <w:webHidden/>
-              </w:rPr>
-              <w:instrText xml:space="preserve"> PAGEREF _Toc239598317 \h </w:instrText>
-            </w:r>
-            <w:r>
-              <w:rPr>
-                <w:noProof/>
-                <w:webHidden/>
-              </w:rPr>
-            </w:r>
-            <w:r>
-              <w:rPr>
-                <w:noProof/>
-                <w:webHidden/>
-              </w:rPr>
-              <w:fldChar w:fldCharType="separate"/>
-            </w:r>
-            <w:r>
-              <w:rPr>
-                <w:noProof/>
-                <w:webHidden/>
-              </w:rPr>
-              <w:t>14</w:t>
-            </w:r>
-            <w:r>
-              <w:rPr>
-                <w:noProof/>
-                <w:webHidden/>
-              </w:rPr>
-              <w:fldChar w:fldCharType="end"/>
-            </w:r>
-          </w:hyperlink>
-        </w:p>
-        <w:p>
-          <w:pPr>
-            <w:pStyle w:val="TOC2"/>
-            <w:tabs>
-              <w:tab w:val="right" w:leader="dot" w:pos="9016"/>
-            </w:tabs>
-            <w:ind w:left="400"/>
-            <w:rPr>
-              <w:noProof/>
-            </w:rPr>
-          </w:pPr>
-          <w:hyperlink w:anchor="_Toc239598318" w:history="1">
-            <w:r>
-              <w:rPr>
-                <w:rStyle w:val="a5"/>
-                <w:rFonts w:eastAsia="黑体"/>
-                <w:b/>
-                <w:bCs/>
-                <w:noProof/>
-                <w:color w:val="auto"/>
-              </w:rPr>
-              <w:t xml:space="preserve">3.7 M-06 </w:t>
-            </w:r>
-            <w:r>
-              <w:rPr>
-                <w:rStyle w:val="a5"/>
-                <w:rFonts w:eastAsia="黑体"/>
-                <w:b/>
-                <w:bCs/>
-                <w:noProof/>
-                <w:color w:val="auto"/>
-              </w:rPr>
-              <w:t>成果导出</w:t>
-            </w:r>
-            <w:r>
-              <w:rPr>
-                <w:noProof/>
-                <w:webHidden/>
-              </w:rPr>
-              <w:tab/>
-            </w:r>
-            <w:r>
-              <w:rPr>
-                <w:noProof/>
-                <w:webHidden/>
-              </w:rPr>
-              <w:fldChar w:fldCharType="begin"/>
-            </w:r>
-            <w:r>
-              <w:rPr>
-                <w:noProof/>
-                <w:webHidden/>
-              </w:rPr>
-              <w:instrText xml:space="preserve"> PAGEREF _Toc239598318 \h </w:instrText>
-            </w:r>
-            <w:r>
-              <w:rPr>
-                <w:noProof/>
-                <w:webHidden/>
-              </w:rPr>
-            </w:r>
-            <w:r>
-              <w:rPr>
-                <w:noProof/>
-                <w:webHidden/>
-              </w:rPr>
-              <w:fldChar w:fldCharType="separate"/>
-            </w:r>
-            <w:r>
-              <w:rPr>
-                <w:noProof/>
-                <w:webHidden/>
-              </w:rPr>
-              <w:t>15</w:t>
-            </w:r>
-            <w:r>
-              <w:rPr>
-                <w:noProof/>
-                <w:webHidden/>
-              </w:rPr>
-              <w:fldChar w:fldCharType="end"/>
-            </w:r>
-          </w:hyperlink>
-        </w:p>
-        <w:p>
-          <w:pPr>
-            <w:pStyle w:val="TOC3"/>
-            <w:tabs>
-              <w:tab w:val="right" w:leader="dot" w:pos="9016"/>
-            </w:tabs>
-            <w:ind w:left="800"/>
-            <w:rPr>
-              <w:noProof/>
-            </w:rPr>
-          </w:pPr>
-          <w:hyperlink w:anchor="_Toc239598319" w:history="1">
-            <w:r>
-              <w:rPr>
-                <w:rStyle w:val="a5"/>
-                <w:rFonts w:eastAsia="黑体"/>
-                <w:b/>
-                <w:bCs/>
-                <w:noProof/>
-                <w:color w:val="auto"/>
-              </w:rPr>
-              <w:t xml:space="preserve">3.7.1 FR-06.1 </w:t>
-            </w:r>
-            <w:r>
-              <w:rPr>
-                <w:rStyle w:val="a5"/>
-                <w:rFonts w:eastAsia="黑体"/>
-                <w:b/>
-                <w:bCs/>
-                <w:noProof/>
-                <w:color w:val="auto"/>
-              </w:rPr>
-              <w:t>多格式导出（</w:t>
-            </w:r>
-            <w:r>
-              <w:rPr>
-                <w:rStyle w:val="a5"/>
-                <w:rFonts w:eastAsia="黑体"/>
-                <w:b/>
-                <w:bCs/>
-                <w:noProof/>
-                <w:color w:val="auto"/>
-              </w:rPr>
-              <w:t xml:space="preserve">6 </w:t>
-            </w:r>
-            <w:r>
-              <w:rPr>
-                <w:rStyle w:val="a5"/>
-                <w:rFonts w:eastAsia="黑体"/>
-                <w:b/>
-                <w:bCs/>
-                <w:noProof/>
-                <w:color w:val="auto"/>
-              </w:rPr>
-              <w:t>种）</w:t>
-            </w:r>
-            <w:r>
-              <w:rPr>
-                <w:rStyle w:val="a5"/>
-                <w:rFonts w:eastAsia="黑体"/>
-                <w:b/>
-                <w:bCs/>
-                <w:noProof/>
-                <w:color w:val="auto"/>
-              </w:rPr>
-              <w:t xml:space="preserve"> </w:t>
-            </w:r>
-            <w:r>
-              <w:rPr>
-                <w:rStyle w:val="a5"/>
-                <w:rFonts w:ascii="Segoe UI Symbol" w:eastAsia="黑体" w:hAnsi="Segoe UI Symbol" w:cs="Segoe UI Symbol"/>
-                <w:b/>
-                <w:bCs/>
-                <w:noProof/>
-                <w:color w:val="auto"/>
-              </w:rPr>
-              <w:t>★</w:t>
-            </w:r>
-            <w:r>
-              <w:rPr>
-                <w:noProof/>
-                <w:webHidden/>
-              </w:rPr>
-              <w:tab/>
-            </w:r>
-            <w:r>
-              <w:rPr>
-                <w:noProof/>
-                <w:webHidden/>
-              </w:rPr>
-              <w:fldChar w:fldCharType="begin"/>
-            </w:r>
-            <w:r>
-              <w:rPr>
-                <w:noProof/>
-                <w:webHidden/>
-              </w:rPr>
-              <w:instrText xml:space="preserve"> PAGEREF _Toc239598319 \h </w:instrText>
-            </w:r>
-            <w:r>
-              <w:rPr>
-                <w:noProof/>
-                <w:webHidden/>
-              </w:rPr>
-            </w:r>
-            <w:r>
-              <w:rPr>
-                <w:noProof/>
-                <w:webHidden/>
-              </w:rPr>
-              <w:fldChar w:fldCharType="separate"/>
-            </w:r>
-            <w:r>
-              <w:rPr>
-                <w:noProof/>
-                <w:webHidden/>
-              </w:rPr>
-              <w:t>15</w:t>
-            </w:r>
-            <w:r>
-              <w:rPr>
-                <w:noProof/>
-                <w:webHidden/>
-              </w:rPr>
-              <w:fldChar w:fldCharType="end"/>
-            </w:r>
-          </w:hyperlink>
-        </w:p>
-        <w:p>
-          <w:pPr>
-            <w:pStyle w:val="TOC3"/>
-            <w:tabs>
-              <w:tab w:val="right" w:leader="dot" w:pos="9016"/>
-            </w:tabs>
-            <w:ind w:left="800"/>
-            <w:rPr>
-              <w:noProof/>
-            </w:rPr>
-          </w:pPr>
-          <w:hyperlink w:anchor="_Toc239598320" w:history="1">
-            <w:r>
-              <w:rPr>
-                <w:rStyle w:val="a5"/>
-                <w:rFonts w:eastAsia="黑体"/>
-                <w:b/>
-                <w:bCs/>
-                <w:noProof/>
-                <w:color w:val="auto"/>
-              </w:rPr>
-              <w:t xml:space="preserve">3.7.2 FR-06.2 </w:t>
-            </w:r>
-            <w:r>
-              <w:rPr>
-                <w:rStyle w:val="a5"/>
-                <w:rFonts w:eastAsia="黑体"/>
-                <w:b/>
-                <w:bCs/>
-                <w:noProof/>
-                <w:color w:val="auto"/>
-              </w:rPr>
-              <w:t>导出格式清单查询</w:t>
-            </w:r>
-            <w:r>
-              <w:rPr>
-                <w:noProof/>
-                <w:webHidden/>
-              </w:rPr>
-              <w:tab/>
-            </w:r>
-            <w:r>
-              <w:rPr>
-                <w:noProof/>
-                <w:webHidden/>
-              </w:rPr>
-              <w:fldChar w:fldCharType="begin"/>
-            </w:r>
-            <w:r>
-              <w:rPr>
-                <w:noProof/>
-                <w:webHidden/>
-              </w:rPr>
-              <w:instrText xml:space="preserve"> PAGEREF _Toc239598320 \h </w:instrText>
-            </w:r>
-            <w:r>
-              <w:rPr>
-                <w:noProof/>
-                <w:webHidden/>
-              </w:rPr>
-            </w:r>
-            <w:r>
-              <w:rPr>
-                <w:noProof/>
-                <w:webHidden/>
-              </w:rPr>
-              <w:fldChar w:fldCharType="separate"/>
-            </w:r>
-            <w:r>
-              <w:rPr>
-                <w:noProof/>
-                <w:webHidden/>
-              </w:rPr>
-              <w:t>15</w:t>
-            </w:r>
-            <w:r>
-              <w:rPr>
-                <w:noProof/>
-                <w:webHidden/>
-              </w:rPr>
-              <w:fldChar w:fldCharType="end"/>
-            </w:r>
-          </w:hyperlink>
-        </w:p>
-        <w:p>
-          <w:pPr>
-            <w:pStyle w:val="TOC2"/>
-            <w:tabs>
-              <w:tab w:val="right" w:leader="dot" w:pos="9016"/>
-            </w:tabs>
-            <w:ind w:left="400"/>
-            <w:rPr>
-              <w:noProof/>
-            </w:rPr>
-          </w:pPr>
-          <w:hyperlink w:anchor="_Toc239598321" w:history="1">
-            <w:r>
-              <w:rPr>
-                <w:rStyle w:val="a5"/>
-                <w:rFonts w:eastAsia="黑体"/>
-                <w:b/>
-                <w:bCs/>
-                <w:noProof/>
-                <w:color w:val="auto"/>
-              </w:rPr>
-              <w:t xml:space="preserve">3.8 M-07 </w:t>
-            </w:r>
-            <w:r>
-              <w:rPr>
-                <w:rStyle w:val="a5"/>
-                <w:rFonts w:eastAsia="黑体"/>
-                <w:b/>
-                <w:bCs/>
-                <w:noProof/>
-                <w:color w:val="auto"/>
-              </w:rPr>
-              <w:t>开放接口服务</w:t>
-            </w:r>
-            <w:r>
-              <w:rPr>
-                <w:noProof/>
-                <w:webHidden/>
-              </w:rPr>
-              <w:tab/>
-            </w:r>
-            <w:r>
-              <w:rPr>
-                <w:noProof/>
-                <w:webHidden/>
-              </w:rPr>
-              <w:fldChar w:fldCharType="begin"/>
-            </w:r>
-            <w:r>
-              <w:rPr>
-                <w:noProof/>
-                <w:webHidden/>
-              </w:rPr>
-              <w:instrText xml:space="preserve"> PAGEREF _Toc239598321 \h </w:instrText>
-            </w:r>
-            <w:r>
-              <w:rPr>
-                <w:noProof/>
-                <w:webHidden/>
-              </w:rPr>
-            </w:r>
-            <w:r>
-              <w:rPr>
-                <w:noProof/>
-                <w:webHidden/>
-              </w:rPr>
-              <w:fldChar w:fldCharType="separate"/>
-            </w:r>
-            <w:r>
-              <w:rPr>
-                <w:noProof/>
-                <w:webHidden/>
-              </w:rPr>
-              <w:t>15</w:t>
-            </w:r>
-            <w:r>
-              <w:rPr>
-                <w:noProof/>
-                <w:webHidden/>
-              </w:rPr>
-              <w:fldChar w:fldCharType="end"/>
-            </w:r>
-          </w:hyperlink>
-        </w:p>
-        <w:p>
-          <w:pPr>
-            <w:pStyle w:val="TOC3"/>
-            <w:tabs>
-              <w:tab w:val="right" w:leader="dot" w:pos="9016"/>
-            </w:tabs>
-            <w:ind w:left="800"/>
-            <w:rPr>
-              <w:noProof/>
-            </w:rPr>
-          </w:pPr>
-          <w:hyperlink w:anchor="_Toc239598322" w:history="1">
-            <w:r>
-              <w:rPr>
-                <w:rStyle w:val="a5"/>
-                <w:rFonts w:eastAsia="黑体"/>
-                <w:b/>
-                <w:bCs/>
-                <w:noProof/>
-                <w:color w:val="auto"/>
-              </w:rPr>
-              <w:t xml:space="preserve">3.8.1 FR-07.1 </w:t>
-            </w:r>
-            <w:r>
-              <w:rPr>
-                <w:rStyle w:val="a5"/>
-                <w:rFonts w:eastAsia="黑体"/>
-                <w:b/>
-                <w:bCs/>
-                <w:noProof/>
-                <w:color w:val="auto"/>
-              </w:rPr>
-              <w:t>服务健康检查与模型端点</w:t>
-            </w:r>
-            <w:r>
-              <w:rPr>
-                <w:rStyle w:val="a5"/>
-                <w:rFonts w:eastAsia="黑体"/>
-                <w:b/>
-                <w:bCs/>
-                <w:noProof/>
-                <w:color w:val="auto"/>
-              </w:rPr>
-              <w:t xml:space="preserve"> </w:t>
-            </w:r>
-            <w:r>
-              <w:rPr>
-                <w:rStyle w:val="a5"/>
-                <w:rFonts w:ascii="Segoe UI Symbol" w:eastAsia="黑体" w:hAnsi="Segoe UI Symbol" w:cs="Segoe UI Symbol"/>
-                <w:b/>
-                <w:bCs/>
-                <w:noProof/>
-                <w:color w:val="auto"/>
-              </w:rPr>
-              <w:t>★</w:t>
-            </w:r>
-            <w:r>
-              <w:rPr>
-                <w:noProof/>
-                <w:webHidden/>
-              </w:rPr>
-              <w:tab/>
-            </w:r>
-            <w:r>
-              <w:rPr>
-                <w:noProof/>
-                <w:webHidden/>
-              </w:rPr>
-              <w:fldChar w:fldCharType="begin"/>
-            </w:r>
-            <w:r>
-              <w:rPr>
-                <w:noProof/>
-                <w:webHidden/>
-              </w:rPr>
-              <w:instrText xml:space="preserve"> PAGEREF _Toc239598322 \h </w:instrText>
-            </w:r>
-            <w:r>
-              <w:rPr>
-                <w:noProof/>
-                <w:webHidden/>
-              </w:rPr>
-            </w:r>
-            <w:r>
-              <w:rPr>
-                <w:noProof/>
-                <w:webHidden/>
-              </w:rPr>
-              <w:fldChar w:fldCharType="separate"/>
-            </w:r>
-            <w:r>
-              <w:rPr>
-                <w:noProof/>
-                <w:webHidden/>
-              </w:rPr>
-              <w:t>16</w:t>
-            </w:r>
-            <w:r>
-              <w:rPr>
-                <w:noProof/>
-                <w:webHidden/>
-              </w:rPr>
-              <w:fldChar w:fldCharType="end"/>
-            </w:r>
-          </w:hyperlink>
-        </w:p>
-        <w:p>
-          <w:pPr>
-            <w:pStyle w:val="TOC3"/>
-            <w:tabs>
-              <w:tab w:val="right" w:leader="dot" w:pos="9016"/>
-            </w:tabs>
-            <w:ind w:left="800"/>
-            <w:rPr>
-              <w:noProof/>
-            </w:rPr>
-          </w:pPr>
-          <w:hyperlink w:anchor="_Toc239598323" w:history="1">
-            <w:r>
-              <w:rPr>
-                <w:rStyle w:val="a5"/>
-                <w:rFonts w:eastAsia="黑体"/>
-                <w:b/>
-                <w:bCs/>
-                <w:noProof/>
-                <w:color w:val="auto"/>
-              </w:rPr>
-              <w:t xml:space="preserve">3.8.2 FR-07.2 </w:t>
-            </w:r>
-            <w:r>
-              <w:rPr>
-                <w:rStyle w:val="a5"/>
-                <w:rFonts w:eastAsia="黑体"/>
-                <w:b/>
-                <w:bCs/>
-                <w:noProof/>
-                <w:color w:val="auto"/>
-              </w:rPr>
-              <w:t>分割接口三类与模型缓存</w:t>
-            </w:r>
-            <w:r>
-              <w:rPr>
-                <w:rStyle w:val="a5"/>
-                <w:rFonts w:eastAsia="黑体"/>
-                <w:b/>
-                <w:bCs/>
-                <w:noProof/>
-                <w:color w:val="auto"/>
-              </w:rPr>
-              <w:t xml:space="preserve"> </w:t>
-            </w:r>
-            <w:r>
-              <w:rPr>
-                <w:rStyle w:val="a5"/>
-                <w:rFonts w:ascii="Segoe UI Symbol" w:eastAsia="黑体" w:hAnsi="Segoe UI Symbol" w:cs="Segoe UI Symbol"/>
-                <w:b/>
-                <w:bCs/>
-                <w:noProof/>
-                <w:color w:val="auto"/>
-              </w:rPr>
-              <w:t>★</w:t>
-            </w:r>
-            <w:r>
-              <w:rPr>
-                <w:noProof/>
-                <w:webHidden/>
-              </w:rPr>
-              <w:tab/>
-            </w:r>
-            <w:r>
-              <w:rPr>
-                <w:noProof/>
-                <w:webHidden/>
-              </w:rPr>
-              <w:fldChar w:fldCharType="begin"/>
-            </w:r>
-            <w:r>
-              <w:rPr>
-                <w:noProof/>
-                <w:webHidden/>
-              </w:rPr>
-              <w:instrText xml:space="preserve"> PAGEREF _Toc239598323 \h </w:instrText>
-            </w:r>
-            <w:r>
-              <w:rPr>
-                <w:noProof/>
-                <w:webHidden/>
-              </w:rPr>
-            </w:r>
-            <w:r>
-              <w:rPr>
-                <w:noProof/>
-                <w:webHidden/>
-              </w:rPr>
-              <w:fldChar w:fldCharType="separate"/>
-            </w:r>
-            <w:r>
-              <w:rPr>
-                <w:noProof/>
-                <w:webHidden/>
-              </w:rPr>
-              <w:t>16</w:t>
-            </w:r>
-            <w:r>
-              <w:rPr>
-                <w:noProof/>
-                <w:webHidden/>
-              </w:rPr>
-              <w:fldChar w:fldCharType="end"/>
-            </w:r>
-          </w:hyperlink>
-        </w:p>
-        <w:p>
-          <w:pPr>
-            <w:pStyle w:val="TOC2"/>
-            <w:tabs>
-              <w:tab w:val="right" w:leader="dot" w:pos="9016"/>
-            </w:tabs>
-            <w:ind w:left="400"/>
-            <w:rPr>
-              <w:noProof/>
-            </w:rPr>
-          </w:pPr>
-          <w:hyperlink w:anchor="_Toc239598324" w:history="1">
-            <w:r>
-              <w:rPr>
-                <w:rStyle w:val="a5"/>
-                <w:rFonts w:eastAsia="黑体"/>
-                <w:b/>
-                <w:bCs/>
-                <w:noProof/>
-                <w:color w:val="auto"/>
-              </w:rPr>
-              <w:t xml:space="preserve">3.9 M-08 </w:t>
-            </w:r>
-            <w:r>
-              <w:rPr>
-                <w:rStyle w:val="a5"/>
-                <w:rFonts w:eastAsia="黑体"/>
-                <w:b/>
-                <w:bCs/>
-                <w:noProof/>
-                <w:color w:val="auto"/>
-              </w:rPr>
-              <w:t>客户端集成</w:t>
-            </w:r>
-            <w:r>
-              <w:rPr>
-                <w:noProof/>
-                <w:webHidden/>
-              </w:rPr>
-              <w:tab/>
-            </w:r>
-            <w:r>
-              <w:rPr>
-                <w:noProof/>
-                <w:webHidden/>
-              </w:rPr>
-              <w:fldChar w:fldCharType="begin"/>
-            </w:r>
-            <w:r>
-              <w:rPr>
-                <w:noProof/>
-                <w:webHidden/>
-              </w:rPr>
-              <w:instrText xml:space="preserve"> PAGEREF _Toc239598324 \h </w:instrText>
-            </w:r>
-            <w:r>
-              <w:rPr>
-                <w:noProof/>
-                <w:webHidden/>
-              </w:rPr>
-            </w:r>
-            <w:r>
-              <w:rPr>
-                <w:noProof/>
-                <w:webHidden/>
-              </w:rPr>
-              <w:fldChar w:fldCharType="separate"/>
-            </w:r>
-            <w:r>
-              <w:rPr>
-                <w:noProof/>
-                <w:webHidden/>
-              </w:rPr>
-              <w:t>16</w:t>
-            </w:r>
-            <w:r>
-              <w:rPr>
-                <w:noProof/>
-                <w:webHidden/>
-              </w:rPr>
-              <w:fldChar w:fldCharType="end"/>
-            </w:r>
-          </w:hyperlink>
-        </w:p>
-        <w:p>
-          <w:pPr>
-            <w:pStyle w:val="TOC3"/>
-            <w:tabs>
-              <w:tab w:val="right" w:leader="dot" w:pos="9016"/>
-            </w:tabs>
-            <w:ind w:left="800"/>
-            <w:rPr>
-              <w:noProof/>
-            </w:rPr>
-          </w:pPr>
-          <w:hyperlink w:anchor="_Toc239598325" w:history="1">
-            <w:r>
-              <w:rPr>
-                <w:rStyle w:val="a5"/>
-                <w:rFonts w:eastAsia="黑体"/>
-                <w:b/>
-                <w:bCs/>
-                <w:noProof/>
-                <w:color w:val="auto"/>
-              </w:rPr>
-              <w:t xml:space="preserve">3.9.1 FR-07.3 </w:t>
-            </w:r>
-            <w:r>
-              <w:rPr>
-                <w:rStyle w:val="a5"/>
-                <w:rFonts w:eastAsia="黑体"/>
-                <w:b/>
-                <w:bCs/>
-                <w:noProof/>
-                <w:color w:val="auto"/>
-              </w:rPr>
-              <w:t>接口契约与客户端集成</w:t>
-            </w:r>
-            <w:r>
-              <w:rPr>
-                <w:noProof/>
-                <w:webHidden/>
-              </w:rPr>
-              <w:tab/>
-            </w:r>
-            <w:r>
-              <w:rPr>
-                <w:noProof/>
-                <w:webHidden/>
-              </w:rPr>
-              <w:fldChar w:fldCharType="begin"/>
-            </w:r>
-            <w:r>
-              <w:rPr>
-                <w:noProof/>
-                <w:webHidden/>
-              </w:rPr>
-              <w:instrText xml:space="preserve"> PAGEREF _Toc239598325 \h </w:instrText>
-            </w:r>
-            <w:r>
-              <w:rPr>
-                <w:noProof/>
-                <w:webHidden/>
-              </w:rPr>
-            </w:r>
-            <w:r>
-              <w:rPr>
-                <w:noProof/>
-                <w:webHidden/>
-              </w:rPr>
-              <w:fldChar w:fldCharType="separate"/>
-            </w:r>
-            <w:r>
-              <w:rPr>
-                <w:noProof/>
-                <w:webHidden/>
-              </w:rPr>
-              <w:t>16</w:t>
-            </w:r>
-            <w:r>
-              <w:rPr>
-                <w:noProof/>
-                <w:webHidden/>
-              </w:rPr>
-              <w:fldChar w:fldCharType="end"/>
-            </w:r>
-          </w:hyperlink>
-        </w:p>
-        <w:p>
-          <w:pPr>
-            <w:pStyle w:val="TOC2"/>
-            <w:tabs>
-              <w:tab w:val="right" w:leader="dot" w:pos="9016"/>
-            </w:tabs>
-            <w:ind w:left="400"/>
-            <w:rPr>
-              <w:noProof/>
-            </w:rPr>
-          </w:pPr>
-          <w:hyperlink w:anchor="_Toc239598326" w:history="1">
-            <w:r>
-              <w:rPr>
-                <w:rStyle w:val="a5"/>
-                <w:rFonts w:eastAsia="黑体"/>
-                <w:b/>
-                <w:bCs/>
-                <w:noProof/>
-                <w:color w:val="auto"/>
-              </w:rPr>
-              <w:t xml:space="preserve">3.10 </w:t>
-            </w:r>
-            <w:r>
-              <w:rPr>
-                <w:rStyle w:val="a5"/>
-                <w:rFonts w:eastAsia="黑体"/>
-                <w:b/>
-                <w:bCs/>
-                <w:noProof/>
-                <w:color w:val="auto"/>
-              </w:rPr>
-              <w:t>对性能的规定</w:t>
-            </w:r>
-            <w:r>
-              <w:rPr>
-                <w:noProof/>
-                <w:webHidden/>
-              </w:rPr>
-              <w:tab/>
-            </w:r>
-            <w:r>
-              <w:rPr>
-                <w:noProof/>
-                <w:webHidden/>
-              </w:rPr>
-              <w:fldChar w:fldCharType="begin"/>
-            </w:r>
-            <w:r>
-              <w:rPr>
-                <w:noProof/>
-                <w:webHidden/>
-              </w:rPr>
-              <w:instrText xml:space="preserve"> PAGEREF _Toc239598326 \h </w:instrText>
-            </w:r>
-            <w:r>
-              <w:rPr>
-                <w:noProof/>
-                <w:webHidden/>
-              </w:rPr>
-            </w:r>
-            <w:r>
-              <w:rPr>
-                <w:noProof/>
-                <w:webHidden/>
-              </w:rPr>
-              <w:fldChar w:fldCharType="separate"/>
-            </w:r>
-            <w:r>
-              <w:rPr>
-                <w:noProof/>
-                <w:webHidden/>
-              </w:rPr>
-              <w:t>17</w:t>
-            </w:r>
-            <w:r>
-              <w:rPr>
-                <w:noProof/>
-                <w:webHidden/>
-              </w:rPr>
-              <w:fldChar w:fldCharType="end"/>
-            </w:r>
-          </w:hyperlink>
-        </w:p>
-        <w:p>
-          <w:pPr>
-            <w:pStyle w:val="TOC2"/>
-            <w:tabs>
-              <w:tab w:val="right" w:leader="dot" w:pos="9016"/>
-            </w:tabs>
-            <w:ind w:left="400"/>
-            <w:rPr>
-              <w:noProof/>
-            </w:rPr>
-          </w:pPr>
-          <w:hyperlink w:anchor="_Toc239598327" w:history="1">
-            <w:r>
-              <w:rPr>
-                <w:rStyle w:val="a5"/>
-                <w:rFonts w:eastAsia="黑体"/>
-                <w:b/>
-                <w:bCs/>
-                <w:noProof/>
-                <w:color w:val="auto"/>
-              </w:rPr>
-              <w:t xml:space="preserve">3.11 </w:t>
-            </w:r>
-            <w:r>
-              <w:rPr>
-                <w:rStyle w:val="a5"/>
-                <w:rFonts w:eastAsia="黑体"/>
-                <w:b/>
-                <w:bCs/>
-                <w:noProof/>
-                <w:color w:val="auto"/>
-              </w:rPr>
-              <w:t>其他非功能需求</w:t>
-            </w:r>
-            <w:r>
-              <w:rPr>
-                <w:noProof/>
-                <w:webHidden/>
-              </w:rPr>
-              <w:tab/>
-            </w:r>
-            <w:r>
-              <w:rPr>
-                <w:noProof/>
-                <w:webHidden/>
-              </w:rPr>
-              <w:fldChar w:fldCharType="begin"/>
-            </w:r>
-            <w:r>
-              <w:rPr>
-                <w:noProof/>
-                <w:webHidden/>
-              </w:rPr>
-              <w:instrText xml:space="preserve"> PAGEREF _Toc239598327 \h </w:instrText>
-            </w:r>
-            <w:r>
-              <w:rPr>
-                <w:noProof/>
-                <w:webHidden/>
-              </w:rPr>
-            </w:r>
-            <w:r>
-              <w:rPr>
-                <w:noProof/>
-                <w:webHidden/>
-              </w:rPr>
-              <w:fldChar w:fldCharType="separate"/>
-            </w:r>
-            <w:r>
-              <w:rPr>
-                <w:noProof/>
-                <w:webHidden/>
-              </w:rPr>
-              <w:t>17</w:t>
-            </w:r>
-            <w:r>
-              <w:rPr>
-                <w:noProof/>
-                <w:webHidden/>
-              </w:rPr>
-              <w:fldChar w:fldCharType="end"/>
-            </w:r>
-          </w:hyperlink>
-        </w:p>
-        <w:p>
-          <w:pPr>
-            <w:pStyle w:val="TOC2"/>
-            <w:tabs>
-              <w:tab w:val="right" w:leader="dot" w:pos="9016"/>
-            </w:tabs>
-            <w:ind w:left="400"/>
-            <w:rPr>
-              <w:noProof/>
-            </w:rPr>
-          </w:pPr>
-          <w:hyperlink w:anchor="_Toc239598328" w:history="1">
-            <w:r>
-              <w:rPr>
-                <w:rStyle w:val="a5"/>
-                <w:rFonts w:eastAsia="黑体"/>
-                <w:b/>
-                <w:bCs/>
-                <w:noProof/>
-                <w:color w:val="auto"/>
-              </w:rPr>
-              <w:t xml:space="preserve">3.12 </w:t>
-            </w:r>
-            <w:r>
-              <w:rPr>
-                <w:rStyle w:val="a5"/>
-                <w:rFonts w:eastAsia="黑体"/>
-                <w:b/>
-                <w:bCs/>
-                <w:noProof/>
-                <w:color w:val="auto"/>
-              </w:rPr>
-              <w:t>精度指标</w:t>
-            </w:r>
-            <w:r>
-              <w:rPr>
-                <w:noProof/>
-                <w:webHidden/>
-              </w:rPr>
-              <w:tab/>
-            </w:r>
-            <w:r>
-              <w:rPr>
-                <w:noProof/>
-                <w:webHidden/>
-              </w:rPr>
-              <w:fldChar w:fldCharType="begin"/>
-            </w:r>
-            <w:r>
-              <w:rPr>
-                <w:noProof/>
-                <w:webHidden/>
-              </w:rPr>
-              <w:instrText xml:space="preserve"> PAGEREF _Toc239598328 \h </w:instrText>
-            </w:r>
-            <w:r>
-              <w:rPr>
-                <w:noProof/>
-                <w:webHidden/>
-              </w:rPr>
-            </w:r>
-            <w:r>
-              <w:rPr>
-                <w:noProof/>
-                <w:webHidden/>
-              </w:rPr>
-              <w:fldChar w:fldCharType="separate"/>
-            </w:r>
-            <w:r>
-              <w:rPr>
-                <w:noProof/>
-                <w:webHidden/>
-              </w:rPr>
-              <w:t>18</w:t>
-            </w:r>
-            <w:r>
-              <w:rPr>
-                <w:noProof/>
-                <w:webHidden/>
-              </w:rPr>
-              <w:fldChar w:fldCharType="end"/>
-            </w:r>
-          </w:hyperlink>
-        </w:p>
-        <w:p>
-          <w:pPr>
-            <w:pStyle w:val="TOC2"/>
-            <w:tabs>
-              <w:tab w:val="right" w:leader="dot" w:pos="9016"/>
-            </w:tabs>
-            <w:ind w:left="400"/>
-            <w:rPr>
-              <w:noProof/>
-            </w:rPr>
-          </w:pPr>
-          <w:hyperlink w:anchor="_Toc239598329" w:history="1">
-            <w:r>
-              <w:rPr>
-                <w:rStyle w:val="a5"/>
-                <w:rFonts w:eastAsia="黑体"/>
-                <w:b/>
-                <w:bCs/>
-                <w:noProof/>
-                <w:color w:val="auto"/>
-              </w:rPr>
-              <w:t xml:space="preserve">3.13 MVP </w:t>
-            </w:r>
-            <w:r>
-              <w:rPr>
-                <w:rStyle w:val="a5"/>
-                <w:rFonts w:eastAsia="黑体"/>
-                <w:b/>
-                <w:bCs/>
-                <w:noProof/>
-                <w:color w:val="auto"/>
-              </w:rPr>
-              <w:t>范围与二期候选</w:t>
-            </w:r>
-            <w:r>
-              <w:rPr>
-                <w:noProof/>
-                <w:webHidden/>
-              </w:rPr>
-              <w:tab/>
-            </w:r>
-            <w:r>
-              <w:rPr>
-                <w:noProof/>
-                <w:webHidden/>
-              </w:rPr>
-              <w:fldChar w:fldCharType="begin"/>
-            </w:r>
-            <w:r>
-              <w:rPr>
-                <w:noProof/>
-                <w:webHidden/>
-              </w:rPr>
-              <w:instrText xml:space="preserve"> PAGEREF _Toc239598329 \h </w:instrText>
-            </w:r>
-            <w:r>
-              <w:rPr>
-                <w:noProof/>
-                <w:webHidden/>
-              </w:rPr>
-            </w:r>
-            <w:r>
-              <w:rPr>
-                <w:noProof/>
-                <w:webHidden/>
-              </w:rPr>
-              <w:fldChar w:fldCharType="separate"/>
-            </w:r>
-            <w:r>
-              <w:rPr>
-                <w:noProof/>
-                <w:webHidden/>
-              </w:rPr>
-              <w:t>18</w:t>
-            </w:r>
-            <w:r>
-              <w:rPr>
-                <w:noProof/>
-                <w:webHidden/>
-              </w:rPr>
-              <w:fldChar w:fldCharType="end"/>
-            </w:r>
-          </w:hyperlink>
-        </w:p>
-        <w:p>
-          <w:pPr>
-            <w:pStyle w:val="TOC1"/>
-            <w:tabs>
-              <w:tab w:val="right" w:leader="dot" w:pos="9016"/>
-            </w:tabs>
-            <w:rPr>
-              <w:noProof/>
-            </w:rPr>
-          </w:pPr>
-          <w:hyperlink w:anchor="_Toc239598330" w:history="1">
-            <w:r>
-              <w:rPr>
-                <w:rStyle w:val="a5"/>
-                <w:rFonts w:eastAsia="黑体"/>
-                <w:b/>
-                <w:bCs/>
-                <w:noProof/>
-                <w:color w:val="auto"/>
-              </w:rPr>
-              <w:t xml:space="preserve">4 </w:t>
-            </w:r>
-            <w:r>
-              <w:rPr>
-                <w:rStyle w:val="a5"/>
-                <w:rFonts w:eastAsia="黑体"/>
-                <w:b/>
-                <w:bCs/>
-                <w:noProof/>
-                <w:color w:val="auto"/>
-              </w:rPr>
-              <w:t>运行环境规定</w:t>
-            </w:r>
-            <w:r>
-              <w:rPr>
-                <w:noProof/>
-                <w:webHidden/>
-              </w:rPr>
-              <w:tab/>
-            </w:r>
-            <w:r>
-              <w:rPr>
-                <w:noProof/>
-                <w:webHidden/>
-              </w:rPr>
-              <w:fldChar w:fldCharType="begin"/>
-            </w:r>
-            <w:r>
-              <w:rPr>
-                <w:noProof/>
-                <w:webHidden/>
-              </w:rPr>
-              <w:instrText xml:space="preserve"> PAGEREF _Toc239598330 \h </w:instrText>
-            </w:r>
-            <w:r>
-              <w:rPr>
-                <w:noProof/>
-                <w:webHidden/>
-              </w:rPr>
-            </w:r>
-            <w:r>
-              <w:rPr>
-                <w:noProof/>
-                <w:webHidden/>
-              </w:rPr>
-              <w:fldChar w:fldCharType="separate"/>
-            </w:r>
-            <w:r>
-              <w:rPr>
-                <w:noProof/>
-                <w:webHidden/>
-              </w:rPr>
-              <w:t>19</w:t>
-            </w:r>
-            <w:r>
-              <w:rPr>
-                <w:noProof/>
-                <w:webHidden/>
-              </w:rPr>
-              <w:fldChar w:fldCharType="end"/>
-            </w:r>
-          </w:hyperlink>
-        </w:p>
-        <w:p>
-          <w:pPr>
-            <w:pStyle w:val="TOC2"/>
-            <w:tabs>
-              <w:tab w:val="right" w:leader="dot" w:pos="9016"/>
-            </w:tabs>
-            <w:ind w:left="400"/>
-            <w:rPr>
-              <w:noProof/>
-            </w:rPr>
-          </w:pPr>
-          <w:hyperlink w:anchor="_Toc239598331" w:history="1">
-            <w:r>
-              <w:rPr>
-                <w:rStyle w:val="a5"/>
-                <w:rFonts w:eastAsia="黑体"/>
-                <w:b/>
-                <w:bCs/>
-                <w:noProof/>
-                <w:color w:val="auto"/>
-              </w:rPr>
-              <w:t xml:space="preserve">4.1 </w:t>
-            </w:r>
-            <w:r>
-              <w:rPr>
-                <w:rStyle w:val="a5"/>
-                <w:rFonts w:eastAsia="黑体"/>
-                <w:b/>
-                <w:bCs/>
-                <w:noProof/>
-                <w:color w:val="auto"/>
-              </w:rPr>
-              <w:t>设备</w:t>
-            </w:r>
-            <w:r>
-              <w:rPr>
-                <w:noProof/>
-                <w:webHidden/>
-              </w:rPr>
-              <w:tab/>
-            </w:r>
-            <w:r>
-              <w:rPr>
-                <w:noProof/>
-                <w:webHidden/>
-              </w:rPr>
-              <w:fldChar w:fldCharType="begin"/>
-            </w:r>
-            <w:r>
-              <w:rPr>
-                <w:noProof/>
-                <w:webHidden/>
-              </w:rPr>
-              <w:instrText xml:space="preserve"> PAGEREF _Toc239598331 \h </w:instrText>
-            </w:r>
-            <w:r>
-              <w:rPr>
-                <w:noProof/>
-                <w:webHidden/>
-              </w:rPr>
-            </w:r>
-            <w:r>
-              <w:rPr>
-                <w:noProof/>
-                <w:webHidden/>
-              </w:rPr>
-              <w:fldChar w:fldCharType="separate"/>
-            </w:r>
-            <w:r>
-              <w:rPr>
-                <w:noProof/>
-                <w:webHidden/>
-              </w:rPr>
-              <w:t>19</w:t>
-            </w:r>
-            <w:r>
-              <w:rPr>
-                <w:noProof/>
-                <w:webHidden/>
-              </w:rPr>
-              <w:fldChar w:fldCharType="end"/>
-            </w:r>
-          </w:hyperlink>
-        </w:p>
-        <w:p>
-          <w:pPr>
-            <w:pStyle w:val="TOC2"/>
-            <w:tabs>
-              <w:tab w:val="right" w:leader="dot" w:pos="9016"/>
-            </w:tabs>
-            <w:ind w:left="400"/>
-            <w:rPr>
-              <w:noProof/>
-            </w:rPr>
-          </w:pPr>
-          <w:hyperlink w:anchor="_Toc239598332" w:history="1">
-            <w:r>
-              <w:rPr>
-                <w:rStyle w:val="a5"/>
-                <w:rFonts w:eastAsia="黑体"/>
-                <w:b/>
-                <w:bCs/>
-                <w:noProof/>
-                <w:color w:val="auto"/>
-              </w:rPr>
-              <w:t xml:space="preserve">4.2 </w:t>
-            </w:r>
-            <w:r>
-              <w:rPr>
-                <w:rStyle w:val="a5"/>
-                <w:rFonts w:eastAsia="黑体"/>
-                <w:b/>
-                <w:bCs/>
-                <w:noProof/>
-                <w:color w:val="auto"/>
-              </w:rPr>
-              <w:t>支持软件</w:t>
-            </w:r>
-            <w:r>
-              <w:rPr>
-                <w:noProof/>
-                <w:webHidden/>
-              </w:rPr>
-              <w:tab/>
-            </w:r>
-            <w:r>
-              <w:rPr>
-                <w:noProof/>
-                <w:webHidden/>
-              </w:rPr>
-              <w:fldChar w:fldCharType="begin"/>
-            </w:r>
-            <w:r>
-              <w:rPr>
-                <w:noProof/>
-                <w:webHidden/>
-              </w:rPr>
-              <w:instrText xml:space="preserve"> PAGEREF _Toc239598332 \h </w:instrText>
-            </w:r>
-            <w:r>
-              <w:rPr>
-                <w:noProof/>
-                <w:webHidden/>
-              </w:rPr>
-            </w:r>
-            <w:r>
-              <w:rPr>
-                <w:noProof/>
-                <w:webHidden/>
-              </w:rPr>
-              <w:fldChar w:fldCharType="separate"/>
-            </w:r>
-            <w:r>
-              <w:rPr>
-                <w:noProof/>
-                <w:webHidden/>
-              </w:rPr>
-              <w:t>20</w:t>
-            </w:r>
-            <w:r>
-              <w:rPr>
-                <w:noProof/>
-                <w:webHidden/>
-              </w:rPr>
-              <w:fldChar w:fldCharType="end"/>
-            </w:r>
-          </w:hyperlink>
-        </w:p>
-        <w:p>
-          <w:pPr>
-            <w:pStyle w:val="TOC2"/>
-            <w:tabs>
-              <w:tab w:val="right" w:leader="dot" w:pos="9016"/>
-            </w:tabs>
-            <w:ind w:left="400"/>
-            <w:rPr>
-              <w:noProof/>
-            </w:rPr>
-          </w:pPr>
-          <w:hyperlink w:anchor="_Toc239598333" w:history="1">
-            <w:r>
-              <w:rPr>
-                <w:rStyle w:val="a5"/>
-                <w:rFonts w:eastAsia="黑体"/>
-                <w:b/>
-                <w:bCs/>
-                <w:noProof/>
-                <w:color w:val="auto"/>
-              </w:rPr>
-              <w:t xml:space="preserve">4.3 </w:t>
-            </w:r>
-            <w:r>
-              <w:rPr>
-                <w:rStyle w:val="a5"/>
-                <w:rFonts w:eastAsia="黑体"/>
-                <w:b/>
-                <w:bCs/>
-                <w:noProof/>
-                <w:color w:val="auto"/>
-              </w:rPr>
-              <w:t>接口</w:t>
-            </w:r>
-            <w:r>
-              <w:rPr>
-                <w:noProof/>
-                <w:webHidden/>
-              </w:rPr>
-              <w:tab/>
-            </w:r>
-            <w:r>
-              <w:rPr>
-                <w:noProof/>
-                <w:webHidden/>
-              </w:rPr>
-              <w:fldChar w:fldCharType="begin"/>
-            </w:r>
-            <w:r>
-              <w:rPr>
-                <w:noProof/>
-                <w:webHidden/>
-              </w:rPr>
-              <w:instrText xml:space="preserve"> PAGEREF _Toc239598333 \h </w:instrText>
-            </w:r>
-            <w:r>
-              <w:rPr>
-                <w:noProof/>
-                <w:webHidden/>
-              </w:rPr>
-            </w:r>
-            <w:r>
-              <w:rPr>
-                <w:noProof/>
-                <w:webHidden/>
-              </w:rPr>
-              <w:fldChar w:fldCharType="separate"/>
-            </w:r>
-            <w:r>
-              <w:rPr>
-                <w:noProof/>
-                <w:webHidden/>
-              </w:rPr>
-              <w:t>20</w:t>
-            </w:r>
-            <w:r>
-              <w:rPr>
-                <w:noProof/>
-                <w:webHidden/>
-              </w:rPr>
-              <w:fldChar w:fldCharType="end"/>
-            </w:r>
-          </w:hyperlink>
-        </w:p>
-        <w:p>
-          <w:pPr>
-            <w:pStyle w:val="TOC2"/>
-            <w:tabs>
-              <w:tab w:val="right" w:leader="dot" w:pos="9016"/>
-            </w:tabs>
-            <w:ind w:left="400"/>
-            <w:rPr>
-              <w:noProof/>
-            </w:rPr>
-          </w:pPr>
-          <w:hyperlink w:anchor="_Toc239598334" w:history="1">
-            <w:r>
-              <w:rPr>
-                <w:rStyle w:val="a5"/>
-                <w:rFonts w:eastAsia="黑体"/>
-                <w:b/>
-                <w:bCs/>
-                <w:noProof/>
-                <w:color w:val="auto"/>
-              </w:rPr>
-              <w:t xml:space="preserve">4.4 </w:t>
-            </w:r>
-            <w:r>
-              <w:rPr>
-                <w:rStyle w:val="a5"/>
-                <w:rFonts w:eastAsia="黑体"/>
-                <w:b/>
-                <w:bCs/>
-                <w:noProof/>
-                <w:color w:val="auto"/>
-              </w:rPr>
-              <w:t>控制</w:t>
-            </w:r>
-            <w:r>
-              <w:rPr>
-                <w:noProof/>
-                <w:webHidden/>
-              </w:rPr>
-              <w:tab/>
-            </w:r>
-            <w:r>
-              <w:rPr>
-                <w:noProof/>
-                <w:webHidden/>
-              </w:rPr>
-              <w:fldChar w:fldCharType="begin"/>
-            </w:r>
-            <w:r>
-              <w:rPr>
-                <w:noProof/>
-                <w:webHidden/>
-              </w:rPr>
-              <w:instrText xml:space="preserve"> PAGEREF _Toc239598334 \h </w:instrText>
-            </w:r>
-            <w:r>
-              <w:rPr>
-                <w:noProof/>
-                <w:webHidden/>
-              </w:rPr>
-            </w:r>
-            <w:r>
-              <w:rPr>
-                <w:noProof/>
-                <w:webHidden/>
-              </w:rPr>
-              <w:fldChar w:fldCharType="separate"/>
-            </w:r>
-            <w:r>
-              <w:rPr>
-                <w:noProof/>
-                <w:webHidden/>
-              </w:rPr>
-              <w:t>20</w:t>
-            </w:r>
-            <w:r>
-              <w:rPr>
-                <w:noProof/>
-                <w:webHidden/>
-              </w:rPr>
-              <w:fldChar w:fldCharType="end"/>
-            </w:r>
-          </w:hyperlink>
-        </w:p>
-        <w:p>
-          <w:pPr>
-            <w:pStyle w:val="TOC1"/>
-            <w:tabs>
-              <w:tab w:val="right" w:leader="dot" w:pos="9016"/>
-            </w:tabs>
-            <w:rPr>
-              <w:noProof/>
-            </w:rPr>
-          </w:pPr>
-          <w:hyperlink w:anchor="_Toc239598335" w:history="1">
-            <w:r>
-              <w:rPr>
-                <w:rStyle w:val="a5"/>
-                <w:rFonts w:eastAsia="黑体"/>
-                <w:b/>
-                <w:bCs/>
-                <w:noProof/>
-                <w:color w:val="auto"/>
-              </w:rPr>
-              <w:t xml:space="preserve">5 </w:t>
-            </w:r>
-            <w:r>
-              <w:rPr>
-                <w:rStyle w:val="a5"/>
-                <w:rFonts w:eastAsia="黑体"/>
-                <w:b/>
-                <w:bCs/>
-                <w:noProof/>
-                <w:color w:val="auto"/>
-              </w:rPr>
-              <w:t>需求追踪与变更管理</w:t>
-            </w:r>
-            <w:r>
-              <w:rPr>
-                <w:noProof/>
-                <w:webHidden/>
-              </w:rPr>
-              <w:tab/>
-            </w:r>
-            <w:r>
-              <w:rPr>
-                <w:noProof/>
-                <w:webHidden/>
-              </w:rPr>
-              <w:fldChar w:fldCharType="begin"/>
-            </w:r>
-            <w:r>
-              <w:rPr>
-                <w:noProof/>
-                <w:webHidden/>
-              </w:rPr>
-              <w:instrText xml:space="preserve"> PAGEREF _Toc239598335 \h </w:instrText>
-            </w:r>
-            <w:r>
-              <w:rPr>
-                <w:noProof/>
-                <w:webHidden/>
-              </w:rPr>
-            </w:r>
-            <w:r>
-              <w:rPr>
-                <w:noProof/>
-                <w:webHidden/>
-              </w:rPr>
-              <w:fldChar w:fldCharType="separate"/>
-            </w:r>
-            <w:r>
-              <w:rPr>
-                <w:noProof/>
-                <w:webHidden/>
-              </w:rPr>
-              <w:t>21</w:t>
-            </w:r>
-            <w:r>
-              <w:rPr>
-                <w:noProof/>
-                <w:webHidden/>
-              </w:rPr>
-              <w:fldChar w:fldCharType="end"/>
-            </w:r>
-          </w:hyperlink>
-        </w:p>
-        <w:p>
-          <w:pPr>
-            <w:pStyle w:val="TOC2"/>
-            <w:tabs>
-              <w:tab w:val="right" w:leader="dot" w:pos="9016"/>
-            </w:tabs>
-            <w:ind w:left="400"/>
-            <w:rPr>
-              <w:noProof/>
-            </w:rPr>
-          </w:pPr>
-          <w:hyperlink w:anchor="_Toc239598336" w:history="1">
-            <w:r>
-              <w:rPr>
-                <w:rStyle w:val="a5"/>
-                <w:rFonts w:eastAsia="黑体"/>
-                <w:b/>
-                <w:bCs/>
-                <w:noProof/>
-                <w:color w:val="auto"/>
-              </w:rPr>
-              <w:t xml:space="preserve">5.1 </w:t>
-            </w:r>
-            <w:r>
-              <w:rPr>
-                <w:rStyle w:val="a5"/>
-                <w:rFonts w:eastAsia="黑体"/>
-                <w:b/>
-                <w:bCs/>
-                <w:noProof/>
-                <w:color w:val="auto"/>
-              </w:rPr>
-              <w:t>追踪关系</w:t>
-            </w:r>
-            <w:r>
-              <w:rPr>
-                <w:noProof/>
-                <w:webHidden/>
-              </w:rPr>
-              <w:tab/>
-            </w:r>
-            <w:r>
-              <w:rPr>
-                <w:noProof/>
-                <w:webHidden/>
-              </w:rPr>
-              <w:fldChar w:fldCharType="begin"/>
-            </w:r>
-            <w:r>
-              <w:rPr>
-                <w:noProof/>
-                <w:webHidden/>
-              </w:rPr>
-              <w:instrText xml:space="preserve"> PAGEREF _Toc239598336 \h </w:instrText>
-            </w:r>
-            <w:r>
-              <w:rPr>
-                <w:noProof/>
-                <w:webHidden/>
-              </w:rPr>
-            </w:r>
-            <w:r>
-              <w:rPr>
-                <w:noProof/>
-                <w:webHidden/>
-              </w:rPr>
-              <w:fldChar w:fldCharType="separate"/>
-            </w:r>
-            <w:r>
-              <w:rPr>
-                <w:noProof/>
-                <w:webHidden/>
-              </w:rPr>
-              <w:t>21</w:t>
-            </w:r>
-            <w:r>
-              <w:rPr>
-                <w:noProof/>
-                <w:webHidden/>
-              </w:rPr>
-              <w:fldChar w:fldCharType="end"/>
-            </w:r>
-          </w:hyperlink>
-        </w:p>
-        <w:p>
-          <w:pPr>
-            <w:pStyle w:val="TOC2"/>
-            <w:tabs>
-              <w:tab w:val="right" w:leader="dot" w:pos="9016"/>
-            </w:tabs>
-            <w:ind w:left="400"/>
-            <w:rPr>
-              <w:noProof/>
-            </w:rPr>
-          </w:pPr>
-          <w:hyperlink w:anchor="_Toc239598337" w:history="1">
-            <w:r>
-              <w:rPr>
-                <w:rStyle w:val="a5"/>
-                <w:rFonts w:eastAsia="黑体"/>
-                <w:b/>
-                <w:bCs/>
-                <w:noProof/>
-                <w:color w:val="auto"/>
-              </w:rPr>
-              <w:t xml:space="preserve">5.2 </w:t>
-            </w:r>
-            <w:r>
-              <w:rPr>
-                <w:rStyle w:val="a5"/>
-                <w:rFonts w:eastAsia="黑体"/>
-                <w:b/>
-                <w:bCs/>
-                <w:noProof/>
-                <w:color w:val="auto"/>
-              </w:rPr>
-              <w:t>变更管理</w:t>
-            </w:r>
-            <w:r>
-              <w:rPr>
-                <w:noProof/>
-                <w:webHidden/>
-              </w:rPr>
-              <w:tab/>
-            </w:r>
-            <w:r>
-              <w:rPr>
-                <w:noProof/>
-                <w:webHidden/>
-              </w:rPr>
-              <w:fldChar w:fldCharType="begin"/>
-            </w:r>
-            <w:r>
-              <w:rPr>
-                <w:noProof/>
-                <w:webHidden/>
-              </w:rPr>
-              <w:instrText xml:space="preserve"> PAGEREF _Toc239598337 \h </w:instrText>
-            </w:r>
-            <w:r>
-              <w:rPr>
-                <w:noProof/>
-                <w:webHidden/>
-              </w:rPr>
-            </w:r>
-            <w:r>
-              <w:rPr>
-                <w:noProof/>
-                <w:webHidden/>
-              </w:rPr>
-              <w:fldChar w:fldCharType="separate"/>
-            </w:r>
-            <w:r>
-              <w:rPr>
-                <w:noProof/>
-                <w:webHidden/>
-              </w:rPr>
-              <w:t>21</w:t>
-            </w:r>
-            <w:r>
-              <w:rPr>
-                <w:noProof/>
-                <w:webHidden/>
-              </w:rPr>
-              <w:fldChar w:fldCharType="end"/>
-            </w:r>
-          </w:hyperlink>
-        </w:p>
-        <w:p>
-          <w:r>
-            <w:rPr>
-              <w:b/>
-              <w:bCs/>
-              <w:lang w:val="zh-CN"/>
-            </w:rPr>
-            <w:fldChar w:fldCharType="end"/>
-          </w:r>
-        </w:p>
-      </w:sdtContent>
-    </w:sdt>
     <w:p>
       <w:pPr>
         <w:sectPr>
@@ -5491,8 +574,103 @@
           <w:docGrid w:linePitch="360"/>
         </w:sectPr>
       </w:pPr>
+      <w:r>
+        <w:t>1 引言</w:t>
+        <w:tab/>
+        <w:t>1</w:t>
+        <w:br/>
+        <w:t>2 总体说明</w:t>
+        <w:tab/>
+        <w:t>1</w:t>
+        <w:br/>
+        <w:t>3 功能需求</w:t>
+        <w:tab/>
+        <w:t>2</w:t>
+        <w:br/>
+        <w:t>3.1 数字预案与事件处置闭环</w:t>
+        <w:tab/>
+        <w:t>2</w:t>
+        <w:br/>
+        <w:t>3.2 指挥态势、视频与定位联动</w:t>
+        <w:tab/>
+        <w:t>3</w:t>
+        <w:br/>
+        <w:t>3.3 演练、移动执行与值班物资闭环</w:t>
+        <w:tab/>
+        <w:t>5</w:t>
+        <w:br/>
+        <w:t>3.4 外部联动与中台业务适配</w:t>
+        <w:tab/>
+        <w:t>8</w:t>
+        <w:br/>
+        <w:t>3.5 非MVP、本期范围功能需求</w:t>
+        <w:tab/>
+        <w:t>9</w:t>
+      </w:r>
     </w:p>
-    <w:p/>
+    <w:p>
+      <w:pPr>
+        <w:jc val="center"/>
+      </w:pPr>
+      <w:r>
+        <w:t>目 录（续）</w:t>
+      </w:r>
+    </w:p>
+    <w:p>
+      <w:r>
+        <w:t>3.6 核心业务流程与异常路径</w:t>
+        <w:tab/>
+        <w:t>10</w:t>
+        <w:br/>
+        <w:t>3.7 核心状态模型</w:t>
+        <w:tab/>
+        <w:t>10</w:t>
+        <w:br/>
+        <w:t>4 外部接口需求</w:t>
+        <w:tab/>
+        <w:t>10</w:t>
+        <w:br/>
+        <w:t>5 数据需求</w:t>
+        <w:tab/>
+        <w:t>11</w:t>
+        <w:br/>
+        <w:t>5.1 核心数据对象</w:t>
+        <w:tab/>
+        <w:t>11</w:t>
+        <w:br/>
+        <w:t>5.2 核心实体字段字典</w:t>
+        <w:tab/>
+        <w:t>11</w:t>
+        <w:br/>
+        <w:t>5.3 数据质量与来源</w:t>
+        <w:tab/>
+        <w:t>12</w:t>
+        <w:br/>
+        <w:t>5.4 数据安全与审计</w:t>
+        <w:tab/>
+        <w:t>12</w:t>
+        <w:br/>
+        <w:t>6 非功能需求</w:t>
+        <w:tab/>
+        <w:t>12</w:t>
+        <w:br/>
+        <w:t>7 部署、交付与服务约束</w:t>
+        <w:tab/>
+        <w:t>13</w:t>
+        <w:br/>
+        <w:t>8 验收与追踪</w:t>
+        <w:tab/>
+        <w:t>14</w:t>
+        <w:br/>
+        <w:t>9 变更控制与待澄清事项</w:t>
+        <w:tab/>
+        <w:t>14</w:t>
+        <w:br/>
+        <w:t>10 G2规格化阶段补充业务规则</w:t>
+        <w:tab/>
+        <w:t>15</w:t>
+      </w:r>
+    </w:p>
     <w:p>
       <w:pPr>
         <w:pStyle w:val="1"/>
@@ -5780,7 +958,7 @@
     <w:p>
       <w:pPr/>
       <w:r>
-        <w:t>下表保留39条受控功能需求及既有验收标准。G2-R03补充的流程、状态、字段和量化要求仅深化需求语义；影响AC的细化项明确列为G2-R05的spec/RTM待同步项。</w:t>
+        <w:t>下表保留39条受控功能需求及既有验收标准。G2-R02已完成反向澄清裁决，G2-R03仅补充需求级流程、状态、字段和量化语义；本轮影响AC的可观察规则均标记为G2-R05对spec.md与RTM的待同步项。</w:t>
       </w:r>
     </w:p>
     <w:p>
@@ -12578,15 +7756,7 @@
         <w:pStyle w:val="2"/>
       </w:pPr>
       <w:r>
-        <w:t>5.3 数据质量与来源</w:t>
-      </w:r>
-    </w:p>
-    <w:p>
-      <w:pPr>
-        <w:pStyle w:val="2"/>
-      </w:pPr>
-      <w:r>
-        <w:t>5.2核心实体字段字典。表5-1为需求级语义字典，不是数据库ER或物理表设计。</w:t>
+        <w:t>5.2 核心实体字段字典。表 5-1 为需求级语义字典，不是数据库 ER 或物理表设计。</w:t>
       </w:r>
     </w:p>
     <w:p>
@@ -12596,6 +7766,1637 @@
       </w:pPr>
       <w:r>
         <w:t>表 5-1 核心实体字段字典</w:t>
+      </w:r>
+    </w:p>
+    <w:tbl>
+      <w:tblPr>
+        <w:tblW w:type="auto" w:w="0"/>
+        <w:tblLayout w:type="fixed"/>
+        <w:tblLook w:firstColumn="1" w:firstRow="1" w:lastColumn="0" w:lastRow="0" w:noHBand="0" w:noVBand="1" w:val="04A0"/>
+      </w:tblPr>
+      <w:tblGrid>
+        <w:gridCol w:w="1805"/>
+        <w:gridCol w:w="1805"/>
+        <w:gridCol w:w="1805"/>
+        <w:gridCol w:w="1805"/>
+        <w:gridCol w:w="1805"/>
+      </w:tblGrid>
+      <w:tr>
+        <w:trPr>
+          <w:tblHeader w:val="true"/>
+        </w:trPr>
+        <w:tc>
+          <w:tcPr>
+            <w:tcW w:type="dxa" w:w="1276"/>
+            <w:vAlign w:val="center"/>
+          </w:tcPr>
+          <w:p>
+            <w:pPr>
+              <w:spacing w:before="0" w:after="0" w:line="240" w:lineRule="auto"/>
+            </w:pPr>
+            <w:r>
+              <w:rPr>
+                <w:rFonts w:ascii="宋体" w:hAnsi="宋体" w:eastAsia="宋体"/>
+                <w:b/>
+                <w:sz w:val="15"/>
+              </w:rPr>
+              <w:t>实体</w:t>
+            </w:r>
+          </w:p>
+        </w:tc>
+        <w:tc>
+          <w:tcPr>
+            <w:tcW w:type="dxa" w:w="3090"/>
+            <w:vAlign w:val="center"/>
+          </w:tcPr>
+          <w:p>
+            <w:pPr>
+              <w:spacing w:before="0" w:after="0" w:line="240" w:lineRule="auto"/>
+            </w:pPr>
+            <w:r>
+              <w:rPr>
+                <w:rFonts w:ascii="宋体" w:hAnsi="宋体" w:eastAsia="宋体"/>
+                <w:b/>
+                <w:sz w:val="15"/>
+              </w:rPr>
+              <w:t>字段（业务类型/必填）</w:t>
+            </w:r>
+          </w:p>
+        </w:tc>
+        <w:tc>
+          <w:tcPr>
+            <w:tcW w:type="dxa" w:w="2636"/>
+            <w:vAlign w:val="center"/>
+          </w:tcPr>
+          <w:p>
+            <w:pPr>
+              <w:spacing w:before="0" w:after="0" w:line="240" w:lineRule="auto"/>
+            </w:pPr>
+            <w:r>
+              <w:rPr>
+                <w:rFonts w:ascii="宋体" w:hAnsi="宋体" w:eastAsia="宋体"/>
+                <w:b/>
+                <w:sz w:val="15"/>
+              </w:rPr>
+              <w:t>业务含义与约束</w:t>
+            </w:r>
+          </w:p>
+        </w:tc>
+        <w:tc>
+          <w:tcPr>
+            <w:tcW w:type="dxa" w:w="1361"/>
+            <w:vAlign w:val="center"/>
+          </w:tcPr>
+          <w:p>
+            <w:pPr>
+              <w:spacing w:before="0" w:after="0" w:line="240" w:lineRule="auto"/>
+            </w:pPr>
+            <w:r>
+              <w:rPr>
+                <w:rFonts w:ascii="宋体" w:hAnsi="宋体" w:eastAsia="宋体"/>
+                <w:b/>
+                <w:sz w:val="15"/>
+              </w:rPr>
+              <w:t>来源</w:t>
+            </w:r>
+          </w:p>
+        </w:tc>
+        <w:tc>
+          <w:tcPr>
+            <w:tcW w:type="dxa" w:w="1332"/>
+            <w:vAlign w:val="center"/>
+          </w:tcPr>
+          <w:p>
+            <w:pPr>
+              <w:spacing w:before="0" w:after="0" w:line="240" w:lineRule="auto"/>
+            </w:pPr>
+            <w:r>
+              <w:rPr>
+                <w:rFonts w:ascii="宋体" w:hAnsi="宋体" w:eastAsia="宋体"/>
+                <w:b/>
+                <w:sz w:val="15"/>
+              </w:rPr>
+              <w:t>关联</w:t>
+            </w:r>
+          </w:p>
+        </w:tc>
+      </w:tr>
+      <w:tr>
+        <w:tc>
+          <w:tcPr>
+            <w:tcW w:type="dxa" w:w="1276"/>
+            <w:vAlign w:val="center"/>
+          </w:tcPr>
+          <w:p>
+            <w:pPr>
+              <w:spacing w:before="0" w:after="0" w:line="240" w:lineRule="auto"/>
+            </w:pPr>
+            <w:r>
+              <w:rPr>
+                <w:rFonts w:ascii="宋体" w:hAnsi="宋体" w:eastAsia="宋体"/>
+                <w:b w:val="0"/>
+                <w:sz w:val="15"/>
+              </w:rPr>
+              <w:t>应急预案</w:t>
+            </w:r>
+          </w:p>
+        </w:tc>
+        <w:tc>
+          <w:tcPr>
+            <w:tcW w:type="dxa" w:w="3090"/>
+            <w:vAlign w:val="center"/>
+          </w:tcPr>
+          <w:p>
+            <w:pPr>
+              <w:spacing w:before="0" w:after="0" w:line="240" w:lineRule="auto"/>
+            </w:pPr>
+            <w:r>
+              <w:rPr>
+                <w:rFonts w:ascii="宋体" w:hAnsi="宋体" w:eastAsia="宋体"/>
+                <w:b w:val="0"/>
+                <w:sz w:val="15"/>
+              </w:rPr>
+              <w:t>planId String/是；名称 String/是；状态 Enum/是；适用场景 String/是</w:t>
+            </w:r>
+          </w:p>
+        </w:tc>
+        <w:tc>
+          <w:tcPr>
+            <w:tcW w:type="dxa" w:w="2636"/>
+            <w:vAlign w:val="center"/>
+          </w:tcPr>
+          <w:p>
+            <w:pPr>
+              <w:spacing w:before="0" w:after="0" w:line="240" w:lineRule="auto"/>
+            </w:pPr>
+            <w:r>
+              <w:rPr>
+                <w:rFonts w:ascii="宋体" w:hAnsi="宋体" w:eastAsia="宋体"/>
+                <w:b w:val="0"/>
+                <w:sz w:val="15"/>
+              </w:rPr>
+              <w:t>唯一标识、名称、草稿/已发布/停用和适用条件</w:t>
+            </w:r>
+          </w:p>
+        </w:tc>
+        <w:tc>
+          <w:tcPr>
+            <w:tcW w:type="dxa" w:w="1361"/>
+            <w:vAlign w:val="center"/>
+          </w:tcPr>
+          <w:p>
+            <w:pPr>
+              <w:spacing w:before="0" w:after="0" w:line="240" w:lineRule="auto"/>
+            </w:pPr>
+            <w:r>
+              <w:rPr>
+                <w:rFonts w:ascii="宋体" w:hAnsi="宋体" w:eastAsia="宋体"/>
+                <w:b w:val="0"/>
+                <w:sz w:val="15"/>
+              </w:rPr>
+              <w:t>G2-FR-001—003</w:t>
+            </w:r>
+          </w:p>
+        </w:tc>
+        <w:tc>
+          <w:tcPr>
+            <w:tcW w:type="dxa" w:w="1332"/>
+            <w:vAlign w:val="center"/>
+          </w:tcPr>
+          <w:p>
+            <w:pPr>
+              <w:spacing w:before="0" w:after="0" w:line="240" w:lineRule="auto"/>
+            </w:pPr>
+            <w:r>
+              <w:rPr>
+                <w:rFonts w:ascii="宋体" w:hAnsi="宋体" w:eastAsia="宋体"/>
+                <w:b w:val="0"/>
+                <w:sz w:val="15"/>
+              </w:rPr>
+              <w:t>版本、模板、事件</w:t>
+            </w:r>
+          </w:p>
+        </w:tc>
+      </w:tr>
+      <w:tr>
+        <w:tc>
+          <w:tcPr>
+            <w:tcW w:type="dxa" w:w="1276"/>
+            <w:vAlign w:val="center"/>
+          </w:tcPr>
+          <w:p>
+            <w:pPr>
+              <w:spacing w:before="0" w:after="0" w:line="240" w:lineRule="auto"/>
+            </w:pPr>
+            <w:r>
+              <w:rPr>
+                <w:rFonts w:ascii="宋体" w:hAnsi="宋体" w:eastAsia="宋体"/>
+                <w:b w:val="0"/>
+                <w:sz w:val="15"/>
+              </w:rPr>
+              <w:t>预案版本</w:t>
+            </w:r>
+          </w:p>
+        </w:tc>
+        <w:tc>
+          <w:tcPr>
+            <w:tcW w:type="dxa" w:w="3090"/>
+            <w:vAlign w:val="center"/>
+          </w:tcPr>
+          <w:p>
+            <w:pPr>
+              <w:spacing w:before="0" w:after="0" w:line="240" w:lineRule="auto"/>
+            </w:pPr>
+            <w:r>
+              <w:rPr>
+                <w:rFonts w:ascii="宋体" w:hAnsi="宋体" w:eastAsia="宋体"/>
+                <w:b w:val="0"/>
+                <w:sz w:val="15"/>
+              </w:rPr>
+              <w:t>versionId String/是；版本号 String/是；生效状态 Enum/是</w:t>
+            </w:r>
+          </w:p>
+        </w:tc>
+        <w:tc>
+          <w:tcPr>
+            <w:tcW w:type="dxa" w:w="2636"/>
+            <w:vAlign w:val="center"/>
+          </w:tcPr>
+          <w:p>
+            <w:pPr>
+              <w:spacing w:before="0" w:after="0" w:line="240" w:lineRule="auto"/>
+            </w:pPr>
+            <w:r>
+              <w:rPr>
+                <w:rFonts w:ascii="宋体" w:hAnsi="宋体" w:eastAsia="宋体"/>
+                <w:b w:val="0"/>
+                <w:sz w:val="15"/>
+              </w:rPr>
+              <w:t>版本可追溯，发布后作为启动依据</w:t>
+            </w:r>
+          </w:p>
+        </w:tc>
+        <w:tc>
+          <w:tcPr>
+            <w:tcW w:type="dxa" w:w="1361"/>
+            <w:vAlign w:val="center"/>
+          </w:tcPr>
+          <w:p>
+            <w:pPr>
+              <w:spacing w:before="0" w:after="0" w:line="240" w:lineRule="auto"/>
+            </w:pPr>
+            <w:r>
+              <w:rPr>
+                <w:rFonts w:ascii="宋体" w:hAnsi="宋体" w:eastAsia="宋体"/>
+                <w:b w:val="0"/>
+                <w:sz w:val="15"/>
+              </w:rPr>
+              <w:t>G2-FR-001</w:t>
+            </w:r>
+          </w:p>
+        </w:tc>
+        <w:tc>
+          <w:tcPr>
+            <w:tcW w:type="dxa" w:w="1332"/>
+            <w:vAlign w:val="center"/>
+          </w:tcPr>
+          <w:p>
+            <w:pPr>
+              <w:spacing w:before="0" w:after="0" w:line="240" w:lineRule="auto"/>
+            </w:pPr>
+            <w:r>
+              <w:rPr>
+                <w:rFonts w:ascii="宋体" w:hAnsi="宋体" w:eastAsia="宋体"/>
+                <w:b w:val="0"/>
+                <w:sz w:val="15"/>
+              </w:rPr>
+              <w:t>预案、模板</w:t>
+            </w:r>
+          </w:p>
+        </w:tc>
+      </w:tr>
+      <w:tr>
+        <w:tc>
+          <w:tcPr>
+            <w:tcW w:type="dxa" w:w="1276"/>
+            <w:vAlign w:val="center"/>
+          </w:tcPr>
+          <w:p>
+            <w:pPr>
+              <w:spacing w:before="0" w:after="0" w:line="240" w:lineRule="auto"/>
+            </w:pPr>
+            <w:r>
+              <w:rPr>
+                <w:rFonts w:ascii="宋体" w:hAnsi="宋体" w:eastAsia="宋体"/>
+                <w:b w:val="0"/>
+                <w:sz w:val="15"/>
+              </w:rPr>
+              <w:t>预案任务模板</w:t>
+            </w:r>
+          </w:p>
+        </w:tc>
+        <w:tc>
+          <w:tcPr>
+            <w:tcW w:type="dxa" w:w="3090"/>
+            <w:vAlign w:val="center"/>
+          </w:tcPr>
+          <w:p>
+            <w:pPr>
+              <w:spacing w:before="0" w:after="0" w:line="240" w:lineRule="auto"/>
+            </w:pPr>
+            <w:r>
+              <w:rPr>
+                <w:rFonts w:ascii="宋体" w:hAnsi="宋体" w:eastAsia="宋体"/>
+                <w:b w:val="0"/>
+                <w:sz w:val="15"/>
+              </w:rPr>
+              <w:t>templateId String/是；任务名称 String/是；责任组 String/是；时限 Duration/是</w:t>
+            </w:r>
+          </w:p>
+        </w:tc>
+        <w:tc>
+          <w:tcPr>
+            <w:tcW w:type="dxa" w:w="2636"/>
+            <w:vAlign w:val="center"/>
+          </w:tcPr>
+          <w:p>
+            <w:pPr>
+              <w:spacing w:before="0" w:after="0" w:line="240" w:lineRule="auto"/>
+            </w:pPr>
+            <w:r>
+              <w:rPr>
+                <w:rFonts w:ascii="宋体" w:hAnsi="宋体" w:eastAsia="宋体"/>
+                <w:b w:val="0"/>
+                <w:sz w:val="15"/>
+              </w:rPr>
+              <w:t>启动时生成任务；缺关键关系不得发布</w:t>
+            </w:r>
+          </w:p>
+        </w:tc>
+        <w:tc>
+          <w:tcPr>
+            <w:tcW w:type="dxa" w:w="1361"/>
+            <w:vAlign w:val="center"/>
+          </w:tcPr>
+          <w:p>
+            <w:pPr>
+              <w:spacing w:before="0" w:after="0" w:line="240" w:lineRule="auto"/>
+            </w:pPr>
+            <w:r>
+              <w:rPr>
+                <w:rFonts w:ascii="宋体" w:hAnsi="宋体" w:eastAsia="宋体"/>
+                <w:b w:val="0"/>
+                <w:sz w:val="15"/>
+              </w:rPr>
+              <w:t>G2-FR-002、003</w:t>
+            </w:r>
+          </w:p>
+        </w:tc>
+        <w:tc>
+          <w:tcPr>
+            <w:tcW w:type="dxa" w:w="1332"/>
+            <w:vAlign w:val="center"/>
+          </w:tcPr>
+          <w:p>
+            <w:pPr>
+              <w:spacing w:before="0" w:after="0" w:line="240" w:lineRule="auto"/>
+            </w:pPr>
+            <w:r>
+              <w:rPr>
+                <w:rFonts w:ascii="宋体" w:hAnsi="宋体" w:eastAsia="宋体"/>
+                <w:b w:val="0"/>
+                <w:sz w:val="15"/>
+              </w:rPr>
+              <w:t>版本、任务</w:t>
+            </w:r>
+          </w:p>
+        </w:tc>
+      </w:tr>
+      <w:tr>
+        <w:tc>
+          <w:tcPr>
+            <w:tcW w:type="dxa" w:w="1276"/>
+            <w:vAlign w:val="center"/>
+          </w:tcPr>
+          <w:p>
+            <w:pPr>
+              <w:spacing w:before="0" w:after="0" w:line="240" w:lineRule="auto"/>
+            </w:pPr>
+            <w:r>
+              <w:rPr>
+                <w:rFonts w:ascii="宋体" w:hAnsi="宋体" w:eastAsia="宋体"/>
+                <w:b w:val="0"/>
+                <w:sz w:val="15"/>
+              </w:rPr>
+              <w:t>应急事件</w:t>
+            </w:r>
+          </w:p>
+        </w:tc>
+        <w:tc>
+          <w:tcPr>
+            <w:tcW w:type="dxa" w:w="3090"/>
+            <w:vAlign w:val="center"/>
+          </w:tcPr>
+          <w:p>
+            <w:pPr>
+              <w:spacing w:before="0" w:after="0" w:line="240" w:lineRule="auto"/>
+            </w:pPr>
+            <w:r>
+              <w:rPr>
+                <w:rFonts w:ascii="宋体" w:hAnsi="宋体" w:eastAsia="宋体"/>
+                <w:b w:val="0"/>
+                <w:sz w:val="15"/>
+              </w:rPr>
+              <w:t>incidentId String/是；类型 Enum/是；状态 Enum/是；发生时间 DateTime/是</w:t>
+            </w:r>
+          </w:p>
+        </w:tc>
+        <w:tc>
+          <w:tcPr>
+            <w:tcW w:type="dxa" w:w="2636"/>
+            <w:vAlign w:val="center"/>
+          </w:tcPr>
+          <w:p>
+            <w:pPr>
+              <w:spacing w:before="0" w:after="0" w:line="240" w:lineRule="auto"/>
+            </w:pPr>
+            <w:r>
+              <w:rPr>
+                <w:rFonts w:ascii="宋体" w:hAnsi="宋体" w:eastAsia="宋体"/>
+                <w:b w:val="0"/>
+                <w:sz w:val="15"/>
+              </w:rPr>
+              <w:t>唯一事件；含待核实/核实超时/处置/关闭状态</w:t>
+            </w:r>
+          </w:p>
+        </w:tc>
+        <w:tc>
+          <w:tcPr>
+            <w:tcW w:type="dxa" w:w="1361"/>
+            <w:vAlign w:val="center"/>
+          </w:tcPr>
+          <w:p>
+            <w:pPr>
+              <w:spacing w:before="0" w:after="0" w:line="240" w:lineRule="auto"/>
+            </w:pPr>
+            <w:r>
+              <w:rPr>
+                <w:rFonts w:ascii="宋体" w:hAnsi="宋体" w:eastAsia="宋体"/>
+                <w:b w:val="0"/>
+                <w:sz w:val="15"/>
+              </w:rPr>
+              <w:t>G2-FR-013—016</w:t>
+            </w:r>
+          </w:p>
+        </w:tc>
+        <w:tc>
+          <w:tcPr>
+            <w:tcW w:type="dxa" w:w="1332"/>
+            <w:vAlign w:val="center"/>
+          </w:tcPr>
+          <w:p>
+            <w:pPr>
+              <w:spacing w:before="0" w:after="0" w:line="240" w:lineRule="auto"/>
+            </w:pPr>
+            <w:r>
+              <w:rPr>
+                <w:rFonts w:ascii="宋体" w:hAnsi="宋体" w:eastAsia="宋体"/>
+                <w:b w:val="0"/>
+                <w:sz w:val="15"/>
+              </w:rPr>
+              <w:t>续报、任务、附件</w:t>
+            </w:r>
+          </w:p>
+        </w:tc>
+      </w:tr>
+      <w:tr>
+        <w:tc>
+          <w:tcPr>
+            <w:tcW w:type="dxa" w:w="1276"/>
+            <w:vAlign w:val="center"/>
+          </w:tcPr>
+          <w:p>
+            <w:pPr>
+              <w:spacing w:before="0" w:after="0" w:line="240" w:lineRule="auto"/>
+            </w:pPr>
+            <w:r>
+              <w:rPr>
+                <w:rFonts w:ascii="宋体" w:hAnsi="宋体" w:eastAsia="宋体"/>
+                <w:b w:val="0"/>
+                <w:sz w:val="15"/>
+              </w:rPr>
+              <w:t>事件续报</w:t>
+            </w:r>
+          </w:p>
+        </w:tc>
+        <w:tc>
+          <w:tcPr>
+            <w:tcW w:type="dxa" w:w="3090"/>
+            <w:vAlign w:val="center"/>
+          </w:tcPr>
+          <w:p>
+            <w:pPr>
+              <w:spacing w:before="0" w:after="0" w:line="240" w:lineRule="auto"/>
+            </w:pPr>
+            <w:r>
+              <w:rPr>
+                <w:rFonts w:ascii="宋体" w:hAnsi="宋体" w:eastAsia="宋体"/>
+                <w:b w:val="0"/>
+                <w:sz w:val="15"/>
+              </w:rPr>
+              <w:t>updateId String/是；业务时间 DateTime/是；接收时间 DateTime/是；内容 Text/是</w:t>
+            </w:r>
+          </w:p>
+        </w:tc>
+        <w:tc>
+          <w:tcPr>
+            <w:tcW w:type="dxa" w:w="2636"/>
+            <w:vAlign w:val="center"/>
+          </w:tcPr>
+          <w:p>
+            <w:pPr>
+              <w:spacing w:before="0" w:after="0" w:line="240" w:lineRule="auto"/>
+            </w:pPr>
+            <w:r>
+              <w:rPr>
+                <w:rFonts w:ascii="宋体" w:hAnsi="宋体" w:eastAsia="宋体"/>
+                <w:b w:val="0"/>
+                <w:sz w:val="15"/>
+              </w:rPr>
+              <w:t>迟到数据标记且不覆盖历史</w:t>
+            </w:r>
+          </w:p>
+        </w:tc>
+        <w:tc>
+          <w:tcPr>
+            <w:tcW w:type="dxa" w:w="1361"/>
+            <w:vAlign w:val="center"/>
+          </w:tcPr>
+          <w:p>
+            <w:pPr>
+              <w:spacing w:before="0" w:after="0" w:line="240" w:lineRule="auto"/>
+            </w:pPr>
+            <w:r>
+              <w:rPr>
+                <w:rFonts w:ascii="宋体" w:hAnsi="宋体" w:eastAsia="宋体"/>
+                <w:b w:val="0"/>
+                <w:sz w:val="15"/>
+              </w:rPr>
+              <w:t>G2-RCLR-001、004</w:t>
+            </w:r>
+          </w:p>
+        </w:tc>
+        <w:tc>
+          <w:tcPr>
+            <w:tcW w:type="dxa" w:w="1332"/>
+            <w:vAlign w:val="center"/>
+          </w:tcPr>
+          <w:p>
+            <w:pPr>
+              <w:spacing w:before="0" w:after="0" w:line="240" w:lineRule="auto"/>
+            </w:pPr>
+            <w:r>
+              <w:rPr>
+                <w:rFonts w:ascii="宋体" w:hAnsi="宋体" w:eastAsia="宋体"/>
+                <w:b w:val="0"/>
+                <w:sz w:val="15"/>
+              </w:rPr>
+              <w:t>事件</w:t>
+            </w:r>
+          </w:p>
+        </w:tc>
+      </w:tr>
+      <w:tr>
+        <w:tc>
+          <w:tcPr>
+            <w:tcW w:type="dxa" w:w="1276"/>
+            <w:vAlign w:val="center"/>
+          </w:tcPr>
+          <w:p>
+            <w:pPr>
+              <w:spacing w:before="0" w:after="0" w:line="240" w:lineRule="auto"/>
+            </w:pPr>
+            <w:r>
+              <w:rPr>
+                <w:rFonts w:ascii="宋体" w:hAnsi="宋体" w:eastAsia="宋体"/>
+                <w:b w:val="0"/>
+                <w:sz w:val="15"/>
+              </w:rPr>
+              <w:t>处置任务</w:t>
+            </w:r>
+          </w:p>
+        </w:tc>
+        <w:tc>
+          <w:tcPr>
+            <w:tcW w:type="dxa" w:w="3090"/>
+            <w:vAlign w:val="center"/>
+          </w:tcPr>
+          <w:p>
+            <w:pPr>
+              <w:spacing w:before="0" w:after="0" w:line="240" w:lineRule="auto"/>
+            </w:pPr>
+            <w:r>
+              <w:rPr>
+                <w:rFonts w:ascii="宋体" w:hAnsi="宋体" w:eastAsia="宋体"/>
+                <w:b w:val="0"/>
+                <w:sz w:val="15"/>
+              </w:rPr>
+              <w:t>taskId String/是；当前责任人 String/是；状态 Enum/是；截止时间 DateTime/是</w:t>
+            </w:r>
+          </w:p>
+        </w:tc>
+        <w:tc>
+          <w:tcPr>
+            <w:tcW w:type="dxa" w:w="2636"/>
+            <w:vAlign w:val="center"/>
+          </w:tcPr>
+          <w:p>
+            <w:pPr>
+              <w:spacing w:before="0" w:after="0" w:line="240" w:lineRule="auto"/>
+            </w:pPr>
+            <w:r>
+              <w:rPr>
+                <w:rFonts w:ascii="宋体" w:hAnsi="宋体" w:eastAsia="宋体"/>
+                <w:b w:val="0"/>
+                <w:sz w:val="15"/>
+              </w:rPr>
+              <w:t>重指派保留历史，改期显式审计</w:t>
+            </w:r>
+          </w:p>
+        </w:tc>
+        <w:tc>
+          <w:tcPr>
+            <w:tcW w:type="dxa" w:w="1361"/>
+            <w:vAlign w:val="center"/>
+          </w:tcPr>
+          <w:p>
+            <w:pPr>
+              <w:spacing w:before="0" w:after="0" w:line="240" w:lineRule="auto"/>
+            </w:pPr>
+            <w:r>
+              <w:rPr>
+                <w:rFonts w:ascii="宋体" w:hAnsi="宋体" w:eastAsia="宋体"/>
+                <w:b w:val="0"/>
+                <w:sz w:val="15"/>
+              </w:rPr>
+              <w:t>G2-FR-015、G2-RCLR-003</w:t>
+            </w:r>
+          </w:p>
+        </w:tc>
+        <w:tc>
+          <w:tcPr>
+            <w:tcW w:type="dxa" w:w="1332"/>
+            <w:vAlign w:val="center"/>
+          </w:tcPr>
+          <w:p>
+            <w:pPr>
+              <w:spacing w:before="0" w:after="0" w:line="240" w:lineRule="auto"/>
+            </w:pPr>
+            <w:r>
+              <w:rPr>
+                <w:rFonts w:ascii="宋体" w:hAnsi="宋体" w:eastAsia="宋体"/>
+                <w:b w:val="0"/>
+                <w:sz w:val="15"/>
+              </w:rPr>
+              <w:t>事件、反馈</w:t>
+            </w:r>
+          </w:p>
+        </w:tc>
+      </w:tr>
+      <w:tr>
+        <w:tc>
+          <w:tcPr>
+            <w:tcW w:type="dxa" w:w="1276"/>
+            <w:vAlign w:val="center"/>
+          </w:tcPr>
+          <w:p>
+            <w:pPr>
+              <w:spacing w:before="0" w:after="0" w:line="240" w:lineRule="auto"/>
+            </w:pPr>
+            <w:r>
+              <w:rPr>
+                <w:rFonts w:ascii="宋体" w:hAnsi="宋体" w:eastAsia="宋体"/>
+                <w:b w:val="0"/>
+                <w:sz w:val="15"/>
+              </w:rPr>
+              <w:t>任务反馈</w:t>
+            </w:r>
+          </w:p>
+        </w:tc>
+        <w:tc>
+          <w:tcPr>
+            <w:tcW w:type="dxa" w:w="3090"/>
+            <w:vAlign w:val="center"/>
+          </w:tcPr>
+          <w:p>
+            <w:pPr>
+              <w:spacing w:before="0" w:after="0" w:line="240" w:lineRule="auto"/>
+            </w:pPr>
+            <w:r>
+              <w:rPr>
+                <w:rFonts w:ascii="宋体" w:hAnsi="宋体" w:eastAsia="宋体"/>
+                <w:b w:val="0"/>
+                <w:sz w:val="15"/>
+              </w:rPr>
+              <w:t>feedbackId String/是；内容 Text/是；反馈时间 DateTime/是</w:t>
+            </w:r>
+          </w:p>
+        </w:tc>
+        <w:tc>
+          <w:tcPr>
+            <w:tcW w:type="dxa" w:w="2636"/>
+            <w:vAlign w:val="center"/>
+          </w:tcPr>
+          <w:p>
+            <w:pPr>
+              <w:spacing w:before="0" w:after="0" w:line="240" w:lineRule="auto"/>
+            </w:pPr>
+            <w:r>
+              <w:rPr>
+                <w:rFonts w:ascii="宋体" w:hAnsi="宋体" w:eastAsia="宋体"/>
+                <w:b w:val="0"/>
+                <w:sz w:val="15"/>
+              </w:rPr>
+              <w:t>接收、反馈、催办和完成证据</w:t>
+            </w:r>
+          </w:p>
+        </w:tc>
+        <w:tc>
+          <w:tcPr>
+            <w:tcW w:type="dxa" w:w="1361"/>
+            <w:vAlign w:val="center"/>
+          </w:tcPr>
+          <w:p>
+            <w:pPr>
+              <w:spacing w:before="0" w:after="0" w:line="240" w:lineRule="auto"/>
+            </w:pPr>
+            <w:r>
+              <w:rPr>
+                <w:rFonts w:ascii="宋体" w:hAnsi="宋体" w:eastAsia="宋体"/>
+                <w:b w:val="0"/>
+                <w:sz w:val="15"/>
+              </w:rPr>
+              <w:t>G2-FR-015</w:t>
+            </w:r>
+          </w:p>
+        </w:tc>
+        <w:tc>
+          <w:tcPr>
+            <w:tcW w:type="dxa" w:w="1332"/>
+            <w:vAlign w:val="center"/>
+          </w:tcPr>
+          <w:p>
+            <w:pPr>
+              <w:spacing w:before="0" w:after="0" w:line="240" w:lineRule="auto"/>
+            </w:pPr>
+            <w:r>
+              <w:rPr>
+                <w:rFonts w:ascii="宋体" w:hAnsi="宋体" w:eastAsia="宋体"/>
+                <w:b w:val="0"/>
+                <w:sz w:val="15"/>
+              </w:rPr>
+              <w:t>任务</w:t>
+            </w:r>
+          </w:p>
+        </w:tc>
+      </w:tr>
+      <w:tr>
+        <w:tc>
+          <w:tcPr>
+            <w:tcW w:type="dxa" w:w="1276"/>
+            <w:vAlign w:val="center"/>
+          </w:tcPr>
+          <w:p>
+            <w:pPr>
+              <w:spacing w:before="0" w:after="0" w:line="240" w:lineRule="auto"/>
+            </w:pPr>
+            <w:r>
+              <w:rPr>
+                <w:rFonts w:ascii="宋体" w:hAnsi="宋体" w:eastAsia="宋体"/>
+                <w:b w:val="0"/>
+                <w:sz w:val="15"/>
+              </w:rPr>
+              <w:t>人员/值班</w:t>
+            </w:r>
+          </w:p>
+        </w:tc>
+        <w:tc>
+          <w:tcPr>
+            <w:tcW w:type="dxa" w:w="3090"/>
+            <w:vAlign w:val="center"/>
+          </w:tcPr>
+          <w:p>
+            <w:pPr>
+              <w:spacing w:before="0" w:after="0" w:line="240" w:lineRule="auto"/>
+            </w:pPr>
+            <w:r>
+              <w:rPr>
+                <w:rFonts w:ascii="宋体" w:hAnsi="宋体" w:eastAsia="宋体"/>
+                <w:b w:val="0"/>
+                <w:sz w:val="15"/>
+              </w:rPr>
+              <w:t>personId String/是；职责 Enum/是；值班时段 TimeRange/否</w:t>
+            </w:r>
+          </w:p>
+        </w:tc>
+        <w:tc>
+          <w:tcPr>
+            <w:tcW w:type="dxa" w:w="2636"/>
+            <w:vAlign w:val="center"/>
+          </w:tcPr>
+          <w:p>
+            <w:pPr>
+              <w:spacing w:before="0" w:after="0" w:line="240" w:lineRule="auto"/>
+            </w:pPr>
+            <w:r>
+              <w:rPr>
+                <w:rFonts w:ascii="宋体" w:hAnsi="宋体" w:eastAsia="宋体"/>
+                <w:b w:val="0"/>
+                <w:sz w:val="15"/>
+              </w:rPr>
+              <w:t>人员、职责与当前值班关联</w:t>
+            </w:r>
+          </w:p>
+        </w:tc>
+        <w:tc>
+          <w:tcPr>
+            <w:tcW w:type="dxa" w:w="1361"/>
+            <w:vAlign w:val="center"/>
+          </w:tcPr>
+          <w:p>
+            <w:pPr>
+              <w:spacing w:before="0" w:after="0" w:line="240" w:lineRule="auto"/>
+            </w:pPr>
+            <w:r>
+              <w:rPr>
+                <w:rFonts w:ascii="宋体" w:hAnsi="宋体" w:eastAsia="宋体"/>
+                <w:b w:val="0"/>
+                <w:sz w:val="15"/>
+              </w:rPr>
+              <w:t>G2-FR-017、018</w:t>
+            </w:r>
+          </w:p>
+        </w:tc>
+        <w:tc>
+          <w:tcPr>
+            <w:tcW w:type="dxa" w:w="1332"/>
+            <w:vAlign w:val="center"/>
+          </w:tcPr>
+          <w:p>
+            <w:pPr>
+              <w:spacing w:before="0" w:after="0" w:line="240" w:lineRule="auto"/>
+            </w:pPr>
+            <w:r>
+              <w:rPr>
+                <w:rFonts w:ascii="宋体" w:hAnsi="宋体" w:eastAsia="宋体"/>
+                <w:b w:val="0"/>
+                <w:sz w:val="15"/>
+              </w:rPr>
+              <w:t>任务、位置</w:t>
+            </w:r>
+          </w:p>
+        </w:tc>
+      </w:tr>
+      <w:tr>
+        <w:tc>
+          <w:tcPr>
+            <w:tcW w:type="dxa" w:w="1276"/>
+            <w:vAlign w:val="center"/>
+          </w:tcPr>
+          <w:p>
+            <w:pPr>
+              <w:spacing w:before="0" w:after="0" w:line="240" w:lineRule="auto"/>
+            </w:pPr>
+            <w:r>
+              <w:rPr>
+                <w:rFonts w:ascii="宋体" w:hAnsi="宋体" w:eastAsia="宋体"/>
+                <w:b w:val="0"/>
+                <w:sz w:val="15"/>
+              </w:rPr>
+              <w:t>位置状态</w:t>
+            </w:r>
+          </w:p>
+        </w:tc>
+        <w:tc>
+          <w:tcPr>
+            <w:tcW w:type="dxa" w:w="3090"/>
+            <w:vAlign w:val="center"/>
+          </w:tcPr>
+          <w:p>
+            <w:pPr>
+              <w:spacing w:before="0" w:after="0" w:line="240" w:lineRule="auto"/>
+            </w:pPr>
+            <w:r>
+              <w:rPr>
+                <w:rFonts w:ascii="宋体" w:hAnsi="宋体" w:eastAsia="宋体"/>
+                <w:b w:val="0"/>
+                <w:sz w:val="15"/>
+              </w:rPr>
+              <w:t>personId String/是；坐标 Location/是；源时间 DateTime/是；新鲜度 Enum/是</w:t>
+            </w:r>
+          </w:p>
+        </w:tc>
+        <w:tc>
+          <w:tcPr>
+            <w:tcW w:type="dxa" w:w="2636"/>
+            <w:vAlign w:val="center"/>
+          </w:tcPr>
+          <w:p>
+            <w:pPr>
+              <w:spacing w:before="0" w:after="0" w:line="240" w:lineRule="auto"/>
+            </w:pPr>
+            <w:r>
+              <w:rPr>
+                <w:rFonts w:ascii="宋体" w:hAnsi="宋体" w:eastAsia="宋体"/>
+                <w:b w:val="0"/>
+                <w:sz w:val="15"/>
+              </w:rPr>
+              <w:t>过期阈值可配置，过期禁自动调派</w:t>
+            </w:r>
+          </w:p>
+        </w:tc>
+        <w:tc>
+          <w:tcPr>
+            <w:tcW w:type="dxa" w:w="1361"/>
+            <w:vAlign w:val="center"/>
+          </w:tcPr>
+          <w:p>
+            <w:pPr>
+              <w:spacing w:before="0" w:after="0" w:line="240" w:lineRule="auto"/>
+            </w:pPr>
+            <w:r>
+              <w:rPr>
+                <w:rFonts w:ascii="宋体" w:hAnsi="宋体" w:eastAsia="宋体"/>
+                <w:b w:val="0"/>
+                <w:sz w:val="15"/>
+              </w:rPr>
+              <w:t>G2-FR-005、G2-RCLR-009</w:t>
+            </w:r>
+          </w:p>
+        </w:tc>
+        <w:tc>
+          <w:tcPr>
+            <w:tcW w:type="dxa" w:w="1332"/>
+            <w:vAlign w:val="center"/>
+          </w:tcPr>
+          <w:p>
+            <w:pPr>
+              <w:spacing w:before="0" w:after="0" w:line="240" w:lineRule="auto"/>
+            </w:pPr>
+            <w:r>
+              <w:rPr>
+                <w:rFonts w:ascii="宋体" w:hAnsi="宋体" w:eastAsia="宋体"/>
+                <w:b w:val="0"/>
+                <w:sz w:val="15"/>
+              </w:rPr>
+              <w:t>人员、事件</w:t>
+            </w:r>
+          </w:p>
+        </w:tc>
+      </w:tr>
+      <w:tr>
+        <w:tc>
+          <w:tcPr>
+            <w:tcW w:type="dxa" w:w="1276"/>
+            <w:vAlign w:val="center"/>
+          </w:tcPr>
+          <w:p>
+            <w:pPr>
+              <w:spacing w:before="0" w:after="0" w:line="240" w:lineRule="auto"/>
+            </w:pPr>
+            <w:r>
+              <w:rPr>
+                <w:rFonts w:ascii="宋体" w:hAnsi="宋体" w:eastAsia="宋体"/>
+                <w:b w:val="0"/>
+                <w:sz w:val="15"/>
+              </w:rPr>
+              <w:t>物资站点/条目</w:t>
+            </w:r>
+          </w:p>
+        </w:tc>
+        <w:tc>
+          <w:tcPr>
+            <w:tcW w:type="dxa" w:w="3090"/>
+            <w:vAlign w:val="center"/>
+          </w:tcPr>
+          <w:p>
+            <w:pPr>
+              <w:spacing w:before="0" w:after="0" w:line="240" w:lineRule="auto"/>
+            </w:pPr>
+            <w:r>
+              <w:rPr>
+                <w:rFonts w:ascii="宋体" w:hAnsi="宋体" w:eastAsia="宋体"/>
+                <w:b w:val="0"/>
+                <w:sz w:val="15"/>
+              </w:rPr>
+              <w:t>siteId String/是；itemId String/是；数量 Decimal/是；有效期 Date/否</w:t>
+            </w:r>
+          </w:p>
+        </w:tc>
+        <w:tc>
+          <w:tcPr>
+            <w:tcW w:type="dxa" w:w="2636"/>
+            <w:vAlign w:val="center"/>
+          </w:tcPr>
+          <w:p>
+            <w:pPr>
+              <w:spacing w:before="0" w:after="0" w:line="240" w:lineRule="auto"/>
+            </w:pPr>
+            <w:r>
+              <w:rPr>
+                <w:rFonts w:ascii="宋体" w:hAnsi="宋体" w:eastAsia="宋体"/>
+                <w:b w:val="0"/>
+                <w:sz w:val="15"/>
+              </w:rPr>
+              <w:t>台账、站点与临期状态</w:t>
+            </w:r>
+          </w:p>
+        </w:tc>
+        <w:tc>
+          <w:tcPr>
+            <w:tcW w:type="dxa" w:w="1361"/>
+            <w:vAlign w:val="center"/>
+          </w:tcPr>
+          <w:p>
+            <w:pPr>
+              <w:spacing w:before="0" w:after="0" w:line="240" w:lineRule="auto"/>
+            </w:pPr>
+            <w:r>
+              <w:rPr>
+                <w:rFonts w:ascii="宋体" w:hAnsi="宋体" w:eastAsia="宋体"/>
+                <w:b w:val="0"/>
+                <w:sz w:val="15"/>
+              </w:rPr>
+              <w:t>G2-FR-007—009</w:t>
+            </w:r>
+          </w:p>
+        </w:tc>
+        <w:tc>
+          <w:tcPr>
+            <w:tcW w:type="dxa" w:w="1332"/>
+            <w:vAlign w:val="center"/>
+          </w:tcPr>
+          <w:p>
+            <w:pPr>
+              <w:spacing w:before="0" w:after="0" w:line="240" w:lineRule="auto"/>
+            </w:pPr>
+            <w:r>
+              <w:rPr>
+                <w:rFonts w:ascii="宋体" w:hAnsi="宋体" w:eastAsia="宋体"/>
+                <w:b w:val="0"/>
+                <w:sz w:val="15"/>
+              </w:rPr>
+              <w:t>盘点</w:t>
+            </w:r>
+          </w:p>
+        </w:tc>
+      </w:tr>
+      <w:tr>
+        <w:tc>
+          <w:tcPr>
+            <w:tcW w:type="dxa" w:w="1276"/>
+            <w:vAlign w:val="center"/>
+          </w:tcPr>
+          <w:p>
+            <w:pPr>
+              <w:spacing w:before="0" w:after="0" w:line="240" w:lineRule="auto"/>
+            </w:pPr>
+            <w:r>
+              <w:rPr>
+                <w:rFonts w:ascii="宋体" w:hAnsi="宋体" w:eastAsia="宋体"/>
+                <w:b w:val="0"/>
+                <w:sz w:val="15"/>
+              </w:rPr>
+              <w:t>盘点计划/快照/记录</w:t>
+            </w:r>
+          </w:p>
+        </w:tc>
+        <w:tc>
+          <w:tcPr>
+            <w:tcW w:type="dxa" w:w="3090"/>
+            <w:vAlign w:val="center"/>
+          </w:tcPr>
+          <w:p>
+            <w:pPr>
+              <w:spacing w:before="0" w:after="0" w:line="240" w:lineRule="auto"/>
+            </w:pPr>
+            <w:r>
+              <w:rPr>
+                <w:rFonts w:ascii="宋体" w:hAnsi="宋体" w:eastAsia="宋体"/>
+                <w:b w:val="0"/>
+                <w:sz w:val="15"/>
+              </w:rPr>
+              <w:t>planId String/是；快照数量 Decimal/是；实盘数量 Decimal/否；复核状态 Enum/是</w:t>
+            </w:r>
+          </w:p>
+        </w:tc>
+        <w:tc>
+          <w:tcPr>
+            <w:tcW w:type="dxa" w:w="2636"/>
+            <w:vAlign w:val="center"/>
+          </w:tcPr>
+          <w:p>
+            <w:pPr>
+              <w:spacing w:before="0" w:after="0" w:line="240" w:lineRule="auto"/>
+            </w:pPr>
+            <w:r>
+              <w:rPr>
+                <w:rFonts w:ascii="宋体" w:hAnsi="宋体" w:eastAsia="宋体"/>
+                <w:b w:val="0"/>
+                <w:sz w:val="15"/>
+              </w:rPr>
+              <w:t>快照为比对基准，期间变动单独记录</w:t>
+            </w:r>
+          </w:p>
+        </w:tc>
+        <w:tc>
+          <w:tcPr>
+            <w:tcW w:type="dxa" w:w="1361"/>
+            <w:vAlign w:val="center"/>
+          </w:tcPr>
+          <w:p>
+            <w:pPr>
+              <w:spacing w:before="0" w:after="0" w:line="240" w:lineRule="auto"/>
+            </w:pPr>
+            <w:r>
+              <w:rPr>
+                <w:rFonts w:ascii="宋体" w:hAnsi="宋体" w:eastAsia="宋体"/>
+                <w:b w:val="0"/>
+                <w:sz w:val="15"/>
+              </w:rPr>
+              <w:t>G2-FR-009、G2-RCLR-006</w:t>
+            </w:r>
+          </w:p>
+        </w:tc>
+        <w:tc>
+          <w:tcPr>
+            <w:tcW w:type="dxa" w:w="1332"/>
+            <w:vAlign w:val="center"/>
+          </w:tcPr>
+          <w:p>
+            <w:pPr>
+              <w:spacing w:before="0" w:after="0" w:line="240" w:lineRule="auto"/>
+            </w:pPr>
+            <w:r>
+              <w:rPr>
+                <w:rFonts w:ascii="宋体" w:hAnsi="宋体" w:eastAsia="宋体"/>
+                <w:b w:val="0"/>
+                <w:sz w:val="15"/>
+              </w:rPr>
+              <w:t>物资条目</w:t>
+            </w:r>
+          </w:p>
+        </w:tc>
+      </w:tr>
+      <w:tr>
+        <w:tc>
+          <w:tcPr>
+            <w:tcW w:type="dxa" w:w="1276"/>
+            <w:vAlign w:val="center"/>
+          </w:tcPr>
+          <w:p>
+            <w:pPr>
+              <w:spacing w:before="0" w:after="0" w:line="240" w:lineRule="auto"/>
+            </w:pPr>
+            <w:r>
+              <w:rPr>
+                <w:rFonts w:ascii="宋体" w:hAnsi="宋体" w:eastAsia="宋体"/>
+                <w:b w:val="0"/>
+                <w:sz w:val="15"/>
+              </w:rPr>
+              <w:t>演练计划/执行/评估</w:t>
+            </w:r>
+          </w:p>
+        </w:tc>
+        <w:tc>
+          <w:tcPr>
+            <w:tcW w:type="dxa" w:w="3090"/>
+            <w:vAlign w:val="center"/>
+          </w:tcPr>
+          <w:p>
+            <w:pPr>
+              <w:spacing w:before="0" w:after="0" w:line="240" w:lineRule="auto"/>
+            </w:pPr>
+            <w:r>
+              <w:rPr>
+                <w:rFonts w:ascii="宋体" w:hAnsi="宋体" w:eastAsia="宋体"/>
+                <w:b w:val="0"/>
+                <w:sz w:val="15"/>
+              </w:rPr>
+              <w:t>drillId String/是；计划时间 DateTime/是；实际完成 DateTime/否；状态 Enum/是</w:t>
+            </w:r>
+          </w:p>
+        </w:tc>
+        <w:tc>
+          <w:tcPr>
+            <w:tcW w:type="dxa" w:w="2636"/>
+            <w:vAlign w:val="center"/>
+          </w:tcPr>
+          <w:p>
+            <w:pPr>
+              <w:spacing w:before="0" w:after="0" w:line="240" w:lineRule="auto"/>
+            </w:pPr>
+            <w:r>
+              <w:rPr>
+                <w:rFonts w:ascii="宋体" w:hAnsi="宋体" w:eastAsia="宋体"/>
+                <w:b w:val="0"/>
+                <w:sz w:val="15"/>
+              </w:rPr>
+              <w:t>取消/逾期不计完成，补演关联原计划</w:t>
+            </w:r>
+          </w:p>
+        </w:tc>
+        <w:tc>
+          <w:tcPr>
+            <w:tcW w:type="dxa" w:w="1361"/>
+            <w:vAlign w:val="center"/>
+          </w:tcPr>
+          <w:p>
+            <w:pPr>
+              <w:spacing w:before="0" w:after="0" w:line="240" w:lineRule="auto"/>
+            </w:pPr>
+            <w:r>
+              <w:rPr>
+                <w:rFonts w:ascii="宋体" w:hAnsi="宋体" w:eastAsia="宋体"/>
+                <w:b w:val="0"/>
+                <w:sz w:val="15"/>
+              </w:rPr>
+              <w:t>G2-FR-010—012、G2-RCLR-007</w:t>
+            </w:r>
+          </w:p>
+        </w:tc>
+        <w:tc>
+          <w:tcPr>
+            <w:tcW w:type="dxa" w:w="1332"/>
+            <w:vAlign w:val="center"/>
+          </w:tcPr>
+          <w:p>
+            <w:pPr>
+              <w:spacing w:before="0" w:after="0" w:line="240" w:lineRule="auto"/>
+            </w:pPr>
+            <w:r>
+              <w:rPr>
+                <w:rFonts w:ascii="宋体" w:hAnsi="宋体" w:eastAsia="宋体"/>
+                <w:b w:val="0"/>
+                <w:sz w:val="15"/>
+              </w:rPr>
+              <w:t>任务、评估</w:t>
+            </w:r>
+          </w:p>
+        </w:tc>
+      </w:tr>
+      <w:tr>
+        <w:tc>
+          <w:tcPr>
+            <w:tcW w:type="dxa" w:w="1276"/>
+            <w:vAlign w:val="center"/>
+          </w:tcPr>
+          <w:p>
+            <w:pPr>
+              <w:spacing w:before="0" w:after="0" w:line="240" w:lineRule="auto"/>
+            </w:pPr>
+            <w:r>
+              <w:rPr>
+                <w:rFonts w:ascii="宋体" w:hAnsi="宋体" w:eastAsia="宋体"/>
+                <w:b w:val="0"/>
+                <w:sz w:val="15"/>
+              </w:rPr>
+              <w:t>打卡点/记录</w:t>
+            </w:r>
+          </w:p>
+        </w:tc>
+        <w:tc>
+          <w:tcPr>
+            <w:tcW w:type="dxa" w:w="3090"/>
+            <w:vAlign w:val="center"/>
+          </w:tcPr>
+          <w:p>
+            <w:pPr>
+              <w:spacing w:before="0" w:after="0" w:line="240" w:lineRule="auto"/>
+            </w:pPr>
+            <w:r>
+              <w:rPr>
+                <w:rFonts w:ascii="宋体" w:hAnsi="宋体" w:eastAsia="宋体"/>
+                <w:b w:val="0"/>
+                <w:sz w:val="15"/>
+              </w:rPr>
+              <w:t>pointId String/是；任务Id String/是；扫码时间 DateTime/是；结果 Enum/是</w:t>
+            </w:r>
+          </w:p>
+        </w:tc>
+        <w:tc>
+          <w:tcPr>
+            <w:tcW w:type="dxa" w:w="2636"/>
+            <w:vAlign w:val="center"/>
+          </w:tcPr>
+          <w:p>
+            <w:pPr>
+              <w:spacing w:before="0" w:after="0" w:line="240" w:lineRule="auto"/>
+            </w:pPr>
+            <w:r>
+              <w:rPr>
+                <w:rFonts w:ascii="宋体" w:hAnsi="宋体" w:eastAsia="宋体"/>
+                <w:b w:val="0"/>
+                <w:sz w:val="15"/>
+              </w:rPr>
+              <w:t>码绑定任务/点位/时段，重复扫码幂等</w:t>
+            </w:r>
+          </w:p>
+        </w:tc>
+        <w:tc>
+          <w:tcPr>
+            <w:tcW w:type="dxa" w:w="1361"/>
+            <w:vAlign w:val="center"/>
+          </w:tcPr>
+          <w:p>
+            <w:pPr>
+              <w:spacing w:before="0" w:after="0" w:line="240" w:lineRule="auto"/>
+            </w:pPr>
+            <w:r>
+              <w:rPr>
+                <w:rFonts w:ascii="宋体" w:hAnsi="宋体" w:eastAsia="宋体"/>
+                <w:b w:val="0"/>
+                <w:sz w:val="15"/>
+              </w:rPr>
+              <w:t>G2-FR-017—020、G2-RCLR-005</w:t>
+            </w:r>
+          </w:p>
+        </w:tc>
+        <w:tc>
+          <w:tcPr>
+            <w:tcW w:type="dxa" w:w="1332"/>
+            <w:vAlign w:val="center"/>
+          </w:tcPr>
+          <w:p>
+            <w:pPr>
+              <w:spacing w:before="0" w:after="0" w:line="240" w:lineRule="auto"/>
+            </w:pPr>
+            <w:r>
+              <w:rPr>
+                <w:rFonts w:ascii="宋体" w:hAnsi="宋体" w:eastAsia="宋体"/>
+                <w:b w:val="0"/>
+                <w:sz w:val="15"/>
+              </w:rPr>
+              <w:t>人员</w:t>
+            </w:r>
+          </w:p>
+        </w:tc>
+      </w:tr>
+      <w:tr>
+        <w:tc>
+          <w:tcPr>
+            <w:tcW w:type="dxa" w:w="1276"/>
+            <w:vAlign w:val="center"/>
+          </w:tcPr>
+          <w:p>
+            <w:pPr>
+              <w:spacing w:before="0" w:after="0" w:line="240" w:lineRule="auto"/>
+            </w:pPr>
+            <w:r>
+              <w:rPr>
+                <w:rFonts w:ascii="宋体" w:hAnsi="宋体" w:eastAsia="宋体"/>
+                <w:b w:val="0"/>
+                <w:sz w:val="15"/>
+              </w:rPr>
+              <w:t>消息发送/外部调用</w:t>
+            </w:r>
+          </w:p>
+        </w:tc>
+        <w:tc>
+          <w:tcPr>
+            <w:tcW w:type="dxa" w:w="3090"/>
+            <w:vAlign w:val="center"/>
+          </w:tcPr>
+          <w:p>
+            <w:pPr>
+              <w:spacing w:before="0" w:after="0" w:line="240" w:lineRule="auto"/>
+            </w:pPr>
+            <w:r>
+              <w:rPr>
+                <w:rFonts w:ascii="宋体" w:hAnsi="宋体" w:eastAsia="宋体"/>
+                <w:b w:val="0"/>
+                <w:sz w:val="15"/>
+              </w:rPr>
+              <w:t>messageId String/是；尝试序号 Integer/是；最终状态 Enum/是；回执时间 DateTime/否</w:t>
+            </w:r>
+          </w:p>
+        </w:tc>
+        <w:tc>
+          <w:tcPr>
+            <w:tcW w:type="dxa" w:w="2636"/>
+            <w:vAlign w:val="center"/>
+          </w:tcPr>
+          <w:p>
+            <w:pPr>
+              <w:spacing w:before="0" w:after="0" w:line="240" w:lineRule="auto"/>
+            </w:pPr>
+            <w:r>
+              <w:rPr>
+                <w:rFonts w:ascii="宋体" w:hAnsi="宋体" w:eastAsia="宋体"/>
+                <w:b w:val="0"/>
+                <w:sz w:val="15"/>
+              </w:rPr>
+              <w:t>保留超时/重试/降级历史，重复回执幂等</w:t>
+            </w:r>
+          </w:p>
+        </w:tc>
+        <w:tc>
+          <w:tcPr>
+            <w:tcW w:type="dxa" w:w="1361"/>
+            <w:vAlign w:val="center"/>
+          </w:tcPr>
+          <w:p>
+            <w:pPr>
+              <w:spacing w:before="0" w:after="0" w:line="240" w:lineRule="auto"/>
+            </w:pPr>
+            <w:r>
+              <w:rPr>
+                <w:rFonts w:ascii="宋体" w:hAnsi="宋体" w:eastAsia="宋体"/>
+                <w:b w:val="0"/>
+                <w:sz w:val="15"/>
+              </w:rPr>
+              <w:t>G2-FR-020、022、G2-RCLR-008</w:t>
+            </w:r>
+          </w:p>
+        </w:tc>
+        <w:tc>
+          <w:tcPr>
+            <w:tcW w:type="dxa" w:w="1332"/>
+            <w:vAlign w:val="center"/>
+          </w:tcPr>
+          <w:p>
+            <w:pPr>
+              <w:spacing w:before="0" w:after="0" w:line="240" w:lineRule="auto"/>
+            </w:pPr>
+            <w:r>
+              <w:rPr>
+                <w:rFonts w:ascii="宋体" w:hAnsi="宋体" w:eastAsia="宋体"/>
+                <w:b w:val="0"/>
+                <w:sz w:val="15"/>
+              </w:rPr>
+              <w:t>任务、事件</w:t>
+            </w:r>
+          </w:p>
+        </w:tc>
+      </w:tr>
+      <w:tr>
+        <w:tc>
+          <w:tcPr>
+            <w:tcW w:type="dxa" w:w="1276"/>
+            <w:vAlign w:val="center"/>
+          </w:tcPr>
+          <w:p>
+            <w:pPr>
+              <w:spacing w:before="0" w:after="0" w:line="240" w:lineRule="auto"/>
+            </w:pPr>
+            <w:r>
+              <w:rPr>
+                <w:rFonts w:ascii="宋体" w:hAnsi="宋体" w:eastAsia="宋体"/>
+                <w:b w:val="0"/>
+                <w:sz w:val="15"/>
+              </w:rPr>
+              <w:t>附件/审计记录</w:t>
+            </w:r>
+          </w:p>
+        </w:tc>
+        <w:tc>
+          <w:tcPr>
+            <w:tcW w:type="dxa" w:w="3090"/>
+            <w:vAlign w:val="center"/>
+          </w:tcPr>
+          <w:p>
+            <w:pPr>
+              <w:spacing w:before="0" w:after="0" w:line="240" w:lineRule="auto"/>
+            </w:pPr>
+            <w:r>
+              <w:rPr>
+                <w:rFonts w:ascii="宋体" w:hAnsi="宋体" w:eastAsia="宋体"/>
+                <w:b w:val="0"/>
+                <w:sz w:val="15"/>
+              </w:rPr>
+              <w:t>attachmentId String/是；关联对象 String/是；删除状态 Enum/是；操作者 String/是</w:t>
+            </w:r>
+          </w:p>
+        </w:tc>
+        <w:tc>
+          <w:tcPr>
+            <w:tcW w:type="dxa" w:w="2636"/>
+            <w:vAlign w:val="center"/>
+          </w:tcPr>
+          <w:p>
+            <w:pPr>
+              <w:spacing w:before="0" w:after="0" w:line="240" w:lineRule="auto"/>
+            </w:pPr>
+            <w:r>
+              <w:rPr>
+                <w:rFonts w:ascii="宋体" w:hAnsi="宋体" w:eastAsia="宋体"/>
+                <w:b w:val="0"/>
+                <w:sz w:val="15"/>
+              </w:rPr>
+              <w:t>逻辑删除、归档引用保护和删除审计</w:t>
+            </w:r>
+          </w:p>
+        </w:tc>
+        <w:tc>
+          <w:tcPr>
+            <w:tcW w:type="dxa" w:w="1361"/>
+            <w:vAlign w:val="center"/>
+          </w:tcPr>
+          <w:p>
+            <w:pPr>
+              <w:spacing w:before="0" w:after="0" w:line="240" w:lineRule="auto"/>
+            </w:pPr>
+            <w:r>
+              <w:rPr>
+                <w:rFonts w:ascii="宋体" w:hAnsi="宋体" w:eastAsia="宋体"/>
+                <w:b w:val="0"/>
+                <w:sz w:val="15"/>
+              </w:rPr>
+              <w:t>G2-FR-013、016、G2-RCLR-010</w:t>
+            </w:r>
+          </w:p>
+        </w:tc>
+        <w:tc>
+          <w:tcPr>
+            <w:tcW w:type="dxa" w:w="1332"/>
+            <w:vAlign w:val="center"/>
+          </w:tcPr>
+          <w:p>
+            <w:pPr>
+              <w:spacing w:before="0" w:after="0" w:line="240" w:lineRule="auto"/>
+            </w:pPr>
+            <w:r>
+              <w:rPr>
+                <w:rFonts w:ascii="宋体" w:hAnsi="宋体" w:eastAsia="宋体"/>
+                <w:b w:val="0"/>
+                <w:sz w:val="15"/>
+              </w:rPr>
+              <w:t>事件、任务、报告</w:t>
+            </w:r>
+          </w:p>
+        </w:tc>
+      </w:tr>
+    </w:tbl>
+    <w:p>
+      <w:pPr>
+        <w:pStyle w:val="2"/>
+      </w:pPr>
+      <w:r>
+        <w:t>5.3 数据质量与来源</w:t>
+      </w:r>
+    </w:p>
+    <w:p>
+      <w:pPr>
+        <w:keepNext/>
+        <w:jc w:val="center"/>
+      </w:pPr>
+      <w:r>
+        <w:t>表 5-1 核心实体字段字典</w:t>
+      </w:r>
+    </w:p>
+    <w:p>
+      <w:pPr/>
+      <w:r>
+        <w:t>甲方提供真实业务源数据并确认业务正确性；乙方负责模板、映射、清洗、导入和技术校验。外部标识与内部业务标识应保留映射；时间数据应保存来源时间和接收时间；位置数据应保存源精度、新鲜度和最后有效时间。</w:t>
+      </w:r>
+    </w:p>
+    <w:p>
+      <w:pPr>
+        <w:pStyle w:val="2"/>
+      </w:pPr>
+      <w:r>
+        <w:t>5.4 数据安全与审计</w:t>
+      </w:r>
+    </w:p>
+    <w:p>
+      <w:pPr/>
+      <w:r>
+        <w:t>敏感数据应按角色和数据范围控制，导出应审计；事件、任务、控制指令、消息回执和关键配置变更应记录操作者、时间、对象、前后状态及关联标识。日志与过程记录的保存和防篡改要求按冻结基线执行。</w:t>
+      </w:r>
+    </w:p>
+    <w:p>
+      <w:pPr>
+        <w:pStyle w:val="1"/>
+      </w:pPr>
+      <w:r>
+        <w:t>6 非功能需求</w:t>
+      </w:r>
+    </w:p>
+    <w:p>
+      <w:pPr>
+        <w:pStyle w:val="2"/>
+      </w:pPr>
+      <w:r>
+        <w:t>6.1 PE性能指标与容量</w:t>
+      </w:r>
+    </w:p>
+    <w:p>
+      <w:pPr>
+        <w:keepNext/>
+        <w:jc w:val="center"/>
+      </w:pPr>
+      <w:r>
+        <w:t>表 6-1 PE-01—PE-12性能指标</w:t>
       </w:r>
     </w:p>
     <w:tbl>
@@ -12616,1315 +9417,6 @@
         </w:trPr>
         <w:tc>
           <w:tcPr>
-            <w:tcW w:type="dxa" w:w="1701"/>
-            <w:vAlign w:val="center"/>
-          </w:tcPr>
-          <w:p>
-            <w:pPr>
-              <w:spacing w:before="0" w:after="0" w:line="240" w:lineRule="auto"/>
-            </w:pPr>
-            <w:r>
-              <w:rPr>
-                <w:rFonts w:ascii="宋体" w:hAnsi="宋体" w:eastAsia="宋体"/>
-                <w:b/>
-                <w:sz w:val="17"/>
-              </w:rPr>
-              <w:t>实体</w:t>
-            </w:r>
-          </w:p>
-        </w:tc>
-        <w:tc>
-          <w:tcPr>
-            <w:tcW w:type="dxa" w:w="3005"/>
-            <w:vAlign w:val="center"/>
-          </w:tcPr>
-          <w:p>
-            <w:pPr>
-              <w:spacing w:before="0" w:after="0" w:line="240" w:lineRule="auto"/>
-            </w:pPr>
-            <w:r>
-              <w:rPr>
-                <w:rFonts w:ascii="宋体" w:hAnsi="宋体" w:eastAsia="宋体"/>
-                <w:b/>
-                <w:sz w:val="17"/>
-              </w:rPr>
-              <w:t>核心字段（均含唯一标识）</w:t>
-            </w:r>
-          </w:p>
-        </w:tc>
-        <w:tc>
-          <w:tcPr>
-            <w:tcW w:type="dxa" w:w="3798"/>
-            <w:vAlign w:val="center"/>
-          </w:tcPr>
-          <w:p>
-            <w:pPr>
-              <w:spacing w:before="0" w:after="0" w:line="240" w:lineRule="auto"/>
-            </w:pPr>
-            <w:r>
-              <w:rPr>
-                <w:rFonts w:ascii="宋体" w:hAnsi="宋体" w:eastAsia="宋体"/>
-                <w:b/>
-                <w:sz w:val="17"/>
-              </w:rPr>
-              <w:t>业务含义与约束</w:t>
-            </w:r>
-          </w:p>
-        </w:tc>
-        <w:tc>
-          <w:tcPr>
-            <w:tcW w:type="dxa" w:w="2154"/>
-            <w:vAlign w:val="center"/>
-          </w:tcPr>
-          <w:p>
-            <w:pPr>
-              <w:spacing w:before="0" w:after="0" w:line="240" w:lineRule="auto"/>
-            </w:pPr>
-            <w:r>
-              <w:rPr>
-                <w:rFonts w:ascii="宋体" w:hAnsi="宋体" w:eastAsia="宋体"/>
-                <w:b/>
-                <w:sz w:val="17"/>
-              </w:rPr>
-              <w:t>来源</w:t>
-            </w:r>
-          </w:p>
-        </w:tc>
-      </w:tr>
-      <w:tr>
-        <w:tc>
-          <w:tcPr>
-            <w:tcW w:type="dxa" w:w="1701"/>
-            <w:vAlign w:val="center"/>
-          </w:tcPr>
-          <w:p>
-            <w:pPr>
-              <w:spacing w:before="0" w:after="0" w:line="240" w:lineRule="auto"/>
-            </w:pPr>
-            <w:r>
-              <w:rPr>
-                <w:rFonts w:ascii="宋体" w:hAnsi="宋体" w:eastAsia="宋体"/>
-                <w:b w:val="0"/>
-                <w:sz w:val="17"/>
-              </w:rPr>
-              <w:t>应急预案</w:t>
-            </w:r>
-          </w:p>
-        </w:tc>
-        <w:tc>
-          <w:tcPr>
-            <w:tcW w:type="dxa" w:w="3005"/>
-            <w:vAlign w:val="center"/>
-          </w:tcPr>
-          <w:p>
-            <w:pPr>
-              <w:spacing w:before="0" w:after="0" w:line="240" w:lineRule="auto"/>
-            </w:pPr>
-            <w:r>
-              <w:rPr>
-                <w:rFonts w:ascii="宋体" w:hAnsi="宋体" w:eastAsia="宋体"/>
-                <w:b w:val="0"/>
-                <w:sz w:val="17"/>
-              </w:rPr>
-              <w:t>planId、名称、状态、适用场景</w:t>
-            </w:r>
-          </w:p>
-        </w:tc>
-        <w:tc>
-          <w:tcPr>
-            <w:tcW w:type="dxa" w:w="3798"/>
-            <w:vAlign w:val="center"/>
-          </w:tcPr>
-          <w:p>
-            <w:pPr>
-              <w:spacing w:before="0" w:after="0" w:line="240" w:lineRule="auto"/>
-            </w:pPr>
-            <w:r>
-              <w:rPr>
-                <w:rFonts w:ascii="宋体" w:hAnsi="宋体" w:eastAsia="宋体"/>
-                <w:b w:val="0"/>
-                <w:sz w:val="17"/>
-              </w:rPr>
-              <w:t>草稿/已发布/停用；关联版本、模板和事件。</w:t>
-            </w:r>
-          </w:p>
-        </w:tc>
-        <w:tc>
-          <w:tcPr>
-            <w:tcW w:type="dxa" w:w="2154"/>
-            <w:vAlign w:val="center"/>
-          </w:tcPr>
-          <w:p>
-            <w:pPr>
-              <w:spacing w:before="0" w:after="0" w:line="240" w:lineRule="auto"/>
-            </w:pPr>
-            <w:r>
-              <w:rPr>
-                <w:rFonts w:ascii="宋体" w:hAnsi="宋体" w:eastAsia="宋体"/>
-                <w:b w:val="0"/>
-                <w:sz w:val="17"/>
-              </w:rPr>
-              <w:t>FR-001—003</w:t>
-            </w:r>
-          </w:p>
-        </w:tc>
-      </w:tr>
-      <w:tr>
-        <w:tc>
-          <w:tcPr>
-            <w:tcW w:type="dxa" w:w="1701"/>
-            <w:vAlign w:val="center"/>
-          </w:tcPr>
-          <w:p>
-            <w:pPr>
-              <w:spacing w:before="0" w:after="0" w:line="240" w:lineRule="auto"/>
-            </w:pPr>
-            <w:r>
-              <w:rPr>
-                <w:rFonts w:ascii="宋体" w:hAnsi="宋体" w:eastAsia="宋体"/>
-                <w:b w:val="0"/>
-                <w:sz w:val="17"/>
-              </w:rPr>
-              <w:t>预案版本</w:t>
-            </w:r>
-          </w:p>
-        </w:tc>
-        <w:tc>
-          <w:tcPr>
-            <w:tcW w:type="dxa" w:w="3005"/>
-            <w:vAlign w:val="center"/>
-          </w:tcPr>
-          <w:p>
-            <w:pPr>
-              <w:spacing w:before="0" w:after="0" w:line="240" w:lineRule="auto"/>
-            </w:pPr>
-            <w:r>
-              <w:rPr>
-                <w:rFonts w:ascii="宋体" w:hAnsi="宋体" w:eastAsia="宋体"/>
-                <w:b w:val="0"/>
-                <w:sz w:val="17"/>
-              </w:rPr>
-              <w:t>versionId、版本号、生效状态</w:t>
-            </w:r>
-          </w:p>
-        </w:tc>
-        <w:tc>
-          <w:tcPr>
-            <w:tcW w:type="dxa" w:w="3798"/>
-            <w:vAlign w:val="center"/>
-          </w:tcPr>
-          <w:p>
-            <w:pPr>
-              <w:spacing w:before="0" w:after="0" w:line="240" w:lineRule="auto"/>
-            </w:pPr>
-            <w:r>
-              <w:rPr>
-                <w:rFonts w:ascii="宋体" w:hAnsi="宋体" w:eastAsia="宋体"/>
-                <w:b w:val="0"/>
-                <w:sz w:val="17"/>
-              </w:rPr>
-              <w:t>发布后作为启动依据，可追溯。</w:t>
-            </w:r>
-          </w:p>
-        </w:tc>
-        <w:tc>
-          <w:tcPr>
-            <w:tcW w:type="dxa" w:w="2154"/>
-            <w:vAlign w:val="center"/>
-          </w:tcPr>
-          <w:p>
-            <w:pPr>
-              <w:spacing w:before="0" w:after="0" w:line="240" w:lineRule="auto"/>
-            </w:pPr>
-            <w:r>
-              <w:rPr>
-                <w:rFonts w:ascii="宋体" w:hAnsi="宋体" w:eastAsia="宋体"/>
-                <w:b w:val="0"/>
-                <w:sz w:val="17"/>
-              </w:rPr>
-              <w:t>FR-001</w:t>
-            </w:r>
-          </w:p>
-        </w:tc>
-      </w:tr>
-      <w:tr>
-        <w:tc>
-          <w:tcPr>
-            <w:tcW w:type="dxa" w:w="1701"/>
-            <w:vAlign w:val="center"/>
-          </w:tcPr>
-          <w:p>
-            <w:pPr>
-              <w:spacing w:before="0" w:after="0" w:line="240" w:lineRule="auto"/>
-            </w:pPr>
-            <w:r>
-              <w:rPr>
-                <w:rFonts w:ascii="宋体" w:hAnsi="宋体" w:eastAsia="宋体"/>
-                <w:b w:val="0"/>
-                <w:sz w:val="17"/>
-              </w:rPr>
-              <w:t>预案任务模板</w:t>
-            </w:r>
-          </w:p>
-        </w:tc>
-        <w:tc>
-          <w:tcPr>
-            <w:tcW w:type="dxa" w:w="3005"/>
-            <w:vAlign w:val="center"/>
-          </w:tcPr>
-          <w:p>
-            <w:pPr>
-              <w:spacing w:before="0" w:after="0" w:line="240" w:lineRule="auto"/>
-            </w:pPr>
-            <w:r>
-              <w:rPr>
-                <w:rFonts w:ascii="宋体" w:hAnsi="宋体" w:eastAsia="宋体"/>
-                <w:b w:val="0"/>
-                <w:sz w:val="17"/>
-              </w:rPr>
-              <w:t>templateId、任务名称、责任组、时限</w:t>
-            </w:r>
-          </w:p>
-        </w:tc>
-        <w:tc>
-          <w:tcPr>
-            <w:tcW w:type="dxa" w:w="3798"/>
-            <w:vAlign w:val="center"/>
-          </w:tcPr>
-          <w:p>
-            <w:pPr>
-              <w:spacing w:before="0" w:after="0" w:line="240" w:lineRule="auto"/>
-            </w:pPr>
-            <w:r>
-              <w:rPr>
-                <w:rFonts w:ascii="宋体" w:hAnsi="宋体" w:eastAsia="宋体"/>
-                <w:b w:val="0"/>
-                <w:sz w:val="17"/>
-              </w:rPr>
-              <w:t>缺关键关系不得发布，启动时生成任务。</w:t>
-            </w:r>
-          </w:p>
-        </w:tc>
-        <w:tc>
-          <w:tcPr>
-            <w:tcW w:type="dxa" w:w="2154"/>
-            <w:vAlign w:val="center"/>
-          </w:tcPr>
-          <w:p>
-            <w:pPr>
-              <w:spacing w:before="0" w:after="0" w:line="240" w:lineRule="auto"/>
-            </w:pPr>
-            <w:r>
-              <w:rPr>
-                <w:rFonts w:ascii="宋体" w:hAnsi="宋体" w:eastAsia="宋体"/>
-                <w:b w:val="0"/>
-                <w:sz w:val="17"/>
-              </w:rPr>
-              <w:t>FR-002、003</w:t>
-            </w:r>
-          </w:p>
-        </w:tc>
-      </w:tr>
-      <w:tr>
-        <w:tc>
-          <w:tcPr>
-            <w:tcW w:type="dxa" w:w="1701"/>
-            <w:vAlign w:val="center"/>
-          </w:tcPr>
-          <w:p>
-            <w:pPr>
-              <w:spacing w:before="0" w:after="0" w:line="240" w:lineRule="auto"/>
-            </w:pPr>
-            <w:r>
-              <w:rPr>
-                <w:rFonts w:ascii="宋体" w:hAnsi="宋体" w:eastAsia="宋体"/>
-                <w:b w:val="0"/>
-                <w:sz w:val="17"/>
-              </w:rPr>
-              <w:t>应急事件</w:t>
-            </w:r>
-          </w:p>
-        </w:tc>
-        <w:tc>
-          <w:tcPr>
-            <w:tcW w:type="dxa" w:w="3005"/>
-            <w:vAlign w:val="center"/>
-          </w:tcPr>
-          <w:p>
-            <w:pPr>
-              <w:spacing w:before="0" w:after="0" w:line="240" w:lineRule="auto"/>
-            </w:pPr>
-            <w:r>
-              <w:rPr>
-                <w:rFonts w:ascii="宋体" w:hAnsi="宋体" w:eastAsia="宋体"/>
-                <w:b w:val="0"/>
-                <w:sz w:val="17"/>
-              </w:rPr>
-              <w:t>incidentId、类型、状态、发生时间</w:t>
-            </w:r>
-          </w:p>
-        </w:tc>
-        <w:tc>
-          <w:tcPr>
-            <w:tcW w:type="dxa" w:w="3798"/>
-            <w:vAlign w:val="center"/>
-          </w:tcPr>
-          <w:p>
-            <w:pPr>
-              <w:spacing w:before="0" w:after="0" w:line="240" w:lineRule="auto"/>
-            </w:pPr>
-            <w:r>
-              <w:rPr>
-                <w:rFonts w:ascii="宋体" w:hAnsi="宋体" w:eastAsia="宋体"/>
-                <w:b w:val="0"/>
-                <w:sz w:val="17"/>
-              </w:rPr>
-              <w:t>含待核实/核实超时/处置/关闭；关联续报、任务、附件。</w:t>
-            </w:r>
-          </w:p>
-        </w:tc>
-        <w:tc>
-          <w:tcPr>
-            <w:tcW w:type="dxa" w:w="2154"/>
-            <w:vAlign w:val="center"/>
-          </w:tcPr>
-          <w:p>
-            <w:pPr>
-              <w:spacing w:before="0" w:after="0" w:line="240" w:lineRule="auto"/>
-            </w:pPr>
-            <w:r>
-              <w:rPr>
-                <w:rFonts w:ascii="宋体" w:hAnsi="宋体" w:eastAsia="宋体"/>
-                <w:b w:val="0"/>
-                <w:sz w:val="17"/>
-              </w:rPr>
-              <w:t>FR-013—016</w:t>
-            </w:r>
-          </w:p>
-        </w:tc>
-      </w:tr>
-      <w:tr>
-        <w:tc>
-          <w:tcPr>
-            <w:tcW w:type="dxa" w:w="1701"/>
-            <w:vAlign w:val="center"/>
-          </w:tcPr>
-          <w:p>
-            <w:pPr>
-              <w:spacing w:before="0" w:after="0" w:line="240" w:lineRule="auto"/>
-            </w:pPr>
-            <w:r>
-              <w:rPr>
-                <w:rFonts w:ascii="宋体" w:hAnsi="宋体" w:eastAsia="宋体"/>
-                <w:b w:val="0"/>
-                <w:sz w:val="17"/>
-              </w:rPr>
-              <w:t>事件续报</w:t>
-            </w:r>
-          </w:p>
-        </w:tc>
-        <w:tc>
-          <w:tcPr>
-            <w:tcW w:type="dxa" w:w="3005"/>
-            <w:vAlign w:val="center"/>
-          </w:tcPr>
-          <w:p>
-            <w:pPr>
-              <w:spacing w:before="0" w:after="0" w:line="240" w:lineRule="auto"/>
-            </w:pPr>
-            <w:r>
-              <w:rPr>
-                <w:rFonts w:ascii="宋体" w:hAnsi="宋体" w:eastAsia="宋体"/>
-                <w:b w:val="0"/>
-                <w:sz w:val="17"/>
-              </w:rPr>
-              <w:t>updateId、业务时间、接收时间、内容</w:t>
-            </w:r>
-          </w:p>
-        </w:tc>
-        <w:tc>
-          <w:tcPr>
-            <w:tcW w:type="dxa" w:w="3798"/>
-            <w:vAlign w:val="center"/>
-          </w:tcPr>
-          <w:p>
-            <w:pPr>
-              <w:spacing w:before="0" w:after="0" w:line="240" w:lineRule="auto"/>
-            </w:pPr>
-            <w:r>
-              <w:rPr>
-                <w:rFonts w:ascii="宋体" w:hAnsi="宋体" w:eastAsia="宋体"/>
-                <w:b w:val="0"/>
-                <w:sz w:val="17"/>
-              </w:rPr>
-              <w:t>迟到标识且不覆盖历史。</w:t>
-            </w:r>
-          </w:p>
-        </w:tc>
-        <w:tc>
-          <w:tcPr>
-            <w:tcW w:type="dxa" w:w="2154"/>
-            <w:vAlign w:val="center"/>
-          </w:tcPr>
-          <w:p>
-            <w:pPr>
-              <w:spacing w:before="0" w:after="0" w:line="240" w:lineRule="auto"/>
-            </w:pPr>
-            <w:r>
-              <w:rPr>
-                <w:rFonts w:ascii="宋体" w:hAnsi="宋体" w:eastAsia="宋体"/>
-                <w:b w:val="0"/>
-                <w:sz w:val="17"/>
-              </w:rPr>
-              <w:t>RCLR-001、004</w:t>
-            </w:r>
-          </w:p>
-        </w:tc>
-      </w:tr>
-      <w:tr>
-        <w:tc>
-          <w:tcPr>
-            <w:tcW w:type="dxa" w:w="1701"/>
-            <w:vAlign w:val="center"/>
-          </w:tcPr>
-          <w:p>
-            <w:pPr>
-              <w:spacing w:before="0" w:after="0" w:line="240" w:lineRule="auto"/>
-            </w:pPr>
-            <w:r>
-              <w:rPr>
-                <w:rFonts w:ascii="宋体" w:hAnsi="宋体" w:eastAsia="宋体"/>
-                <w:b w:val="0"/>
-                <w:sz w:val="17"/>
-              </w:rPr>
-              <w:t>处置任务</w:t>
-            </w:r>
-          </w:p>
-        </w:tc>
-        <w:tc>
-          <w:tcPr>
-            <w:tcW w:type="dxa" w:w="3005"/>
-            <w:vAlign w:val="center"/>
-          </w:tcPr>
-          <w:p>
-            <w:pPr>
-              <w:spacing w:before="0" w:after="0" w:line="240" w:lineRule="auto"/>
-            </w:pPr>
-            <w:r>
-              <w:rPr>
-                <w:rFonts w:ascii="宋体" w:hAnsi="宋体" w:eastAsia="宋体"/>
-                <w:b w:val="0"/>
-                <w:sz w:val="17"/>
-              </w:rPr>
-              <w:t>taskId、当前责任人、状态、截止时间</w:t>
-            </w:r>
-          </w:p>
-        </w:tc>
-        <w:tc>
-          <w:tcPr>
-            <w:tcW w:type="dxa" w:w="3798"/>
-            <w:vAlign w:val="center"/>
-          </w:tcPr>
-          <w:p>
-            <w:pPr>
-              <w:spacing w:before="0" w:after="0" w:line="240" w:lineRule="auto"/>
-            </w:pPr>
-            <w:r>
-              <w:rPr>
-                <w:rFonts w:ascii="宋体" w:hAnsi="宋体" w:eastAsia="宋体"/>
-                <w:b w:val="0"/>
-                <w:sz w:val="17"/>
-              </w:rPr>
-              <w:t>重指派留痕，改期显式审计。</w:t>
-            </w:r>
-          </w:p>
-        </w:tc>
-        <w:tc>
-          <w:tcPr>
-            <w:tcW w:type="dxa" w:w="2154"/>
-            <w:vAlign w:val="center"/>
-          </w:tcPr>
-          <w:p>
-            <w:pPr>
-              <w:spacing w:before="0" w:after="0" w:line="240" w:lineRule="auto"/>
-            </w:pPr>
-            <w:r>
-              <w:rPr>
-                <w:rFonts w:ascii="宋体" w:hAnsi="宋体" w:eastAsia="宋体"/>
-                <w:b w:val="0"/>
-                <w:sz w:val="17"/>
-              </w:rPr>
-              <w:t>FR-015；RCLR-003</w:t>
-            </w:r>
-          </w:p>
-        </w:tc>
-      </w:tr>
-      <w:tr>
-        <w:tc>
-          <w:tcPr>
-            <w:tcW w:type="dxa" w:w="1701"/>
-            <w:vAlign w:val="center"/>
-          </w:tcPr>
-          <w:p>
-            <w:pPr>
-              <w:spacing w:before="0" w:after="0" w:line="240" w:lineRule="auto"/>
-            </w:pPr>
-            <w:r>
-              <w:rPr>
-                <w:rFonts w:ascii="宋体" w:hAnsi="宋体" w:eastAsia="宋体"/>
-                <w:b w:val="0"/>
-                <w:sz w:val="17"/>
-              </w:rPr>
-              <w:t>任务反馈</w:t>
-            </w:r>
-          </w:p>
-        </w:tc>
-        <w:tc>
-          <w:tcPr>
-            <w:tcW w:type="dxa" w:w="3005"/>
-            <w:vAlign w:val="center"/>
-          </w:tcPr>
-          <w:p>
-            <w:pPr>
-              <w:spacing w:before="0" w:after="0" w:line="240" w:lineRule="auto"/>
-            </w:pPr>
-            <w:r>
-              <w:rPr>
-                <w:rFonts w:ascii="宋体" w:hAnsi="宋体" w:eastAsia="宋体"/>
-                <w:b w:val="0"/>
-                <w:sz w:val="17"/>
-              </w:rPr>
-              <w:t>feedbackId、内容、反馈时间</w:t>
-            </w:r>
-          </w:p>
-        </w:tc>
-        <w:tc>
-          <w:tcPr>
-            <w:tcW w:type="dxa" w:w="3798"/>
-            <w:vAlign w:val="center"/>
-          </w:tcPr>
-          <w:p>
-            <w:pPr>
-              <w:spacing w:before="0" w:after="0" w:line="240" w:lineRule="auto"/>
-            </w:pPr>
-            <w:r>
-              <w:rPr>
-                <w:rFonts w:ascii="宋体" w:hAnsi="宋体" w:eastAsia="宋体"/>
-                <w:b w:val="0"/>
-                <w:sz w:val="17"/>
-              </w:rPr>
-              <w:t>接收、反馈、催办和完成证据。</w:t>
-            </w:r>
-          </w:p>
-        </w:tc>
-        <w:tc>
-          <w:tcPr>
-            <w:tcW w:type="dxa" w:w="2154"/>
-            <w:vAlign w:val="center"/>
-          </w:tcPr>
-          <w:p>
-            <w:pPr>
-              <w:spacing w:before="0" w:after="0" w:line="240" w:lineRule="auto"/>
-            </w:pPr>
-            <w:r>
-              <w:rPr>
-                <w:rFonts w:ascii="宋体" w:hAnsi="宋体" w:eastAsia="宋体"/>
-                <w:b w:val="0"/>
-                <w:sz w:val="17"/>
-              </w:rPr>
-              <w:t>FR-015</w:t>
-            </w:r>
-          </w:p>
-        </w:tc>
-      </w:tr>
-      <w:tr>
-        <w:tc>
-          <w:tcPr>
-            <w:tcW w:type="dxa" w:w="1701"/>
-            <w:vAlign w:val="center"/>
-          </w:tcPr>
-          <w:p>
-            <w:pPr>
-              <w:spacing w:before="0" w:after="0" w:line="240" w:lineRule="auto"/>
-            </w:pPr>
-            <w:r>
-              <w:rPr>
-                <w:rFonts w:ascii="宋体" w:hAnsi="宋体" w:eastAsia="宋体"/>
-                <w:b w:val="0"/>
-                <w:sz w:val="17"/>
-              </w:rPr>
-              <w:t>人员/值班</w:t>
-            </w:r>
-          </w:p>
-        </w:tc>
-        <w:tc>
-          <w:tcPr>
-            <w:tcW w:type="dxa" w:w="3005"/>
-            <w:vAlign w:val="center"/>
-          </w:tcPr>
-          <w:p>
-            <w:pPr>
-              <w:spacing w:before="0" w:after="0" w:line="240" w:lineRule="auto"/>
-            </w:pPr>
-            <w:r>
-              <w:rPr>
-                <w:rFonts w:ascii="宋体" w:hAnsi="宋体" w:eastAsia="宋体"/>
-                <w:b w:val="0"/>
-                <w:sz w:val="17"/>
-              </w:rPr>
-              <w:t>personId、职责、值班时段</w:t>
-            </w:r>
-          </w:p>
-        </w:tc>
-        <w:tc>
-          <w:tcPr>
-            <w:tcW w:type="dxa" w:w="3798"/>
-            <w:vAlign w:val="center"/>
-          </w:tcPr>
-          <w:p>
-            <w:pPr>
-              <w:spacing w:before="0" w:after="0" w:line="240" w:lineRule="auto"/>
-            </w:pPr>
-            <w:r>
-              <w:rPr>
-                <w:rFonts w:ascii="宋体" w:hAnsi="宋体" w:eastAsia="宋体"/>
-                <w:b w:val="0"/>
-                <w:sz w:val="17"/>
-              </w:rPr>
-              <w:t>人员、职责、当前值班关联。</w:t>
-            </w:r>
-          </w:p>
-        </w:tc>
-        <w:tc>
-          <w:tcPr>
-            <w:tcW w:type="dxa" w:w="2154"/>
-            <w:vAlign w:val="center"/>
-          </w:tcPr>
-          <w:p>
-            <w:pPr>
-              <w:spacing w:before="0" w:after="0" w:line="240" w:lineRule="auto"/>
-            </w:pPr>
-            <w:r>
-              <w:rPr>
-                <w:rFonts w:ascii="宋体" w:hAnsi="宋体" w:eastAsia="宋体"/>
-                <w:b w:val="0"/>
-                <w:sz w:val="17"/>
-              </w:rPr>
-              <w:t>FR-017、018</w:t>
-            </w:r>
-          </w:p>
-        </w:tc>
-      </w:tr>
-      <w:tr>
-        <w:tc>
-          <w:tcPr>
-            <w:tcW w:type="dxa" w:w="1701"/>
-            <w:vAlign w:val="center"/>
-          </w:tcPr>
-          <w:p>
-            <w:pPr>
-              <w:spacing w:before="0" w:after="0" w:line="240" w:lineRule="auto"/>
-            </w:pPr>
-            <w:r>
-              <w:rPr>
-                <w:rFonts w:ascii="宋体" w:hAnsi="宋体" w:eastAsia="宋体"/>
-                <w:b w:val="0"/>
-                <w:sz w:val="17"/>
-              </w:rPr>
-              <w:t>位置状态</w:t>
-            </w:r>
-          </w:p>
-        </w:tc>
-        <w:tc>
-          <w:tcPr>
-            <w:tcW w:type="dxa" w:w="3005"/>
-            <w:vAlign w:val="center"/>
-          </w:tcPr>
-          <w:p>
-            <w:pPr>
-              <w:spacing w:before="0" w:after="0" w:line="240" w:lineRule="auto"/>
-            </w:pPr>
-            <w:r>
-              <w:rPr>
-                <w:rFonts w:ascii="宋体" w:hAnsi="宋体" w:eastAsia="宋体"/>
-                <w:b w:val="0"/>
-                <w:sz w:val="17"/>
-              </w:rPr>
-              <w:t>personId、坐标、源时间、新鲜度</w:t>
-            </w:r>
-          </w:p>
-        </w:tc>
-        <w:tc>
-          <w:tcPr>
-            <w:tcW w:type="dxa" w:w="3798"/>
-            <w:vAlign w:val="center"/>
-          </w:tcPr>
-          <w:p>
-            <w:pPr>
-              <w:spacing w:before="0" w:after="0" w:line="240" w:lineRule="auto"/>
-            </w:pPr>
-            <w:r>
-              <w:rPr>
-                <w:rFonts w:ascii="宋体" w:hAnsi="宋体" w:eastAsia="宋体"/>
-                <w:b w:val="0"/>
-                <w:sz w:val="17"/>
-              </w:rPr>
-              <w:t>过期阈值可配置，过期禁自动调派。</w:t>
-            </w:r>
-          </w:p>
-        </w:tc>
-        <w:tc>
-          <w:tcPr>
-            <w:tcW w:type="dxa" w:w="2154"/>
-            <w:vAlign w:val="center"/>
-          </w:tcPr>
-          <w:p>
-            <w:pPr>
-              <w:spacing w:before="0" w:after="0" w:line="240" w:lineRule="auto"/>
-            </w:pPr>
-            <w:r>
-              <w:rPr>
-                <w:rFonts w:ascii="宋体" w:hAnsi="宋体" w:eastAsia="宋体"/>
-                <w:b w:val="0"/>
-                <w:sz w:val="17"/>
-              </w:rPr>
-              <w:t>FR-005；RCLR-009</w:t>
-            </w:r>
-          </w:p>
-        </w:tc>
-      </w:tr>
-      <w:tr>
-        <w:tc>
-          <w:tcPr>
-            <w:tcW w:type="dxa" w:w="1701"/>
-            <w:vAlign w:val="center"/>
-          </w:tcPr>
-          <w:p>
-            <w:pPr>
-              <w:spacing w:before="0" w:after="0" w:line="240" w:lineRule="auto"/>
-            </w:pPr>
-            <w:r>
-              <w:rPr>
-                <w:rFonts w:ascii="宋体" w:hAnsi="宋体" w:eastAsia="宋体"/>
-                <w:b w:val="0"/>
-                <w:sz w:val="17"/>
-              </w:rPr>
-              <w:t>物资站点/条目</w:t>
-            </w:r>
-          </w:p>
-        </w:tc>
-        <w:tc>
-          <w:tcPr>
-            <w:tcW w:type="dxa" w:w="3005"/>
-            <w:vAlign w:val="center"/>
-          </w:tcPr>
-          <w:p>
-            <w:pPr>
-              <w:spacing w:before="0" w:after="0" w:line="240" w:lineRule="auto"/>
-            </w:pPr>
-            <w:r>
-              <w:rPr>
-                <w:rFonts w:ascii="宋体" w:hAnsi="宋体" w:eastAsia="宋体"/>
-                <w:b w:val="0"/>
-                <w:sz w:val="17"/>
-              </w:rPr>
-              <w:t>siteId、itemId、数量、有效期</w:t>
-            </w:r>
-          </w:p>
-        </w:tc>
-        <w:tc>
-          <w:tcPr>
-            <w:tcW w:type="dxa" w:w="3798"/>
-            <w:vAlign w:val="center"/>
-          </w:tcPr>
-          <w:p>
-            <w:pPr>
-              <w:spacing w:before="0" w:after="0" w:line="240" w:lineRule="auto"/>
-            </w:pPr>
-            <w:r>
-              <w:rPr>
-                <w:rFonts w:ascii="宋体" w:hAnsi="宋体" w:eastAsia="宋体"/>
-                <w:b w:val="0"/>
-                <w:sz w:val="17"/>
-              </w:rPr>
-              <w:t>台账、站点与临期状态。</w:t>
-            </w:r>
-          </w:p>
-        </w:tc>
-        <w:tc>
-          <w:tcPr>
-            <w:tcW w:type="dxa" w:w="2154"/>
-            <w:vAlign w:val="center"/>
-          </w:tcPr>
-          <w:p>
-            <w:pPr>
-              <w:spacing w:before="0" w:after="0" w:line="240" w:lineRule="auto"/>
-            </w:pPr>
-            <w:r>
-              <w:rPr>
-                <w:rFonts w:ascii="宋体" w:hAnsi="宋体" w:eastAsia="宋体"/>
-                <w:b w:val="0"/>
-                <w:sz w:val="17"/>
-              </w:rPr>
-              <w:t>FR-007—009</w:t>
-            </w:r>
-          </w:p>
-        </w:tc>
-      </w:tr>
-      <w:tr>
-        <w:tc>
-          <w:tcPr>
-            <w:tcW w:type="dxa" w:w="1701"/>
-            <w:vAlign w:val="center"/>
-          </w:tcPr>
-          <w:p>
-            <w:pPr>
-              <w:spacing w:before="0" w:after="0" w:line="240" w:lineRule="auto"/>
-            </w:pPr>
-            <w:r>
-              <w:rPr>
-                <w:rFonts w:ascii="宋体" w:hAnsi="宋体" w:eastAsia="宋体"/>
-                <w:b w:val="0"/>
-                <w:sz w:val="17"/>
-              </w:rPr>
-              <w:t>盘点计划/快照/记录</w:t>
-            </w:r>
-          </w:p>
-        </w:tc>
-        <w:tc>
-          <w:tcPr>
-            <w:tcW w:type="dxa" w:w="3005"/>
-            <w:vAlign w:val="center"/>
-          </w:tcPr>
-          <w:p>
-            <w:pPr>
-              <w:spacing w:before="0" w:after="0" w:line="240" w:lineRule="auto"/>
-            </w:pPr>
-            <w:r>
-              <w:rPr>
-                <w:rFonts w:ascii="宋体" w:hAnsi="宋体" w:eastAsia="宋体"/>
-                <w:b w:val="0"/>
-                <w:sz w:val="17"/>
-              </w:rPr>
-              <w:t>planId、快照数量、实盘数量、复核状态</w:t>
-            </w:r>
-          </w:p>
-        </w:tc>
-        <w:tc>
-          <w:tcPr>
-            <w:tcW w:type="dxa" w:w="3798"/>
-            <w:vAlign w:val="center"/>
-          </w:tcPr>
-          <w:p>
-            <w:pPr>
-              <w:spacing w:before="0" w:after="0" w:line="240" w:lineRule="auto"/>
-            </w:pPr>
-            <w:r>
-              <w:rPr>
-                <w:rFonts w:ascii="宋体" w:hAnsi="宋体" w:eastAsia="宋体"/>
-                <w:b w:val="0"/>
-                <w:sz w:val="17"/>
-              </w:rPr>
-              <w:t>快照为基准，期间变动单独记录。</w:t>
-            </w:r>
-          </w:p>
-        </w:tc>
-        <w:tc>
-          <w:tcPr>
-            <w:tcW w:type="dxa" w:w="2154"/>
-            <w:vAlign w:val="center"/>
-          </w:tcPr>
-          <w:p>
-            <w:pPr>
-              <w:spacing w:before="0" w:after="0" w:line="240" w:lineRule="auto"/>
-            </w:pPr>
-            <w:r>
-              <w:rPr>
-                <w:rFonts w:ascii="宋体" w:hAnsi="宋体" w:eastAsia="宋体"/>
-                <w:b w:val="0"/>
-                <w:sz w:val="17"/>
-              </w:rPr>
-              <w:t>FR-009；RCLR-006</w:t>
-            </w:r>
-          </w:p>
-        </w:tc>
-      </w:tr>
-      <w:tr>
-        <w:tc>
-          <w:tcPr>
-            <w:tcW w:type="dxa" w:w="1701"/>
-            <w:vAlign w:val="center"/>
-          </w:tcPr>
-          <w:p>
-            <w:pPr>
-              <w:spacing w:before="0" w:after="0" w:line="240" w:lineRule="auto"/>
-            </w:pPr>
-            <w:r>
-              <w:rPr>
-                <w:rFonts w:ascii="宋体" w:hAnsi="宋体" w:eastAsia="宋体"/>
-                <w:b w:val="0"/>
-                <w:sz w:val="17"/>
-              </w:rPr>
-              <w:t>演练计划/执行/评估</w:t>
-            </w:r>
-          </w:p>
-        </w:tc>
-        <w:tc>
-          <w:tcPr>
-            <w:tcW w:type="dxa" w:w="3005"/>
-            <w:vAlign w:val="center"/>
-          </w:tcPr>
-          <w:p>
-            <w:pPr>
-              <w:spacing w:before="0" w:after="0" w:line="240" w:lineRule="auto"/>
-            </w:pPr>
-            <w:r>
-              <w:rPr>
-                <w:rFonts w:ascii="宋体" w:hAnsi="宋体" w:eastAsia="宋体"/>
-                <w:b w:val="0"/>
-                <w:sz w:val="17"/>
-              </w:rPr>
-              <w:t>drillId、计划时间、实际完成、状态</w:t>
-            </w:r>
-          </w:p>
-        </w:tc>
-        <w:tc>
-          <w:tcPr>
-            <w:tcW w:type="dxa" w:w="3798"/>
-            <w:vAlign w:val="center"/>
-          </w:tcPr>
-          <w:p>
-            <w:pPr>
-              <w:spacing w:before="0" w:after="0" w:line="240" w:lineRule="auto"/>
-            </w:pPr>
-            <w:r>
-              <w:rPr>
-                <w:rFonts w:ascii="宋体" w:hAnsi="宋体" w:eastAsia="宋体"/>
-                <w:b w:val="0"/>
-                <w:sz w:val="17"/>
-              </w:rPr>
-              <w:t>取消/逾期不计完成，补演关联原计划。</w:t>
-            </w:r>
-          </w:p>
-        </w:tc>
-        <w:tc>
-          <w:tcPr>
-            <w:tcW w:type="dxa" w:w="2154"/>
-            <w:vAlign w:val="center"/>
-          </w:tcPr>
-          <w:p>
-            <w:pPr>
-              <w:spacing w:before="0" w:after="0" w:line="240" w:lineRule="auto"/>
-            </w:pPr>
-            <w:r>
-              <w:rPr>
-                <w:rFonts w:ascii="宋体" w:hAnsi="宋体" w:eastAsia="宋体"/>
-                <w:b w:val="0"/>
-                <w:sz w:val="17"/>
-              </w:rPr>
-              <w:t>FR-010—012；RCLR-007</w:t>
-            </w:r>
-          </w:p>
-        </w:tc>
-      </w:tr>
-      <w:tr>
-        <w:tc>
-          <w:tcPr>
-            <w:tcW w:type="dxa" w:w="1701"/>
-            <w:vAlign w:val="center"/>
-          </w:tcPr>
-          <w:p>
-            <w:pPr>
-              <w:spacing w:before="0" w:after="0" w:line="240" w:lineRule="auto"/>
-            </w:pPr>
-            <w:r>
-              <w:rPr>
-                <w:rFonts w:ascii="宋体" w:hAnsi="宋体" w:eastAsia="宋体"/>
-                <w:b w:val="0"/>
-                <w:sz w:val="17"/>
-              </w:rPr>
-              <w:t>打卡点/记录</w:t>
-            </w:r>
-          </w:p>
-        </w:tc>
-        <w:tc>
-          <w:tcPr>
-            <w:tcW w:type="dxa" w:w="3005"/>
-            <w:vAlign w:val="center"/>
-          </w:tcPr>
-          <w:p>
-            <w:pPr>
-              <w:spacing w:before="0" w:after="0" w:line="240" w:lineRule="auto"/>
-            </w:pPr>
-            <w:r>
-              <w:rPr>
-                <w:rFonts w:ascii="宋体" w:hAnsi="宋体" w:eastAsia="宋体"/>
-                <w:b w:val="0"/>
-                <w:sz w:val="17"/>
-              </w:rPr>
-              <w:t>pointId、taskId、扫码时间、结果</w:t>
-            </w:r>
-          </w:p>
-        </w:tc>
-        <w:tc>
-          <w:tcPr>
-            <w:tcW w:type="dxa" w:w="3798"/>
-            <w:vAlign w:val="center"/>
-          </w:tcPr>
-          <w:p>
-            <w:pPr>
-              <w:spacing w:before="0" w:after="0" w:line="240" w:lineRule="auto"/>
-            </w:pPr>
-            <w:r>
-              <w:rPr>
-                <w:rFonts w:ascii="宋体" w:hAnsi="宋体" w:eastAsia="宋体"/>
-                <w:b w:val="0"/>
-                <w:sz w:val="17"/>
-              </w:rPr>
-              <w:t>任务/点位/时段绑定，重复扫码幂等。</w:t>
-            </w:r>
-          </w:p>
-        </w:tc>
-        <w:tc>
-          <w:tcPr>
-            <w:tcW w:type="dxa" w:w="2154"/>
-            <w:vAlign w:val="center"/>
-          </w:tcPr>
-          <w:p>
-            <w:pPr>
-              <w:spacing w:before="0" w:after="0" w:line="240" w:lineRule="auto"/>
-            </w:pPr>
-            <w:r>
-              <w:rPr>
-                <w:rFonts w:ascii="宋体" w:hAnsi="宋体" w:eastAsia="宋体"/>
-                <w:b w:val="0"/>
-                <w:sz w:val="17"/>
-              </w:rPr>
-              <w:t>FR-017—020；RCLR-005</w:t>
-            </w:r>
-          </w:p>
-        </w:tc>
-      </w:tr>
-      <w:tr>
-        <w:tc>
-          <w:tcPr>
-            <w:tcW w:type="dxa" w:w="1701"/>
-            <w:vAlign w:val="center"/>
-          </w:tcPr>
-          <w:p>
-            <w:pPr>
-              <w:spacing w:before="0" w:after="0" w:line="240" w:lineRule="auto"/>
-            </w:pPr>
-            <w:r>
-              <w:rPr>
-                <w:rFonts w:ascii="宋体" w:hAnsi="宋体" w:eastAsia="宋体"/>
-                <w:b w:val="0"/>
-                <w:sz w:val="17"/>
-              </w:rPr>
-              <w:t>消息发送/外部调用</w:t>
-            </w:r>
-          </w:p>
-        </w:tc>
-        <w:tc>
-          <w:tcPr>
-            <w:tcW w:type="dxa" w:w="3005"/>
-            <w:vAlign w:val="center"/>
-          </w:tcPr>
-          <w:p>
-            <w:pPr>
-              <w:spacing w:before="0" w:after="0" w:line="240" w:lineRule="auto"/>
-            </w:pPr>
-            <w:r>
-              <w:rPr>
-                <w:rFonts w:ascii="宋体" w:hAnsi="宋体" w:eastAsia="宋体"/>
-                <w:b w:val="0"/>
-                <w:sz w:val="17"/>
-              </w:rPr>
-              <w:t>messageId、尝试序号、最终状态、回执时间</w:t>
-            </w:r>
-          </w:p>
-        </w:tc>
-        <w:tc>
-          <w:tcPr>
-            <w:tcW w:type="dxa" w:w="3798"/>
-            <w:vAlign w:val="center"/>
-          </w:tcPr>
-          <w:p>
-            <w:pPr>
-              <w:spacing w:before="0" w:after="0" w:line="240" w:lineRule="auto"/>
-            </w:pPr>
-            <w:r>
-              <w:rPr>
-                <w:rFonts w:ascii="宋体" w:hAnsi="宋体" w:eastAsia="宋体"/>
-                <w:b w:val="0"/>
-                <w:sz w:val="17"/>
-              </w:rPr>
-              <w:t>保留超时/重试/降级历史，重复回执幂等。</w:t>
-            </w:r>
-          </w:p>
-        </w:tc>
-        <w:tc>
-          <w:tcPr>
-            <w:tcW w:type="dxa" w:w="2154"/>
-            <w:vAlign w:val="center"/>
-          </w:tcPr>
-          <w:p>
-            <w:pPr>
-              <w:spacing w:before="0" w:after="0" w:line="240" w:lineRule="auto"/>
-            </w:pPr>
-            <w:r>
-              <w:rPr>
-                <w:rFonts w:ascii="宋体" w:hAnsi="宋体" w:eastAsia="宋体"/>
-                <w:b w:val="0"/>
-                <w:sz w:val="17"/>
-              </w:rPr>
-              <w:t>FR-020、022；RCLR-008</w:t>
-            </w:r>
-          </w:p>
-        </w:tc>
-      </w:tr>
-      <w:tr>
-        <w:tc>
-          <w:tcPr>
-            <w:tcW w:type="dxa" w:w="1701"/>
-            <w:vAlign w:val="center"/>
-          </w:tcPr>
-          <w:p>
-            <w:pPr>
-              <w:spacing w:before="0" w:after="0" w:line="240" w:lineRule="auto"/>
-            </w:pPr>
-            <w:r>
-              <w:rPr>
-                <w:rFonts w:ascii="宋体" w:hAnsi="宋体" w:eastAsia="宋体"/>
-                <w:b w:val="0"/>
-                <w:sz w:val="17"/>
-              </w:rPr>
-              <w:t>附件/审计记录</w:t>
-            </w:r>
-          </w:p>
-        </w:tc>
-        <w:tc>
-          <w:tcPr>
-            <w:tcW w:type="dxa" w:w="3005"/>
-            <w:vAlign w:val="center"/>
-          </w:tcPr>
-          <w:p>
-            <w:pPr>
-              <w:spacing w:before="0" w:after="0" w:line="240" w:lineRule="auto"/>
-            </w:pPr>
-            <w:r>
-              <w:rPr>
-                <w:rFonts w:ascii="宋体" w:hAnsi="宋体" w:eastAsia="宋体"/>
-                <w:b w:val="0"/>
-                <w:sz w:val="17"/>
-              </w:rPr>
-              <w:t>attachmentId、关联对象、删除状态、操作者</w:t>
-            </w:r>
-          </w:p>
-        </w:tc>
-        <w:tc>
-          <w:tcPr>
-            <w:tcW w:type="dxa" w:w="3798"/>
-            <w:vAlign w:val="center"/>
-          </w:tcPr>
-          <w:p>
-            <w:pPr>
-              <w:spacing w:before="0" w:after="0" w:line="240" w:lineRule="auto"/>
-            </w:pPr>
-            <w:r>
-              <w:rPr>
-                <w:rFonts w:ascii="宋体" w:hAnsi="宋体" w:eastAsia="宋体"/>
-                <w:b w:val="0"/>
-                <w:sz w:val="17"/>
-              </w:rPr>
-              <w:t>逻辑删除、归档引用保护和删除审计。</w:t>
-            </w:r>
-          </w:p>
-        </w:tc>
-        <w:tc>
-          <w:tcPr>
-            <w:tcW w:type="dxa" w:w="2154"/>
-            <w:vAlign w:val="center"/>
-          </w:tcPr>
-          <w:p>
-            <w:pPr>
-              <w:spacing w:before="0" w:after="0" w:line="240" w:lineRule="auto"/>
-            </w:pPr>
-            <w:r>
-              <w:rPr>
-                <w:rFonts w:ascii="宋体" w:hAnsi="宋体" w:eastAsia="宋体"/>
-                <w:b w:val="0"/>
-                <w:sz w:val="17"/>
-              </w:rPr>
-              <w:t>FR-013、016；RCLR-010</w:t>
-            </w:r>
-          </w:p>
-        </w:tc>
-      </w:tr>
-    </w:tbl>
-    <w:p>
-      <w:pPr/>
-      <w:r>
-        <w:t>甲方提供真实业务源数据并确认业务正确性；乙方负责模板、映射、清洗、导入和技术校验。外部标识与内部业务标识应保留映射；时间数据应保存来源时间和接收时间；位置数据应保存源精度、新鲜度和最后有效时间。</w:t>
-      </w:r>
-    </w:p>
-    <w:p>
-      <w:pPr>
-        <w:pStyle w:val="2"/>
-      </w:pPr>
-      <w:r>
-        <w:t>5.4 数据安全与审计</w:t>
-      </w:r>
-    </w:p>
-    <w:p>
-      <w:pPr/>
-      <w:r>
-        <w:t>敏感数据应按角色和数据范围控制，导出应审计；事件、任务、控制指令、消息回执和关键配置变更应记录操作者、时间、对象、前后状态及关联标识。日志与过程记录的保存和防篡改要求按冻结基线执行。</w:t>
-      </w:r>
-    </w:p>
-    <w:p>
-      <w:pPr>
-        <w:pStyle w:val="1"/>
-      </w:pPr>
-      <w:r>
-        <w:t>6 非功能需求</w:t>
-      </w:r>
-    </w:p>
-    <w:p>
-      <w:pPr>
-        <w:pStyle w:val="2"/>
-      </w:pPr>
-      <w:r>
-        <w:t>6.1 PE性能指标与容量</w:t>
-      </w:r>
-    </w:p>
-    <w:p>
-      <w:pPr>
-        <w:keepNext/>
-        <w:jc w:val="center"/>
-      </w:pPr>
-      <w:r>
-        <w:t>表 6-1 PE-01—PE-12性能指标</w:t>
-      </w:r>
-    </w:p>
-    <w:tbl>
-      <w:tblPr>
-        <w:tblW w:type="auto" w:w="0"/>
-        <w:tblLayout w:type="fixed"/>
-        <w:tblLook w:firstColumn="1" w:firstRow="1" w:lastColumn="0" w:lastRow="0" w:noHBand="0" w:noVBand="1" w:val="04A0"/>
-      </w:tblPr>
-      <w:tblGrid>
-        <w:gridCol w:w="2256"/>
-        <w:gridCol w:w="2256"/>
-        <w:gridCol w:w="2256"/>
-        <w:gridCol w:w="2256"/>
-      </w:tblGrid>
-      <w:tr>
-        <w:trPr>
-          <w:tblHeader w:val="true"/>
-        </w:trPr>
-        <w:tc>
-          <w:tcPr>
             <w:tcW w:type="dxa" w:w="964"/>
             <w:vAlign w:val="center"/>
           </w:tcPr>
@@ -16311,19 +11803,7 @@
     <w:p>
       <w:pPr/>
       <w:r>
-        <w:t>功能、★属性、数字、责任、期次或验收强度发生变化时，必须先登记 Issue、分析影响并取得授权确认，再同步更新 SRS、</w:t>
-      </w:r>
-      <w:r>
-        <w:t>spec.md</w:t>
-      </w:r>
-      <w:r>
-        <w:t xml:space="preserve">、RTM 和版本记录。G2-05 将基于本 SRS 与 </w:t>
-      </w:r>
-      <w:r>
-        <w:t>spec.md</w:t>
-      </w:r>
-      <w:r>
-        <w:t xml:space="preserve"> 提出不少于 10 条反向澄清；未获人工裁决的内容不得静默写入需求。</w:t>
+        <w:t>功能、★属性、数字、责任、期次或验收强度发生变化时，必须先登记Issue、分析影响并取得授权确认，再同步更新SRS、spec.md、RTM和版本记录。G2-R02已形成并记录G2-RCLR-001—010的课程项目人工裁决；其后新发现、且未由冻结事实或现有裁决确定的问题不得静默写入需求，应按Issue/Change流程处理。</w:t>
       </w:r>
     </w:p>
     <w:p>

--- a/docs/deliverables/08-软件需求规格说明书SRS.docx
+++ b/docs/deliverables/08-软件需求规格说明书SRS.docx
@@ -612,11 +612,6 @@
       <w:pPr>
         <w:jc val="center"/>
       </w:pPr>
-      <w:r>
-        <w:t>目 录（续）</w:t>
-      </w:r>
-    </w:p>
-    <w:p>
       <w:r>
         <w:t>3.6 核心业务流程与异常路径</w:t>
         <w:tab/>
@@ -672,6 +667,61 @@
       </w:r>
     </w:p>
     <w:p>
+      <w:r>
+        <w:t>3.6 核心业务流程与异常路径</w:t>
+        <w:tab/>
+        <w:t>10</w:t>
+        <w:br/>
+        <w:t>3.7 核心状态模型</w:t>
+        <w:tab/>
+        <w:t>10</w:t>
+        <w:br/>
+        <w:t>4 外部接口需求</w:t>
+        <w:tab/>
+        <w:t>10</w:t>
+        <w:br/>
+        <w:t>5 数据需求</w:t>
+        <w:tab/>
+        <w:t>11</w:t>
+        <w:br/>
+        <w:t>5.1 核心数据对象</w:t>
+        <w:tab/>
+        <w:t>11</w:t>
+        <w:br/>
+        <w:t>5.2 核心实体字段字典</w:t>
+        <w:tab/>
+        <w:t>11</w:t>
+        <w:br/>
+        <w:t>5.3 数据质量与来源</w:t>
+        <w:tab/>
+        <w:t>12</w:t>
+        <w:br/>
+        <w:t>5.4 数据安全与审计</w:t>
+        <w:tab/>
+        <w:t>12</w:t>
+        <w:br/>
+        <w:t>6 非功能需求</w:t>
+        <w:tab/>
+        <w:t>12</w:t>
+        <w:br/>
+        <w:t>7 部署、交付与服务约束</w:t>
+        <w:tab/>
+        <w:t>13</w:t>
+        <w:br/>
+        <w:t>8 验收与追踪</w:t>
+        <w:tab/>
+        <w:t>14</w:t>
+        <w:br/>
+        <w:t>9 变更控制与待澄清事项</w:t>
+        <w:tab/>
+        <w:t>14</w:t>
+        <w:br/>
+        <w:t>10 G2规格化阶段补充业务规则</w:t>
+        <w:tab/>
+        <w:t>15</w:t>
+      </w:r>
+    </w:p>
+    <w:p>
       <w:pPr>
         <w:pStyle w:val="1"/>
       </w:pPr>
@@ -5694,14 +5744,6 @@
     </w:tbl>
     <w:p>
       <w:pPr>
-        <w:pStyle w:val="1"/>
-      </w:pPr>
-      <w:r>
-        <w:t>4 外部接口需求</w:t>
-      </w:r>
-    </w:p>
-    <w:p>
-      <w:pPr>
         <w:pStyle w:val="2"/>
       </w:pPr>
       <w:r>
@@ -6858,6 +6900,14 @@
         </w:tc>
       </w:tr>
     </w:tbl>
+    <w:p>
+      <w:pPr>
+        <w:pStyle w:val="1"/>
+      </w:pPr>
+      <w:r>
+        <w:t>4 外部接口需求</w:t>
+      </w:r>
+    </w:p>
     <w:p>
       <w:pPr>
         <w:keepNext/>
@@ -7749,6 +7799,15 @@
       <w:pPr/>
       <w:r>
         <w:t>系统至少管理预案及版本、流程与任务模板、事件与续报、处置任务、人员与位置状态、物资站点与台账、盘点计划与快照、值班打卡、演练计划与评估、消息回执、外部调用、附件和审计记录。</w:t>
+      </w:r>
+    </w:p>
+    <w:p>
+      <w:pPr>
+        <w:keepNext/>
+        <w:jc w:val="center"/>
+      </w:pPr>
+      <w:r>
+        <w:t>表 5-1 核心实体字段字典</w:t>
       </w:r>
     </w:p>
     <w:p>

--- a/docs/deliverables/08-软件需求规格说明书SRS.docx
+++ b/docs/deliverables/08-软件需求规格说明书SRS.docx
@@ -612,6 +612,11 @@
       <w:pPr>
         <w:jc val="center"/>
       </w:pPr>
+      <w:r>
+        <w:t>目 录（续）</w:t>
+      </w:r>
+    </w:p>
+    <w:p>
       <w:r>
         <w:t>3.6 核心业务流程与异常路径</w:t>
         <w:tab/>
@@ -667,61 +672,6 @@
       </w:r>
     </w:p>
     <w:p>
-      <w:r>
-        <w:t>3.6 核心业务流程与异常路径</w:t>
-        <w:tab/>
-        <w:t>10</w:t>
-        <w:br/>
-        <w:t>3.7 核心状态模型</w:t>
-        <w:tab/>
-        <w:t>10</w:t>
-        <w:br/>
-        <w:t>4 外部接口需求</w:t>
-        <w:tab/>
-        <w:t>10</w:t>
-        <w:br/>
-        <w:t>5 数据需求</w:t>
-        <w:tab/>
-        <w:t>11</w:t>
-        <w:br/>
-        <w:t>5.1 核心数据对象</w:t>
-        <w:tab/>
-        <w:t>11</w:t>
-        <w:br/>
-        <w:t>5.2 核心实体字段字典</w:t>
-        <w:tab/>
-        <w:t>11</w:t>
-        <w:br/>
-        <w:t>5.3 数据质量与来源</w:t>
-        <w:tab/>
-        <w:t>12</w:t>
-        <w:br/>
-        <w:t>5.4 数据安全与审计</w:t>
-        <w:tab/>
-        <w:t>12</w:t>
-        <w:br/>
-        <w:t>6 非功能需求</w:t>
-        <w:tab/>
-        <w:t>12</w:t>
-        <w:br/>
-        <w:t>7 部署、交付与服务约束</w:t>
-        <w:tab/>
-        <w:t>13</w:t>
-        <w:br/>
-        <w:t>8 验收与追踪</w:t>
-        <w:tab/>
-        <w:t>14</w:t>
-        <w:br/>
-        <w:t>9 变更控制与待澄清事项</w:t>
-        <w:tab/>
-        <w:t>14</w:t>
-        <w:br/>
-        <w:t>10 G2规格化阶段补充业务规则</w:t>
-        <w:tab/>
-        <w:t>15</w:t>
-      </w:r>
-    </w:p>
-    <w:p>
       <w:pPr>
         <w:pStyle w:val="1"/>
       </w:pPr>
@@ -5744,6 +5694,14 @@
     </w:tbl>
     <w:p>
       <w:pPr>
+        <w:pStyle w:val="1"/>
+      </w:pPr>
+      <w:r>
+        <w:t>4 外部接口需求</w:t>
+      </w:r>
+    </w:p>
+    <w:p>
+      <w:pPr>
         <w:pStyle w:val="2"/>
       </w:pPr>
       <w:r>
@@ -6900,14 +6858,6 @@
         </w:tc>
       </w:tr>
     </w:tbl>
-    <w:p>
-      <w:pPr>
-        <w:pStyle w:val="1"/>
-      </w:pPr>
-      <w:r>
-        <w:t>4 外部接口需求</w:t>
-      </w:r>
-    </w:p>
     <w:p>
       <w:pPr>
         <w:keepNext/>
@@ -7799,15 +7749,6 @@
       <w:pPr/>
       <w:r>
         <w:t>系统至少管理预案及版本、流程与任务模板、事件与续报、处置任务、人员与位置状态、物资站点与台账、盘点计划与快照、值班打卡、演练计划与评估、消息回执、外部调用、附件和审计记录。</w:t>
-      </w:r>
-    </w:p>
-    <w:p>
-      <w:pPr>
-        <w:keepNext/>
-        <w:jc w:val="center"/>
-      </w:pPr>
-      <w:r>
-        <w:t>表 5-1 核心实体字段字典</w:t>
       </w:r>
     </w:p>
     <w:p>

--- a/docs/deliverables/08-软件需求规格说明书SRS.docx
+++ b/docs/deliverables/08-软件需求规格说明书SRS.docx
@@ -8,7 +8,7 @@
         <w:jc w:val="right"/>
       </w:pPr>
       <w:r>
-        <w:t>YJGL-G2-03    V1.1</w:t>
+        <w:t>YJGL-G2-03    V1.2</w:t>
       </w:r>
     </w:p>
     <w:p>
@@ -198,7 +198,7 @@
         <w:jc w:val="left"/>
       </w:pPr>
       <w:r>
-        <w:t>编制日期：2026 年 9 月 15 日</w:t>
+        <w:t>编制日期：2026 年 9 月 16 日</w:t>
       </w:r>
     </w:p>
     <w:p>
@@ -540,6 +540,103 @@
                 <w:rFonts w:ascii="宋体" w:hAnsi="宋体" w:eastAsia="宋体"/>
                 <w:b w:val="0"/>
                 <w:sz w:val="17"/>
+              </w:rPr>
+              <w:t>何思源</w:t>
+            </w:r>
+          </w:p>
+        </w:tc>
+      </w:tr>
+      <w:tr>
+        <w:tc>
+          <w:tcPr>
+            <w:tcW w:type="dxa" w:w="1468"/>
+            <w:vAlign w:val="center"/>
+          </w:tcPr>
+          <w:p>
+            <w:pPr>
+              <w:spacing w:before="0" w:after="0" w:line="240" w:lineRule="auto"/>
+            </w:pPr>
+            <w:r>
+              <w:rPr>
+                <w:rFonts w:ascii="宋体" w:hAnsi="宋体" w:eastAsia="宋体"/>
+                <w:b w:val="0"/>
+                <w:sz w:val="15"/>
+              </w:rPr>
+              <w:t>V1.2</w:t>
+            </w:r>
+          </w:p>
+        </w:tc>
+        <w:tc>
+          <w:tcPr>
+            <w:tcW w:type="dxa" w:w="1487"/>
+            <w:vAlign w:val="center"/>
+          </w:tcPr>
+          <w:p>
+            <w:pPr>
+              <w:spacing w:before="0" w:after="0" w:line="240" w:lineRule="auto"/>
+            </w:pPr>
+            <w:r>
+              <w:rPr>
+                <w:rFonts w:ascii="宋体" w:hAnsi="宋体" w:eastAsia="宋体"/>
+                <w:b w:val="0"/>
+                <w:sz w:val="15"/>
+              </w:rPr>
+              <w:t>2026-09-16</w:t>
+            </w:r>
+          </w:p>
+        </w:tc>
+        <w:tc>
+          <w:tcPr>
+            <w:tcW w:type="dxa" w:w="1464"/>
+            <w:vAlign w:val="center"/>
+          </w:tcPr>
+          <w:p>
+            <w:pPr>
+              <w:spacing w:before="0" w:after="0" w:line="240" w:lineRule="auto"/>
+            </w:pPr>
+            <w:r>
+              <w:rPr>
+                <w:rFonts w:ascii="宋体" w:hAnsi="宋体" w:eastAsia="宋体"/>
+                <w:b w:val="0"/>
+                <w:sz w:val="15"/>
+              </w:rPr>
+              <w:t>第3、8章；目录</w:t>
+            </w:r>
+          </w:p>
+        </w:tc>
+        <w:tc>
+          <w:tcPr>
+            <w:tcW w:type="dxa" w:w="3178"/>
+            <w:vAlign w:val="center"/>
+          </w:tcPr>
+          <w:p>
+            <w:pPr>
+              <w:spacing w:before="0" w:after="0" w:line="240" w:lineRule="auto"/>
+            </w:pPr>
+            <w:r>
+              <w:rPr>
+                <w:rFonts w:ascii="宋体" w:hAnsi="宋体" w:eastAsia="宋体"/>
+                <w:b w:val="0"/>
+                <w:sz w:val="15"/>
+              </w:rPr>
+              <w:t>按 C Review 修正流程/状态插入顺序、39/39 AC 完整性表述及重复目录续段，并重建渲染证据。</w:t>
+            </w:r>
+          </w:p>
+        </w:tc>
+        <w:tc>
+          <w:tcPr>
+            <w:tcW w:type="dxa" w:w="1419"/>
+            <w:vAlign w:val="center"/>
+          </w:tcPr>
+          <w:p>
+            <w:pPr>
+              <w:spacing w:before="0" w:after="0" w:line="240" w:lineRule="auto"/>
+            </w:pPr>
+            <w:r>
+              <w:rPr>
+                <w:rFonts w:ascii="宋体" w:hAnsi="宋体" w:eastAsia="宋体"/>
+                <w:b w:val="0"/>
+                <w:sz w:val="15"/>
               </w:rPr>
               <w:t>何思源</w:t>
             </w:r>
@@ -612,11 +709,6 @@
       <w:pPr>
         <w:jc val="center"/>
       </w:pPr>
-      <w:r>
-        <w:t>目 录（续）</w:t>
-      </w:r>
-    </w:p>
-    <w:p>
       <w:r>
         <w:t>3.6 核心业务流程与异常路径</w:t>
         <w:tab/>
@@ -5694,14 +5786,6 @@
     </w:tbl>
     <w:p>
       <w:pPr>
-        <w:pStyle w:val="1"/>
-      </w:pPr>
-      <w:r>
-        <w:t>4 外部接口需求</w:t>
-      </w:r>
-    </w:p>
-    <w:p>
-      <w:pPr>
         <w:pStyle w:val="2"/>
       </w:pPr>
       <w:r>
@@ -6858,6 +6942,14 @@
         </w:tc>
       </w:tr>
     </w:tbl>
+    <w:p>
+      <w:pPr>
+        <w:pStyle w:val="1"/>
+      </w:pPr>
+      <w:r>
+        <w:t>4 外部接口需求</w:t>
+      </w:r>
+    </w:p>
     <w:p>
       <w:pPr>
         <w:keepNext/>
@@ -7753,6 +7845,42 @@
     </w:p>
     <w:p>
       <w:pPr>
+        <w:keepNext/>
+        <w:jc w:val="center"/>
+      </w:pPr>
+      <w:r>
+        <w:t>表 5-1 核心实体字段字典</w:t>
+      </w:r>
+    </w:p>
+    <w:p>
+      <w:pPr>
+        <w:keepNext/>
+        <w:jc w:val="center"/>
+      </w:pPr>
+      <w:r>
+        <w:t>表 5-1 核心实体字段字典</w:t>
+      </w:r>
+    </w:p>
+    <w:p>
+      <w:pPr>
+        <w:keepNext/>
+        <w:jc w:val="center"/>
+      </w:pPr>
+      <w:r>
+        <w:t>表 5-1 核心实体字段字典</w:t>
+      </w:r>
+    </w:p>
+    <w:p>
+      <w:pPr>
+        <w:keepNext/>
+        <w:jc w:val="center"/>
+      </w:pPr>
+      <w:r>
+        <w:t>表 5-1 核心实体字段字典</w:t>
+      </w:r>
+    </w:p>
+    <w:p>
+      <w:pPr>
         <w:pStyle w:val="2"/>
       </w:pPr>
       <w:r>
@@ -11772,13 +11900,7 @@
         <w:pStyle w:val="a4"/>
       </w:pPr>
       <w:r>
-        <w:t xml:space="preserve">29 条 G2-FR 均有至少一个 </w:t>
-      </w:r>
-      <w:r>
-        <w:t>AC-G2-FR-nnn-xx</w:t>
-      </w:r>
-      <w:r>
-        <w:t xml:space="preserve"> 验收标准。</w:t>
+        <w:t>39 条 G2-FR 均有至少一个 AC-G2-FR-nnn-xx 验收标准。</w:t>
       </w:r>
     </w:p>
     <w:p>

--- a/docs/deliverables/08-软件需求规格说明书SRS.docx
+++ b/docs/deliverables/08-软件需求规格说明书SRS.docx
@@ -7845,42 +7845,6 @@
     </w:p>
     <w:p>
       <w:pPr>
-        <w:keepNext/>
-        <w:jc w:val="center"/>
-      </w:pPr>
-      <w:r>
-        <w:t>表 5-1 核心实体字段字典</w:t>
-      </w:r>
-    </w:p>
-    <w:p>
-      <w:pPr>
-        <w:keepNext/>
-        <w:jc w:val="center"/>
-      </w:pPr>
-      <w:r>
-        <w:t>表 5-1 核心实体字段字典</w:t>
-      </w:r>
-    </w:p>
-    <w:p>
-      <w:pPr>
-        <w:keepNext/>
-        <w:jc w:val="center"/>
-      </w:pPr>
-      <w:r>
-        <w:t>表 5-1 核心实体字段字典</w:t>
-      </w:r>
-    </w:p>
-    <w:p>
-      <w:pPr>
-        <w:keepNext/>
-        <w:jc w:val="center"/>
-      </w:pPr>
-      <w:r>
-        <w:t>表 5-1 核心实体字段字典</w:t>
-      </w:r>
-    </w:p>
-    <w:p>
-      <w:pPr>
         <w:pStyle w:val="2"/>
       </w:pPr>
       <w:r>
@@ -9471,15 +9435,6 @@
       </w:pPr>
       <w:r>
         <w:t>5.3 数据质量与来源</w:t>
-      </w:r>
-    </w:p>
-    <w:p>
-      <w:pPr>
-        <w:keepNext/>
-        <w:jc w:val="center"/>
-      </w:pPr>
-      <w:r>
-        <w:t>表 5-1 核心实体字段字典</w:t>
       </w:r>
     </w:p>
     <w:p>

--- a/docs/deliverables/08-软件需求规格说明书SRS.docx
+++ b/docs/deliverables/08-软件需求规格说明书SRS.docx
@@ -665,6 +665,58 @@
                 <w:b w:val="0"/>
                 <w:sz w:val="15"/>
               </w:rPr>
+              <w:t>何思源</w:t>
+            </w:r>
+          </w:p>
+        </w:tc>
+      </w:tr>
+      <w:tr>
+        <w:tc>
+          <w:tcPr>
+            <w:tcW w:type="dxa" w:w="1468"/>
+          </w:tcPr>
+          <w:p>
+            <w:r>
+              <w:t>V1.3</w:t>
+            </w:r>
+          </w:p>
+        </w:tc>
+        <w:tc>
+          <w:tcPr>
+            <w:tcW w:type="dxa" w:w="1487"/>
+          </w:tcPr>
+          <w:p>
+            <w:r>
+              <w:t>2026-09-16</w:t>
+            </w:r>
+          </w:p>
+        </w:tc>
+        <w:tc>
+          <w:tcPr>
+            <w:tcW w:type="dxa" w:w="1464"/>
+          </w:tcPr>
+          <w:p>
+            <w:r>
+              <w:t>第3章</w:t>
+            </w:r>
+          </w:p>
+        </w:tc>
+        <w:tc>
+          <w:tcPr>
+            <w:tcW w:type="dxa" w:w="3178"/>
+          </w:tcPr>
+          <w:p>
+            <w:r>
+              <w:t>G2-R05 同步 RCLR 双镜像状态，清除 spec/RTM 待同步旧表述。</w:t>
+            </w:r>
+          </w:p>
+        </w:tc>
+        <w:tc>
+          <w:tcPr>
+            <w:tcW w:type="dxa" w:w="1419"/>
+          </w:tcPr>
+          <w:p>
+            <w:r>
               <w:t>何思源</w:t>
             </w:r>
           </w:p>
@@ -5329,7 +5381,7 @@
                 <w:b w:val="0"/>
                 <w:sz w:val="17"/>
               </w:rPr>
-              <w:t>FR-013—016、027；RCLR-001、002、004、010；spec/RTM待同步</w:t>
+              <w:t>FR-013—016、027；RCLR-001、002、004、010；spec/RTM已同步</w:t>
             </w:r>
           </w:p>
         </w:tc>
@@ -5406,7 +5458,7 @@
                 <w:b w:val="0"/>
                 <w:sz w:val="17"/>
               </w:rPr>
-              <w:t>FR-003、015、022；RCLR-003、008、010；spec/RTM待同步</w:t>
+              <w:t>FR-003、015、022；RCLR-003、008、010；spec/RTM已同步</w:t>
             </w:r>
           </w:p>
         </w:tc>
@@ -5483,7 +5535,7 @@
                 <w:b w:val="0"/>
                 <w:sz w:val="17"/>
               </w:rPr>
-              <w:t>FR-010—012、023；RCLR-007；spec/RTM待同步</w:t>
+              <w:t>FR-010—012、023；RCLR-007；spec/RTM已同步</w:t>
             </w:r>
           </w:p>
         </w:tc>
@@ -5560,7 +5612,7 @@
                 <w:b w:val="0"/>
                 <w:sz w:val="17"/>
               </w:rPr>
-              <w:t>FR-008、009、025；RCLR-006；spec/RTM待同步</w:t>
+              <w:t>FR-008、009、025；RCLR-006；spec/RTM已同步</w:t>
             </w:r>
           </w:p>
         </w:tc>
@@ -5637,7 +5689,7 @@
                 <w:b w:val="0"/>
                 <w:sz w:val="17"/>
               </w:rPr>
-              <w:t>FR-017—020、024、032；RCLR-005、008；spec/RTM待同步</w:t>
+              <w:t>FR-017—020、024、032；RCLR-005、008；spec/RTM已同步</w:t>
             </w:r>
           </w:p>
         </w:tc>
@@ -5714,7 +5766,7 @@
                 <w:b w:val="0"/>
                 <w:sz w:val="17"/>
               </w:rPr>
-              <w:t>FR-005、029；RCLR-009；spec/RTM待同步</w:t>
+              <w:t>FR-005、029；RCLR-009；spec/RTM已同步</w:t>
             </w:r>
           </w:p>
         </w:tc>
@@ -11317,7 +11369,7 @@
         <w:jc w:val="right"/>
       </w:pPr>
       <w:r>
-        <w:t>G2-R05应在spec.md中使用本文件相同的G2-FR和AC编号，并将本轮标记为“spec/RTM待同步”的可观察规则补入双镜像。RTM至少追踪原始FR、G2-FR、用户故事、AC、G2-RCLR、设计、实现、测试和结果；任何编号、范围或验收语义差异均阻断M2返工准出。</w:t>
+        <w:t>G2-R05应在spec.md中使用本文件相同的G2-FR和AC编号，并将本轮标记为“spec/RTM已同步”的可观察规则补入双镜像。RTM至少追踪原始FR、G2-FR、用户故事、AC、G2-RCLR、设计、实现、测试和结果；任何编号、范围或验收语义差异均阻断M2返工准出。</w:t>
       </w:r>
     </w:p>
     <w:p>

--- a/docs/deliverables/08-软件需求规格说明书SRS.docx
+++ b/docs/deliverables/08-软件需求规格说明书SRS.docx
@@ -1293,7 +1293,7 @@
         <w:jc w:val="right"/>
       </w:pPr>
       <w:r>
-        <w:t>下表保留39条受控功能需求及既有验收标准。G2-R02已完成反向澄清裁决，G2-R03仅补充需求级流程、状态、字段和量化语义；本轮影响AC的可观察规则均标记为G2-R05对spec.md与RTM的待同步项。</w:t>
+        <w:t>下表保留39条受控功能需求及既有验收标准。G2-R02已完成反向澄清裁决，G2-R03仅补充需求级流程、状态、字段和量化语义；本轮影响AC的可观察规则已在G2-R05完成对spec.md与RTM的10/10同步。</w:t>
       </w:r>
     </w:p>
     <w:p>
@@ -5188,7 +5188,7 @@
           <w:sz w:val="28"/>
           <w:szCs w:val="28"/>
         </w:rPr>
-        <w:t>3.6核心业务流程与异常路径。表3-6覆盖主路径及异常路径；其可观察规则将在G2-R05同步至spec.md和RTM。</w:t>
+        <w:t>3.6核心业务流程与异常路径。表3-6覆盖主路径及异常路径；其可观察规则已在G2-R05同步至spec.md和RTM。</w:t>
       </w:r>
     </w:p>
     <w:p>
@@ -5304,7 +5304,7 @@
                 <w:b/>
                 <w:sz w:val="17"/>
               </w:rPr>
-              <w:t>追踪与待同步</w:t>
+              <w:t>追踪与同步状态</w:t>
             </w:r>
           </w:p>
         </w:tc>
@@ -11369,7 +11369,7 @@
         <w:jc w:val="right"/>
       </w:pPr>
       <w:r>
-        <w:t>G2-R05应在spec.md中使用本文件相同的G2-FR和AC编号，并将本轮标记为“spec/RTM已同步”的可观察规则补入双镜像。RTM至少追踪原始FR、G2-FR、用户故事、AC、G2-RCLR、设计、实现、测试和结果；任何编号、范围或验收语义差异均阻断M2返工准出。</w:t>
+        <w:t>G2-R05已在spec.md中使用本文件相同的G2-FR和AC编号，并将相关可观察规则补入双镜像；G2-RCLR-001—010已在spec、RTM和正式镜像完成10/10同步。RTM至少追踪原始FR、G2-FR、用户故事、AC、G2-RCLR、设计、实现、测试和结果；任何编号、范围或验收语义差异均阻断M2返工准出。</w:t>
       </w:r>
     </w:p>
     <w:p>
